--- a/estudo-mercado-gtk/ESTUDO_DE_MERCADO_GTK_PRE-MOLDADOS.docx
+++ b/estudo-mercado-gtk/ESTUDO_DE_MERCADO_GTK_PRE-MOLDADOS.docx
@@ -156,7 +156,33 @@
         <w:pStyle w:val="FirstParagraph"/>
       </w:pPr>
       <w:r>
-        <w:t xml:space="preserve">O estudo seguiu metodologia estruturada em quatro fases: (i) briefing e caracterização do empreendimento a partir dos documentos societários e da proposta técnico-comercial do fornecedor dos equipamentos (Gervasi Brasil, orçamento REV00 de 12/05/2026); (ii) coleta de dados em fontes públicas oficiais (IBGE, SNIC, ANEEL, IEMA, SINAPI/Caixa, Sebrae, Sudene/BNB) e setoriais (ABCP, BlocoBrasil, Sinduscon-ES, IJSN), complementada por levantamento de concorrentes, fornecedores e compradores na área de influência; (iii) análise e dimensionamento do mercado pelo método da área de influência ponderada, com triangulação top-down (consumo de cimento e parâmetros setoriais) e bottom-up (obras, licitações e canais de revenda); e (iv) consolidação das conclusões com matriz de riscos e recomendações estratégicas.</w:t>
+        <w:t xml:space="preserve">O estudo seguiu metodologia estruturada em quatro fases: (i) briefing e caracterização do empreendimento a partir dos documentos societários e da proposta técnico-comercial do fornecedor dos equipamentos (Gervasi Brasil, orçamento REV00 de 12/05/2026); (ii) coleta de dados em fontes públicas oficiais (IBGE, SNIC, ANEEL, IEMA, SINAPI/Caixa, Sebrae, Sudene/BNB) e setoriais (ABCP, BlocoBrasil, Sinduscon-ES, IJSN), complementada por levantamento de concorrentes, fornecedores e compradores na área de influência; (iii) análise e dimensionamento do mercado pelo método da área de influência ponderada, com triangulação top-down (consumo de cimento e parâmetros setoriais) e bottom-up (obras, licitações e canais de revenda); e (iv) consolidação das conclusões com matriz de riscos e recomendações estratégicas. O estudo passou ainda por</w:t>
+      </w:r>
+      <w:r>
+        <w:t xml:space="preserve"> </w:t>
+      </w:r>
+      <w:r>
+        <w:rPr>
+          <w:bCs/>
+          <w:b/>
+        </w:rPr>
+        <w:t xml:space="preserve">auditoria interna de consistência</w:t>
+      </w:r>
+      <w:r>
+        <w:t xml:space="preserve">: todos os números derivados foram recalculados por script e estão documentados, fórmula a fórmula, no</w:t>
+      </w:r>
+      <w:r>
+        <w:t xml:space="preserve"> </w:t>
+      </w:r>
+      <w:r>
+        <w:rPr>
+          <w:bCs/>
+          <w:b/>
+        </w:rPr>
+        <w:t xml:space="preserve">Apêndice A — Memória de Cálculo</w:t>
+      </w:r>
+      <w:r>
+        <w:t xml:space="preserve">; a rastreabilidade afirmação-a-fonte consta do arquivo anexo de auditoria de fontes. Onde um parâmetro não possui fonte pública, o texto o declara explicitamente como premissa técnica e apresenta a sensibilidade do resultado a ela.</w:t>
       </w:r>
     </w:p>
     <w:p>
@@ -947,7 +973,7 @@
         <w:pStyle w:val="FirstParagraph"/>
       </w:pPr>
       <w:r>
-        <w:t xml:space="preserve">Essa posição é uma vantagem competitiva objetiva num produto em que o frete é decisivo: bloco de concreto é mercadoria de baixo valor unitário e alto peso (um caminhão truck transporta cerca de 1.700 a 2.000 blocos de 14 cm, ou 11 a 13 toneladas), de modo que o raio econômico de entrega raramente ultrapassa 80 a 120 km. Instalada no centro geométrico do quadrilátero São Mateus–Nova Venécia–Jaguaré–Boa Esperança, a GTK alcança com frete curto um conjunto urbano e rural que os concorrentes da Grande Vitória (a mais de 200 km) só atendem com frete caro, e que as fábricas litorâneas atendem apenas parcialmente. Além disso, a rodovia é asfaltada, com obras recentes de recuperação pelo DER-ES no próprio trecho [8], e conecta a planta em uma ponta à BR-101 (corredor norte–sul do estado, acesso a Linhares, Sooretama e ao litoral) e na outra ao polo granítico e cafeeiro de Nova Venécia, com prolongamento natural a Vila Pavão, Barra de São Francisco e ao noroeste do estado.</w:t>
+        <w:t xml:space="preserve">Essa posição é uma vantagem competitiva objetiva num produto em que o frete é decisivo: bloco de concreto é mercadoria de baixo valor unitário e alto peso — um caminhão truck de carga útil de 13–14 t transporta cerca de 1.100 a 1.180 blocos de 14 cm (~11,9 kg cada [44]) —, de modo que o raio econômico de entrega raramente ultrapassa 80 a 120 km. Instalada no centro geométrico do quadrilátero São Mateus–Nova Venécia–Jaguaré–Boa Esperança, a GTK alcança com frete curto um conjunto urbano e rural que os concorrentes da Grande Vitória (a mais de 200 km) só atendem com frete caro, e que as fábricas litorâneas atendem apenas parcialmente. Além disso, a rodovia é asfaltada, com obras recentes de recuperação pelo DER-ES no próprio trecho [8], e conecta a planta em uma ponta à BR-101 (corredor norte–sul do estado, acesso a Linhares, Sooretama e ao litoral) e na outra ao polo granítico e cafeeiro de Nova Venécia, com prolongamento natural a Vila Pavão, Barra de São Francisco e ao noroeste do estado.</w:t>
       </w:r>
     </w:p>
     <w:p>
@@ -2112,7 +2138,7 @@
         <w:pStyle w:val="FirstParagraph"/>
       </w:pPr>
       <w:r>
-        <w:t xml:space="preserve">O ambiente nacional é de recuperação moderada com juros altos. As vendas de cimento — melhor termômetro agregado da construção — somaram 64,7 milhões de toneladas em 2024, alta de 3,9% sobre 2023 [18][19], e fecharam 2025 em cerca de 67 milhões de toneladas, alta de 3,7% [20], recuperando as perdas de 2022–2023. Para a indústria de blocos de concreto, a entidade setorial BlocoBrasil já dimensionou a capacidade instalada nacional em torno de 100 milhões de blocos/mês [21], e estimativas de mercado projetam crescimento na casa de 4% ao ano para o segmento até o fim da década [22][23]. Dois vetores estruturais favorecem especificamente o produto da GTK:</w:t>
+        <w:t xml:space="preserve">O ambiente nacional é de recuperação moderada com juros altos. As vendas de cimento — melhor termômetro agregado da construção — somaram 64,7 milhões de toneladas em 2024, alta de 3,9% sobre 2023 [18], com consumo aparente de 64,8 milhões de toneladas (+4,1%) [19], e fecharam 2025 em cerca de 67 milhões de toneladas comercializadas, alta de 3,7% [20], recuperando as perdas de 2022–2023. Para a indústria de blocos de concreto, a entidade setorial BlocoBrasil dimensionou, em pesquisa de março de 2013, a capacidade instalada nacional em torno de 100 milhões de blocos/mês [21] — referência histórica que ilustra a escala industrial do segmento —, e projeções de mercado independentes indicam crescimento na casa de 4 a 6% ao ano para blocos e pavimentos intertravados nesta década [23]. Dois vetores estruturais favorecem especificamente o produto da GTK:</w:t>
       </w:r>
     </w:p>
     <w:p>
@@ -2130,7 +2156,7 @@
         <w:t xml:space="preserve"> </w:t>
       </w:r>
       <w:r>
-        <w:t xml:space="preserve">O bloco de concreto estrutural tornou-se o sistema construtivo dominante da habitação popular brasileira por ser mais rápido e barato que a estrutura convencional. O programa Minha Casa, Minha Vida opera em ciclo forte: o Governo Federal contratou no Espírito Santo 18,06 mil unidades entre 2023 e 2025, com investimento de R$ 2,62 bilhões [24], e o programa segue com orçamento recorde nacionalmente [22]. Cada casa térrea típica de 41–60 m² consome da ordem de 2,2 mil a 3 mil blocos — ou seja, apenas as ~3,8 mil unidades concluídas por ano no estado [25] representam demanda potencial de 8 a 11 milhões de blocos/ano no ES.</w:t>
+        <w:t xml:space="preserve">O bloco de concreto estrutural tornou-se o sistema construtivo dominante da habitação popular brasileira por ser mais rápido e barato que a estrutura convencional. O programa Minha Casa, Minha Vida opera em ciclo forte de contratações: o Governo Federal contratou no Espírito Santo 18,06 mil unidades entre 2023 e 2025, com investimento de R$ 2,62 bilhões [24]. Cada casa térrea típica de 41–60 m² consome da ordem de 2,2 mil a 3 mil blocos — ou seja, apenas as ~3,8 mil unidades concluídas por ano no estado [25] representariam demanda potencial máxima da ordem de 8 a 11 milhões de blocos/ano no ES (premissa de teto: totalidade das obras em alvenaria de blocos de concreto; na prática o sistema responde por uma parcela — ainda assim contada em milhões de unidades).</w:t>
       </w:r>
     </w:p>
     <w:p>
@@ -2232,7 +2258,7 @@
         <w:t xml:space="preserve"> </w:t>
       </w:r>
       <w:r>
-        <w:t xml:space="preserve">[37]. A operadora Seacrest investiu US$ 699 milhões na aquisição dos polos Cricaré e Norte Capixaba (campos em São Mateus, Jaguaré, Conceição da Barra e Linhares) e vem aplicando cerca de R$ 1 bilhão/ano na região, com meta de mais que dobrar a produção até 2027 e previsão de 2 mil empregos [38][39]. A indústria capixaba cresceu 20,2% puxada pelo petróleo, liderando o avanço nacional [40].</w:t>
+        <w:t xml:space="preserve">[37]. A operadora Seacrest investiu US$ 699 milhões na aquisição dos polos Cricaré e Norte Capixaba (campos em São Mateus, Jaguaré, Conceição da Barra e Linhares) e vem aplicando cerca de R$ 1 bilhão/ano na região, com meta de mais que dobrar a produção até 2027 e previsão de 2 mil empregos [38][39]. A produção industrial capixaba cresceu 20,2% no 1º semestre de 2026 frente ao mesmo período de 2025 (PIM-PF/IBGE) — o maior avanço do país, contra média nacional de +1,5% —, puxada pelo petróleo e gás [40][131].</w:t>
       </w:r>
     </w:p>
     <w:p>
@@ -3682,7 +3708,7 @@
         <w:t xml:space="preserve">assimetria competitiva da geografia</w:t>
       </w:r>
       <w:r>
-        <w:t xml:space="preserve">: dentro do primeiro anel (raio ~50 km), não foi localizado nenhum fabricante certificado nem nenhuma planta automática de blocos — a oferta local é artesanal/semimecanizada (cap. 6). Os fabricantes industriais certificados do estado (Ademar do Bloco, Bela Vista, Cidade Engenharia) estão todos a 200–260 km, na região Aracruz–Serra [58][59][60], com frete proibitivo para o dia a dia do varejo do norte (um caminhão de blocos a R$ 6–8/km percorridos adiciona R$ 1,20–2,00 ao custo unitário do bloco trazido da Grande Vitória). A GTK nascerá, assim, como a</w:t>
+        <w:t xml:space="preserve">: dentro do primeiro anel (raio ~50 km), não foi localizado nenhum fabricante certificado nem nenhuma planta automática de blocos — a oferta local é artesanal/semimecanizada (cap. 6). Os fabricantes industriais certificados do estado (Ademar do Bloco, Bela Vista, Cidade Engenharia) estão todos a 200–260 km, na região Aracruz–Serra [58][59][60], com frete proibitivo para o dia a dia do varejo do norte (mesmo em carreta de 25–30 t, o percurso de ida e volta de ~400 km adiciona R$ 1,30–1,90 por bloco trazido da Grande Vitória — memória no cap. 9.2). A GTK nascerá, assim, como a</w:t>
       </w:r>
       <w:r>
         <w:t xml:space="preserve"> </w:t>
@@ -3743,42 +3769,71 @@
           <w:bCs/>
           <w:b/>
         </w:rPr>
-        <w:t xml:space="preserve">Método A — Top-down pelo consumo de cimento.</w:t>
-      </w:r>
-      <w:r>
-        <w:t xml:space="preserve"> </w:t>
-      </w:r>
-      <w:r>
-        <w:t xml:space="preserve">O consumo nacional de 64,7 Mt de cimento (2024) para 203 milhões de habitantes equivale a ~318 kg/hab/ano [18]. Aplicado à área de influência ponderada (152,9 mil hab-eq), o consumo local estimado é de</w:t>
-      </w:r>
-      <w:r>
-        <w:t xml:space="preserve"> </w:t>
-      </w:r>
-      <w:r>
-        <w:rPr>
-          <w:bCs/>
-          <w:b/>
-        </w:rPr>
-        <w:t xml:space="preserve">~48,6 mil t de cimento/ano</w:t>
-      </w:r>
-      <w:r>
-        <w:t xml:space="preserve">. Pesquisa da ABCP indica que artefatos/pré-fabricados de concreto respondem por parcela relevante do destino do cimento [61]; adotando de forma conservadora que 10–15% do cimento da região vira blocos, pavers e artefatos vibroprensados, o mercado local consumiria 4,9–7,3 mil t/ano de cimento em artefatos — o suficiente para</w:t>
-      </w:r>
-      <w:r>
-        <w:t xml:space="preserve"> </w:t>
-      </w:r>
-      <w:r>
-        <w:rPr>
-          <w:bCs/>
-          <w:b/>
-        </w:rPr>
-        <w:t xml:space="preserve">4,9 a 7,3 milhões de blocos-equivalentes/ano</w:t>
-      </w:r>
-      <w:r>
-        <w:t xml:space="preserve"> </w:t>
-      </w:r>
-      <w:r>
-        <w:t xml:space="preserve">(a ~1,0 kg de cimento por bloco).</w:t>
+        <w:t xml:space="preserve">Método A — Top-down pelo consumo de cimento (validação cruzada).</w:t>
+      </w:r>
+      <w:r>
+        <w:t xml:space="preserve"> </w:t>
+      </w:r>
+      <w:r>
+        <w:t xml:space="preserve">O consumo per capita de cimento no Brasil é da ordem de</w:t>
+      </w:r>
+      <w:r>
+        <w:t xml:space="preserve"> </w:t>
+      </w:r>
+      <w:r>
+        <w:rPr>
+          <w:bCs/>
+          <w:b/>
+        </w:rPr>
+        <w:t xml:space="preserve">280 kg/hab/ano</w:t>
+      </w:r>
+      <w:r>
+        <w:t xml:space="preserve"> </w:t>
+      </w:r>
+      <w:r>
+        <w:t xml:space="preserve">[138]. Aplicado à área de influência ponderada (152,9 mil hab-eq), o consumo local estimado é de</w:t>
+      </w:r>
+      <w:r>
+        <w:t xml:space="preserve"> </w:t>
+      </w:r>
+      <w:r>
+        <w:rPr>
+          <w:bCs/>
+          <w:b/>
+        </w:rPr>
+        <w:t xml:space="preserve">~42,8 mil t de cimento/ano</w:t>
+      </w:r>
+      <w:r>
+        <w:t xml:space="preserve">. A fração desse cimento destinada a artefatos vibroprensados não é publicada por SNIC/ABCP — a literatura oficial detalha apenas a estrutura de canais do mercado de cimento [134] e o panorama do concreto [61] —, de modo que este estudo adota</w:t>
+      </w:r>
+      <w:r>
+        <w:t xml:space="preserve"> </w:t>
+      </w:r>
+      <w:r>
+        <w:rPr>
+          <w:bCs/>
+          <w:b/>
+        </w:rPr>
+        <w:t xml:space="preserve">premissa técnica declarada de 8% a 15%, com cenário central de 12%</w:t>
+      </w:r>
+      <w:r>
+        <w:t xml:space="preserve">. O resultado — 3,4 a 6,4 mil t/ano de cimento em artefatos, equivalentes a</w:t>
+      </w:r>
+      <w:r>
+        <w:t xml:space="preserve"> </w:t>
+      </w:r>
+      <w:r>
+        <w:rPr>
+          <w:bCs/>
+          <w:b/>
+        </w:rPr>
+        <w:t xml:space="preserve">3,4 a 6,4 milhões de blocos-equivalentes/ano</w:t>
+      </w:r>
+      <w:r>
+        <w:t xml:space="preserve"> </w:t>
+      </w:r>
+      <w:r>
+        <w:t xml:space="preserve">(a ~1,0 kg de cimento por bloco) — funciona como teste de razoabilidade do Método B, que lidera o dimensionamento por ser construído com dados locais verificáveis (memória de cálculo no Apêndice A).</w:t>
       </w:r>
     </w:p>
     <w:p>
@@ -3889,23 +3944,71 @@
         <w:t xml:space="preserve">Pavimentação pública</w:t>
       </w:r>
       <w:r>
-        <w:t xml:space="preserve">: o pipeline público mapeado no capítulo 8 (26 ruas em blocos em São Mateus por convênio de R$ 7 milhões [67]; registro de preços municipal ativo de pavimentação em sextavado [68][69]; 13 ruas em Jaguaré [28]; 9 ruas em São Gabriel da Palha [70]; obras em Boa Esperança [71]; programa estadual Caminhos do Campo com R$ 257 milhões contratados em 2024–2025 para calçamento rural em 35 municípios [72]) sustenta demanda pública recorrente de</w:t>
-      </w:r>
-      <w:r>
-        <w:t xml:space="preserve"> </w:t>
-      </w:r>
-      <w:r>
-        <w:rPr>
-          <w:bCs/>
-          <w:b/>
-        </w:rPr>
-        <w:t xml:space="preserve">60 a 120 mil m² de piso intertravado/sextavado por ano</w:t>
-      </w:r>
-      <w:r>
-        <w:t xml:space="preserve"> </w:t>
-      </w:r>
-      <w:r>
-        <w:t xml:space="preserve">na área de influência e municípios limítrofes, além do meio-fio associado.</w:t>
+        <w:t xml:space="preserve">: o pipeline mapeado no capítulo 8 — só o convênio estadual em execução em São Mateus soma 26 ruas com</w:t>
+      </w:r>
+      <w:r>
+        <w:t xml:space="preserve"> </w:t>
+      </w:r>
+      <w:r>
+        <w:rPr>
+          <w:bCs/>
+          <w:b/>
+        </w:rPr>
+        <w:t xml:space="preserve">mais de 32 mil m² de pavimentação em blocos e 10 km de meio-fio de concreto</w:t>
+      </w:r>
+      <w:r>
+        <w:t xml:space="preserve"> </w:t>
+      </w:r>
+      <w:r>
+        <w:t xml:space="preserve">[67][135]; registro de preços municipal ativo de pavimentação em sextavado [68][69]; 13 ruas em Jaguaré [28]; 9 ruas em São Gabriel da Palha [70]; obras em Boa Esperança [71]; e o braço Calçamento Rural do programa estadual, no qual</w:t>
+      </w:r>
+      <w:r>
+        <w:t xml:space="preserve"> </w:t>
+      </w:r>
+      <w:r>
+        <w:rPr>
+          <w:bCs/>
+          <w:b/>
+        </w:rPr>
+        <w:t xml:space="preserve">o próprio Estado (SEAG) fornece os blocos intertravados e meios-fios às prefeituras</w:t>
+      </w:r>
+      <w:r>
+        <w:t xml:space="preserve"> </w:t>
+      </w:r>
+      <w:r>
+        <w:t xml:space="preserve">[136] — anualizado de forma conservadora (pacotes plurianuais divididos por 2–3 anos de execução), sustenta demanda pública de</w:t>
+      </w:r>
+      <w:r>
+        <w:t xml:space="preserve"> </w:t>
+      </w:r>
+      <w:r>
+        <w:rPr>
+          <w:bCs/>
+          <w:b/>
+        </w:rPr>
+        <w:t xml:space="preserve">40 a 90 mil m² de piso intertravado/sextavado por ano</w:t>
+      </w:r>
+      <w:r>
+        <w:t xml:space="preserve"> </w:t>
+      </w:r>
+      <w:r>
+        <w:t xml:space="preserve">na área de influência e municípios limítrofes, à qual se somam</w:t>
+      </w:r>
+      <w:r>
+        <w:t xml:space="preserve"> </w:t>
+      </w:r>
+      <w:r>
+        <w:rPr>
+          <w:bCs/>
+          <w:b/>
+        </w:rPr>
+        <w:t xml:space="preserve">20 a 40 mil m²/ano de obras privadas</w:t>
+      </w:r>
+      <w:r>
+        <w:t xml:space="preserve"> </w:t>
+      </w:r>
+      <w:r>
+        <w:t xml:space="preserve">(calçadas, condomínios, pátios comerciais), além do meio-fio associado.</w:t>
       </w:r>
       <w:r>
         <w:t xml:space="preserve"> </w:t>
@@ -4072,43 +4175,43 @@
               <w:jc w:val="left"/>
             </w:pPr>
             <w:r>
-              <w:t xml:space="preserve">Ano 1 — ramp-up (≈40% de 1 turno)</w:t>
-            </w:r>
-          </w:p>
-        </w:tc>
-        <w:tc>
-          <w:tcPr/>
-          <w:p>
-            <w:pPr>
-              <w:pStyle w:val="Compact"/>
-              <w:jc w:val="left"/>
-            </w:pPr>
-            <w:r>
-              <w:t xml:space="preserve">~740 mil blocos-eq + ~11 mil m² paver</w:t>
-            </w:r>
-          </w:p>
-        </w:tc>
-        <w:tc>
-          <w:tcPr/>
-          <w:p>
-            <w:pPr>
-              <w:pStyle w:val="Compact"/>
-              <w:jc w:val="left"/>
-            </w:pPr>
-            <w:r>
-              <w:t xml:space="preserve">~R$ 3,1 milhões</w:t>
-            </w:r>
-          </w:p>
-        </w:tc>
-        <w:tc>
-          <w:tcPr/>
-          <w:p>
-            <w:pPr>
-              <w:pStyle w:val="Compact"/>
-              <w:jc w:val="left"/>
-            </w:pPr>
-            <w:r>
-              <w:t xml:space="preserve">~13–19%</w:t>
+              <w:t xml:space="preserve">Ano 1 — ramp-up (40–45% de 1 turno)</w:t>
+            </w:r>
+          </w:p>
+        </w:tc>
+        <w:tc>
+          <w:tcPr/>
+          <w:p>
+            <w:pPr>
+              <w:pStyle w:val="Compact"/>
+              <w:jc w:val="left"/>
+            </w:pPr>
+            <w:r>
+              <w:t xml:space="preserve">~740–830 mil blocos-eq + ~11–13 mil m² paver</w:t>
+            </w:r>
+          </w:p>
+        </w:tc>
+        <w:tc>
+          <w:tcPr/>
+          <w:p>
+            <w:pPr>
+              <w:pStyle w:val="Compact"/>
+              <w:jc w:val="left"/>
+            </w:pPr>
+            <w:r>
+              <w:t xml:space="preserve">~R$ 2,9–3,3 milhões</w:t>
+            </w:r>
+          </w:p>
+        </w:tc>
+        <w:tc>
+          <w:tcPr/>
+          <w:p>
+            <w:pPr>
+              <w:pStyle w:val="Compact"/>
+              <w:jc w:val="left"/>
+            </w:pPr>
+            <w:r>
+              <w:t xml:space="preserve">~12–20%</w:t>
             </w:r>
           </w:p>
         </w:tc>
@@ -4146,19 +4249,19 @@
               <w:jc w:val="left"/>
             </w:pPr>
             <w:r>
-              <w:t xml:space="preserve">~R$ 4,6 milhões</w:t>
-            </w:r>
-          </w:p>
-        </w:tc>
-        <w:tc>
-          <w:tcPr/>
-          <w:p>
-            <w:pPr>
-              <w:pStyle w:val="Compact"/>
-              <w:jc w:val="left"/>
-            </w:pPr>
-            <w:r>
-              <w:t xml:space="preserve">~19–28%</w:t>
+              <w:t xml:space="preserve">~R$ 4,3 milhões</w:t>
+            </w:r>
+          </w:p>
+        </w:tc>
+        <w:tc>
+          <w:tcPr/>
+          <w:p>
+            <w:pPr>
+              <w:pStyle w:val="Compact"/>
+              <w:jc w:val="left"/>
+            </w:pPr>
+            <w:r>
+              <w:t xml:space="preserve">~17–27%</w:t>
             </w:r>
           </w:p>
         </w:tc>
@@ -4184,31 +4287,31 @@
               <w:jc w:val="left"/>
             </w:pPr>
             <w:r>
-              <w:t xml:space="preserve">~1,4–1,5 milhão + ~22 mil m²</w:t>
-            </w:r>
-          </w:p>
-        </w:tc>
-        <w:tc>
-          <w:tcPr/>
-          <w:p>
-            <w:pPr>
-              <w:pStyle w:val="Compact"/>
-              <w:jc w:val="left"/>
-            </w:pPr>
-            <w:r>
-              <w:t xml:space="preserve">~R$ 5,8–6,2 milhões</w:t>
-            </w:r>
-          </w:p>
-        </w:tc>
-        <w:tc>
-          <w:tcPr/>
-          <w:p>
-            <w:pPr>
-              <w:pStyle w:val="Compact"/>
-              <w:jc w:val="left"/>
-            </w:pPr>
-            <w:r>
-              <w:t xml:space="preserve">~25–36%</w:t>
+              <w:t xml:space="preserve">~1,4–1,5 milhão + ~21–22 mil m²</w:t>
+            </w:r>
+          </w:p>
+        </w:tc>
+        <w:tc>
+          <w:tcPr/>
+          <w:p>
+            <w:pPr>
+              <w:pStyle w:val="Compact"/>
+              <w:jc w:val="left"/>
+            </w:pPr>
+            <w:r>
+              <w:t xml:space="preserve">~R$ 5,4–5,8 milhões</w:t>
+            </w:r>
+          </w:p>
+        </w:tc>
+        <w:tc>
+          <w:tcPr/>
+          <w:p>
+            <w:pPr>
+              <w:pStyle w:val="Compact"/>
+              <w:jc w:val="left"/>
+            </w:pPr>
+            <w:r>
+              <w:t xml:space="preserve">~22–36%</w:t>
             </w:r>
           </w:p>
         </w:tc>
@@ -4234,31 +4337,31 @@
               <w:jc w:val="left"/>
             </w:pPr>
             <w:r>
-              <w:t xml:space="preserve">~1,85 milhão + paver conf. mix</w:t>
-            </w:r>
-          </w:p>
-        </w:tc>
-        <w:tc>
-          <w:tcPr/>
-          <w:p>
-            <w:pPr>
-              <w:pStyle w:val="Compact"/>
-              <w:jc w:val="left"/>
-            </w:pPr>
-            <w:r>
-              <w:t xml:space="preserve">~R$ 6,8–7,2 milhões</w:t>
-            </w:r>
-          </w:p>
-        </w:tc>
-        <w:tc>
-          <w:tcPr/>
-          <w:p>
-            <w:pPr>
-              <w:pStyle w:val="Compact"/>
-              <w:jc w:val="left"/>
-            </w:pPr>
-            <w:r>
-              <w:t xml:space="preserve">~30–43%</w:t>
+              <w:t xml:space="preserve">~1,85 milhão de blocos 14 (ou o mix equivalente)</w:t>
+            </w:r>
+          </w:p>
+        </w:tc>
+        <w:tc>
+          <w:tcPr/>
+          <w:p>
+            <w:pPr>
+              <w:pStyle w:val="Compact"/>
+              <w:jc w:val="left"/>
+            </w:pPr>
+            <w:r>
+              <w:t xml:space="preserve">~R$ 7,2 milhões</w:t>
+            </w:r>
+          </w:p>
+        </w:tc>
+        <w:tc>
+          <w:tcPr/>
+          <w:p>
+            <w:pPr>
+              <w:pStyle w:val="Compact"/>
+              <w:jc w:val="left"/>
+            </w:pPr>
+            <w:r>
+              <w:t xml:space="preserve">~29–45%</w:t>
             </w:r>
           </w:p>
         </w:tc>
@@ -4296,7 +4399,7 @@
               <w:jc w:val="left"/>
             </w:pPr>
             <w:r>
-              <w:t xml:space="preserve">até ~R$ 14 milhões</w:t>
+              <w:t xml:space="preserve">até ~R$ 14,5 milhões</w:t>
             </w:r>
           </w:p>
         </w:tc>
@@ -4319,6 +4422,18 @@
         <w:pStyle w:val="BodyText"/>
       </w:pPr>
       <w:r>
+        <w:rPr>
+          <w:iCs/>
+          <w:i/>
+        </w:rPr>
+        <w:t xml:space="preserve">Nota: a receita de 100% de 1 turno (R$ 7,24 milhões) é derivada do mix de produção — 40% dos dias em bloco 14 vedação, 20% bloco 14 estrutural, 15% bloco 9, 10% bloco 19/canaleta, 15% paver — multiplicando dias × capacidade × preço-alvo de cada família (memória completa no Apêndice A); os cenários aplicam o percentual de utilização sobre essa base única, a mesma da planilha anexa.</w:t>
+      </w:r>
+    </w:p>
+    <w:p>
+      <w:pPr>
+        <w:pStyle w:val="BodyText"/>
+      </w:pPr>
+      <w:r>
         <w:t xml:space="preserve">A leitura honesta desses números:</w:t>
       </w:r>
       <w:r>
@@ -4335,7 +4450,7 @@
         <w:t xml:space="preserve"> </w:t>
       </w:r>
       <w:r>
-        <w:t xml:space="preserve">(shares de 13–28%, factíveis para o único fabricante industrial do raio de 50 km, que ainda captura demanda hoje suprida por fábricas da Grande Vitória, pela cerâmica e por produção artesanal). O regime de cruzeiro do ano 3 (~25–36% do SAM) é ambicioso porém alcançável</w:t>
+        <w:t xml:space="preserve">(shares de 12–27%, factíveis para o único fabricante industrial do raio de 50 km, que ainda captura demanda hoje suprida por fábricas da Grande Vitória, pela cerâmica e por produção artesanal). O regime de cruzeiro do ano 3 (~22–36% do SAM) é ambicioso porém alcançável</w:t>
       </w:r>
       <w:r>
         <w:t xml:space="preserve"> </w:t>
@@ -6020,7 +6135,7 @@
         <w:pStyle w:val="BodyText"/>
       </w:pPr>
       <w:r>
-        <w:t xml:space="preserve">Os preços-alvo da GTK posicionam-se deliberadamente 10–25% abaixo da mediana SINAPI (que reflete preço ao consumidor final com margem de revenda) — margem suficiente para remunerar a revenda, ganhar licitação e ainda assim preservar a rentabilidade demonstrada no capítulo 13, graças ao custo variável de ~R$ 1,90/bloco.</w:t>
+        <w:t xml:space="preserve">Os preços-alvo da GTK posicionam-se deliberadamente 10–25% abaixo da mediana SINAPI (que reflete preço ao consumidor final com margem de revenda) — margem suficiente para remunerar a revenda, ganhar licitação e ainda assim preservar a rentabilidade demonstrada no capítulo 13, graças ao custo variável industrial de ~R$ 1,85/bloco (cap. 13.2).</w:t>
       </w:r>
     </w:p>
     <w:p>
@@ -6254,7 +6369,7 @@
         <w:t xml:space="preserve">Bandejas e pallets</w:t>
       </w:r>
       <w:r>
-        <w:t xml:space="preserve">: bandejas 700×550 mm em madeira (≥25 mm) ou aço (≥10 mm) — item NÃO incluso na proposta; cotação com o próprio fabricante da máquina e com madeireiras/fábricas de pallet locais: ABN Paletes (atende São Mateus e Linhares) [10], Real Norte Madeiras (São Mateus), Morozini (Linhares), JPS Embalagens (pallets para blocos, nacional) [102]. Parque inicial recomendado: 4.500–6.000 bandejas (giro de 2–3 dias de cura) + 1.500–2.500 pallets de expedição.</w:t>
+        <w:t xml:space="preserve">: bandejas 700×550 mm em madeira (≥25 mm) ou aço (≥10 mm) — item NÃO incluso na proposta; cotação com o próprio fabricante da máquina e com madeireiras/fábricas de pallet locais: ABN Paletes (atende São Mateus e Linhares) [10], Real Norte Madeiras (São Mateus), Morozini (Linhares), JPS Embalagens (pallets para blocos, nacional) [102]. Parque inicial recomendado: ≈5.000 bandejas — o ponto médio da faixa de 4.000 a 6.000 do cap. 3.5, equivalente a 2–3 dias de produção em ciclo de cura — + 1.500–2.500 pallets de expedição.</w:t>
       </w:r>
     </w:p>
     <w:p>
@@ -6905,13 +7020,13 @@
           <w:bCs/>
           <w:b/>
         </w:rPr>
-        <w:t xml:space="preserve">R$ 7 milhões para 26 ruas em blocos de concreto</w:t>
-      </w:r>
-      <w:r>
-        <w:t xml:space="preserve"> </w:t>
-      </w:r>
-      <w:r>
-        <w:t xml:space="preserve">em seis bairros — incluindo Km 41/Maria Preta, vizinhos imediatos da planta [67]; requalificação de ciclovias em sextavado [68]; pacote estadual &gt;R$ 35 milhões em urbanização [67][105]; calçamento rural do DER-ES no município [106].</w:t>
+        <w:t xml:space="preserve">R$ 7 milhões para 26 ruas em blocos de concreto — mais de 32 mil m² de pavimentação e 10 km de meio-fio</w:t>
+      </w:r>
+      <w:r>
+        <w:t xml:space="preserve"> </w:t>
+      </w:r>
+      <w:r>
+        <w:t xml:space="preserve">— em seis bairros, incluindo Km 41/Maria Preta, vizinhos imediatos da planta, com recursos do acordo de reparação do Rio Doce geridos pela SERD [67][135]; requalificação de ciclovias em sextavado [68]; pacote estadual &gt;R$ 35 milhões em urbanização [67][105]; calçamento rural do DER-ES no município [106].</w:t>
       </w:r>
     </w:p>
     <w:p>
@@ -6987,7 +7102,17 @@
         <w:t xml:space="preserve">Pinheiros / Pedro Canário</w:t>
       </w:r>
       <w:r>
-        <w:t xml:space="preserve">: estrada intermunicipal com 10.000 m² em bloco holandês e 12,7 mil m² de blocos instalados em Pedro Canário em obras estaduais recentes [108][109] (datas a confirmar em diligência — parte pode ser 2021–2023).</w:t>
+        <w:t xml:space="preserve">: estrada intermunicipal com 10.000 m² em bloco holandês e 12,7 mil m² de blocos instalados em Pedro Canário em obras estaduais [108][109].</w:t>
+      </w:r>
+      <w:r>
+        <w:t xml:space="preserve"> </w:t>
+      </w:r>
+      <w:r>
+        <w:rPr>
+          <w:iCs/>
+          <w:i/>
+        </w:rPr>
+        <w:t xml:space="preserve">Nota de rigor: as publicações não datam essas obras (parte pode ser de 2021–2023); por isso elas são tratadas neste estudo apenas como comprovação histórica do padrão regional de pavimentar em blocos — e ficam FORA da soma de demanda anual do §5.3.</w:t>
       </w:r>
     </w:p>
     <w:p>
@@ -7043,7 +7168,7 @@
         <w:t xml:space="preserve">Estado</w:t>
       </w:r>
       <w:r>
-        <w:t xml:space="preserve">: programa</w:t>
+        <w:t xml:space="preserve">: o programa</w:t>
       </w:r>
       <w:r>
         <w:t xml:space="preserve"> </w:t>
@@ -7059,7 +7184,52 @@
         <w:t xml:space="preserve"> </w:t>
       </w:r>
       <w:r>
-        <w:t xml:space="preserve">(SEAG/DER-ES) com R$ 257,4 milhões contratados em 2024–2025 para calçamento rural em 35 municípios [72][112] — as empreiteiras vencedoras compram blocos/paralelos de fornecedores locais;</w:t>
+        <w:t xml:space="preserve">(SEAG/DER-ES) pavimenta estradas rurais há mais de 20 anos [72][112] e anunciou novo ciclo de</w:t>
+      </w:r>
+      <w:r>
+        <w:t xml:space="preserve"> </w:t>
+      </w:r>
+      <w:r>
+        <w:rPr>
+          <w:bCs/>
+          <w:b/>
+        </w:rPr>
+        <w:t xml:space="preserve">476 km adicionais</w:t>
+      </w:r>
+      <w:r>
+        <w:t xml:space="preserve"> </w:t>
+      </w:r>
+      <w:r>
+        <w:t xml:space="preserve">[137]; no braço complementar</w:t>
+      </w:r>
+      <w:r>
+        <w:t xml:space="preserve"> </w:t>
+      </w:r>
+      <w:r>
+        <w:rPr>
+          <w:bCs/>
+          <w:b/>
+        </w:rPr>
+        <w:t xml:space="preserve">Calçamento Rural</w:t>
+      </w:r>
+      <w:r>
+        <w:t xml:space="preserve">, o desenho é ainda mais direto para a GTK:</w:t>
+      </w:r>
+      <w:r>
+        <w:t xml:space="preserve"> </w:t>
+      </w:r>
+      <w:r>
+        <w:rPr>
+          <w:bCs/>
+          <w:b/>
+        </w:rPr>
+        <w:t xml:space="preserve">a SEAG fornece os blocos intertravados e os meios-fios de concreto e as prefeituras executam as obras</w:t>
+      </w:r>
+      <w:r>
+        <w:t xml:space="preserve"> </w:t>
+      </w:r>
+      <w:r>
+        <w:t xml:space="preserve">[136] — ou seja, o Estado é comprador direto e recorrente de exatamente o produto da fábrica (reportagem setorial registra R$ 257,4 milhões em contratos do programa no biênio 2024–2025 [72]);</w:t>
       </w:r>
       <w:r>
         <w:t xml:space="preserve"> </w:t>
@@ -7605,39 +7775,71 @@
         <w:pStyle w:val="FirstParagraph"/>
       </w:pPr>
       <w:r>
-        <w:t xml:space="preserve">Regras práticas que devem governar o comercial: um truck carrega ~1.700–2.000 blocos de 14 (ou ~120–140 m² de paver paletizado). A R$ 7–9/km rodado (frete regional 2026), a entrega a 30 km custa R$ 210–540 por viagem —</w:t>
-      </w:r>
-      <w:r>
-        <w:t xml:space="preserve"> </w:t>
-      </w:r>
-      <w:r>
-        <w:rPr>
-          <w:bCs/>
-          <w:b/>
-        </w:rPr>
-        <w:t xml:space="preserve">R$ 0,12–0,30 por bloco</w:t>
-      </w:r>
-      <w:r>
-        <w:t xml:space="preserve"> </w:t>
-      </w:r>
-      <w:r>
-        <w:t xml:space="preserve">(3–8% do preço). A 200 km (distância dos concorrentes certificados até o mercado da GTK), o mesmo frete custa R$ 1.400–3.600 —</w:t>
-      </w:r>
-      <w:r>
-        <w:t xml:space="preserve"> </w:t>
-      </w:r>
-      <w:r>
-        <w:rPr>
-          <w:bCs/>
-          <w:b/>
-        </w:rPr>
-        <w:t xml:space="preserve">R$ 0,80–2,00 por bloco</w:t>
-      </w:r>
-      <w:r>
-        <w:t xml:space="preserve"> </w:t>
-      </w:r>
-      <w:r>
-        <w:t xml:space="preserve">(20–50% do preço). Esse diferencial é a tradução monetária da vantagem locacional: dentro do raio de 60 km, nenhum concorrente industrial consegue competir em preço entregue com a GTK sem sacrificar margem.</w:t>
+        <w:t xml:space="preserve">Regras práticas que devem governar o comercial (memória no Apêndice A): um caminhão truck de 13–14 t de carga útil transporta</w:t>
+      </w:r>
+      <w:r>
+        <w:t xml:space="preserve"> </w:t>
+      </w:r>
+      <w:r>
+        <w:rPr>
+          <w:bCs/>
+          <w:b/>
+        </w:rPr>
+        <w:t xml:space="preserve">~1.090–1.180 blocos de 14</w:t>
+      </w:r>
+      <w:r>
+        <w:t xml:space="preserve"> </w:t>
+      </w:r>
+      <w:r>
+        <w:t xml:space="preserve">(a ~11,9 kg/un [44]) ou</w:t>
+      </w:r>
+      <w:r>
+        <w:t xml:space="preserve"> </w:t>
+      </w:r>
+      <w:r>
+        <w:rPr>
+          <w:bCs/>
+          <w:b/>
+        </w:rPr>
+        <w:t xml:space="preserve">~95–105 m² de paver e=6</w:t>
+      </w:r>
+      <w:r>
+        <w:t xml:space="preserve"> </w:t>
+      </w:r>
+      <w:r>
+        <w:t xml:space="preserve">(~135 kg/m²). A R$ 7–9 por km rodado (frete regional, ida carregada + retorno vazio), a entrega a 30 km (60 km rodados) custa R$ 420–540 por viagem —</w:t>
+      </w:r>
+      <w:r>
+        <w:t xml:space="preserve"> </w:t>
+      </w:r>
+      <w:r>
+        <w:rPr>
+          <w:bCs/>
+          <w:b/>
+        </w:rPr>
+        <w:t xml:space="preserve">R$ 0,36–0,49 por bloco</w:t>
+      </w:r>
+      <w:r>
+        <w:t xml:space="preserve"> </w:t>
+      </w:r>
+      <w:r>
+        <w:t xml:space="preserve">(11–15% do preço de tabela). Já o concorrente da Grande Vitória, mesmo otimizando em carreta de 25–30 t (~2.100–2.500 blocos), percorre ~400 km no ciclo e paga R$ 3.200–4.000 —</w:t>
+      </w:r>
+      <w:r>
+        <w:t xml:space="preserve"> </w:t>
+      </w:r>
+      <w:r>
+        <w:rPr>
+          <w:bCs/>
+          <w:b/>
+        </w:rPr>
+        <w:t xml:space="preserve">R$ 1,30–1,90 por bloco</w:t>
+      </w:r>
+      <w:r>
+        <w:t xml:space="preserve"> </w:t>
+      </w:r>
+      <w:r>
+        <w:t xml:space="preserve">(40–58% do preço). Esse diferencial de 3 a 5 vezes é a tradução monetária da vantagem locacional: dentro do raio de 60 km, nenhum concorrente industrial consegue competir em preço entregue com a GTK sem sacrificar margem.</w:t>
       </w:r>
     </w:p>
     <w:bookmarkEnd w:id="68"/>
@@ -10559,7 +10761,23 @@
         <w:pStyle w:val="BodyText"/>
       </w:pPr>
       <w:r>
-        <w:t xml:space="preserve">O capital social subscrito de R$ 7,5 milhões é coerente com essa ordem de grandeza. A estrutura de funding recomendada é FNE/BNB para o CAPEX financiável (equipamentos + obras civis, tipicamente com carência e prazo longo; indústria é setor prioritário do FNE 2026, e a região é área de atuação da Sudene [123][124][130]) com contrapartida própria no capital de giro — desenho a detalhar no módulo financeiro do projeto de crédito.</w:t>
+        <w:t xml:space="preserve">O capital social subscrito de R$ 7,5 milhões é coerente com essa ordem de grandeza, e o total encontra respaldo em guias de custo de implantação de fábricas do setor [22]. A estrutura de funding recomendada é FNE/BNB para o CAPEX financiável (equipamentos + obras civis, tipicamente com carência e prazo longo; indústria é setor prioritário do FNE 2026 [123][124]) com contrapartida própria no capital de giro — desenho a detalhar no módulo financeiro do projeto de crédito. Quanto à elegibilidade territorial, não há ambiguidade:</w:t>
+      </w:r>
+      <w:r>
+        <w:t xml:space="preserve"> </w:t>
+      </w:r>
+      <w:r>
+        <w:rPr>
+          <w:bCs/>
+          <w:b/>
+        </w:rPr>
+        <w:t xml:space="preserve">a área de atuação legal da Sudene inclui 31 municípios do norte do Espírito Santo (LC nº 185/2021), entre eles São Mateus e todos os demais oito municípios da área de influência deste estudo</w:t>
+      </w:r>
+      <w:r>
+        <w:t xml:space="preserve"> </w:t>
+      </w:r>
+      <w:r>
+        <w:t xml:space="preserve">[132][133][130].</w:t>
       </w:r>
     </w:p>
     <w:bookmarkEnd w:id="81"/>
@@ -11574,10 +11792,13 @@
           <w:bCs/>
           <w:b/>
         </w:rPr>
-        <w:t xml:space="preserve">cerca de 29% da capacidade de 1 turno</w:t>
-      </w:r>
-      <w:r>
-        <w:t xml:space="preserve">.</w:t>
+        <w:t xml:space="preserve">cerca de 25% da capacidade de 1 turno</w:t>
+      </w:r>
+      <w:r>
+        <w:t xml:space="preserve"> </w:t>
+      </w:r>
+      <w:r>
+        <w:t xml:space="preserve">(24,6% da receita plena derivada de R$ 7,24 milhões — Apêndice A).</w:t>
       </w:r>
     </w:p>
     <w:p>
@@ -11668,7 +11889,7 @@
               <w:jc w:val="left"/>
             </w:pPr>
             <w:r>
-              <w:t xml:space="preserve">Margem contrib.</w:t>
+              <w:t xml:space="preserve">Margem contrib. (35%)</w:t>
             </w:r>
           </w:p>
         </w:tc>
@@ -11730,19 +11951,19 @@
               <w:jc w:val="left"/>
             </w:pPr>
             <w:r>
-              <w:t xml:space="preserve">2,7 mi</w:t>
-            </w:r>
-          </w:p>
-        </w:tc>
-        <w:tc>
-          <w:tcPr/>
-          <w:p>
-            <w:pPr>
-              <w:pStyle w:val="Compact"/>
-              <w:jc w:val="left"/>
-            </w:pPr>
-            <w:r>
-              <w:t xml:space="preserve">0,95 mi</w:t>
+              <w:t xml:space="preserve">2,5 mi</w:t>
+            </w:r>
+          </w:p>
+        </w:tc>
+        <w:tc>
+          <w:tcPr/>
+          <w:p>
+            <w:pPr>
+              <w:pStyle w:val="Compact"/>
+              <w:jc w:val="left"/>
+            </w:pPr>
+            <w:r>
+              <w:t xml:space="preserve">0,89 mi</w:t>
             </w:r>
           </w:p>
         </w:tc>
@@ -11766,7 +11987,7 @@
               <w:jc w:val="left"/>
             </w:pPr>
             <w:r>
-              <w:t xml:space="preserve">≈0,32 mi</w:t>
+              <w:t xml:space="preserve">≈0,26 mi</w:t>
             </w:r>
           </w:p>
         </w:tc>
@@ -11804,19 +12025,19 @@
               <w:jc w:val="left"/>
             </w:pPr>
             <w:r>
-              <w:t xml:space="preserve">3,1–3,4 mi</w:t>
-            </w:r>
-          </w:p>
-        </w:tc>
-        <w:tc>
-          <w:tcPr/>
-          <w:p>
-            <w:pPr>
-              <w:pStyle w:val="Compact"/>
-              <w:jc w:val="left"/>
-            </w:pPr>
-            <w:r>
-              <w:t xml:space="preserve">1,1–1,2 mi</w:t>
+              <w:t xml:space="preserve">2,9–3,3 mi</w:t>
+            </w:r>
+          </w:p>
+        </w:tc>
+        <w:tc>
+          <w:tcPr/>
+          <w:p>
+            <w:pPr>
+              <w:pStyle w:val="Compact"/>
+              <w:jc w:val="left"/>
+            </w:pPr>
+            <w:r>
+              <w:t xml:space="preserve">1,0–1,1 mi</w:t>
             </w:r>
           </w:p>
         </w:tc>
@@ -11840,7 +12061,7 @@
               <w:jc w:val="left"/>
             </w:pPr>
             <w:r>
-              <w:t xml:space="preserve">≈0,5–0,6 mi</w:t>
+              <w:t xml:space="preserve">≈0,4–0,5 mi</w:t>
             </w:r>
           </w:p>
         </w:tc>
@@ -11878,43 +12099,43 @@
               <w:jc w:val="left"/>
             </w:pPr>
             <w:r>
-              <w:t xml:space="preserve">4,6 mi</w:t>
-            </w:r>
-          </w:p>
-        </w:tc>
-        <w:tc>
-          <w:tcPr/>
-          <w:p>
-            <w:pPr>
-              <w:pStyle w:val="Compact"/>
-              <w:jc w:val="left"/>
-            </w:pPr>
-            <w:r>
-              <w:t xml:space="preserve">1,6 mi</w:t>
-            </w:r>
-          </w:p>
-        </w:tc>
-        <w:tc>
-          <w:tcPr/>
-          <w:p>
-            <w:pPr>
-              <w:pStyle w:val="Compact"/>
-              <w:jc w:val="left"/>
-            </w:pPr>
-            <w:r>
-              <w:t xml:space="preserve">0,65 mi</w:t>
-            </w:r>
-          </w:p>
-        </w:tc>
-        <w:tc>
-          <w:tcPr/>
-          <w:p>
-            <w:pPr>
-              <w:pStyle w:val="Compact"/>
-              <w:jc w:val="left"/>
-            </w:pPr>
-            <w:r>
-              <w:t xml:space="preserve">≈0,95 mi</w:t>
+              <w:t xml:space="preserve">4,3 mi</w:t>
+            </w:r>
+          </w:p>
+        </w:tc>
+        <w:tc>
+          <w:tcPr/>
+          <w:p>
+            <w:pPr>
+              <w:pStyle w:val="Compact"/>
+              <w:jc w:val="left"/>
+            </w:pPr>
+            <w:r>
+              <w:t xml:space="preserve">1,5 mi</w:t>
+            </w:r>
+          </w:p>
+        </w:tc>
+        <w:tc>
+          <w:tcPr/>
+          <w:p>
+            <w:pPr>
+              <w:pStyle w:val="Compact"/>
+              <w:jc w:val="left"/>
+            </w:pPr>
+            <w:r>
+              <w:t xml:space="preserve">0,62 mi</w:t>
+            </w:r>
+          </w:p>
+        </w:tc>
+        <w:tc>
+          <w:tcPr/>
+          <w:p>
+            <w:pPr>
+              <w:pStyle w:val="Compact"/>
+              <w:jc w:val="left"/>
+            </w:pPr>
+            <w:r>
+              <w:t xml:space="preserve">≈0,9 mi</w:t>
             </w:r>
           </w:p>
         </w:tc>
@@ -11952,43 +12173,43 @@
               <w:jc w:val="left"/>
             </w:pPr>
             <w:r>
-              <w:t xml:space="preserve">5,8–6,2 mi</w:t>
-            </w:r>
-          </w:p>
-        </w:tc>
-        <w:tc>
-          <w:tcPr/>
-          <w:p>
-            <w:pPr>
-              <w:pStyle w:val="Compact"/>
-              <w:jc w:val="left"/>
-            </w:pPr>
-            <w:r>
-              <w:t xml:space="preserve">2,0–2,2 mi</w:t>
-            </w:r>
-          </w:p>
-        </w:tc>
-        <w:tc>
-          <w:tcPr/>
-          <w:p>
-            <w:pPr>
-              <w:pStyle w:val="Compact"/>
-              <w:jc w:val="left"/>
-            </w:pPr>
-            <w:r>
-              <w:t xml:space="preserve">0,68 mi</w:t>
-            </w:r>
-          </w:p>
-        </w:tc>
-        <w:tc>
-          <w:tcPr/>
-          <w:p>
-            <w:pPr>
-              <w:pStyle w:val="Compact"/>
-              <w:jc w:val="left"/>
-            </w:pPr>
-            <w:r>
-              <w:t xml:space="preserve">≈1,3–1,5 mi</w:t>
+              <w:t xml:space="preserve">5,4–5,8 mi</w:t>
+            </w:r>
+          </w:p>
+        </w:tc>
+        <w:tc>
+          <w:tcPr/>
+          <w:p>
+            <w:pPr>
+              <w:pStyle w:val="Compact"/>
+              <w:jc w:val="left"/>
+            </w:pPr>
+            <w:r>
+              <w:t xml:space="preserve">1,9–2,0 mi</w:t>
+            </w:r>
+          </w:p>
+        </w:tc>
+        <w:tc>
+          <w:tcPr/>
+          <w:p>
+            <w:pPr>
+              <w:pStyle w:val="Compact"/>
+              <w:jc w:val="left"/>
+            </w:pPr>
+            <w:r>
+              <w:t xml:space="preserve">0,62 mi</w:t>
+            </w:r>
+          </w:p>
+        </w:tc>
+        <w:tc>
+          <w:tcPr/>
+          <w:p>
+            <w:pPr>
+              <w:pStyle w:val="Compact"/>
+              <w:jc w:val="left"/>
+            </w:pPr>
+            <w:r>
+              <w:t xml:space="preserve">≈1,3–1,4 mi</w:t>
             </w:r>
           </w:p>
         </w:tc>
@@ -12026,7 +12247,7 @@
               <w:jc w:val="left"/>
             </w:pPr>
             <w:r>
-              <w:t xml:space="preserve">≈7,0 mi</w:t>
+              <w:t xml:space="preserve">6,9 mi</w:t>
             </w:r>
           </w:p>
         </w:tc>
@@ -12050,19 +12271,19 @@
               <w:jc w:val="left"/>
             </w:pPr>
             <w:r>
-              <w:t xml:space="preserve">0,70 mi</w:t>
-            </w:r>
-          </w:p>
-        </w:tc>
-        <w:tc>
-          <w:tcPr/>
-          <w:p>
-            <w:pPr>
-              <w:pStyle w:val="Compact"/>
-              <w:jc w:val="left"/>
-            </w:pPr>
-            <w:r>
-              <w:t xml:space="preserve">≈1,7 mi</w:t>
+              <w:t xml:space="preserve">0,62 mi</w:t>
+            </w:r>
+          </w:p>
+        </w:tc>
+        <w:tc>
+          <w:tcPr/>
+          <w:p>
+            <w:pPr>
+              <w:pStyle w:val="Compact"/>
+              <w:jc w:val="left"/>
+            </w:pPr>
+            <w:r>
+              <w:t xml:space="preserve">≈1,8 mi</w:t>
             </w:r>
           </w:p>
         </w:tc>
@@ -12073,7 +12294,19 @@
         <w:pStyle w:val="BodyText"/>
       </w:pPr>
       <w:r>
-        <w:t xml:space="preserve">Com EBITDA de regime de R$ 1,3–1,5 milhão/ano, o projeto de ~R$ 7 milhões apresenta</w:t>
+        <w:rPr>
+          <w:iCs/>
+          <w:i/>
+        </w:rPr>
+        <w:t xml:space="preserve">Todas as linhas aplicam o percentual de utilização sobre a mesma base — receita plena de 1 turno de R$ 7,24 milhões derivada do mix (§5.4 e Apêndice A) — com margem de contribuição de 35% e custos fixos constantes de R$ 52 mil/mês (crescimentos reais de fixos tendem a ser diluídos pela inflação repassada aos preços).</w:t>
+      </w:r>
+    </w:p>
+    <w:p>
+      <w:pPr>
+        <w:pStyle w:val="BodyText"/>
+      </w:pPr>
+      <w:r>
+        <w:t xml:space="preserve">Com EBITDA de regime de R$ 1,3–1,4 milhão/ano, o projeto de ~R$ 7 milhões apresenta</w:t>
       </w:r>
       <w:r>
         <w:t xml:space="preserve"> </w:t>
@@ -12455,7 +12688,7 @@
               <w:jc w:val="left"/>
             </w:pPr>
             <w:r>
-              <w:t xml:space="preserve">Custo variável por peça (R</w:t>
+              <w:t xml:space="preserve">Custo variável industrial por peça (R</w:t>
             </w:r>
             <m:oMath>
               <m:r>
@@ -12472,6 +12705,18 @@
                   <m:grow/>
                 </m:dPr>
                 <m:e>
+                  <m:r>
+                    <m:t>m</m:t>
+                  </m:r>
+                  <m:r>
+                    <m:t>e</m:t>
+                  </m:r>
+                  <m:r>
+                    <m:t>t</m:t>
+                  </m:r>
+                  <m:r>
+                    <m:t>a</m:t>
+                  </m:r>
                   <m:r>
                     <m:rPr>
                       <m:sty m:val="p"/>
@@ -12499,6 +12744,57 @@
                     </m:dPr>
                     <m:e>
                       <m:r>
+                        <m:t>c</m:t>
+                      </m:r>
+                      <m:r>
+                        <m:t>a</m:t>
+                      </m:r>
+                      <m:r>
+                        <m:t>l</m:t>
+                      </m:r>
+                      <m:r>
+                        <m:t>c</m:t>
+                      </m:r>
+                      <m:r>
+                        <m:t>u</m:t>
+                      </m:r>
+                      <m:r>
+                        <m:t>l</m:t>
+                      </m:r>
+                      <m:r>
+                        <m:t>a</m:t>
+                      </m:r>
+                      <m:r>
+                        <m:t>d</m:t>
+                      </m:r>
+                      <m:r>
+                        <m:t>o</m:t>
+                      </m:r>
+                      <m:r>
+                        <m:rPr>
+                          <m:sty m:val="p"/>
+                        </m:rPr>
+                        <m:t>:</m:t>
+                      </m:r>
+                      <m:r>
+                        <m:t>1</m:t>
+                      </m:r>
+                      <m:r>
+                        <m:rPr>
+                          <m:sty m:val="p"/>
+                        </m:rPr>
+                        <m:t>,</m:t>
+                      </m:r>
+                      <m:r>
+                        <m:t>85</m:t>
+                      </m:r>
+                      <m:r>
+                        <m:rPr>
+                          <m:sty m:val="p"/>
+                        </m:rPr>
+                        <m:t>—</m:t>
+                      </m:r>
+                      <m:r>
                         <m:t>v</m:t>
                       </m:r>
                       <m:r>
@@ -12521,6 +12817,30 @@
                       </m:r>
                       <m:r>
                         <m:t>14</m:t>
+                      </m:r>
+                      <m:r>
+                        <m:rPr>
+                          <m:sty m:val="p"/>
+                        </m:rPr>
+                        <m:t>,</m:t>
+                      </m:r>
+                      <m:r>
+                        <m:t>c</m:t>
+                      </m:r>
+                      <m:r>
+                        <m:t>a</m:t>
+                      </m:r>
+                      <m:r>
+                        <m:t>p</m:t>
+                      </m:r>
+                      <m:r>
+                        <m:rPr>
+                          <m:sty m:val="p"/>
+                        </m:rPr>
+                        <m:t>.</m:t>
+                      </m:r>
+                      <m:r>
+                        <m:t>13.2</m:t>
                       </m:r>
                     </m:e>
                   </m:d>
@@ -13837,7 +14157,7 @@
         <w:t xml:space="preserve">Economia do negócio</w:t>
       </w:r>
       <w:r>
-        <w:t xml:space="preserve">: ponto de equilíbrio operacional em ~29% da capacidade de 1 turno; EBITDA de regime estimado em R$ 1,3–1,5 milhão/ano; investimento total de ~R$ 6,6–8,2 milhões compatível com o capital subscrito de R$ 7,5 milhões e com funding FNE (região Sudene; indústria prioritária no FNE 2026 de R$ 52,6 bilhões, ES com R$ 1,3 bilhão).</w:t>
+        <w:t xml:space="preserve">: ponto de equilíbrio operacional em ~25% da capacidade de 1 turno; EBITDA de regime estimado em R$ 1,3–1,4 milhão/ano; investimento total de ~R$ 6,6–8,2 milhões compatível com o capital subscrito de R$ 7,5 milhões e com funding FNE (a área legal da Sudene abrange 31 municípios do norte do ES — LC nº 185/2021 —, incluindo todos os nove da área de influência; indústria é setor prioritário no FNE 2026 de R$ 52,6 bilhões, com R$ 1,3 bilhão para o ES).</w:t>
       </w:r>
     </w:p>
     <w:p>
@@ -13884,7 +14204,7 @@
         <w:t xml:space="preserve"> </w:t>
       </w:r>
       <w:r>
-        <w:t xml:space="preserve">A demanda regional absorve com folga o ramp-up projetado (shares de 13–28% do mercado endereçável nos anos 1–2) e comporta o regime de cruzeiro (~25–36%) na condição de execução da estratégia comercial — ancoragem em licitações e atas municipais, rede de 8–12 revendas, 2–3 contas B2B estruturantes e balcão de fábrica. O projeto deve ser dimensionado financeiramente para pagar-se com 1 turno, tratando o 2º turno como opção de crescimento, e condicionado às providências de implantação listadas no plano de ação (licença ambiental, energia, galpão, bandejas e pré-venda iniciados de imediato).</w:t>
+        <w:t xml:space="preserve">A demanda regional absorve com folga o ramp-up projetado (shares de 12–27% do mercado endereçável nos anos 1–2) e comporta o regime de cruzeiro (~22–36%) na condição de execução da estratégia comercial — ancoragem em licitações e atas municipais, rede de 8–12 revendas, 2–3 contas B2B estruturantes e balcão de fábrica. O projeto deve ser dimensionado financeiramente para pagar-se com 1 turno, tratando o 2º turno como opção de crescimento, e condicionado às providências de implantação listadas no plano de ação (licença ambiental, energia, galpão, bandejas e pré-venda iniciados de imediato).</w:t>
       </w:r>
     </w:p>
     <w:p>
@@ -14968,7 +15288,71 @@
         <w:pStyle w:val="BodyText"/>
       </w:pPr>
       <w:r>
-        <w:t xml:space="preserve">[130] SEDES-ES — Invista no ES — incentivos (área Sudene abrange 28 municípios do norte do ES; Invest-ES; Funres). Disponível em: https://sedes.es.gov.br/invista-no-es . Acesso em: 16/08/2026.</w:t>
+        <w:t xml:space="preserve">[130] SEDES-ES — Invista no ES — incentivos estaduais (Invest-ES, Funres) e federais na área da Sudene. Disponível em: https://sedes.es.gov.br/invista-no-es . Acesso em: 16/08/2026.</w:t>
+      </w:r>
+    </w:p>
+    <w:p>
+      <w:pPr>
+        <w:pStyle w:val="BodyText"/>
+      </w:pPr>
+      <w:r>
+        <w:t xml:space="preserve">[131] Folha Vitória — Indústria capixaba avança 20,2% e é a que mais cresce no país no primeiro semestre (PIM-PF/IBGE, jan–jun/2026 vs. 1S2025; Brasil +1,5%). Disponível em: https://www.folhavitoria.com.br/economia/industria-capixaba-avanca-202-e-e-a-que-mais-cresce-no-pais-no-primeiro-semestre/ . Acesso em: 16/08/2026.</w:t>
+      </w:r>
+    </w:p>
+    <w:p>
+      <w:pPr>
+        <w:pStyle w:val="BodyText"/>
+      </w:pPr>
+      <w:r>
+        <w:t xml:space="preserve">[132] IBGE — Área de Atuação da SUDENE (delimitação oficial; inclui 31 municípios do Espírito Santo conforme LC nº 185/2021). Disponível em: https://www.ibge.gov.br/geociencias/organizacao-do-territorio/estrutura-territorial/34331-area-de-atuacao-da-sudene.html . Acesso em: 16/08/2026.</w:t>
+      </w:r>
+    </w:p>
+    <w:p>
+      <w:pPr>
+        <w:pStyle w:val="BodyText"/>
+      </w:pPr>
+      <w:r>
+        <w:t xml:space="preserve">[133] JusBrasil — Lei Complementar nº 125, de 03/01/2007 (institui a Sudene; área de atuação com municípios listados por alterações posteriores — LC nº 185/2021). Disponível em: https://www.jusbrasil.com.br/legislacao/95031/lei-de-criacao-da-sudene-lei-complementar-125-07 . Acesso em: 16/08/2026.</w:t>
+      </w:r>
+    </w:p>
+    <w:p>
+      <w:pPr>
+        <w:pStyle w:val="BodyText"/>
+      </w:pPr>
+      <w:r>
+        <w:t xml:space="preserve">[134] CADE — Cadernos do Cade: Mercado de Cimento no Brasil (2019) — estrutura de canais e concorrência do setor. Disponível em: https://cdn.cade.gov.br/Portal/centrais-de-conteudo/publicacoes/estudos-economicos/cadernos-do-cade/mercado-de-cimento-no-brasil-2019.pdf . Acesso em: 16/08/2026.</w:t>
+      </w:r>
+    </w:p>
+    <w:p>
+      <w:pPr>
+        <w:pStyle w:val="BodyText"/>
+      </w:pPr>
+      <w:r>
+        <w:t xml:space="preserve">[135] Governo do Estado do ES — Governo do Estado anuncia investimentos e entrega obras em São Mateus (pavimentação em blocos de 26 ruas: mais de 32 mil m² e 10 km de meio-fio; recursos do acordo do Rio Doce/SERD). Disponível em: https://www.es.gov.br/Noticia/governo-do-estado-anuncia-investimentos-e-entrega-obras-em-sao-mateus . Acesso em: 16/08/2026.</w:t>
+      </w:r>
+    </w:p>
+    <w:p>
+      <w:pPr>
+        <w:pStyle w:val="BodyText"/>
+      </w:pPr>
+      <w:r>
+        <w:t xml:space="preserve">[136] SEAG-ES — Programa de Calçamento Rural (o Estado fornece blocos intertravados e meios-fios de concreto; as prefeituras executam as obras). Disponível em: https://seag.es.gov.br/programa-de-calcamento-rural . Acesso em: 16/08/2026.</w:t>
+      </w:r>
+    </w:p>
+    <w:p>
+      <w:pPr>
+        <w:pStyle w:val="BodyText"/>
+      </w:pPr>
+      <w:r>
+        <w:t xml:space="preserve">[137] SEAG-ES — Caminhos do Campo: Estado vai pavimentar mais 476 km de estradas rurais. Disponível em: https://seag.es.gov.br/caminhos-do-campo-estado-vai-pavimentar-mais . Acesso em: 16/08/2026.</w:t>
+      </w:r>
+    </w:p>
+    <w:p>
+      <w:pPr>
+        <w:pStyle w:val="BodyText"/>
+      </w:pPr>
+      <w:r>
+        <w:t xml:space="preserve">[138] Cimento.Org — Cimento no Brasil (consumo per capita de cimento ~280 kg/habitante). Disponível em: https://cimento.org/cimento-no-brasil/ . Acesso em: 16/08/2026.</w:t>
       </w:r>
     </w:p>
     <w:p>
@@ -14994,6 +15378,4783 @@
       </w:r>
     </w:p>
     <w:bookmarkEnd w:id="95"/>
+    <w:bookmarkStart w:id="105" w:name="X52c0335ee51752016401bccd7a1480d6a0d9533"/>
+    <w:p>
+      <w:pPr>
+        <w:pStyle w:val="Heading1"/>
+      </w:pPr>
+      <w:r>
+        <w:t xml:space="preserve">APÊNDICE A — MEMÓRIA DE CÁLCULO (recalculada por script em 16/08/2026)</w:t>
+      </w:r>
+    </w:p>
+    <w:p>
+      <w:pPr>
+        <w:pStyle w:val="FirstParagraph"/>
+      </w:pPr>
+      <w:r>
+        <w:rPr>
+          <w:iCs/>
+          <w:i/>
+        </w:rPr>
+        <w:t xml:space="preserve">Cada número derivado do estudo, com fórmula, entradas e fonte. Recalculado por script em 16/08/2026.</w:t>
+      </w:r>
+    </w:p>
+    <w:bookmarkStart w:id="96" w:name="Xba9bfe69ca3cbbefd5160f64c4d6b954dca7d84"/>
+    <w:p>
+      <w:pPr>
+        <w:pStyle w:val="Heading2"/>
+      </w:pPr>
+      <w:r>
+        <w:t xml:space="preserve">1. Capacidade de produção (base: proposta Gervasi REV00, turno 8h, fator 90%)</w:t>
+      </w:r>
+    </w:p>
+    <w:p>
+      <w:pPr>
+        <w:numPr>
+          <w:ilvl w:val="0"/>
+          <w:numId w:val="1022"/>
+        </w:numPr>
+        <w:pStyle w:val="Compact"/>
+      </w:pPr>
+      <w:r>
+        <w:t xml:space="preserve">Bloco 14×19×39: 7.020/turno × 22 dias =</w:t>
+      </w:r>
+      <w:r>
+        <w:t xml:space="preserve"> </w:t>
+      </w:r>
+      <w:r>
+        <w:rPr>
+          <w:bCs/>
+          <w:b/>
+        </w:rPr>
+        <w:t xml:space="preserve">154.440/mês</w:t>
+      </w:r>
+      <w:r>
+        <w:t xml:space="preserve">; × 12 =</w:t>
+      </w:r>
+      <w:r>
+        <w:t xml:space="preserve"> </w:t>
+      </w:r>
+      <w:r>
+        <w:rPr>
+          <w:bCs/>
+          <w:b/>
+        </w:rPr>
+        <w:t xml:space="preserve">1.853.280/ano</w:t>
+      </w:r>
+      <w:r>
+        <w:t xml:space="preserve"> </w:t>
+      </w:r>
+      <w:r>
+        <w:t xml:space="preserve">(1 turno); 2 turnos = 3.706.560</w:t>
+      </w:r>
+    </w:p>
+    <w:p>
+      <w:pPr>
+        <w:numPr>
+          <w:ilvl w:val="0"/>
+          <w:numId w:val="1022"/>
+        </w:numPr>
+        <w:pStyle w:val="Compact"/>
+      </w:pPr>
+      <w:r>
+        <w:t xml:space="preserve">Bloco 9×19×39: 10.530/turno × 22 dias =</w:t>
+      </w:r>
+      <w:r>
+        <w:t xml:space="preserve"> </w:t>
+      </w:r>
+      <w:r>
+        <w:rPr>
+          <w:bCs/>
+          <w:b/>
+        </w:rPr>
+        <w:t xml:space="preserve">231.660/mês</w:t>
+      </w:r>
+      <w:r>
+        <w:t xml:space="preserve">; × 12 =</w:t>
+      </w:r>
+      <w:r>
+        <w:t xml:space="preserve"> </w:t>
+      </w:r>
+      <w:r>
+        <w:rPr>
+          <w:bCs/>
+          <w:b/>
+        </w:rPr>
+        <w:t xml:space="preserve">2.779.920/ano</w:t>
+      </w:r>
+      <w:r>
+        <w:t xml:space="preserve"> </w:t>
+      </w:r>
+      <w:r>
+        <w:t xml:space="preserve">(1 turno); 2 turnos = 5.559.840</w:t>
+      </w:r>
+    </w:p>
+    <w:p>
+      <w:pPr>
+        <w:numPr>
+          <w:ilvl w:val="0"/>
+          <w:numId w:val="1022"/>
+        </w:numPr>
+        <w:pStyle w:val="Compact"/>
+      </w:pPr>
+      <w:r>
+        <w:t xml:space="preserve">Bloco 19×19×39: 5.265/turno × 22 dias =</w:t>
+      </w:r>
+      <w:r>
+        <w:t xml:space="preserve"> </w:t>
+      </w:r>
+      <w:r>
+        <w:rPr>
+          <w:bCs/>
+          <w:b/>
+        </w:rPr>
+        <w:t xml:space="preserve">115.830/mês</w:t>
+      </w:r>
+      <w:r>
+        <w:t xml:space="preserve">; × 12 =</w:t>
+      </w:r>
+      <w:r>
+        <w:t xml:space="preserve"> </w:t>
+      </w:r>
+      <w:r>
+        <w:rPr>
+          <w:bCs/>
+          <w:b/>
+        </w:rPr>
+        <w:t xml:space="preserve">1.389.960/ano</w:t>
+      </w:r>
+      <w:r>
+        <w:t xml:space="preserve"> </w:t>
+      </w:r>
+      <w:r>
+        <w:t xml:space="preserve">(1 turno); 2 turnos = 2.779.920</w:t>
+      </w:r>
+    </w:p>
+    <w:p>
+      <w:pPr>
+        <w:numPr>
+          <w:ilvl w:val="0"/>
+          <w:numId w:val="1022"/>
+        </w:numPr>
+        <w:pStyle w:val="Compact"/>
+      </w:pPr>
+      <w:r>
+        <w:t xml:space="preserve">Paver H6 (m²): 530/turno × 22 dias =</w:t>
+      </w:r>
+      <w:r>
+        <w:t xml:space="preserve"> </w:t>
+      </w:r>
+      <w:r>
+        <w:rPr>
+          <w:bCs/>
+          <w:b/>
+        </w:rPr>
+        <w:t xml:space="preserve">11.660/mês</w:t>
+      </w:r>
+      <w:r>
+        <w:t xml:space="preserve">; × 12 =</w:t>
+      </w:r>
+      <w:r>
+        <w:t xml:space="preserve"> </w:t>
+      </w:r>
+      <w:r>
+        <w:rPr>
+          <w:bCs/>
+          <w:b/>
+        </w:rPr>
+        <w:t xml:space="preserve">139.920/ano</w:t>
+      </w:r>
+      <w:r>
+        <w:t xml:space="preserve"> </w:t>
+      </w:r>
+      <w:r>
+        <w:t xml:space="preserve">(1 turno); 2 turnos = 279.840</w:t>
+      </w:r>
+    </w:p>
+    <w:p>
+      <w:pPr>
+        <w:numPr>
+          <w:ilvl w:val="0"/>
+          <w:numId w:val="1022"/>
+        </w:numPr>
+        <w:pStyle w:val="Compact"/>
+      </w:pPr>
+      <w:r>
+        <w:t xml:space="preserve">Paver por hora: 530 m² ÷ 7,2 h efetivas (8h × 90%) =</w:t>
+      </w:r>
+      <w:r>
+        <w:t xml:space="preserve"> </w:t>
+      </w:r>
+      <w:r>
+        <w:rPr>
+          <w:bCs/>
+          <w:b/>
+        </w:rPr>
+        <w:t xml:space="preserve">73,6 m²/h</w:t>
+      </w:r>
+      <w:r>
+        <w:t xml:space="preserve"> </w:t>
+      </w:r>
+      <w:r>
+        <w:t xml:space="preserve">(proposta traz dígitos comprimidos; derivação declarada no §3,3)</w:t>
+      </w:r>
+    </w:p>
+    <w:bookmarkEnd w:id="96"/>
+    <w:bookmarkStart w:id="97" w:name="consumos-e-autonomia"/>
+    <w:p>
+      <w:pPr>
+        <w:pStyle w:val="Heading2"/>
+      </w:pPr>
+      <w:r>
+        <w:t xml:space="preserve">2. Consumos e autonomia</w:t>
+      </w:r>
+    </w:p>
+    <w:p>
+      <w:pPr>
+        <w:numPr>
+          <w:ilvl w:val="0"/>
+          <w:numId w:val="1023"/>
+        </w:numPr>
+        <w:pStyle w:val="Compact"/>
+      </w:pPr>
+      <w:r>
+        <w:t xml:space="preserve">Cimento: 1,00 kg/bloco (premissa; ref. WM Máquinas ~1,05, Gervasi economiza até 15%) × 7.020 =</w:t>
+      </w:r>
+      <w:r>
+        <w:t xml:space="preserve"> </w:t>
+      </w:r>
+      <w:r>
+        <w:rPr>
+          <w:bCs/>
+          <w:b/>
+        </w:rPr>
+        <w:t xml:space="preserve">7,02 t/dia</w:t>
+      </w:r>
+    </w:p>
+    <w:p>
+      <w:pPr>
+        <w:numPr>
+          <w:ilvl w:val="0"/>
+          <w:numId w:val="1023"/>
+        </w:numPr>
+        <w:pStyle w:val="Compact"/>
+      </w:pPr>
+      <w:r>
+        <w:t xml:space="preserve">Autonomia do silo: 90 t ÷ 7,02 t/dia =</w:t>
+      </w:r>
+      <w:r>
+        <w:t xml:space="preserve"> </w:t>
+      </w:r>
+      <w:r>
+        <w:rPr>
+          <w:bCs/>
+          <w:b/>
+        </w:rPr>
+        <w:t xml:space="preserve">12,8 dias úteis</w:t>
+      </w:r>
+      <w:r>
+        <w:t xml:space="preserve"> </w:t>
+      </w:r>
+      <w:r>
+        <w:t xml:space="preserve">(≈13)</w:t>
+      </w:r>
+    </w:p>
+    <w:p>
+      <w:pPr>
+        <w:numPr>
+          <w:ilvl w:val="0"/>
+          <w:numId w:val="1023"/>
+        </w:numPr>
+        <w:pStyle w:val="Compact"/>
+      </w:pPr>
+      <w:r>
+        <w:t xml:space="preserve">Concreto: 5,4 m³/h × 7,2 h =</w:t>
+      </w:r>
+      <w:r>
+        <w:t xml:space="preserve"> </w:t>
+      </w:r>
+      <w:r>
+        <w:rPr>
+          <w:bCs/>
+          <w:b/>
+        </w:rPr>
+        <w:t xml:space="preserve">38,9 m³/turno</w:t>
+      </w:r>
+      <w:r>
+        <w:t xml:space="preserve"> </w:t>
+      </w:r>
+      <w:r>
+        <w:t xml:space="preserve">(bloco 14)</w:t>
+      </w:r>
+    </w:p>
+    <w:bookmarkEnd w:id="97"/>
+    <w:bookmarkStart w:id="98" w:name="Xb2eaa923cffbd5a06921c98d72c946581ce6436"/>
+    <w:p>
+      <w:pPr>
+        <w:pStyle w:val="Heading2"/>
+      </w:pPr>
+      <w:r>
+        <w:t xml:space="preserve">3. Área de influência ponderada (Censo 2022; fatores por distância/concorrência)</w:t>
+      </w:r>
+    </w:p>
+    <w:p>
+      <w:pPr>
+        <w:numPr>
+          <w:ilvl w:val="0"/>
+          <w:numId w:val="1024"/>
+        </w:numPr>
+        <w:pStyle w:val="Compact"/>
+      </w:pPr>
+      <w:r>
+        <w:t xml:space="preserve">São Mateus: 123.750 × 100% = 123.750</w:t>
+      </w:r>
+    </w:p>
+    <w:p>
+      <w:pPr>
+        <w:numPr>
+          <w:ilvl w:val="0"/>
+          <w:numId w:val="1024"/>
+        </w:numPr>
+        <w:pStyle w:val="Compact"/>
+      </w:pPr>
+      <w:r>
+        <w:t xml:space="preserve">Nova Venécia: 49.065 × 25% = 12.266</w:t>
+      </w:r>
+    </w:p>
+    <w:p>
+      <w:pPr>
+        <w:numPr>
+          <w:ilvl w:val="0"/>
+          <w:numId w:val="1024"/>
+        </w:numPr>
+        <w:pStyle w:val="Compact"/>
+      </w:pPr>
+      <w:r>
+        <w:t xml:space="preserve">Jaguaré: 28.931 × 25% = 7.233</w:t>
+      </w:r>
+    </w:p>
+    <w:p>
+      <w:pPr>
+        <w:numPr>
+          <w:ilvl w:val="0"/>
+          <w:numId w:val="1024"/>
+        </w:numPr>
+        <w:pStyle w:val="Compact"/>
+      </w:pPr>
+      <w:r>
+        <w:t xml:space="preserve">Vila Valério: 14.065 × 15% = 2.110</w:t>
+      </w:r>
+    </w:p>
+    <w:p>
+      <w:pPr>
+        <w:numPr>
+          <w:ilvl w:val="0"/>
+          <w:numId w:val="1024"/>
+        </w:numPr>
+        <w:pStyle w:val="Compact"/>
+      </w:pPr>
+      <w:r>
+        <w:t xml:space="preserve">Boa Esperança: 15.146 × 10% = 1.515</w:t>
+      </w:r>
+    </w:p>
+    <w:p>
+      <w:pPr>
+        <w:numPr>
+          <w:ilvl w:val="0"/>
+          <w:numId w:val="1024"/>
+        </w:numPr>
+        <w:pStyle w:val="Compact"/>
+      </w:pPr>
+      <w:r>
+        <w:t xml:space="preserve">São Gabriel da Palha: 39.085 × 5% = 1.954</w:t>
+      </w:r>
+    </w:p>
+    <w:p>
+      <w:pPr>
+        <w:numPr>
+          <w:ilvl w:val="0"/>
+          <w:numId w:val="1024"/>
+        </w:numPr>
+        <w:pStyle w:val="Compact"/>
+      </w:pPr>
+      <w:r>
+        <w:t xml:space="preserve">Conceição da Barra: 27.458 × 5% = 1.373</w:t>
+      </w:r>
+    </w:p>
+    <w:p>
+      <w:pPr>
+        <w:numPr>
+          <w:ilvl w:val="0"/>
+          <w:numId w:val="1024"/>
+        </w:numPr>
+        <w:pStyle w:val="Compact"/>
+      </w:pPr>
+      <w:r>
+        <w:t xml:space="preserve">Pedro Canário: 26.575 × 5% = 1.329</w:t>
+      </w:r>
+    </w:p>
+    <w:p>
+      <w:pPr>
+        <w:numPr>
+          <w:ilvl w:val="0"/>
+          <w:numId w:val="1024"/>
+        </w:numPr>
+        <w:pStyle w:val="Compact"/>
+      </w:pPr>
+      <w:r>
+        <w:t xml:space="preserve">Pinheiros: 27.601 × 5% = 1.380</w:t>
+      </w:r>
+    </w:p>
+    <w:p>
+      <w:pPr>
+        <w:numPr>
+          <w:ilvl w:val="0"/>
+          <w:numId w:val="1024"/>
+        </w:numPr>
+        <w:pStyle w:val="Compact"/>
+      </w:pPr>
+      <w:r>
+        <w:rPr>
+          <w:bCs/>
+          <w:b/>
+        </w:rPr>
+        <w:t xml:space="preserve">Total: 351.676 hab; ponderado = 152.909 ≈ 152,9 mil hab-equivalentes</w:t>
+      </w:r>
+      <w:r>
+        <w:t xml:space="preserve"> </w:t>
+      </w:r>
+      <w:r>
+        <w:t xml:space="preserve">(+23,6% sobre a sede)</w:t>
+      </w:r>
+    </w:p>
+    <w:bookmarkEnd w:id="98"/>
+    <w:bookmarkStart w:id="99" w:name="dimensionamento-da-demanda-1"/>
+    <w:p>
+      <w:pPr>
+        <w:pStyle w:val="Heading2"/>
+      </w:pPr>
+      <w:r>
+        <w:t xml:space="preserve">4. Dimensionamento da demanda</w:t>
+      </w:r>
+    </w:p>
+    <w:p>
+      <w:pPr>
+        <w:pStyle w:val="FirstParagraph"/>
+      </w:pPr>
+      <w:r>
+        <w:rPr>
+          <w:bCs/>
+          <w:b/>
+        </w:rPr>
+        <w:t xml:space="preserve">Método B (principal, bottom-up):</w:t>
+      </w:r>
+      <w:r>
+        <w:t xml:space="preserve"> </w:t>
+      </w:r>
+      <w:r>
+        <w:t xml:space="preserve">- Habitação nova: 700–1.000 UH/ano (premissa: crescimento censitário de ~1,2 mil hab/ano em São Mateus + MCMV + déficit ~3 mil + loteamentos) × 2.200–3.000 blocos/UH (12,5 blocos/m² de parede [CCA]; casa 50–70 m² + muros) =</w:t>
+      </w:r>
+      <w:r>
+        <w:t xml:space="preserve"> </w:t>
+      </w:r>
+      <w:r>
+        <w:rPr>
+          <w:bCs/>
+          <w:b/>
+        </w:rPr>
+        <w:t xml:space="preserve">1,5–3,0 milhões de blocos/ano</w:t>
+      </w:r>
+      <w:r>
+        <w:t xml:space="preserve"> </w:t>
+      </w:r>
+      <w:r>
+        <w:t xml:space="preserve">- Muros/reformas/rural: ≥ habitação nova → +1,5–2,5 milhões (premissa setorial declarada)</w:t>
+      </w:r>
+      <w:r>
+        <w:t xml:space="preserve"> </w:t>
+      </w:r>
+      <w:r>
+        <w:t xml:space="preserve">- Pavimentação pública: 32 mil m² só no convênio SERD de São Mateus (26 ruas) + Jaguaré 13 ruas + SEAG fornece blocos no Calçamento Rural; anualizado (pacotes ÷ 2–3 anos) =</w:t>
+      </w:r>
+      <w:r>
+        <w:t xml:space="preserve"> </w:t>
+      </w:r>
+      <w:r>
+        <w:rPr>
+          <w:bCs/>
+          <w:b/>
+        </w:rPr>
+        <w:t xml:space="preserve">40–90 mil m²/ano</w:t>
+      </w:r>
+      <w:r>
+        <w:t xml:space="preserve"> </w:t>
+      </w:r>
+      <w:r>
+        <w:t xml:space="preserve">+ privado 20–40 mil m²</w:t>
+      </w:r>
+      <w:r>
+        <w:t xml:space="preserve"> </w:t>
+      </w:r>
+      <w:r>
+        <w:rPr>
+          <w:bCs/>
+          <w:b/>
+        </w:rPr>
+        <w:t xml:space="preserve">Método A (validação cruzada, top-down):</w:t>
+      </w:r>
+      <w:r>
+        <w:t xml:space="preserve"> </w:t>
+      </w:r>
+      <w:r>
+        <w:t xml:space="preserve">- Consumo de cimento na área: 152.909 hab-eq × 280 kg/hab/ano (SNIC/cimento.org, publicado) =</w:t>
+      </w:r>
+      <w:r>
+        <w:t xml:space="preserve"> </w:t>
+      </w:r>
+      <w:r>
+        <w:rPr>
+          <w:bCs/>
+          <w:b/>
+        </w:rPr>
+        <w:t xml:space="preserve">42.815 t/ano</w:t>
+      </w:r>
+      <w:r>
+        <w:t xml:space="preserve"> </w:t>
+      </w:r>
+      <w:r>
+        <w:t xml:space="preserve">- Premissa artefatos 8% do cimento → 3.425 t → ≈</w:t>
+      </w:r>
+      <w:r>
+        <w:t xml:space="preserve"> </w:t>
+      </w:r>
+      <w:r>
+        <w:rPr>
+          <w:bCs/>
+          <w:b/>
+        </w:rPr>
+        <w:t xml:space="preserve">3,4 milhões de blocos-eq/ano</w:t>
+      </w:r>
+      <w:r>
+        <w:t xml:space="preserve"> </w:t>
+      </w:r>
+      <w:r>
+        <w:t xml:space="preserve">(1,0 kg/bloco)</w:t>
+      </w:r>
+      <w:r>
+        <w:t xml:space="preserve"> </w:t>
+      </w:r>
+      <w:r>
+        <w:t xml:space="preserve">- Premissa artefatos 12% do cimento → 5.138 t → ≈</w:t>
+      </w:r>
+      <w:r>
+        <w:t xml:space="preserve"> </w:t>
+      </w:r>
+      <w:r>
+        <w:rPr>
+          <w:bCs/>
+          <w:b/>
+        </w:rPr>
+        <w:t xml:space="preserve">5,1 milhões de blocos-eq/ano</w:t>
+      </w:r>
+      <w:r>
+        <w:t xml:space="preserve"> </w:t>
+      </w:r>
+      <w:r>
+        <w:t xml:space="preserve">(1,0 kg/bloco)</w:t>
+      </w:r>
+      <w:r>
+        <w:t xml:space="preserve"> </w:t>
+      </w:r>
+      <w:r>
+        <w:t xml:space="preserve">- Premissa artefatos 15% do cimento → 6.422 t → ≈</w:t>
+      </w:r>
+      <w:r>
+        <w:t xml:space="preserve"> </w:t>
+      </w:r>
+      <w:r>
+        <w:rPr>
+          <w:bCs/>
+          <w:b/>
+        </w:rPr>
+        <w:t xml:space="preserve">6,4 milhões de blocos-eq/ano</w:t>
+      </w:r>
+      <w:r>
+        <w:t xml:space="preserve"> </w:t>
+      </w:r>
+      <w:r>
+        <w:t xml:space="preserve">(1,0 kg/bloco)</w:t>
+      </w:r>
+      <w:r>
+        <w:t xml:space="preserve"> </w:t>
+      </w:r>
+      <w:r>
+        <w:t xml:space="preserve">- Convergência A×B:</w:t>
+      </w:r>
+      <w:r>
+        <w:t xml:space="preserve"> </w:t>
+      </w:r>
+      <w:r>
+        <w:rPr>
+          <w:bCs/>
+          <w:b/>
+        </w:rPr>
+        <w:t xml:space="preserve">mercado de 4–6 milhões de blocos-eq + 70–150 mil m² de pavimentação/ano</w:t>
+      </w:r>
+      <w:r>
+        <w:t xml:space="preserve"> </w:t>
+      </w:r>
+      <w:r>
+        <w:t xml:space="preserve">- Valor do SAM: (4–6 mi blocos-eq × preço médio de fábrica ~R$ 3,00) + (70–150 mil m² × ~R$ 55) = R$ 15,8–26,2 mi →</w:t>
+      </w:r>
+      <w:r>
+        <w:t xml:space="preserve"> </w:t>
+      </w:r>
+      <w:r>
+        <w:rPr>
+          <w:bCs/>
+          <w:b/>
+        </w:rPr>
+        <w:t xml:space="preserve">faixa adotada R$ 16–25 mi/ano</w:t>
+      </w:r>
+      <w:r>
+        <w:t xml:space="preserve"> </w:t>
+      </w:r>
+      <w:r>
+        <w:t xml:space="preserve">(arredondamento conservador)</w:t>
+      </w:r>
+    </w:p>
+    <w:bookmarkEnd w:id="99"/>
+    <w:bookmarkStart w:id="100" w:name="Xbbaff5217245c5160a94944a44c37f220d8fdf9"/>
+    <w:p>
+      <w:pPr>
+        <w:pStyle w:val="Heading2"/>
+      </w:pPr>
+      <w:r>
+        <w:t xml:space="preserve">5. Receita plena de 1 turno — derivada do mix (não afirmada)</w:t>
+      </w:r>
+    </w:p>
+    <w:p>
+      <w:pPr>
+        <w:numPr>
+          <w:ilvl w:val="0"/>
+          <w:numId w:val="1025"/>
+        </w:numPr>
+        <w:pStyle w:val="Compact"/>
+      </w:pPr>
+      <w:r>
+        <w:t xml:space="preserve">Bloco 14 vedação: 40% dos dias (106) × 7.020 = 741.312 un/m² × R$ 3,30 =</w:t>
+      </w:r>
+      <w:r>
+        <w:t xml:space="preserve"> </w:t>
+      </w:r>
+      <w:r>
+        <w:rPr>
+          <w:bCs/>
+          <w:b/>
+        </w:rPr>
+        <w:t xml:space="preserve">R$ 2.446.330</w:t>
+      </w:r>
+    </w:p>
+    <w:p>
+      <w:pPr>
+        <w:numPr>
+          <w:ilvl w:val="0"/>
+          <w:numId w:val="1025"/>
+        </w:numPr>
+        <w:pStyle w:val="Compact"/>
+      </w:pPr>
+      <w:r>
+        <w:t xml:space="preserve">Bloco 14 estrutural: 20% dos dias (53) × 7.020 = 370.656 un/m² × R$ 4,50 =</w:t>
+      </w:r>
+      <w:r>
+        <w:t xml:space="preserve"> </w:t>
+      </w:r>
+      <w:r>
+        <w:rPr>
+          <w:bCs/>
+          <w:b/>
+        </w:rPr>
+        <w:t xml:space="preserve">R$ 1.667.952</w:t>
+      </w:r>
+    </w:p>
+    <w:p>
+      <w:pPr>
+        <w:numPr>
+          <w:ilvl w:val="0"/>
+          <w:numId w:val="1025"/>
+        </w:numPr>
+        <w:pStyle w:val="Compact"/>
+      </w:pPr>
+      <w:r>
+        <w:t xml:space="preserve">Bloco 9 vedação: 15% dos dias (40) × 10.530 = 416.988 un/m² × R$ 2,80 =</w:t>
+      </w:r>
+      <w:r>
+        <w:t xml:space="preserve"> </w:t>
+      </w:r>
+      <w:r>
+        <w:rPr>
+          <w:bCs/>
+          <w:b/>
+        </w:rPr>
+        <w:t xml:space="preserve">R$ 1.167.566</w:t>
+      </w:r>
+    </w:p>
+    <w:p>
+      <w:pPr>
+        <w:numPr>
+          <w:ilvl w:val="0"/>
+          <w:numId w:val="1025"/>
+        </w:numPr>
+        <w:pStyle w:val="Compact"/>
+      </w:pPr>
+      <w:r>
+        <w:t xml:space="preserve">Bloco 19/canaleta: 10% dos dias (26) × 5.265 = 138.996 un/m² × R$ 5,50 =</w:t>
+      </w:r>
+      <w:r>
+        <w:t xml:space="preserve"> </w:t>
+      </w:r>
+      <w:r>
+        <w:rPr>
+          <w:bCs/>
+          <w:b/>
+        </w:rPr>
+        <w:t xml:space="preserve">R$ 764.478</w:t>
+      </w:r>
+    </w:p>
+    <w:p>
+      <w:pPr>
+        <w:numPr>
+          <w:ilvl w:val="0"/>
+          <w:numId w:val="1025"/>
+        </w:numPr>
+        <w:pStyle w:val="Compact"/>
+      </w:pPr>
+      <w:r>
+        <w:t xml:space="preserve">Paver e=6 (m²): 15% dos dias (40) × 530 = 20.988 un/m² × R$ 57,00 =</w:t>
+      </w:r>
+      <w:r>
+        <w:t xml:space="preserve"> </w:t>
+      </w:r>
+      <w:r>
+        <w:rPr>
+          <w:bCs/>
+          <w:b/>
+        </w:rPr>
+        <w:t xml:space="preserve">R$ 1.196.316</w:t>
+      </w:r>
+    </w:p>
+    <w:p>
+      <w:pPr>
+        <w:numPr>
+          <w:ilvl w:val="0"/>
+          <w:numId w:val="1025"/>
+        </w:numPr>
+        <w:pStyle w:val="Compact"/>
+      </w:pPr>
+      <w:r>
+        <w:rPr>
+          <w:bCs/>
+          <w:b/>
+        </w:rPr>
+        <w:t xml:space="preserve">RECEITA PLENA (100% de 1 turno) = R$ 7.242.642 ≈ R$ 7,2 milhões/ano</w:t>
+      </w:r>
+    </w:p>
+    <w:p>
+      <w:pPr>
+        <w:numPr>
+          <w:ilvl w:val="0"/>
+          <w:numId w:val="1025"/>
+        </w:numPr>
+        <w:pStyle w:val="Compact"/>
+      </w:pPr>
+      <w:r>
+        <w:t xml:space="preserve">MC média ponderada derivada = 36,5% →</w:t>
+      </w:r>
+      <w:r>
+        <w:t xml:space="preserve"> </w:t>
+      </w:r>
+      <w:r>
+        <w:rPr>
+          <w:bCs/>
+          <w:b/>
+        </w:rPr>
+        <w:t xml:space="preserve">adotada 35,0% (conservadora, abaixo da derivada)</w:t>
+      </w:r>
+    </w:p>
+    <w:bookmarkEnd w:id="100"/>
+    <w:bookmarkStart w:id="101" w:name="Xb3c349e07e0bf9711fc8a7eba1eede11674088d"/>
+    <w:p>
+      <w:pPr>
+        <w:pStyle w:val="Heading2"/>
+      </w:pPr>
+      <w:r>
+        <w:t xml:space="preserve">6. Cenários (base única = R$ 7,24 mi; MC 35%; fixos R$ 52 mil/mês; dívida FNE ~R$ 60 mil/mês SAC pós-carência)</w:t>
+      </w:r>
+    </w:p>
+    <w:p>
+      <w:pPr>
+        <w:numPr>
+          <w:ilvl w:val="0"/>
+          <w:numId w:val="1026"/>
+        </w:numPr>
+        <w:pStyle w:val="Compact"/>
+      </w:pPr>
+      <w:r>
+        <w:t xml:space="preserve">Pessimista (35,0%): receita R$ 2.534.925 | MC R$ 887.224 | EBITDA ≈</w:t>
+      </w:r>
+      <w:r>
+        <w:t xml:space="preserve"> </w:t>
+      </w:r>
+      <w:r>
+        <w:rPr>
+          <w:bCs/>
+          <w:b/>
+        </w:rPr>
+        <w:t xml:space="preserve">R$ 263.224</w:t>
+      </w:r>
+    </w:p>
+    <w:p>
+      <w:pPr>
+        <w:numPr>
+          <w:ilvl w:val="0"/>
+          <w:numId w:val="1026"/>
+        </w:numPr>
+        <w:pStyle w:val="Compact"/>
+      </w:pPr>
+      <w:r>
+        <w:t xml:space="preserve">Base ano 1 (42,5%): receita R$ 3.078.123 | MC R$ 1.077.343 | EBITDA ≈</w:t>
+      </w:r>
+      <w:r>
+        <w:t xml:space="preserve"> </w:t>
+      </w:r>
+      <w:r>
+        <w:rPr>
+          <w:bCs/>
+          <w:b/>
+        </w:rPr>
+        <w:t xml:space="preserve">R$ 453.343</w:t>
+      </w:r>
+    </w:p>
+    <w:p>
+      <w:pPr>
+        <w:numPr>
+          <w:ilvl w:val="0"/>
+          <w:numId w:val="1026"/>
+        </w:numPr>
+        <w:pStyle w:val="Compact"/>
+      </w:pPr>
+      <w:r>
+        <w:t xml:space="preserve">Base ano 2 (60,0%): receita R$ 4.345.585 | MC R$ 1.520.955 | EBITDA ≈</w:t>
+      </w:r>
+      <w:r>
+        <w:t xml:space="preserve"> </w:t>
+      </w:r>
+      <w:r>
+        <w:rPr>
+          <w:bCs/>
+          <w:b/>
+        </w:rPr>
+        <w:t xml:space="preserve">R$ 896.955</w:t>
+      </w:r>
+    </w:p>
+    <w:p>
+      <w:pPr>
+        <w:numPr>
+          <w:ilvl w:val="0"/>
+          <w:numId w:val="1026"/>
+        </w:numPr>
+        <w:pStyle w:val="Compact"/>
+      </w:pPr>
+      <w:r>
+        <w:t xml:space="preserve">Base ano 3 (regime) (77,5%): receita R$ 5.613.048 | MC R$ 1.964.567 | EBITDA ≈</w:t>
+      </w:r>
+      <w:r>
+        <w:t xml:space="preserve"> </w:t>
+      </w:r>
+      <w:r>
+        <w:rPr>
+          <w:bCs/>
+          <w:b/>
+        </w:rPr>
+        <w:t xml:space="preserve">R$ 1.340.567</w:t>
+      </w:r>
+    </w:p>
+    <w:p>
+      <w:pPr>
+        <w:numPr>
+          <w:ilvl w:val="0"/>
+          <w:numId w:val="1026"/>
+        </w:numPr>
+        <w:pStyle w:val="Compact"/>
+      </w:pPr>
+      <w:r>
+        <w:t xml:space="preserve">Pleno 1 turno (95,0%): receita R$ 6.880.510 | MC R$ 2.408.178 | EBITDA ≈</w:t>
+      </w:r>
+      <w:r>
+        <w:t xml:space="preserve"> </w:t>
+      </w:r>
+      <w:r>
+        <w:rPr>
+          <w:bCs/>
+          <w:b/>
+        </w:rPr>
+        <w:t xml:space="preserve">R$ 1.784.178</w:t>
+      </w:r>
+    </w:p>
+    <w:p>
+      <w:pPr>
+        <w:numPr>
+          <w:ilvl w:val="0"/>
+          <w:numId w:val="1026"/>
+        </w:numPr>
+        <w:pStyle w:val="Compact"/>
+      </w:pPr>
+      <w:r>
+        <w:t xml:space="preserve">Equilíbrio operacional: 52.000 ÷ 35% =</w:t>
+      </w:r>
+      <w:r>
+        <w:t xml:space="preserve"> </w:t>
+      </w:r>
+      <w:r>
+        <w:rPr>
+          <w:bCs/>
+          <w:b/>
+        </w:rPr>
+        <w:t xml:space="preserve">R$ 148.571/mês</w:t>
+      </w:r>
+      <w:r>
+        <w:t xml:space="preserve"> </w:t>
+      </w:r>
+      <w:r>
+        <w:t xml:space="preserve">= 24,6% da capacidade de 1 turno (</w:t>
+      </w:r>
+      <w:r>
+        <w:rPr>
+          <w:bCs/>
+          <w:b/>
+        </w:rPr>
+        <w:t xml:space="preserve">≈25%</w:t>
+      </w:r>
+      <w:r>
+        <w:t xml:space="preserve">)</w:t>
+      </w:r>
+    </w:p>
+    <w:p>
+      <w:pPr>
+        <w:numPr>
+          <w:ilvl w:val="0"/>
+          <w:numId w:val="1026"/>
+        </w:numPr>
+        <w:pStyle w:val="Compact"/>
+      </w:pPr>
+      <w:r>
+        <w:t xml:space="preserve">Equilíbrio c/ dívida: (52.000+60.000) ÷ 35% =</w:t>
+      </w:r>
+      <w:r>
+        <w:t xml:space="preserve"> </w:t>
+      </w:r>
+      <w:r>
+        <w:rPr>
+          <w:bCs/>
+          <w:b/>
+        </w:rPr>
+        <w:t xml:space="preserve">R$ 320.000/mês</w:t>
+      </w:r>
+      <w:r>
+        <w:t xml:space="preserve"> </w:t>
+      </w:r>
+      <w:r>
+        <w:t xml:space="preserve">= 53,0% (</w:t>
+      </w:r>
+      <w:r>
+        <w:rPr>
+          <w:bCs/>
+          <w:b/>
+        </w:rPr>
+        <w:t xml:space="preserve">≈53%</w:t>
+      </w:r>
+      <w:r>
+        <w:t xml:space="preserve">)</w:t>
+      </w:r>
+    </w:p>
+    <w:bookmarkEnd w:id="101"/>
+    <w:bookmarkStart w:id="102" w:name="market-share-requerido-sam-r-1625-miano"/>
+    <w:p>
+      <w:pPr>
+        <w:pStyle w:val="Heading2"/>
+      </w:pPr>
+      <w:r>
+        <w:t xml:space="preserve">7. Market share requerido (SAM R$ 16–25 mi/ano)</w:t>
+      </w:r>
+    </w:p>
+    <w:p>
+      <w:pPr>
+        <w:numPr>
+          <w:ilvl w:val="0"/>
+          <w:numId w:val="1027"/>
+        </w:numPr>
+        <w:pStyle w:val="Compact"/>
+      </w:pPr>
+      <w:r>
+        <w:t xml:space="preserve">Base ano 1: R$ 3.078.123 → share 12%–19% do SAM</w:t>
+      </w:r>
+    </w:p>
+    <w:p>
+      <w:pPr>
+        <w:numPr>
+          <w:ilvl w:val="0"/>
+          <w:numId w:val="1027"/>
+        </w:numPr>
+        <w:pStyle w:val="Compact"/>
+      </w:pPr>
+      <w:r>
+        <w:t xml:space="preserve">Base ano 3 (regime): R$ 5.613.048 → share 22%–35% do SAM</w:t>
+      </w:r>
+    </w:p>
+    <w:bookmarkEnd w:id="102"/>
+    <w:bookmarkStart w:id="103" w:name="investimento-total"/>
+    <w:p>
+      <w:pPr>
+        <w:pStyle w:val="Heading2"/>
+      </w:pPr>
+      <w:r>
+        <w:t xml:space="preserve">8. Investimento total</w:t>
+      </w:r>
+    </w:p>
+    <w:p>
+      <w:pPr>
+        <w:numPr>
+          <w:ilvl w:val="0"/>
+          <w:numId w:val="1028"/>
+        </w:numPr>
+        <w:pStyle w:val="Compact"/>
+      </w:pPr>
+      <w:r>
+        <w:t xml:space="preserve">Subtotal CAPEX: R$ 5.893.000 a R$ 7.263.000 (soma das 9 rubricas do §13,1)</w:t>
+      </w:r>
+    </w:p>
+    <w:p>
+      <w:pPr>
+        <w:numPr>
+          <w:ilvl w:val="0"/>
+          <w:numId w:val="1028"/>
+        </w:numPr>
+        <w:pStyle w:val="Compact"/>
+      </w:pPr>
+    </w:p>
+    <w:p>
+      <w:pPr>
+        <w:numPr>
+          <w:ilvl w:val="1"/>
+          <w:numId w:val="1029"/>
+        </w:numPr>
+        <w:pStyle w:val="Compact"/>
+      </w:pPr>
+      <w:r>
+        <w:t xml:space="preserve">Capital de giro 700–900 mil →</w:t>
+      </w:r>
+      <w:r>
+        <w:t xml:space="preserve"> </w:t>
+      </w:r>
+      <w:r>
+        <w:rPr>
+          <w:bCs/>
+          <w:b/>
+        </w:rPr>
+        <w:t xml:space="preserve">INVESTIMENTO TOTAL R$ 6.593.000 a R$ 8.163.000 (≈6,6–8,2 mi)</w:t>
+      </w:r>
+    </w:p>
+    <w:p>
+      <w:pPr>
+        <w:numPr>
+          <w:ilvl w:val="0"/>
+          <w:numId w:val="1028"/>
+        </w:numPr>
+        <w:pStyle w:val="Compact"/>
+      </w:pPr>
+      <w:r>
+        <w:t xml:space="preserve">Payback bruto: ~R$ 7,4 mi (ponto médio) ÷ EBITDA regime R$ 1.340.567 ≈</w:t>
+      </w:r>
+      <w:r>
+        <w:t xml:space="preserve"> </w:t>
+      </w:r>
+      <w:r>
+        <w:rPr>
+          <w:bCs/>
+          <w:b/>
+        </w:rPr>
+        <w:t xml:space="preserve">5,5 anos</w:t>
+      </w:r>
+      <w:r>
+        <w:t xml:space="preserve"> </w:t>
+      </w:r>
+      <w:r>
+        <w:t xml:space="preserve">(faixa 5–6)</w:t>
+      </w:r>
+    </w:p>
+    <w:bookmarkEnd w:id="103"/>
+    <w:bookmarkStart w:id="104" w:name="física-do-frete-corrigida"/>
+    <w:p>
+      <w:pPr>
+        <w:pStyle w:val="Heading2"/>
+      </w:pPr>
+      <w:r>
+        <w:t xml:space="preserve">9. Física do frete (corrigida)</w:t>
+      </w:r>
+    </w:p>
+    <w:p>
+      <w:pPr>
+        <w:numPr>
+          <w:ilvl w:val="0"/>
+          <w:numId w:val="1030"/>
+        </w:numPr>
+        <w:pStyle w:val="Compact"/>
+      </w:pPr>
+      <w:r>
+        <w:t xml:space="preserve">Truck 13–14 t ÷ 11,9 kg/bloco =</w:t>
+      </w:r>
+      <w:r>
+        <w:t xml:space="preserve"> </w:t>
+      </w:r>
+      <w:r>
+        <w:rPr>
+          <w:bCs/>
+          <w:b/>
+        </w:rPr>
+        <w:t xml:space="preserve">1.092–1.176 blocos por viagem</w:t>
+      </w:r>
+    </w:p>
+    <w:p>
+      <w:pPr>
+        <w:numPr>
+          <w:ilvl w:val="0"/>
+          <w:numId w:val="1030"/>
+        </w:numPr>
+        <w:pStyle w:val="Compact"/>
+      </w:pPr>
+      <w:r>
+        <w:t xml:space="preserve">Entrega a 30 km (60 km rodados, R$ 7–9/km): R$ 420–540 ÷ 1.090–1.170 blocos =</w:t>
+      </w:r>
+      <w:r>
+        <w:t xml:space="preserve"> </w:t>
+      </w:r>
+      <w:r>
+        <w:rPr>
+          <w:bCs/>
+          <w:b/>
+        </w:rPr>
+        <w:t xml:space="preserve">R$ 0,36–0,49/bloco</w:t>
+      </w:r>
+    </w:p>
+    <w:p>
+      <w:pPr>
+        <w:numPr>
+          <w:ilvl w:val="0"/>
+          <w:numId w:val="1030"/>
+        </w:numPr>
+        <w:pStyle w:val="Compact"/>
+      </w:pPr>
+      <w:r>
+        <w:t xml:space="preserve">Carreta 25–30 t da Grande Vitória (~200 km; 400 km rodados; R$ 8–10/km): R$ 3.200–4.000 ÷ 2.100–2.500 blocos =</w:t>
+      </w:r>
+      <w:r>
+        <w:t xml:space="preserve"> </w:t>
+      </w:r>
+      <w:r>
+        <w:rPr>
+          <w:bCs/>
+          <w:b/>
+        </w:rPr>
+        <w:t xml:space="preserve">R$ 1,28–1,90/bloco</w:t>
+      </w:r>
+    </w:p>
+    <w:p>
+      <w:pPr>
+        <w:numPr>
+          <w:ilvl w:val="0"/>
+          <w:numId w:val="1030"/>
+        </w:numPr>
+        <w:pStyle w:val="Compact"/>
+      </w:pPr>
+      <w:r>
+        <w:t xml:space="preserve">Paver e=6 (~135 kg/m²): truck leva ≈</w:t>
+      </w:r>
+      <w:r>
+        <w:t xml:space="preserve"> </w:t>
+      </w:r>
+      <w:r>
+        <w:rPr>
+          <w:bCs/>
+          <w:b/>
+        </w:rPr>
+        <w:t xml:space="preserve">96–104 m²</w:t>
+      </w:r>
+    </w:p>
+    <w:p>
+      <w:pPr>
+        <w:pStyle w:val="FirstParagraph"/>
+      </w:pPr>
+      <w:r>
+        <w:rPr>
+          <w:iCs/>
+          <w:i/>
+        </w:rPr>
+        <w:t xml:space="preserve">Conclusão auditada: vantagem de frete da GTK sobre a Grande Vitória de ~3 a 5× por bloco entregue no 1º anel.</w:t>
+      </w:r>
+    </w:p>
+    <w:bookmarkEnd w:id="104"/>
+    <w:bookmarkEnd w:id="105"/>
+    <w:bookmarkStart w:id="112" w:name="Xe06269ffbe6292ca05dba537153c8085dc38f50"/>
+    <w:p>
+      <w:pPr>
+        <w:pStyle w:val="Heading1"/>
+      </w:pPr>
+      <w:r>
+        <w:t xml:space="preserve">APÊNDICE B — AUDITORIA DE FONTES E CONSISTÊNCIA</w:t>
+      </w:r>
+    </w:p>
+    <w:p>
+      <w:pPr>
+        <w:pStyle w:val="FirstParagraph"/>
+      </w:pPr>
+      <w:r>
+        <w:rPr>
+          <w:bCs/>
+          <w:b/>
+        </w:rPr>
+        <w:t xml:space="preserve">Data da auditoria:</w:t>
+      </w:r>
+      <w:r>
+        <w:t xml:space="preserve"> </w:t>
+      </w:r>
+      <w:r>
+        <w:t xml:space="preserve">16/08/2026 ·</w:t>
+      </w:r>
+      <w:r>
+        <w:t xml:space="preserve"> </w:t>
+      </w:r>
+      <w:r>
+        <w:rPr>
+          <w:bCs/>
+          <w:b/>
+        </w:rPr>
+        <w:t xml:space="preserve">Escopo:</w:t>
+      </w:r>
+      <w:r>
+        <w:t xml:space="preserve"> </w:t>
+      </w:r>
+      <w:r>
+        <w:t xml:space="preserve">as 138 referências do estudo, os parâmetros sem fonte pública (premissas) e a consistência aritmética interna.</w:t>
+      </w:r>
+    </w:p>
+    <w:p>
+      <w:pPr>
+        <w:pStyle w:val="BodyText"/>
+      </w:pPr>
+      <w:r>
+        <w:rPr>
+          <w:bCs/>
+          <w:b/>
+        </w:rPr>
+        <w:t xml:space="preserve">Legenda de status:</w:t>
+      </w:r>
+      <w:r>
+        <w:t xml:space="preserve"> </w:t>
+      </w:r>
+      <w:r>
+        <w:t xml:space="preserve">- ✅</w:t>
+      </w:r>
+      <w:r>
+        <w:t xml:space="preserve"> </w:t>
+      </w:r>
+      <w:r>
+        <w:rPr>
+          <w:bCs/>
+          <w:b/>
+        </w:rPr>
+        <w:t xml:space="preserve">Confirmada</w:t>
+      </w:r>
+      <w:r>
+        <w:t xml:space="preserve"> </w:t>
+      </w:r>
+      <w:r>
+        <w:t xml:space="preserve">— o dado citado foi verificado em mais de um resultado de busca ou em documento primário (proposta comercial, SINAPI-ES, legislação);</w:t>
+      </w:r>
+      <w:r>
+        <w:t xml:space="preserve"> </w:t>
+      </w:r>
+      <w:r>
+        <w:t xml:space="preserve">- 🟡</w:t>
+      </w:r>
+      <w:r>
+        <w:t xml:space="preserve"> </w:t>
+      </w:r>
+      <w:r>
+        <w:rPr>
+          <w:bCs/>
+          <w:b/>
+        </w:rPr>
+        <w:t xml:space="preserve">Snippet</w:t>
+      </w:r>
+      <w:r>
+        <w:t xml:space="preserve"> </w:t>
+      </w:r>
+      <w:r>
+        <w:t xml:space="preserve">— o dado consta do resultado indexado da busca (título/resumo da própria fonte oficial); a URL permite conferência direta em um clique.</w:t>
+      </w:r>
+      <w:r>
+        <w:t xml:space="preserve"> </w:t>
+      </w:r>
+      <w:r>
+        <w:rPr>
+          <w:iCs/>
+          <w:i/>
+        </w:rPr>
+        <w:t xml:space="preserve">(A política de rede do ambiente de elaboração bloqueou a abertura direta das páginas; nenhum dado foi redigido sem constar do material indexado.)</w:t>
+      </w:r>
+      <w:r>
+        <w:t xml:space="preserve"> </w:t>
+      </w:r>
+      <w:r>
+        <w:t xml:space="preserve">- 📌</w:t>
+      </w:r>
+      <w:r>
+        <w:t xml:space="preserve"> </w:t>
+      </w:r>
+      <w:r>
+        <w:rPr>
+          <w:bCs/>
+          <w:b/>
+        </w:rPr>
+        <w:t xml:space="preserve">Premissa declarada</w:t>
+      </w:r>
+      <w:r>
+        <w:t xml:space="preserve"> </w:t>
+      </w:r>
+      <w:r>
+        <w:t xml:space="preserve">— parâmetro sem fonte pública, explicitamente rotulado como premissa no texto, com sensibilidade apresentada;</w:t>
+      </w:r>
+      <w:r>
+        <w:t xml:space="preserve"> </w:t>
+      </w:r>
+      <w:r>
+        <w:t xml:space="preserve">- 🔁</w:t>
+      </w:r>
+      <w:r>
+        <w:t xml:space="preserve"> </w:t>
+      </w:r>
+      <w:r>
+        <w:rPr>
+          <w:bCs/>
+          <w:b/>
+        </w:rPr>
+        <w:t xml:space="preserve">Corrigida na auditoria</w:t>
+      </w:r>
+      <w:r>
+        <w:t xml:space="preserve"> </w:t>
+      </w:r>
+      <w:r>
+        <w:t xml:space="preserve">— a afirmação original foi ajustada nesta revisão (detalhe na coluna Observação).</w:t>
+      </w:r>
+    </w:p>
+    <w:bookmarkStart w:id="106" w:name="resultado-geral"/>
+    <w:p>
+      <w:pPr>
+        <w:pStyle w:val="Heading2"/>
+      </w:pPr>
+      <w:r>
+        <w:t xml:space="preserve">1. Resultado geral</w:t>
+      </w:r>
+    </w:p>
+    <w:tbl>
+      <w:tblPr>
+        <w:tblStyle w:val="Table"/>
+        <w:tblW w:type="pct" w:w="5000"/>
+        <w:tblLook w:firstRow="1" w:lastRow="0" w:firstColumn="0" w:lastColumn="0" w:noHBand="0" w:noVBand="0" w:val="0020"/>
+        <w:jc w:val="start"/>
+      </w:tblPr>
+      <w:tblGrid>
+        <w:gridCol w:w="2640"/>
+        <w:gridCol w:w="2640"/>
+        <w:gridCol w:w="2640"/>
+      </w:tblGrid>
+      <w:tr>
+        <w:trPr>
+          <w:tblHeader w:val="true"/>
+        </w:trPr>
+        <w:tc>
+          <w:tcPr/>
+          <w:p>
+            <w:pPr>
+              <w:pStyle w:val="Compact"/>
+              <w:jc w:val="left"/>
+            </w:pPr>
+            <w:r>
+              <w:t xml:space="preserve">Categoria</w:t>
+            </w:r>
+          </w:p>
+        </w:tc>
+        <w:tc>
+          <w:tcPr/>
+          <w:p>
+            <w:pPr>
+              <w:pStyle w:val="Compact"/>
+              <w:jc w:val="left"/>
+            </w:pPr>
+            <w:r>
+              <w:t xml:space="preserve">Qtde</w:t>
+            </w:r>
+          </w:p>
+        </w:tc>
+        <w:tc>
+          <w:tcPr/>
+          <w:p>
+            <w:pPr>
+              <w:pStyle w:val="Compact"/>
+              <w:jc w:val="left"/>
+            </w:pPr>
+            <w:r>
+              <w:t xml:space="preserve">Situação</w:t>
+            </w:r>
+          </w:p>
+        </w:tc>
+      </w:tr>
+      <w:tr>
+        <w:tc>
+          <w:tcPr/>
+          <w:p>
+            <w:pPr>
+              <w:pStyle w:val="Compact"/>
+              <w:jc w:val="left"/>
+            </w:pPr>
+            <w:r>
+              <w:t xml:space="preserve">Referências confirmadas (✅)</w:t>
+            </w:r>
+          </w:p>
+        </w:tc>
+        <w:tc>
+          <w:tcPr/>
+          <w:p>
+            <w:pPr>
+              <w:pStyle w:val="Compact"/>
+              <w:jc w:val="left"/>
+            </w:pPr>
+            <w:r>
+              <w:t xml:space="preserve">34</w:t>
+            </w:r>
+          </w:p>
+        </w:tc>
+        <w:tc>
+          <w:tcPr/>
+          <w:p>
+            <w:pPr>
+              <w:pStyle w:val="Compact"/>
+              <w:jc w:val="left"/>
+            </w:pPr>
+            <w:r>
+              <w:t xml:space="preserve">dados centrais: capacidades (proposta), populações Censo 2022, SINAPI-ES 06/2026, Sudene/LC 185, obras SM e Jaguaré, cimento nacional, indústria ES 1S2026</w:t>
+            </w:r>
+          </w:p>
+        </w:tc>
+      </w:tr>
+      <w:tr>
+        <w:tc>
+          <w:tcPr/>
+          <w:p>
+            <w:pPr>
+              <w:pStyle w:val="Compact"/>
+              <w:jc w:val="left"/>
+            </w:pPr>
+            <w:r>
+              <w:t xml:space="preserve">Referências em snippet (🟡)</w:t>
+            </w:r>
+          </w:p>
+        </w:tc>
+        <w:tc>
+          <w:tcPr/>
+          <w:p>
+            <w:pPr>
+              <w:pStyle w:val="Compact"/>
+              <w:jc w:val="left"/>
+            </w:pPr>
+            <w:r>
+              <w:t xml:space="preserve">104</w:t>
+            </w:r>
+          </w:p>
+        </w:tc>
+        <w:tc>
+          <w:tcPr/>
+          <w:p>
+            <w:pPr>
+              <w:pStyle w:val="Compact"/>
+              <w:jc w:val="left"/>
+            </w:pPr>
+            <w:r>
+              <w:t xml:space="preserve">majoritariamente cadastros de empresas (CNPJ/Econodata), notícias oficiais estaduais e diretórios — URLs conferíveis</w:t>
+            </w:r>
+          </w:p>
+        </w:tc>
+      </w:tr>
+      <w:tr>
+        <w:tc>
+          <w:tcPr/>
+          <w:p>
+            <w:pPr>
+              <w:pStyle w:val="Compact"/>
+              <w:jc w:val="left"/>
+            </w:pPr>
+            <w:r>
+              <w:t xml:space="preserve">Premissas declaradas (📌)</w:t>
+            </w:r>
+          </w:p>
+        </w:tc>
+        <w:tc>
+          <w:tcPr/>
+          <w:p>
+            <w:pPr>
+              <w:pStyle w:val="Compact"/>
+              <w:jc w:val="left"/>
+            </w:pPr>
+            <w:r>
+              <w:t xml:space="preserve">9</w:t>
+            </w:r>
+          </w:p>
+        </w:tc>
+        <w:tc>
+          <w:tcPr/>
+          <w:p>
+            <w:pPr>
+              <w:pStyle w:val="Compact"/>
+              <w:jc w:val="left"/>
+            </w:pPr>
+            <w:r>
+              <w:t xml:space="preserve">listadas na seção 3, todas com sensibilidade ou faixa</w:t>
+            </w:r>
+          </w:p>
+        </w:tc>
+      </w:tr>
+      <w:tr>
+        <w:tc>
+          <w:tcPr/>
+          <w:p>
+            <w:pPr>
+              <w:pStyle w:val="Compact"/>
+              <w:jc w:val="left"/>
+            </w:pPr>
+            <w:r>
+              <w:t xml:space="preserve">Afirmações corrigidas na auditoria (🔁)</w:t>
+            </w:r>
+          </w:p>
+        </w:tc>
+        <w:tc>
+          <w:tcPr/>
+          <w:p>
+            <w:pPr>
+              <w:pStyle w:val="Compact"/>
+              <w:jc w:val="left"/>
+            </w:pPr>
+            <w:r>
+              <w:t xml:space="preserve">12</w:t>
+            </w:r>
+          </w:p>
+        </w:tc>
+        <w:tc>
+          <w:tcPr/>
+          <w:p>
+            <w:pPr>
+              <w:pStyle w:val="Compact"/>
+              <w:jc w:val="left"/>
+            </w:pPr>
+            <w:r>
+              <w:t xml:space="preserve">listadas na seção 4</w:t>
+            </w:r>
+          </w:p>
+        </w:tc>
+      </w:tr>
+      <w:tr>
+        <w:tc>
+          <w:tcPr/>
+          <w:p>
+            <w:pPr>
+              <w:pStyle w:val="Compact"/>
+              <w:jc w:val="left"/>
+            </w:pPr>
+            <w:r>
+              <w:t xml:space="preserve">Referências reprovadas e removidas</w:t>
+            </w:r>
+          </w:p>
+        </w:tc>
+        <w:tc>
+          <w:tcPr/>
+          <w:p>
+            <w:pPr>
+              <w:pStyle w:val="Compact"/>
+              <w:jc w:val="left"/>
+            </w:pPr>
+            <w:r>
+              <w:t xml:space="preserve">0 (2 realocadas)</w:t>
+            </w:r>
+          </w:p>
+        </w:tc>
+        <w:tc>
+          <w:tcPr/>
+          <w:p>
+            <w:pPr>
+              <w:pStyle w:val="Compact"/>
+              <w:jc w:val="left"/>
+            </w:pPr>
+            <w:r>
+              <w:t xml:space="preserve">[22] deixou de apoiar</w:t>
+            </w:r>
+            <w:r>
+              <w:t xml:space="preserve"> </w:t>
+            </w:r>
+            <w:r>
+              <w:t xml:space="preserve">“</w:t>
+            </w:r>
+            <w:r>
+              <w:t xml:space="preserve">crescimento setorial/orçamento MCMV</w:t>
+            </w:r>
+            <w:r>
+              <w:t xml:space="preserve">”</w:t>
+            </w:r>
+            <w:r>
+              <w:t xml:space="preserve"> </w:t>
+            </w:r>
+            <w:r>
+              <w:t xml:space="preserve">e passou a apoiar apenas ordem de grandeza de CAPEX; [61] deixou de apoiar número e passou a contexto</w:t>
+            </w:r>
+          </w:p>
+        </w:tc>
+      </w:tr>
+    </w:tbl>
+    <w:bookmarkEnd w:id="106"/>
+    <w:bookmarkStart w:id="107" w:name="X1c304199ff39e2e5340603106f512b99eba353b"/>
+    <w:p>
+      <w:pPr>
+        <w:pStyle w:val="Heading2"/>
+      </w:pPr>
+      <w:r>
+        <w:t xml:space="preserve">2. Verificação das 30 afirmações que o analista confere primeiro</w:t>
+      </w:r>
+    </w:p>
+    <w:tbl>
+      <w:tblPr>
+        <w:tblStyle w:val="Table"/>
+        <w:tblW w:type="pct" w:w="5000"/>
+        <w:tblLook w:firstRow="1" w:lastRow="0" w:firstColumn="0" w:lastColumn="0" w:noHBand="0" w:noVBand="0" w:val="0020"/>
+        <w:jc w:val="start"/>
+      </w:tblPr>
+      <w:tblGrid>
+        <w:gridCol w:w="1584"/>
+        <w:gridCol w:w="1584"/>
+        <w:gridCol w:w="1584"/>
+        <w:gridCol w:w="1584"/>
+        <w:gridCol w:w="1584"/>
+      </w:tblGrid>
+      <w:tr>
+        <w:trPr>
+          <w:tblHeader w:val="true"/>
+        </w:trPr>
+        <w:tc>
+          <w:tcPr/>
+          <w:p>
+            <w:pPr>
+              <w:pStyle w:val="Compact"/>
+              <w:jc w:val="left"/>
+            </w:pPr>
+            <w:r>
+              <w:t xml:space="preserve">#</w:t>
+            </w:r>
+          </w:p>
+        </w:tc>
+        <w:tc>
+          <w:tcPr/>
+          <w:p>
+            <w:pPr>
+              <w:pStyle w:val="Compact"/>
+              <w:jc w:val="left"/>
+            </w:pPr>
+            <w:r>
+              <w:t xml:space="preserve">Afirmação no estudo</w:t>
+            </w:r>
+          </w:p>
+        </w:tc>
+        <w:tc>
+          <w:tcPr/>
+          <w:p>
+            <w:pPr>
+              <w:pStyle w:val="Compact"/>
+              <w:jc w:val="left"/>
+            </w:pPr>
+            <w:r>
+              <w:t xml:space="preserve">Ref(s)</w:t>
+            </w:r>
+          </w:p>
+        </w:tc>
+        <w:tc>
+          <w:tcPr/>
+          <w:p>
+            <w:pPr>
+              <w:pStyle w:val="Compact"/>
+              <w:jc w:val="left"/>
+            </w:pPr>
+            <w:r>
+              <w:t xml:space="preserve">Status</w:t>
+            </w:r>
+          </w:p>
+        </w:tc>
+        <w:tc>
+          <w:tcPr/>
+          <w:p>
+            <w:pPr>
+              <w:pStyle w:val="Compact"/>
+              <w:jc w:val="left"/>
+            </w:pPr>
+            <w:r>
+              <w:t xml:space="preserve">Observação</w:t>
+            </w:r>
+          </w:p>
+        </w:tc>
+      </w:tr>
+      <w:tr>
+        <w:tc>
+          <w:tcPr/>
+          <w:p>
+            <w:pPr>
+              <w:pStyle w:val="Compact"/>
+              <w:jc w:val="left"/>
+            </w:pPr>
+            <w:r>
+              <w:t xml:space="preserve">1</w:t>
+            </w:r>
+          </w:p>
+        </w:tc>
+        <w:tc>
+          <w:tcPr/>
+          <w:p>
+            <w:pPr>
+              <w:pStyle w:val="Compact"/>
+              <w:jc w:val="left"/>
+            </w:pPr>
+            <w:r>
+              <w:t xml:space="preserve">XP350 produz 7.020 blocos 14/turno 8h (90%)</w:t>
+            </w:r>
+          </w:p>
+        </w:tc>
+        <w:tc>
+          <w:tcPr/>
+          <w:p>
+            <w:pPr>
+              <w:pStyle w:val="Compact"/>
+              <w:jc w:val="left"/>
+            </w:pPr>
+            <w:r>
+              <w:t xml:space="preserve">proposta</w:t>
+            </w:r>
+          </w:p>
+        </w:tc>
+        <w:tc>
+          <w:tcPr/>
+          <w:p>
+            <w:pPr>
+              <w:pStyle w:val="Compact"/>
+              <w:jc w:val="left"/>
+            </w:pPr>
+            <w:r>
+              <w:t xml:space="preserve">✅</w:t>
+            </w:r>
+          </w:p>
+        </w:tc>
+        <w:tc>
+          <w:tcPr/>
+          <w:p>
+            <w:pPr>
+              <w:pStyle w:val="Compact"/>
+              <w:jc w:val="left"/>
+            </w:pPr>
+            <w:r>
+              <w:t xml:space="preserve">documento contratual Gervasi REV00, p.3 — anexo do projeto</w:t>
+            </w:r>
+          </w:p>
+        </w:tc>
+      </w:tr>
+      <w:tr>
+        <w:tc>
+          <w:tcPr/>
+          <w:p>
+            <w:pPr>
+              <w:pStyle w:val="Compact"/>
+              <w:jc w:val="left"/>
+            </w:pPr>
+            <w:r>
+              <w:t xml:space="preserve">2</w:t>
+            </w:r>
+          </w:p>
+        </w:tc>
+        <w:tc>
+          <w:tcPr/>
+          <w:p>
+            <w:pPr>
+              <w:pStyle w:val="Compact"/>
+              <w:jc w:val="left"/>
+            </w:pPr>
+            <w:r>
+              <w:t xml:space="preserve">Troca de molde 15–20 min</w:t>
+            </w:r>
+          </w:p>
+        </w:tc>
+        <w:tc>
+          <w:tcPr/>
+          <w:p>
+            <w:pPr>
+              <w:pStyle w:val="Compact"/>
+              <w:jc w:val="left"/>
+            </w:pPr>
+            <w:r>
+              <w:t xml:space="preserve">proposta</w:t>
+            </w:r>
+          </w:p>
+        </w:tc>
+        <w:tc>
+          <w:tcPr/>
+          <w:p>
+            <w:pPr>
+              <w:pStyle w:val="Compact"/>
+              <w:jc w:val="left"/>
+            </w:pPr>
+            <w:r>
+              <w:t xml:space="preserve">✅</w:t>
+            </w:r>
+          </w:p>
+        </w:tc>
+        <w:tc>
+          <w:tcPr/>
+          <w:p>
+            <w:pPr>
+              <w:pStyle w:val="Compact"/>
+              <w:jc w:val="left"/>
+            </w:pPr>
+            <w:r>
+              <w:t xml:space="preserve">p.2 (~15 min) e p.6 (até 20 min, bolsas de ar)</w:t>
+            </w:r>
+          </w:p>
+        </w:tc>
+      </w:tr>
+      <w:tr>
+        <w:tc>
+          <w:tcPr/>
+          <w:p>
+            <w:pPr>
+              <w:pStyle w:val="Compact"/>
+              <w:jc w:val="left"/>
+            </w:pPr>
+            <w:r>
+              <w:t xml:space="preserve">3</w:t>
+            </w:r>
+          </w:p>
+        </w:tc>
+        <w:tc>
+          <w:tcPr/>
+          <w:p>
+            <w:pPr>
+              <w:pStyle w:val="Compact"/>
+              <w:jc w:val="left"/>
+            </w:pPr>
+            <w:r>
+              <w:t xml:space="preserve">Paver H6 ≈530 m²/turno; ~74 m²/h derivado</w:t>
+            </w:r>
+          </w:p>
+        </w:tc>
+        <w:tc>
+          <w:tcPr/>
+          <w:p>
+            <w:pPr>
+              <w:pStyle w:val="Compact"/>
+              <w:jc w:val="left"/>
+            </w:pPr>
+            <w:r>
+              <w:t xml:space="preserve">proposta</w:t>
+            </w:r>
+          </w:p>
+        </w:tc>
+        <w:tc>
+          <w:tcPr/>
+          <w:p>
+            <w:pPr>
+              <w:pStyle w:val="Compact"/>
+              <w:jc w:val="left"/>
+            </w:pPr>
+            <w:r>
+              <w:t xml:space="preserve">✅/📌</w:t>
+            </w:r>
+          </w:p>
+        </w:tc>
+        <w:tc>
+          <w:tcPr/>
+          <w:p>
+            <w:pPr>
+              <w:pStyle w:val="Compact"/>
+              <w:jc w:val="left"/>
+            </w:pPr>
+            <w:r>
+              <w:t xml:space="preserve">dígitos comprimidos no PDF; derivação declarada no §3.3</w:t>
+            </w:r>
+          </w:p>
+        </w:tc>
+      </w:tr>
+      <w:tr>
+        <w:tc>
+          <w:tcPr/>
+          <w:p>
+            <w:pPr>
+              <w:pStyle w:val="Compact"/>
+              <w:jc w:val="left"/>
+            </w:pPr>
+            <w:r>
+              <w:t xml:space="preserve">4</w:t>
+            </w:r>
+          </w:p>
+        </w:tc>
+        <w:tc>
+          <w:tcPr/>
+          <w:p>
+            <w:pPr>
+              <w:pStyle w:val="Compact"/>
+              <w:jc w:val="left"/>
+            </w:pPr>
+            <w:r>
+              <w:t xml:space="preserve">São Mateus 123.750 hab (Censo 2022)</w:t>
+            </w:r>
+          </w:p>
+        </w:tc>
+        <w:tc>
+          <w:tcPr/>
+          <w:p>
+            <w:pPr>
+              <w:pStyle w:val="Compact"/>
+              <w:jc w:val="left"/>
+            </w:pPr>
+            <w:r>
+              <w:t xml:space="preserve">[4][5]</w:t>
+            </w:r>
+          </w:p>
+        </w:tc>
+        <w:tc>
+          <w:tcPr/>
+          <w:p>
+            <w:pPr>
+              <w:pStyle w:val="Compact"/>
+              <w:jc w:val="left"/>
+            </w:pPr>
+            <w:r>
+              <w:t xml:space="preserve">✅</w:t>
+            </w:r>
+          </w:p>
+        </w:tc>
+        <w:tc>
+          <w:tcPr/>
+          <w:p>
+            <w:pPr>
+              <w:pStyle w:val="Compact"/>
+              <w:jc w:val="left"/>
+            </w:pPr>
+            <w:r>
+              <w:t xml:space="preserve">IBGE via 2 veículos independentes</w:t>
+            </w:r>
+          </w:p>
+        </w:tc>
+      </w:tr>
+      <w:tr>
+        <w:tc>
+          <w:tcPr/>
+          <w:p>
+            <w:pPr>
+              <w:pStyle w:val="Compact"/>
+              <w:jc w:val="left"/>
+            </w:pPr>
+            <w:r>
+              <w:t xml:space="preserve">5</w:t>
+            </w:r>
+          </w:p>
+        </w:tc>
+        <w:tc>
+          <w:tcPr/>
+          <w:p>
+            <w:pPr>
+              <w:pStyle w:val="Compact"/>
+              <w:jc w:val="left"/>
+            </w:pPr>
+            <w:r>
+              <w:t xml:space="preserve">Nova Venécia 49.065; Jaguaré 28.931; demais populações</w:t>
+            </w:r>
+          </w:p>
+        </w:tc>
+        <w:tc>
+          <w:tcPr/>
+          <w:p>
+            <w:pPr>
+              <w:pStyle w:val="Compact"/>
+              <w:jc w:val="left"/>
+            </w:pPr>
+            <w:r>
+              <w:t xml:space="preserve">[6][7]</w:t>
+            </w:r>
+          </w:p>
+        </w:tc>
+        <w:tc>
+          <w:tcPr/>
+          <w:p>
+            <w:pPr>
+              <w:pStyle w:val="Compact"/>
+              <w:jc w:val="left"/>
+            </w:pPr>
+            <w:r>
+              <w:t xml:space="preserve">✅</w:t>
+            </w:r>
+          </w:p>
+        </w:tc>
+        <w:tc>
+          <w:tcPr/>
+          <w:p>
+            <w:pPr>
+              <w:pStyle w:val="Compact"/>
+              <w:jc w:val="left"/>
+            </w:pPr>
+            <w:r>
+              <w:t xml:space="preserve">Censo 2022 (lista completa conferida)</w:t>
+            </w:r>
+          </w:p>
+        </w:tc>
+      </w:tr>
+      <w:tr>
+        <w:tc>
+          <w:tcPr/>
+          <w:p>
+            <w:pPr>
+              <w:pStyle w:val="Compact"/>
+              <w:jc w:val="left"/>
+            </w:pPr>
+            <w:r>
+              <w:t xml:space="preserve">6</w:t>
+            </w:r>
+          </w:p>
+        </w:tc>
+        <w:tc>
+          <w:tcPr/>
+          <w:p>
+            <w:pPr>
+              <w:pStyle w:val="Compact"/>
+              <w:jc w:val="left"/>
+            </w:pPr>
+            <w:r>
+              <w:t xml:space="preserve">Eixo SM–NV = 64–67 km (Miguel Curry Carneiro)</w:t>
+            </w:r>
+          </w:p>
+        </w:tc>
+        <w:tc>
+          <w:tcPr/>
+          <w:p>
+            <w:pPr>
+              <w:pStyle w:val="Compact"/>
+              <w:jc w:val="left"/>
+            </w:pPr>
+            <w:r>
+              <w:t xml:space="preserve">[1][2][3]</w:t>
+            </w:r>
+          </w:p>
+        </w:tc>
+        <w:tc>
+          <w:tcPr/>
+          <w:p>
+            <w:pPr>
+              <w:pStyle w:val="Compact"/>
+              <w:jc w:val="left"/>
+            </w:pPr>
+            <w:r>
+              <w:t xml:space="preserve">✅</w:t>
+            </w:r>
+          </w:p>
+        </w:tc>
+        <w:tc>
+          <w:tcPr/>
+          <w:p>
+            <w:pPr>
+              <w:pStyle w:val="Compact"/>
+              <w:jc w:val="left"/>
+            </w:pPr>
+            <w:r>
+              <w:t xml:space="preserve">quilometragem + CEPs por trecho</w:t>
+            </w:r>
+          </w:p>
+        </w:tc>
+      </w:tr>
+      <w:tr>
+        <w:tc>
+          <w:tcPr/>
+          <w:p>
+            <w:pPr>
+              <w:pStyle w:val="Compact"/>
+              <w:jc w:val="left"/>
+            </w:pPr>
+            <w:r>
+              <w:t xml:space="preserve">7</w:t>
+            </w:r>
+          </w:p>
+        </w:tc>
+        <w:tc>
+          <w:tcPr/>
+          <w:p>
+            <w:pPr>
+              <w:pStyle w:val="Compact"/>
+              <w:jc w:val="left"/>
+            </w:pPr>
+            <w:r>
+              <w:t xml:space="preserve">Planta no km 35, entre Nova Verona (km 20–37) e Nestor Gomes (km 37+)</w:t>
+            </w:r>
+          </w:p>
+        </w:tc>
+        <w:tc>
+          <w:tcPr/>
+          <w:p>
+            <w:pPr>
+              <w:pStyle w:val="Compact"/>
+              <w:jc w:val="left"/>
+            </w:pPr>
+            <w:r>
+              <w:t xml:space="preserve">[2][3]</w:t>
+            </w:r>
+          </w:p>
+        </w:tc>
+        <w:tc>
+          <w:tcPr/>
+          <w:p>
+            <w:pPr>
+              <w:pStyle w:val="Compact"/>
+              <w:jc w:val="left"/>
+            </w:pPr>
+            <w:r>
+              <w:t xml:space="preserve">✅</w:t>
+            </w:r>
+          </w:p>
+        </w:tc>
+        <w:tc>
+          <w:tcPr/>
+          <w:p>
+            <w:pPr>
+              <w:pStyle w:val="Compact"/>
+              <w:jc w:val="left"/>
+            </w:pPr>
+            <w:r>
+              <w:t xml:space="preserve">base oficial de CEP por faixa de km</w:t>
+            </w:r>
+          </w:p>
+        </w:tc>
+      </w:tr>
+      <w:tr>
+        <w:tc>
+          <w:tcPr/>
+          <w:p>
+            <w:pPr>
+              <w:pStyle w:val="Compact"/>
+              <w:jc w:val="left"/>
+            </w:pPr>
+            <w:r>
+              <w:t xml:space="preserve">8</w:t>
+            </w:r>
+          </w:p>
+        </w:tc>
+        <w:tc>
+          <w:tcPr/>
+          <w:p>
+            <w:pPr>
+              <w:pStyle w:val="Compact"/>
+              <w:jc w:val="left"/>
+            </w:pPr>
+            <w:r>
+              <w:t xml:space="preserve">Cluster de fabricantes no km 28–35 (Pre Santos, EO Pereira, Blocos Gama, ITT, Megalaje)</w:t>
+            </w:r>
+          </w:p>
+        </w:tc>
+        <w:tc>
+          <w:tcPr/>
+          <w:p>
+            <w:pPr>
+              <w:pStyle w:val="Compact"/>
+              <w:jc w:val="left"/>
+            </w:pPr>
+            <w:r>
+              <w:t xml:space="preserve">[73][74][75][76][77]</w:t>
+            </w:r>
+          </w:p>
+        </w:tc>
+        <w:tc>
+          <w:tcPr/>
+          <w:p>
+            <w:pPr>
+              <w:pStyle w:val="Compact"/>
+              <w:jc w:val="left"/>
+            </w:pPr>
+            <w:r>
+              <w:t xml:space="preserve">🟡</w:t>
+            </w:r>
+          </w:p>
+        </w:tc>
+        <w:tc>
+          <w:tcPr/>
+          <w:p>
+            <w:pPr>
+              <w:pStyle w:val="Compact"/>
+              <w:jc w:val="left"/>
+            </w:pPr>
+            <w:r>
+              <w:t xml:space="preserve">cadastros/diretórios com endereço e CNPJ; conferível</w:t>
+            </w:r>
+          </w:p>
+        </w:tc>
+      </w:tr>
+      <w:tr>
+        <w:tc>
+          <w:tcPr/>
+          <w:p>
+            <w:pPr>
+              <w:pStyle w:val="Compact"/>
+              <w:jc w:val="left"/>
+            </w:pPr>
+            <w:r>
+              <w:t xml:space="preserve">9</w:t>
+            </w:r>
+          </w:p>
+        </w:tc>
+        <w:tc>
+          <w:tcPr/>
+          <w:p>
+            <w:pPr>
+              <w:pStyle w:val="Compact"/>
+              <w:jc w:val="left"/>
+            </w:pPr>
+            <w:r>
+              <w:t xml:space="preserve">3 fabricantes com Selo ABCP no ES, todos em Aracruz/Serra</w:t>
+            </w:r>
+          </w:p>
+        </w:tc>
+        <w:tc>
+          <w:tcPr/>
+          <w:p>
+            <w:pPr>
+              <w:pStyle w:val="Compact"/>
+              <w:jc w:val="left"/>
+            </w:pPr>
+            <w:r>
+              <w:t xml:space="preserve">[53][58][59][60]</w:t>
+            </w:r>
+          </w:p>
+        </w:tc>
+        <w:tc>
+          <w:tcPr/>
+          <w:p>
+            <w:pPr>
+              <w:pStyle w:val="Compact"/>
+              <w:jc w:val="left"/>
+            </w:pPr>
+            <w:r>
+              <w:t xml:space="preserve">✅</w:t>
+            </w:r>
+          </w:p>
+        </w:tc>
+        <w:tc>
+          <w:tcPr/>
+          <w:p>
+            <w:pPr>
+              <w:pStyle w:val="Compact"/>
+              <w:jc w:val="left"/>
+            </w:pPr>
+            <w:r>
+              <w:t xml:space="preserve">busca do selo + sites dos 3</w:t>
+            </w:r>
+          </w:p>
+        </w:tc>
+      </w:tr>
+      <w:tr>
+        <w:tc>
+          <w:tcPr/>
+          <w:p>
+            <w:pPr>
+              <w:pStyle w:val="Compact"/>
+              <w:jc w:val="left"/>
+            </w:pPr>
+            <w:r>
+              <w:t xml:space="preserve">10</w:t>
+            </w:r>
+          </w:p>
+        </w:tc>
+        <w:tc>
+          <w:tcPr/>
+          <w:p>
+            <w:pPr>
+              <w:pStyle w:val="Compact"/>
+              <w:jc w:val="left"/>
+            </w:pPr>
+            <w:r>
+              <w:t xml:space="preserve">Fábrica prisional Linhares ~1.000 blocos/dia</w:t>
+            </w:r>
+          </w:p>
+        </w:tc>
+        <w:tc>
+          <w:tcPr/>
+          <w:p>
+            <w:pPr>
+              <w:pStyle w:val="Compact"/>
+              <w:jc w:val="left"/>
+            </w:pPr>
+            <w:r>
+              <w:t xml:space="preserve">[86]</w:t>
+            </w:r>
+          </w:p>
+        </w:tc>
+        <w:tc>
+          <w:tcPr/>
+          <w:p>
+            <w:pPr>
+              <w:pStyle w:val="Compact"/>
+              <w:jc w:val="left"/>
+            </w:pPr>
+            <w:r>
+              <w:t xml:space="preserve">🟡</w:t>
+            </w:r>
+          </w:p>
+        </w:tc>
+        <w:tc>
+          <w:tcPr/>
+          <w:p>
+            <w:pPr>
+              <w:pStyle w:val="Compact"/>
+              <w:jc w:val="left"/>
+            </w:pPr>
+            <w:r>
+              <w:t xml:space="preserve">notícia oficial SEJUS</w:t>
+            </w:r>
+          </w:p>
+        </w:tc>
+      </w:tr>
+      <w:tr>
+        <w:tc>
+          <w:tcPr/>
+          <w:p>
+            <w:pPr>
+              <w:pStyle w:val="Compact"/>
+              <w:jc w:val="left"/>
+            </w:pPr>
+            <w:r>
+              <w:t xml:space="preserve">11</w:t>
+            </w:r>
+          </w:p>
+        </w:tc>
+        <w:tc>
+          <w:tcPr/>
+          <w:p>
+            <w:pPr>
+              <w:pStyle w:val="Compact"/>
+              <w:jc w:val="left"/>
+            </w:pPr>
+            <w:r>
+              <w:t xml:space="preserve">Cerâmica ES ~50 milhões peças/mês</w:t>
+            </w:r>
+          </w:p>
+        </w:tc>
+        <w:tc>
+          <w:tcPr/>
+          <w:p>
+            <w:pPr>
+              <w:pStyle w:val="Compact"/>
+              <w:jc w:val="left"/>
+            </w:pPr>
+            <w:r>
+              <w:t xml:space="preserve">[89]</w:t>
+            </w:r>
+          </w:p>
+        </w:tc>
+        <w:tc>
+          <w:tcPr/>
+          <w:p>
+            <w:pPr>
+              <w:pStyle w:val="Compact"/>
+              <w:jc w:val="left"/>
+            </w:pPr>
+            <w:r>
+              <w:t xml:space="preserve">🟡</w:t>
+            </w:r>
+          </w:p>
+        </w:tc>
+        <w:tc>
+          <w:tcPr/>
+          <w:p>
+            <w:pPr>
+              <w:pStyle w:val="Compact"/>
+              <w:jc w:val="left"/>
+            </w:pPr>
+            <w:r>
+              <w:t xml:space="preserve">reportagem setorial ES Brasil</w:t>
+            </w:r>
+          </w:p>
+        </w:tc>
+      </w:tr>
+      <w:tr>
+        <w:tc>
+          <w:tcPr/>
+          <w:p>
+            <w:pPr>
+              <w:pStyle w:val="Compact"/>
+              <w:jc w:val="left"/>
+            </w:pPr>
+            <w:r>
+              <w:t xml:space="preserve">12</w:t>
+            </w:r>
+          </w:p>
+        </w:tc>
+        <w:tc>
+          <w:tcPr/>
+          <w:p>
+            <w:pPr>
+              <w:pStyle w:val="Compact"/>
+              <w:jc w:val="left"/>
+            </w:pPr>
+            <w:r>
+              <w:t xml:space="preserve">Cimento: 64,7 Mt vendas (+3,9%) e 64,8 Mt consumo (+4,1%) em 2024; 67 Mt em 2025 (+3,7%)</w:t>
+            </w:r>
+          </w:p>
+        </w:tc>
+        <w:tc>
+          <w:tcPr/>
+          <w:p>
+            <w:pPr>
+              <w:pStyle w:val="Compact"/>
+              <w:jc w:val="left"/>
+            </w:pPr>
+            <w:r>
+              <w:t xml:space="preserve">[18][19][20]</w:t>
+            </w:r>
+          </w:p>
+        </w:tc>
+        <w:tc>
+          <w:tcPr/>
+          <w:p>
+            <w:pPr>
+              <w:pStyle w:val="Compact"/>
+              <w:jc w:val="left"/>
+            </w:pPr>
+            <w:r>
+              <w:t xml:space="preserve">✅</w:t>
+            </w:r>
+          </w:p>
+        </w:tc>
+        <w:tc>
+          <w:tcPr/>
+          <w:p>
+            <w:pPr>
+              <w:pStyle w:val="Compact"/>
+              <w:jc w:val="left"/>
+            </w:pPr>
+            <w:r>
+              <w:t xml:space="preserve">3 fontes independentes; redação distingue vendas × consumo aparente</w:t>
+            </w:r>
+          </w:p>
+        </w:tc>
+      </w:tr>
+      <w:tr>
+        <w:tc>
+          <w:tcPr/>
+          <w:p>
+            <w:pPr>
+              <w:pStyle w:val="Compact"/>
+              <w:jc w:val="left"/>
+            </w:pPr>
+            <w:r>
+              <w:t xml:space="preserve">13</w:t>
+            </w:r>
+          </w:p>
+        </w:tc>
+        <w:tc>
+          <w:tcPr/>
+          <w:p>
+            <w:pPr>
+              <w:pStyle w:val="Compact"/>
+              <w:jc w:val="left"/>
+            </w:pPr>
+            <w:r>
+              <w:t xml:space="preserve">Consumo per capita ~280 kg/hab/ano</w:t>
+            </w:r>
+          </w:p>
+        </w:tc>
+        <w:tc>
+          <w:tcPr/>
+          <w:p>
+            <w:pPr>
+              <w:pStyle w:val="Compact"/>
+              <w:jc w:val="left"/>
+            </w:pPr>
+            <w:r>
+              <w:t xml:space="preserve">[138]</w:t>
+            </w:r>
+          </w:p>
+        </w:tc>
+        <w:tc>
+          <w:tcPr/>
+          <w:p>
+            <w:pPr>
+              <w:pStyle w:val="Compact"/>
+              <w:jc w:val="left"/>
+            </w:pPr>
+            <w:r>
+              <w:t xml:space="preserve">✅</w:t>
+            </w:r>
+          </w:p>
+        </w:tc>
+        <w:tc>
+          <w:tcPr/>
+          <w:p>
+            <w:pPr>
+              <w:pStyle w:val="Compact"/>
+              <w:jc w:val="left"/>
+            </w:pPr>
+            <w:r>
+              <w:t xml:space="preserve">número publicado (não mais derivação própria) — 🔁</w:t>
+            </w:r>
+          </w:p>
+        </w:tc>
+      </w:tr>
+      <w:tr>
+        <w:tc>
+          <w:tcPr/>
+          <w:p>
+            <w:pPr>
+              <w:pStyle w:val="Compact"/>
+              <w:jc w:val="left"/>
+            </w:pPr>
+            <w:r>
+              <w:t xml:space="preserve">14</w:t>
+            </w:r>
+          </w:p>
+        </w:tc>
+        <w:tc>
+          <w:tcPr/>
+          <w:p>
+            <w:pPr>
+              <w:pStyle w:val="Compact"/>
+              <w:jc w:val="left"/>
+            </w:pPr>
+            <w:r>
+              <w:t xml:space="preserve">BlocoBrasil: capacidade ~100 mi blocos/mês (pesquisa mar/2013)</w:t>
+            </w:r>
+          </w:p>
+        </w:tc>
+        <w:tc>
+          <w:tcPr/>
+          <w:p>
+            <w:pPr>
+              <w:pStyle w:val="Compact"/>
+              <w:jc w:val="left"/>
+            </w:pPr>
+            <w:r>
+              <w:t xml:space="preserve">[21]</w:t>
+            </w:r>
+          </w:p>
+        </w:tc>
+        <w:tc>
+          <w:tcPr/>
+          <w:p>
+            <w:pPr>
+              <w:pStyle w:val="Compact"/>
+              <w:jc w:val="left"/>
+            </w:pPr>
+            <w:r>
+              <w:t xml:space="preserve">✅</w:t>
+            </w:r>
+          </w:p>
+        </w:tc>
+        <w:tc>
+          <w:tcPr/>
+          <w:p>
+            <w:pPr>
+              <w:pStyle w:val="Compact"/>
+              <w:jc w:val="left"/>
+            </w:pPr>
+            <w:r>
+              <w:t xml:space="preserve">agora datada no texto — 🔁</w:t>
+            </w:r>
+          </w:p>
+        </w:tc>
+      </w:tr>
+      <w:tr>
+        <w:tc>
+          <w:tcPr/>
+          <w:p>
+            <w:pPr>
+              <w:pStyle w:val="Compact"/>
+              <w:jc w:val="left"/>
+            </w:pPr>
+            <w:r>
+              <w:t xml:space="preserve">15</w:t>
+            </w:r>
+          </w:p>
+        </w:tc>
+        <w:tc>
+          <w:tcPr/>
+          <w:p>
+            <w:pPr>
+              <w:pStyle w:val="Compact"/>
+              <w:jc w:val="left"/>
+            </w:pPr>
+            <w:r>
+              <w:t xml:space="preserve">MCMV-ES: 18,06 mil UH contratadas 2023–25 (R$ 2,62 bi); ~3,8 mil concluídas/ano</w:t>
+            </w:r>
+          </w:p>
+        </w:tc>
+        <w:tc>
+          <w:tcPr/>
+          <w:p>
+            <w:pPr>
+              <w:pStyle w:val="Compact"/>
+              <w:jc w:val="left"/>
+            </w:pPr>
+            <w:r>
+              <w:t xml:space="preserve">[24][25]</w:t>
+            </w:r>
+          </w:p>
+        </w:tc>
+        <w:tc>
+          <w:tcPr/>
+          <w:p>
+            <w:pPr>
+              <w:pStyle w:val="Compact"/>
+              <w:jc w:val="left"/>
+            </w:pPr>
+            <w:r>
+              <w:t xml:space="preserve">✅</w:t>
+            </w:r>
+          </w:p>
+        </w:tc>
+        <w:tc>
+          <w:tcPr/>
+          <w:p>
+            <w:pPr>
+              <w:pStyle w:val="Compact"/>
+              <w:jc w:val="left"/>
+            </w:pPr>
+            <w:r>
+              <w:t xml:space="preserve">Secom/Gov. Federal</w:t>
+            </w:r>
+          </w:p>
+        </w:tc>
+      </w:tr>
+      <w:tr>
+        <w:tc>
+          <w:tcPr/>
+          <w:p>
+            <w:pPr>
+              <w:pStyle w:val="Compact"/>
+              <w:jc w:val="left"/>
+            </w:pPr>
+            <w:r>
+              <w:t xml:space="preserve">16</w:t>
+            </w:r>
+          </w:p>
+        </w:tc>
+        <w:tc>
+          <w:tcPr/>
+          <w:p>
+            <w:pPr>
+              <w:pStyle w:val="Compact"/>
+              <w:jc w:val="left"/>
+            </w:pPr>
+            <w:r>
+              <w:t xml:space="preserve">Déficit habitacional São Mateus ~3 mil moradias</w:t>
+            </w:r>
+          </w:p>
+        </w:tc>
+        <w:tc>
+          <w:tcPr/>
+          <w:p>
+            <w:pPr>
+              <w:pStyle w:val="Compact"/>
+              <w:jc w:val="left"/>
+            </w:pPr>
+            <w:r>
+              <w:t xml:space="preserve">[62]</w:t>
+            </w:r>
+          </w:p>
+        </w:tc>
+        <w:tc>
+          <w:tcPr/>
+          <w:p>
+            <w:pPr>
+              <w:pStyle w:val="Compact"/>
+              <w:jc w:val="left"/>
+            </w:pPr>
+            <w:r>
+              <w:t xml:space="preserve">🟡</w:t>
+            </w:r>
+          </w:p>
+        </w:tc>
+        <w:tc>
+          <w:tcPr/>
+          <w:p>
+            <w:pPr>
+              <w:pStyle w:val="Compact"/>
+              <w:jc w:val="left"/>
+            </w:pPr>
+            <w:r>
+              <w:t xml:space="preserve">TC Online (título literal)</w:t>
+            </w:r>
+          </w:p>
+        </w:tc>
+      </w:tr>
+      <w:tr>
+        <w:tc>
+          <w:tcPr/>
+          <w:p>
+            <w:pPr>
+              <w:pStyle w:val="Compact"/>
+              <w:jc w:val="left"/>
+            </w:pPr>
+            <w:r>
+              <w:t xml:space="preserve">17</w:t>
+            </w:r>
+          </w:p>
+        </w:tc>
+        <w:tc>
+          <w:tcPr/>
+          <w:p>
+            <w:pPr>
+              <w:pStyle w:val="Compact"/>
+              <w:jc w:val="left"/>
+            </w:pPr>
+            <w:r>
+              <w:t xml:space="preserve">Convênio SM: 26 ruas, R$ 7 mi, &gt;32 mil m², 10 km meio-fio, recursos SERD</w:t>
+            </w:r>
+          </w:p>
+        </w:tc>
+        <w:tc>
+          <w:tcPr/>
+          <w:p>
+            <w:pPr>
+              <w:pStyle w:val="Compact"/>
+              <w:jc w:val="left"/>
+            </w:pPr>
+            <w:r>
+              <w:t xml:space="preserve">[67][135]</w:t>
+            </w:r>
+          </w:p>
+        </w:tc>
+        <w:tc>
+          <w:tcPr/>
+          <w:p>
+            <w:pPr>
+              <w:pStyle w:val="Compact"/>
+              <w:jc w:val="left"/>
+            </w:pPr>
+            <w:r>
+              <w:t xml:space="preserve">✅</w:t>
+            </w:r>
+          </w:p>
+        </w:tc>
+        <w:tc>
+          <w:tcPr/>
+          <w:p>
+            <w:pPr>
+              <w:pStyle w:val="Compact"/>
+              <w:jc w:val="left"/>
+            </w:pPr>
+            <w:r>
+              <w:t xml:space="preserve">reconfirmado em 2ª busca; detalhes oficiais</w:t>
+            </w:r>
+          </w:p>
+        </w:tc>
+      </w:tr>
+      <w:tr>
+        <w:tc>
+          <w:tcPr/>
+          <w:p>
+            <w:pPr>
+              <w:pStyle w:val="Compact"/>
+              <w:jc w:val="left"/>
+            </w:pPr>
+            <w:r>
+              <w:t xml:space="preserve">18</w:t>
+            </w:r>
+          </w:p>
+        </w:tc>
+        <w:tc>
+          <w:tcPr/>
+          <w:p>
+            <w:pPr>
+              <w:pStyle w:val="Compact"/>
+              <w:jc w:val="left"/>
+            </w:pPr>
+            <w:r>
+              <w:t xml:space="preserve">Jaguaré: 13 ruas em blocos, R$ 4,3 mi (Fundo Cidades), pacote R$ 23 mi</w:t>
+            </w:r>
+          </w:p>
+        </w:tc>
+        <w:tc>
+          <w:tcPr/>
+          <w:p>
+            <w:pPr>
+              <w:pStyle w:val="Compact"/>
+              <w:jc w:val="left"/>
+            </w:pPr>
+            <w:r>
+              <w:t xml:space="preserve">[28]</w:t>
+            </w:r>
+          </w:p>
+        </w:tc>
+        <w:tc>
+          <w:tcPr/>
+          <w:p>
+            <w:pPr>
+              <w:pStyle w:val="Compact"/>
+              <w:jc w:val="left"/>
+            </w:pPr>
+            <w:r>
+              <w:t xml:space="preserve">✅</w:t>
+            </w:r>
+          </w:p>
+        </w:tc>
+        <w:tc>
+          <w:tcPr/>
+          <w:p>
+            <w:pPr>
+              <w:pStyle w:val="Compact"/>
+              <w:jc w:val="left"/>
+            </w:pPr>
+            <w:r>
+              <w:t xml:space="preserve">reconfirmado em 2ª busca</w:t>
+            </w:r>
+          </w:p>
+        </w:tc>
+      </w:tr>
+      <w:tr>
+        <w:tc>
+          <w:tcPr/>
+          <w:p>
+            <w:pPr>
+              <w:pStyle w:val="Compact"/>
+              <w:jc w:val="left"/>
+            </w:pPr>
+            <w:r>
+              <w:t xml:space="preserve">19</w:t>
+            </w:r>
+          </w:p>
+        </w:tc>
+        <w:tc>
+          <w:tcPr/>
+          <w:p>
+            <w:pPr>
+              <w:pStyle w:val="Compact"/>
+              <w:jc w:val="left"/>
+            </w:pPr>
+            <w:r>
+              <w:t xml:space="preserve">SEAG fornece blocos e meios-fios no Calçamento Rural</w:t>
+            </w:r>
+          </w:p>
+        </w:tc>
+        <w:tc>
+          <w:tcPr/>
+          <w:p>
+            <w:pPr>
+              <w:pStyle w:val="Compact"/>
+              <w:jc w:val="left"/>
+            </w:pPr>
+            <w:r>
+              <w:t xml:space="preserve">[136]</w:t>
+            </w:r>
+          </w:p>
+        </w:tc>
+        <w:tc>
+          <w:tcPr/>
+          <w:p>
+            <w:pPr>
+              <w:pStyle w:val="Compact"/>
+              <w:jc w:val="left"/>
+            </w:pPr>
+            <w:r>
+              <w:t xml:space="preserve">✅</w:t>
+            </w:r>
+          </w:p>
+        </w:tc>
+        <w:tc>
+          <w:tcPr/>
+          <w:p>
+            <w:pPr>
+              <w:pStyle w:val="Compact"/>
+              <w:jc w:val="left"/>
+            </w:pPr>
+            <w:r>
+              <w:t xml:space="preserve">página oficial do programa — achado da auditoria</w:t>
+            </w:r>
+          </w:p>
+        </w:tc>
+      </w:tr>
+      <w:tr>
+        <w:tc>
+          <w:tcPr/>
+          <w:p>
+            <w:pPr>
+              <w:pStyle w:val="Compact"/>
+              <w:jc w:val="left"/>
+            </w:pPr>
+            <w:r>
+              <w:t xml:space="preserve">20</w:t>
+            </w:r>
+          </w:p>
+        </w:tc>
+        <w:tc>
+          <w:tcPr/>
+          <w:p>
+            <w:pPr>
+              <w:pStyle w:val="Compact"/>
+              <w:jc w:val="left"/>
+            </w:pPr>
+            <w:r>
+              <w:t xml:space="preserve">Caminhos do Campo: +476 km anunciados; R$ 257,4 mi no biênio (reportagem)</w:t>
+            </w:r>
+          </w:p>
+        </w:tc>
+        <w:tc>
+          <w:tcPr/>
+          <w:p>
+            <w:pPr>
+              <w:pStyle w:val="Compact"/>
+              <w:jc w:val="left"/>
+            </w:pPr>
+            <w:r>
+              <w:t xml:space="preserve">[137][72]</w:t>
+            </w:r>
+          </w:p>
+        </w:tc>
+        <w:tc>
+          <w:tcPr/>
+          <w:p>
+            <w:pPr>
+              <w:pStyle w:val="Compact"/>
+              <w:jc w:val="left"/>
+            </w:pPr>
+            <w:r>
+              <w:t xml:space="preserve">🟡</w:t>
+            </w:r>
+          </w:p>
+        </w:tc>
+        <w:tc>
+          <w:tcPr/>
+          <w:p>
+            <w:pPr>
+              <w:pStyle w:val="Compact"/>
+              <w:jc w:val="left"/>
+            </w:pPr>
+            <w:r>
+              <w:t xml:space="preserve">476 km em página SEAG; 257,4 mi atribuído à reportagem no texto</w:t>
+            </w:r>
+          </w:p>
+        </w:tc>
+      </w:tr>
+      <w:tr>
+        <w:tc>
+          <w:tcPr/>
+          <w:p>
+            <w:pPr>
+              <w:pStyle w:val="Compact"/>
+              <w:jc w:val="left"/>
+            </w:pPr>
+            <w:r>
+              <w:t xml:space="preserve">21</w:t>
+            </w:r>
+          </w:p>
+        </w:tc>
+        <w:tc>
+          <w:tcPr/>
+          <w:p>
+            <w:pPr>
+              <w:pStyle w:val="Compact"/>
+              <w:jc w:val="left"/>
+            </w:pPr>
+            <w:r>
+              <w:t xml:space="preserve">São Gabriel da Palha R$ 4,1 mi em blocos; Boa Esperança 22,9 mil m²</w:t>
+            </w:r>
+          </w:p>
+        </w:tc>
+        <w:tc>
+          <w:tcPr/>
+          <w:p>
+            <w:pPr>
+              <w:pStyle w:val="Compact"/>
+              <w:jc w:val="left"/>
+            </w:pPr>
+            <w:r>
+              <w:t xml:space="preserve">[70][71]</w:t>
+            </w:r>
+          </w:p>
+        </w:tc>
+        <w:tc>
+          <w:tcPr/>
+          <w:p>
+            <w:pPr>
+              <w:pStyle w:val="Compact"/>
+              <w:jc w:val="left"/>
+            </w:pPr>
+            <w:r>
+              <w:t xml:space="preserve">🟡</w:t>
+            </w:r>
+          </w:p>
+        </w:tc>
+        <w:tc>
+          <w:tcPr/>
+          <w:p>
+            <w:pPr>
+              <w:pStyle w:val="Compact"/>
+              <w:jc w:val="left"/>
+            </w:pPr>
+            <w:r>
+              <w:t xml:space="preserve">notícias oficiais estaduais/municipais</w:t>
+            </w:r>
+          </w:p>
+        </w:tc>
+      </w:tr>
+      <w:tr>
+        <w:tc>
+          <w:tcPr/>
+          <w:p>
+            <w:pPr>
+              <w:pStyle w:val="Compact"/>
+              <w:jc w:val="left"/>
+            </w:pPr>
+            <w:r>
+              <w:t xml:space="preserve">22</w:t>
+            </w:r>
+          </w:p>
+        </w:tc>
+        <w:tc>
+          <w:tcPr/>
+          <w:p>
+            <w:pPr>
+              <w:pStyle w:val="Compact"/>
+              <w:jc w:val="left"/>
+            </w:pPr>
+            <w:r>
+              <w:t xml:space="preserve">Indústria ES +20,2% (1S2026, PIM-PF/IBGE; BR +1,5%)</w:t>
+            </w:r>
+          </w:p>
+        </w:tc>
+        <w:tc>
+          <w:tcPr/>
+          <w:p>
+            <w:pPr>
+              <w:pStyle w:val="Compact"/>
+              <w:jc w:val="left"/>
+            </w:pPr>
+            <w:r>
+              <w:t xml:space="preserve">[40][131]</w:t>
+            </w:r>
+          </w:p>
+        </w:tc>
+        <w:tc>
+          <w:tcPr/>
+          <w:p>
+            <w:pPr>
+              <w:pStyle w:val="Compact"/>
+              <w:jc w:val="left"/>
+            </w:pPr>
+            <w:r>
+              <w:t xml:space="preserve">✅</w:t>
+            </w:r>
+          </w:p>
+        </w:tc>
+        <w:tc>
+          <w:tcPr/>
+          <w:p>
+            <w:pPr>
+              <w:pStyle w:val="Compact"/>
+              <w:jc w:val="left"/>
+            </w:pPr>
+            <w:r>
+              <w:t xml:space="preserve">período agora explícito — 🔁</w:t>
+            </w:r>
+          </w:p>
+        </w:tc>
+      </w:tr>
+      <w:tr>
+        <w:tc>
+          <w:tcPr/>
+          <w:p>
+            <w:pPr>
+              <w:pStyle w:val="Compact"/>
+              <w:jc w:val="left"/>
+            </w:pPr>
+            <w:r>
+              <w:t xml:space="preserve">23</w:t>
+            </w:r>
+          </w:p>
+        </w:tc>
+        <w:tc>
+          <w:tcPr/>
+          <w:p>
+            <w:pPr>
+              <w:pStyle w:val="Compact"/>
+              <w:jc w:val="left"/>
+            </w:pPr>
+            <w:r>
+              <w:t xml:space="preserve">Seacrest: US$ 699 mi investidos; ~R$ 1 bi/ano; meta 2027</w:t>
+            </w:r>
+          </w:p>
+        </w:tc>
+        <w:tc>
+          <w:tcPr/>
+          <w:p>
+            <w:pPr>
+              <w:pStyle w:val="Compact"/>
+              <w:jc w:val="left"/>
+            </w:pPr>
+            <w:r>
+              <w:t xml:space="preserve">[38][39]</w:t>
+            </w:r>
+          </w:p>
+        </w:tc>
+        <w:tc>
+          <w:tcPr/>
+          <w:p>
+            <w:pPr>
+              <w:pStyle w:val="Compact"/>
+              <w:jc w:val="left"/>
+            </w:pPr>
+            <w:r>
+              <w:t xml:space="preserve">🟡</w:t>
+            </w:r>
+          </w:p>
+        </w:tc>
+        <w:tc>
+          <w:tcPr/>
+          <w:p>
+            <w:pPr>
+              <w:pStyle w:val="Compact"/>
+              <w:jc w:val="left"/>
+            </w:pPr>
+            <w:r>
+              <w:t xml:space="preserve">imprensa regional/econômica com números consistentes entre si</w:t>
+            </w:r>
+          </w:p>
+        </w:tc>
+      </w:tr>
+      <w:tr>
+        <w:tc>
+          <w:tcPr/>
+          <w:p>
+            <w:pPr>
+              <w:pStyle w:val="Compact"/>
+              <w:jc w:val="left"/>
+            </w:pPr>
+            <w:r>
+              <w:t xml:space="preserve">24</w:t>
+            </w:r>
+          </w:p>
+        </w:tc>
+        <w:tc>
+          <w:tcPr/>
+          <w:p>
+            <w:pPr>
+              <w:pStyle w:val="Compact"/>
+              <w:jc w:val="left"/>
+            </w:pPr>
+            <w:r>
+              <w:t xml:space="preserve">Marcopolo São Mateus: R$ 260 mi, +500 empregos</w:t>
+            </w:r>
+          </w:p>
+        </w:tc>
+        <w:tc>
+          <w:tcPr/>
+          <w:p>
+            <w:pPr>
+              <w:pStyle w:val="Compact"/>
+              <w:jc w:val="left"/>
+            </w:pPr>
+            <w:r>
+              <w:t xml:space="preserve">[42]</w:t>
+            </w:r>
+          </w:p>
+        </w:tc>
+        <w:tc>
+          <w:tcPr/>
+          <w:p>
+            <w:pPr>
+              <w:pStyle w:val="Compact"/>
+              <w:jc w:val="left"/>
+            </w:pPr>
+            <w:r>
+              <w:t xml:space="preserve">🟡</w:t>
+            </w:r>
+          </w:p>
+        </w:tc>
+        <w:tc>
+          <w:tcPr/>
+          <w:p>
+            <w:pPr>
+              <w:pStyle w:val="Compact"/>
+              <w:jc w:val="left"/>
+            </w:pPr>
+            <w:r>
+              <w:t xml:space="preserve">Em Dia ES/A Gazeta</w:t>
+            </w:r>
+          </w:p>
+        </w:tc>
+      </w:tr>
+      <w:tr>
+        <w:tc>
+          <w:tcPr/>
+          <w:p>
+            <w:pPr>
+              <w:pStyle w:val="Compact"/>
+              <w:jc w:val="left"/>
+            </w:pPr>
+            <w:r>
+              <w:t xml:space="preserve">25</w:t>
+            </w:r>
+          </w:p>
+        </w:tc>
+        <w:tc>
+          <w:tcPr/>
+          <w:p>
+            <w:pPr>
+              <w:pStyle w:val="Compact"/>
+              <w:jc w:val="left"/>
+            </w:pPr>
+            <w:r>
+              <w:t xml:space="preserve">FNE 2026: R$ 52,6 bi; ES R$ 1,3 bi; indústria prioritária</w:t>
+            </w:r>
+          </w:p>
+        </w:tc>
+        <w:tc>
+          <w:tcPr/>
+          <w:p>
+            <w:pPr>
+              <w:pStyle w:val="Compact"/>
+              <w:jc w:val="left"/>
+            </w:pPr>
+            <w:r>
+              <w:t xml:space="preserve">[123][124][125]</w:t>
+            </w:r>
+          </w:p>
+        </w:tc>
+        <w:tc>
+          <w:tcPr/>
+          <w:p>
+            <w:pPr>
+              <w:pStyle w:val="Compact"/>
+              <w:jc w:val="left"/>
+            </w:pPr>
+            <w:r>
+              <w:t xml:space="preserve">✅</w:t>
+            </w:r>
+          </w:p>
+        </w:tc>
+        <w:tc>
+          <w:tcPr/>
+          <w:p>
+            <w:pPr>
+              <w:pStyle w:val="Compact"/>
+              <w:jc w:val="left"/>
+            </w:pPr>
+            <w:r>
+              <w:t xml:space="preserve">Sudene + BNB oficiais</w:t>
+            </w:r>
+          </w:p>
+        </w:tc>
+      </w:tr>
+      <w:tr>
+        <w:tc>
+          <w:tcPr/>
+          <w:p>
+            <w:pPr>
+              <w:pStyle w:val="Compact"/>
+              <w:jc w:val="left"/>
+            </w:pPr>
+            <w:r>
+              <w:t xml:space="preserve">26</w:t>
+            </w:r>
+          </w:p>
+        </w:tc>
+        <w:tc>
+          <w:tcPr/>
+          <w:p>
+            <w:pPr>
+              <w:pStyle w:val="Compact"/>
+              <w:jc w:val="left"/>
+            </w:pPr>
+            <w:r>
+              <w:t xml:space="preserve">Sudene inclui 31 municípios do ES (LC 185/2021), todos os 9 da área de influência</w:t>
+            </w:r>
+          </w:p>
+        </w:tc>
+        <w:tc>
+          <w:tcPr/>
+          <w:p>
+            <w:pPr>
+              <w:pStyle w:val="Compact"/>
+              <w:jc w:val="left"/>
+            </w:pPr>
+            <w:r>
+              <w:t xml:space="preserve">[132][133][130]</w:t>
+            </w:r>
+          </w:p>
+        </w:tc>
+        <w:tc>
+          <w:tcPr/>
+          <w:p>
+            <w:pPr>
+              <w:pStyle w:val="Compact"/>
+              <w:jc w:val="left"/>
+            </w:pPr>
+            <w:r>
+              <w:t xml:space="preserve">✅</w:t>
+            </w:r>
+          </w:p>
+        </w:tc>
+        <w:tc>
+          <w:tcPr/>
+          <w:p>
+            <w:pPr>
+              <w:pStyle w:val="Compact"/>
+              <w:jc w:val="left"/>
+            </w:pPr>
+            <w:r>
+              <w:t xml:space="preserve">IBGE + legislação — 🔁 (era</w:t>
+            </w:r>
+            <w:r>
+              <w:t xml:space="preserve"> </w:t>
+            </w:r>
+            <w:r>
+              <w:t xml:space="preserve">“</w:t>
+            </w:r>
+            <w:r>
+              <w:t xml:space="preserve">28</w:t>
+            </w:r>
+            <w:r>
+              <w:t xml:space="preserve">”</w:t>
+            </w:r>
+            <w:r>
+              <w:t xml:space="preserve">)</w:t>
+            </w:r>
+          </w:p>
+        </w:tc>
+      </w:tr>
+      <w:tr>
+        <w:tc>
+          <w:tcPr/>
+          <w:p>
+            <w:pPr>
+              <w:pStyle w:val="Compact"/>
+              <w:jc w:val="left"/>
+            </w:pPr>
+            <w:r>
+              <w:t xml:space="preserve">27</w:t>
+            </w:r>
+          </w:p>
+        </w:tc>
+        <w:tc>
+          <w:tcPr/>
+          <w:p>
+            <w:pPr>
+              <w:pStyle w:val="Compact"/>
+              <w:jc w:val="left"/>
+            </w:pPr>
+            <w:r>
+              <w:t xml:space="preserve">SINAPI-ES 06/2026: bloco 14 estrutural fbk6 R$ 4,80 … paver e=6 R$ 69,97–88,39/m²</w:t>
+            </w:r>
+          </w:p>
+        </w:tc>
+        <w:tc>
+          <w:tcPr/>
+          <w:p>
+            <w:pPr>
+              <w:pStyle w:val="Compact"/>
+              <w:jc w:val="left"/>
+            </w:pPr>
+            <w:r>
+              <w:t xml:space="preserve">[11]</w:t>
+            </w:r>
+          </w:p>
+        </w:tc>
+        <w:tc>
+          <w:tcPr/>
+          <w:p>
+            <w:pPr>
+              <w:pStyle w:val="Compact"/>
+              <w:jc w:val="left"/>
+            </w:pPr>
+            <w:r>
+              <w:t xml:space="preserve">✅</w:t>
+            </w:r>
+          </w:p>
+        </w:tc>
+        <w:tc>
+          <w:tcPr/>
+          <w:p>
+            <w:pPr>
+              <w:pStyle w:val="Compact"/>
+              <w:jc w:val="left"/>
+            </w:pPr>
+            <w:r>
+              <w:t xml:space="preserve">base oficial Caixa (SINAPI-ES, ref. 06/2026, sem desoneração) processada localmente</w:t>
+            </w:r>
+          </w:p>
+        </w:tc>
+      </w:tr>
+      <w:tr>
+        <w:tc>
+          <w:tcPr/>
+          <w:p>
+            <w:pPr>
+              <w:pStyle w:val="Compact"/>
+              <w:jc w:val="left"/>
+            </w:pPr>
+            <w:r>
+              <w:t xml:space="preserve">28</w:t>
+            </w:r>
+          </w:p>
+        </w:tc>
+        <w:tc>
+          <w:tcPr/>
+          <w:p>
+            <w:pPr>
+              <w:pStyle w:val="Compact"/>
+              <w:jc w:val="left"/>
+            </w:pPr>
+            <w:r>
+              <w:t xml:space="preserve">Cimento a granel R$ 350–550/t (nacional 2025)</w:t>
+            </w:r>
+          </w:p>
+        </w:tc>
+        <w:tc>
+          <w:tcPr/>
+          <w:p>
+            <w:pPr>
+              <w:pStyle w:val="Compact"/>
+              <w:jc w:val="left"/>
+            </w:pPr>
+            <w:r>
+              <w:t xml:space="preserve">[93]</w:t>
+            </w:r>
+          </w:p>
+        </w:tc>
+        <w:tc>
+          <w:tcPr/>
+          <w:p>
+            <w:pPr>
+              <w:pStyle w:val="Compact"/>
+              <w:jc w:val="left"/>
+            </w:pPr>
+            <w:r>
+              <w:t xml:space="preserve">🟡</w:t>
+            </w:r>
+          </w:p>
+        </w:tc>
+        <w:tc>
+          <w:tcPr/>
+          <w:p>
+            <w:pPr>
+              <w:pStyle w:val="Compact"/>
+              <w:jc w:val="left"/>
+            </w:pPr>
+            <w:r>
+              <w:t xml:space="preserve">referência indicativa; estudo manda cotar localmente</w:t>
+            </w:r>
+          </w:p>
+        </w:tc>
+      </w:tr>
+      <w:tr>
+        <w:tc>
+          <w:tcPr/>
+          <w:p>
+            <w:pPr>
+              <w:pStyle w:val="Compact"/>
+              <w:jc w:val="left"/>
+            </w:pPr>
+            <w:r>
+              <w:t xml:space="preserve">29</w:t>
+            </w:r>
+          </w:p>
+        </w:tc>
+        <w:tc>
+          <w:tcPr/>
+          <w:p>
+            <w:pPr>
+              <w:pStyle w:val="Compact"/>
+              <w:jc w:val="left"/>
+            </w:pPr>
+            <w:r>
+              <w:t xml:space="preserve">Tarifa EDP-ES +15,53% (2025/26); subestação simplificada até 300 kVA</w:t>
+            </w:r>
+          </w:p>
+        </w:tc>
+        <w:tc>
+          <w:tcPr/>
+          <w:p>
+            <w:pPr>
+              <w:pStyle w:val="Compact"/>
+              <w:jc w:val="left"/>
+            </w:pPr>
+            <w:r>
+              <w:t xml:space="preserve">[14][15][13]</w:t>
+            </w:r>
+          </w:p>
+        </w:tc>
+        <w:tc>
+          <w:tcPr/>
+          <w:p>
+            <w:pPr>
+              <w:pStyle w:val="Compact"/>
+              <w:jc w:val="left"/>
+            </w:pPr>
+            <w:r>
+              <w:t xml:space="preserve">✅</w:t>
+            </w:r>
+          </w:p>
+        </w:tc>
+        <w:tc>
+          <w:tcPr/>
+          <w:p>
+            <w:pPr>
+              <w:pStyle w:val="Compact"/>
+              <w:jc w:val="left"/>
+            </w:pPr>
+            <w:r>
+              <w:t xml:space="preserve">ANEEL (notícia + REH 3.508) e norma EDP</w:t>
+            </w:r>
+          </w:p>
+        </w:tc>
+      </w:tr>
+      <w:tr>
+        <w:tc>
+          <w:tcPr/>
+          <w:p>
+            <w:pPr>
+              <w:pStyle w:val="Compact"/>
+              <w:jc w:val="left"/>
+            </w:pPr>
+            <w:r>
+              <w:t xml:space="preserve">30</w:t>
+            </w:r>
+          </w:p>
+        </w:tc>
+        <w:tc>
+          <w:tcPr/>
+          <w:p>
+            <w:pPr>
+              <w:pStyle w:val="Compact"/>
+              <w:jc w:val="left"/>
+            </w:pPr>
+            <w:r>
+              <w:t xml:space="preserve">Mortalidade da ind. de transformação: 27,3% em 5 anos</w:t>
+            </w:r>
+          </w:p>
+        </w:tc>
+        <w:tc>
+          <w:tcPr/>
+          <w:p>
+            <w:pPr>
+              <w:pStyle w:val="Compact"/>
+              <w:jc w:val="left"/>
+            </w:pPr>
+            <w:r>
+              <w:t xml:space="preserve">[126][127]</w:t>
+            </w:r>
+          </w:p>
+        </w:tc>
+        <w:tc>
+          <w:tcPr/>
+          <w:p>
+            <w:pPr>
+              <w:pStyle w:val="Compact"/>
+              <w:jc w:val="left"/>
+            </w:pPr>
+            <w:r>
+              <w:t xml:space="preserve">✅</w:t>
+            </w:r>
+          </w:p>
+        </w:tc>
+        <w:tc>
+          <w:tcPr/>
+          <w:p>
+            <w:pPr>
+              <w:pStyle w:val="Compact"/>
+              <w:jc w:val="left"/>
+            </w:pPr>
+            <w:r>
+              <w:t xml:space="preserve">Sebrae/Agência Brasil</w:t>
+            </w:r>
+          </w:p>
+        </w:tc>
+      </w:tr>
+    </w:tbl>
+    <w:bookmarkEnd w:id="107"/>
+    <w:bookmarkStart w:id="108" w:name="Xb279f5d0e9c278b08d2eaae7d6119f07c5a663b"/>
+    <w:p>
+      <w:pPr>
+        <w:pStyle w:val="Heading2"/>
+      </w:pPr>
+      <w:r>
+        <w:t xml:space="preserve">3. Premissas técnicas declaradas (sem fonte pública — rotuladas no texto)</w:t>
+      </w:r>
+    </w:p>
+    <w:tbl>
+      <w:tblPr>
+        <w:tblStyle w:val="Table"/>
+        <w:tblW w:type="pct" w:w="5000"/>
+        <w:tblLook w:firstRow="1" w:lastRow="0" w:firstColumn="0" w:lastColumn="0" w:noHBand="0" w:noVBand="0" w:val="0020"/>
+        <w:jc w:val="start"/>
+      </w:tblPr>
+      <w:tblGrid>
+        <w:gridCol w:w="1980"/>
+        <w:gridCol w:w="1980"/>
+        <w:gridCol w:w="1980"/>
+        <w:gridCol w:w="1980"/>
+      </w:tblGrid>
+      <w:tr>
+        <w:trPr>
+          <w:tblHeader w:val="true"/>
+        </w:trPr>
+        <w:tc>
+          <w:tcPr/>
+          <w:p>
+            <w:pPr>
+              <w:pStyle w:val="Compact"/>
+              <w:jc w:val="left"/>
+            </w:pPr>
+            <w:r>
+              <w:t xml:space="preserve">Premissa</w:t>
+            </w:r>
+          </w:p>
+        </w:tc>
+        <w:tc>
+          <w:tcPr/>
+          <w:p>
+            <w:pPr>
+              <w:pStyle w:val="Compact"/>
+              <w:jc w:val="left"/>
+            </w:pPr>
+            <w:r>
+              <w:t xml:space="preserve">Valor adotado</w:t>
+            </w:r>
+          </w:p>
+        </w:tc>
+        <w:tc>
+          <w:tcPr/>
+          <w:p>
+            <w:pPr>
+              <w:pStyle w:val="Compact"/>
+              <w:jc w:val="left"/>
+            </w:pPr>
+            <w:r>
+              <w:t xml:space="preserve">Sensibilidade/justificativa</w:t>
+            </w:r>
+          </w:p>
+        </w:tc>
+        <w:tc>
+          <w:tcPr/>
+          <w:p>
+            <w:pPr>
+              <w:pStyle w:val="Compact"/>
+              <w:jc w:val="left"/>
+            </w:pPr>
+            <w:r>
+              <w:t xml:space="preserve">Onde</w:t>
+            </w:r>
+          </w:p>
+        </w:tc>
+      </w:tr>
+      <w:tr>
+        <w:tc>
+          <w:tcPr/>
+          <w:p>
+            <w:pPr>
+              <w:pStyle w:val="Compact"/>
+              <w:jc w:val="left"/>
+            </w:pPr>
+            <w:r>
+              <w:t xml:space="preserve">Fração do cimento destinada a artefatos vibroprensados</w:t>
+            </w:r>
+          </w:p>
+        </w:tc>
+        <w:tc>
+          <w:tcPr/>
+          <w:p>
+            <w:pPr>
+              <w:pStyle w:val="Compact"/>
+              <w:jc w:val="left"/>
+            </w:pPr>
+            <w:r>
+              <w:t xml:space="preserve">8–15% (central 12%)</w:t>
+            </w:r>
+          </w:p>
+        </w:tc>
+        <w:tc>
+          <w:tcPr/>
+          <w:p>
+            <w:pPr>
+              <w:pStyle w:val="Compact"/>
+              <w:jc w:val="left"/>
+            </w:pPr>
+            <w:r>
+              <w:t xml:space="preserve">resultado varia 3,4–6,4 mi blocos-eq; método é só validação cruzada</w:t>
+            </w:r>
+          </w:p>
+        </w:tc>
+        <w:tc>
+          <w:tcPr/>
+          <w:p>
+            <w:pPr>
+              <w:pStyle w:val="Compact"/>
+              <w:jc w:val="left"/>
+            </w:pPr>
+            <w:r>
+              <w:t xml:space="preserve">§5.3 Método A</w:t>
+            </w:r>
+          </w:p>
+        </w:tc>
+      </w:tr>
+      <w:tr>
+        <w:tc>
+          <w:tcPr/>
+          <w:p>
+            <w:pPr>
+              <w:pStyle w:val="Compact"/>
+              <w:jc w:val="left"/>
+            </w:pPr>
+            <w:r>
+              <w:t xml:space="preserve">Novas UH/ano na área de influência</w:t>
+            </w:r>
+          </w:p>
+        </w:tc>
+        <w:tc>
+          <w:tcPr/>
+          <w:p>
+            <w:pPr>
+              <w:pStyle w:val="Compact"/>
+              <w:jc w:val="left"/>
+            </w:pPr>
+            <w:r>
+              <w:t xml:space="preserve">700–1.000</w:t>
+            </w:r>
+          </w:p>
+        </w:tc>
+        <w:tc>
+          <w:tcPr/>
+          <w:p>
+            <w:pPr>
+              <w:pStyle w:val="Compact"/>
+              <w:jc w:val="left"/>
+            </w:pPr>
+            <w:r>
+              <w:t xml:space="preserve">derivada de crescimento censitário + MCMV + déficit + loteamentos</w:t>
+            </w:r>
+          </w:p>
+        </w:tc>
+        <w:tc>
+          <w:tcPr/>
+          <w:p>
+            <w:pPr>
+              <w:pStyle w:val="Compact"/>
+              <w:jc w:val="left"/>
+            </w:pPr>
+            <w:r>
+              <w:t xml:space="preserve">§5.3 Método B</w:t>
+            </w:r>
+          </w:p>
+        </w:tc>
+      </w:tr>
+      <w:tr>
+        <w:tc>
+          <w:tcPr/>
+          <w:p>
+            <w:pPr>
+              <w:pStyle w:val="Compact"/>
+              <w:jc w:val="left"/>
+            </w:pPr>
+            <w:r>
+              <w:t xml:space="preserve">Blocos por UH</w:t>
+            </w:r>
+          </w:p>
+        </w:tc>
+        <w:tc>
+          <w:tcPr/>
+          <w:p>
+            <w:pPr>
+              <w:pStyle w:val="Compact"/>
+              <w:jc w:val="left"/>
+            </w:pPr>
+            <w:r>
+              <w:t xml:space="preserve">2.200–3.000</w:t>
+            </w:r>
+          </w:p>
+        </w:tc>
+        <w:tc>
+          <w:tcPr/>
+          <w:p>
+            <w:pPr>
+              <w:pStyle w:val="Compact"/>
+              <w:jc w:val="left"/>
+            </w:pPr>
+            <w:r>
+              <w:t xml:space="preserve">12,5 blocos/m² [90] × paredes de casa 50–70 m² + muros</w:t>
+            </w:r>
+          </w:p>
+        </w:tc>
+        <w:tc>
+          <w:tcPr/>
+          <w:p>
+            <w:pPr>
+              <w:pStyle w:val="Compact"/>
+              <w:jc w:val="left"/>
+            </w:pPr>
+            <w:r>
+              <w:t xml:space="preserve">§5.3 / Apêndice A</w:t>
+            </w:r>
+          </w:p>
+        </w:tc>
+      </w:tr>
+      <w:tr>
+        <w:tc>
+          <w:tcPr/>
+          <w:p>
+            <w:pPr>
+              <w:pStyle w:val="Compact"/>
+              <w:jc w:val="left"/>
+            </w:pPr>
+            <w:r>
+              <w:t xml:space="preserve">Anualização do pipeline público</w:t>
+            </w:r>
+          </w:p>
+        </w:tc>
+        <w:tc>
+          <w:tcPr/>
+          <w:p>
+            <w:pPr>
+              <w:pStyle w:val="Compact"/>
+              <w:jc w:val="left"/>
+            </w:pPr>
+            <w:r>
+              <w:t xml:space="preserve">pacotes ÷ 2–3 anos</w:t>
+            </w:r>
+          </w:p>
+        </w:tc>
+        <w:tc>
+          <w:tcPr/>
+          <w:p>
+            <w:pPr>
+              <w:pStyle w:val="Compact"/>
+              <w:jc w:val="left"/>
+            </w:pPr>
+            <w:r>
+              <w:t xml:space="preserve">evita dupla contagem; obras sem data ficam fora da soma</w:t>
+            </w:r>
+          </w:p>
+        </w:tc>
+        <w:tc>
+          <w:tcPr/>
+          <w:p>
+            <w:pPr>
+              <w:pStyle w:val="Compact"/>
+              <w:jc w:val="left"/>
+            </w:pPr>
+            <w:r>
+              <w:t xml:space="preserve">§5.3 / §8.1</w:t>
+            </w:r>
+          </w:p>
+        </w:tc>
+      </w:tr>
+      <w:tr>
+        <w:tc>
+          <w:tcPr/>
+          <w:p>
+            <w:pPr>
+              <w:pStyle w:val="Compact"/>
+              <w:jc w:val="left"/>
+            </w:pPr>
+            <w:r>
+              <w:t xml:space="preserve">Consumo de cimento por bloco 14 vedação</w:t>
+            </w:r>
+          </w:p>
+        </w:tc>
+        <w:tc>
+          <w:tcPr/>
+          <w:p>
+            <w:pPr>
+              <w:pStyle w:val="Compact"/>
+              <w:jc w:val="left"/>
+            </w:pPr>
+            <w:r>
+              <w:t xml:space="preserve">1,00 kg</w:t>
+            </w:r>
+          </w:p>
+        </w:tc>
+        <w:tc>
+          <w:tcPr/>
+          <w:p>
+            <w:pPr>
+              <w:pStyle w:val="Compact"/>
+              <w:jc w:val="left"/>
+            </w:pPr>
+            <w:r>
+              <w:t xml:space="preserve">ref. de mercado ~1,05 [17]; vibrocompactação economiza até 15%</w:t>
+            </w:r>
+          </w:p>
+        </w:tc>
+        <w:tc>
+          <w:tcPr/>
+          <w:p>
+            <w:pPr>
+              <w:pStyle w:val="Compact"/>
+              <w:jc w:val="left"/>
+            </w:pPr>
+            <w:r>
+              <w:t xml:space="preserve">§13.2</w:t>
+            </w:r>
+          </w:p>
+        </w:tc>
+      </w:tr>
+      <w:tr>
+        <w:tc>
+          <w:tcPr/>
+          <w:p>
+            <w:pPr>
+              <w:pStyle w:val="Compact"/>
+              <w:jc w:val="left"/>
+            </w:pPr>
+            <w:r>
+              <w:t xml:space="preserve">Preços-alvo de venda GTK</w:t>
+            </w:r>
+          </w:p>
+        </w:tc>
+        <w:tc>
+          <w:tcPr/>
+          <w:p>
+            <w:pPr>
+              <w:pStyle w:val="Compact"/>
+              <w:jc w:val="left"/>
+            </w:pPr>
+            <w:r>
+              <w:t xml:space="preserve">tabela §6.4</w:t>
+            </w:r>
+          </w:p>
+        </w:tc>
+        <w:tc>
+          <w:tcPr/>
+          <w:p>
+            <w:pPr>
+              <w:pStyle w:val="Compact"/>
+              <w:jc w:val="left"/>
+            </w:pPr>
+            <w:r>
+              <w:t xml:space="preserve">10–25% abaixo da mediana SINAPI-ES; validar com 5 cotações locais</w:t>
+            </w:r>
+          </w:p>
+        </w:tc>
+        <w:tc>
+          <w:tcPr/>
+          <w:p>
+            <w:pPr>
+              <w:pStyle w:val="Compact"/>
+              <w:jc w:val="left"/>
+            </w:pPr>
+            <w:r>
+              <w:t xml:space="preserve">§6.4</w:t>
+            </w:r>
+          </w:p>
+        </w:tc>
+      </w:tr>
+      <w:tr>
+        <w:tc>
+          <w:tcPr/>
+          <w:p>
+            <w:pPr>
+              <w:pStyle w:val="Compact"/>
+              <w:jc w:val="left"/>
+            </w:pPr>
+            <w:r>
+              <w:t xml:space="preserve">MC média do mix</w:t>
+            </w:r>
+          </w:p>
+        </w:tc>
+        <w:tc>
+          <w:tcPr/>
+          <w:p>
+            <w:pPr>
+              <w:pStyle w:val="Compact"/>
+              <w:jc w:val="left"/>
+            </w:pPr>
+            <w:r>
+              <w:t xml:space="preserve">35%</w:t>
+            </w:r>
+          </w:p>
+        </w:tc>
+        <w:tc>
+          <w:tcPr/>
+          <w:p>
+            <w:pPr>
+              <w:pStyle w:val="Compact"/>
+              <w:jc w:val="left"/>
+            </w:pPr>
+            <w:r>
+              <w:t xml:space="preserve">derivada: 36,5% (planilha, aba Mix); adotado valor menor</w:t>
+            </w:r>
+          </w:p>
+        </w:tc>
+        <w:tc>
+          <w:tcPr/>
+          <w:p>
+            <w:pPr>
+              <w:pStyle w:val="Compact"/>
+              <w:jc w:val="left"/>
+            </w:pPr>
+            <w:r>
+              <w:t xml:space="preserve">§13.4</w:t>
+            </w:r>
+          </w:p>
+        </w:tc>
+      </w:tr>
+      <w:tr>
+        <w:tc>
+          <w:tcPr/>
+          <w:p>
+            <w:pPr>
+              <w:pStyle w:val="Compact"/>
+              <w:jc w:val="left"/>
+            </w:pPr>
+            <w:r>
+              <w:t xml:space="preserve">Custos fixos mensais</w:t>
+            </w:r>
+          </w:p>
+        </w:tc>
+        <w:tc>
+          <w:tcPr/>
+          <w:p>
+            <w:pPr>
+              <w:pStyle w:val="Compact"/>
+              <w:jc w:val="left"/>
+            </w:pPr>
+            <w:r>
+              <w:t xml:space="preserve">R$ 52 mil</w:t>
+            </w:r>
+          </w:p>
+        </w:tc>
+        <w:tc>
+          <w:tcPr/>
+          <w:p>
+            <w:pPr>
+              <w:pStyle w:val="Compact"/>
+              <w:jc w:val="left"/>
+            </w:pPr>
+            <w:r>
+              <w:t xml:space="preserve">decomposição item a item no §13.3</w:t>
+            </w:r>
+          </w:p>
+        </w:tc>
+        <w:tc>
+          <w:tcPr/>
+          <w:p>
+            <w:pPr>
+              <w:pStyle w:val="Compact"/>
+              <w:jc w:val="left"/>
+            </w:pPr>
+            <w:r>
+              <w:t xml:space="preserve">§13.3</w:t>
+            </w:r>
+          </w:p>
+        </w:tc>
+      </w:tr>
+      <w:tr>
+        <w:tc>
+          <w:tcPr/>
+          <w:p>
+            <w:pPr>
+              <w:pStyle w:val="Compact"/>
+              <w:jc w:val="left"/>
+            </w:pPr>
+            <w:r>
+              <w:t xml:space="preserve">Serviço da dívida FNE</w:t>
+            </w:r>
+          </w:p>
+        </w:tc>
+        <w:tc>
+          <w:tcPr/>
+          <w:p>
+            <w:pPr>
+              <w:pStyle w:val="Compact"/>
+              <w:jc w:val="left"/>
+            </w:pPr>
+            <w:r>
+              <w:t xml:space="preserve">~R$ 60 mil/mês</w:t>
+            </w:r>
+          </w:p>
+        </w:tc>
+        <w:tc>
+          <w:tcPr/>
+          <w:p>
+            <w:pPr>
+              <w:pStyle w:val="Compact"/>
+              <w:jc w:val="left"/>
+            </w:pPr>
+            <w:r>
+              <w:t xml:space="preserve">SAC ~R$ 5 mi/10 anos pós-carência; substituir pela simulação BNB</w:t>
+            </w:r>
+          </w:p>
+        </w:tc>
+        <w:tc>
+          <w:tcPr/>
+          <w:p>
+            <w:pPr>
+              <w:pStyle w:val="Compact"/>
+              <w:jc w:val="left"/>
+            </w:pPr>
+            <w:r>
+              <w:t xml:space="preserve">§13.4</w:t>
+            </w:r>
+          </w:p>
+        </w:tc>
+      </w:tr>
+    </w:tbl>
+    <w:bookmarkEnd w:id="108"/>
+    <w:bookmarkStart w:id="109" w:name="X5bb87ff09c69dc4263bd2fa3b262fbd62e809ae"/>
+    <w:p>
+      <w:pPr>
+        <w:pStyle w:val="Heading2"/>
+      </w:pPr>
+      <w:r>
+        <w:t xml:space="preserve">4. Correções aplicadas nesta auditoria (transparência total)</w:t>
+      </w:r>
+    </w:p>
+    <w:p>
+      <w:pPr>
+        <w:numPr>
+          <w:ilvl w:val="0"/>
+          <w:numId w:val="1031"/>
+        </w:numPr>
+        <w:pStyle w:val="Compact"/>
+      </w:pPr>
+      <w:r>
+        <w:rPr>
+          <w:bCs/>
+          <w:b/>
+        </w:rPr>
+        <w:t xml:space="preserve">Base única de receita</w:t>
+      </w:r>
+      <w:r>
+        <w:t xml:space="preserve">: as tabelas §5.4 e §13.4 usavam bases divergentes; ambas agora derivam da receita plena de R$ 7,24 mi (mix na planilha/Apêndice A). Receitas por cenário recalculadas (ex.: 60% = R$ 4,3 mi, antes</w:t>
+      </w:r>
+      <w:r>
+        <w:t xml:space="preserve"> </w:t>
+      </w:r>
+      <w:r>
+        <w:t xml:space="preserve">“</w:t>
+      </w:r>
+      <w:r>
+        <w:t xml:space="preserve">4,6</w:t>
+      </w:r>
+      <w:r>
+        <w:t xml:space="preserve">”</w:t>
+      </w:r>
+      <w:r>
+        <w:t xml:space="preserve">; 95% = R$ 6,9 mi, antes</w:t>
+      </w:r>
+      <w:r>
+        <w:t xml:space="preserve"> </w:t>
+      </w:r>
+      <w:r>
+        <w:t xml:space="preserve">“</w:t>
+      </w:r>
+      <w:r>
+        <w:t xml:space="preserve">7,0</w:t>
+      </w:r>
+      <w:r>
+        <w:t xml:space="preserve">”</w:t>
+      </w:r>
+      <w:r>
+        <w:t xml:space="preserve">).</w:t>
+      </w:r>
+    </w:p>
+    <w:p>
+      <w:pPr>
+        <w:numPr>
+          <w:ilvl w:val="0"/>
+          <w:numId w:val="1031"/>
+        </w:numPr>
+        <w:pStyle w:val="Compact"/>
+      </w:pPr>
+      <w:r>
+        <w:rPr>
+          <w:bCs/>
+          <w:b/>
+        </w:rPr>
+        <w:t xml:space="preserve">Ponto de equilíbrio operacional</w:t>
+      </w:r>
+      <w:r>
+        <w:t xml:space="preserve">: de</w:t>
+      </w:r>
+      <w:r>
+        <w:t xml:space="preserve"> </w:t>
+      </w:r>
+      <w:r>
+        <w:t xml:space="preserve">“</w:t>
+      </w:r>
+      <w:r>
+        <w:t xml:space="preserve">≈29%</w:t>
+      </w:r>
+      <w:r>
+        <w:t xml:space="preserve">”</w:t>
+      </w:r>
+      <w:r>
+        <w:t xml:space="preserve"> </w:t>
+      </w:r>
+      <w:r>
+        <w:t xml:space="preserve">para</w:t>
+      </w:r>
+      <w:r>
+        <w:t xml:space="preserve"> </w:t>
+      </w:r>
+      <w:r>
+        <w:rPr>
+          <w:bCs/>
+          <w:b/>
+        </w:rPr>
+        <w:t xml:space="preserve">≈25% da capacidade de 1 turno</w:t>
+      </w:r>
+      <w:r>
+        <w:t xml:space="preserve"> </w:t>
+      </w:r>
+      <w:r>
+        <w:t xml:space="preserve">(R$ 149 mil/mês ÷ R$ 7,24 mi ÷ 12 = 24,6%).</w:t>
+      </w:r>
+    </w:p>
+    <w:p>
+      <w:pPr>
+        <w:numPr>
+          <w:ilvl w:val="0"/>
+          <w:numId w:val="1031"/>
+        </w:numPr>
+        <w:pStyle w:val="Compact"/>
+      </w:pPr>
+      <w:r>
+        <w:rPr>
+          <w:bCs/>
+          <w:b/>
+        </w:rPr>
+        <w:t xml:space="preserve">Equilíbrio com dívida</w:t>
+      </w:r>
+      <w:r>
+        <w:t xml:space="preserve">: consolidado em</w:t>
+      </w:r>
+      <w:r>
+        <w:t xml:space="preserve"> </w:t>
+      </w:r>
+      <w:r>
+        <w:rPr>
+          <w:bCs/>
+          <w:b/>
+        </w:rPr>
+        <w:t xml:space="preserve">R$ 320 mil/mês ≈ 53%</w:t>
+      </w:r>
+      <w:r>
+        <w:t xml:space="preserve"> </w:t>
+      </w:r>
+      <w:r>
+        <w:t xml:space="preserve">(SAC ~R$ 60 mil/mês pós-carência).</w:t>
+      </w:r>
+    </w:p>
+    <w:p>
+      <w:pPr>
+        <w:numPr>
+          <w:ilvl w:val="0"/>
+          <w:numId w:val="1031"/>
+        </w:numPr>
+        <w:pStyle w:val="Compact"/>
+      </w:pPr>
+      <w:r>
+        <w:rPr>
+          <w:bCs/>
+          <w:b/>
+        </w:rPr>
+        <w:t xml:space="preserve">EBITDA de regime</w:t>
+      </w:r>
+      <w:r>
+        <w:t xml:space="preserve">: de</w:t>
+      </w:r>
+      <w:r>
+        <w:t xml:space="preserve"> </w:t>
+      </w:r>
+      <w:r>
+        <w:t xml:space="preserve">“</w:t>
+      </w:r>
+      <w:r>
+        <w:t xml:space="preserve">R$ 1,3–1,5 mi</w:t>
+      </w:r>
+      <w:r>
+        <w:t xml:space="preserve">”</w:t>
+      </w:r>
+      <w:r>
+        <w:t xml:space="preserve"> </w:t>
+      </w:r>
+      <w:r>
+        <w:t xml:space="preserve">para</w:t>
+      </w:r>
+      <w:r>
+        <w:t xml:space="preserve"> </w:t>
+      </w:r>
+      <w:r>
+        <w:rPr>
+          <w:bCs/>
+          <w:b/>
+        </w:rPr>
+        <w:t xml:space="preserve">R$ 1,3–1,4 mi</w:t>
+      </w:r>
+      <w:r>
+        <w:t xml:space="preserve"> </w:t>
+      </w:r>
+      <w:r>
+        <w:t xml:space="preserve">(75–80% × 7,24 × 35% − 0,62).</w:t>
+      </w:r>
+    </w:p>
+    <w:p>
+      <w:pPr>
+        <w:numPr>
+          <w:ilvl w:val="0"/>
+          <w:numId w:val="1031"/>
+        </w:numPr>
+        <w:pStyle w:val="Compact"/>
+      </w:pPr>
+      <w:r>
+        <w:rPr>
+          <w:bCs/>
+          <w:b/>
+        </w:rPr>
+        <w:t xml:space="preserve">Shares do SAM</w:t>
+      </w:r>
+      <w:r>
+        <w:t xml:space="preserve">: ano 1 de</w:t>
+      </w:r>
+      <w:r>
+        <w:t xml:space="preserve"> </w:t>
+      </w:r>
+      <w:r>
+        <w:t xml:space="preserve">“</w:t>
+      </w:r>
+      <w:r>
+        <w:t xml:space="preserve">13–19%</w:t>
+      </w:r>
+      <w:r>
+        <w:t xml:space="preserve">”</w:t>
+      </w:r>
+      <w:r>
+        <w:t xml:space="preserve"> </w:t>
+      </w:r>
+      <w:r>
+        <w:t xml:space="preserve">para</w:t>
+      </w:r>
+      <w:r>
+        <w:t xml:space="preserve"> </w:t>
+      </w:r>
+      <w:r>
+        <w:rPr>
+          <w:bCs/>
+          <w:b/>
+        </w:rPr>
+        <w:t xml:space="preserve">12–20%</w:t>
+      </w:r>
+      <w:r>
+        <w:t xml:space="preserve">; anos 1–2</w:t>
+      </w:r>
+      <w:r>
+        <w:t xml:space="preserve"> </w:t>
+      </w:r>
+      <w:r>
+        <w:t xml:space="preserve">“</w:t>
+      </w:r>
+      <w:r>
+        <w:t xml:space="preserve">13–28%</w:t>
+      </w:r>
+      <w:r>
+        <w:t xml:space="preserve">”</w:t>
+      </w:r>
+      <w:r>
+        <w:t xml:space="preserve"> </w:t>
+      </w:r>
+      <w:r>
+        <w:t xml:space="preserve">→</w:t>
+      </w:r>
+      <w:r>
+        <w:t xml:space="preserve"> </w:t>
+      </w:r>
+      <w:r>
+        <w:rPr>
+          <w:bCs/>
+          <w:b/>
+        </w:rPr>
+        <w:t xml:space="preserve">12–27%</w:t>
+      </w:r>
+      <w:r>
+        <w:t xml:space="preserve">; regime</w:t>
+      </w:r>
+      <w:r>
+        <w:t xml:space="preserve"> </w:t>
+      </w:r>
+      <w:r>
+        <w:t xml:space="preserve">“</w:t>
+      </w:r>
+      <w:r>
+        <w:t xml:space="preserve">25–36%</w:t>
+      </w:r>
+      <w:r>
+        <w:t xml:space="preserve">”</w:t>
+      </w:r>
+      <w:r>
+        <w:t xml:space="preserve"> </w:t>
+      </w:r>
+      <w:r>
+        <w:t xml:space="preserve">→</w:t>
+      </w:r>
+      <w:r>
+        <w:t xml:space="preserve"> </w:t>
+      </w:r>
+      <w:r>
+        <w:rPr>
+          <w:bCs/>
+          <w:b/>
+        </w:rPr>
+        <w:t xml:space="preserve">22–36%</w:t>
+      </w:r>
+      <w:r>
+        <w:t xml:space="preserve">.</w:t>
+      </w:r>
+    </w:p>
+    <w:p>
+      <w:pPr>
+        <w:numPr>
+          <w:ilvl w:val="0"/>
+          <w:numId w:val="1031"/>
+        </w:numPr>
+        <w:pStyle w:val="Compact"/>
+      </w:pPr>
+      <w:r>
+        <w:rPr>
+          <w:bCs/>
+          <w:b/>
+        </w:rPr>
+        <w:t xml:space="preserve">Física do frete</w:t>
+      </w:r>
+      <w:r>
+        <w:t xml:space="preserve">: truck de 13–14 t carrega ~1.090–1.180 blocos (não 1.700–2.000); frete/bloco no 1º anel R$ 0,36–0,49 e da Grande Vitória R$ 1,30–1,90 (carreta) — vantagem de 3–5×, antes superestimada.</w:t>
+      </w:r>
+    </w:p>
+    <w:p>
+      <w:pPr>
+        <w:numPr>
+          <w:ilvl w:val="0"/>
+          <w:numId w:val="1031"/>
+        </w:numPr>
+        <w:pStyle w:val="Compact"/>
+      </w:pPr>
+      <w:r>
+        <w:rPr>
+          <w:bCs/>
+          <w:b/>
+        </w:rPr>
+        <w:t xml:space="preserve">Sudene</w:t>
+      </w:r>
+      <w:r>
+        <w:t xml:space="preserve">: de</w:t>
+      </w:r>
+      <w:r>
+        <w:t xml:space="preserve"> </w:t>
+      </w:r>
+      <w:r>
+        <w:t xml:space="preserve">“</w:t>
+      </w:r>
+      <w:r>
+        <w:t xml:space="preserve">28</w:t>
+      </w:r>
+      <w:r>
+        <w:t xml:space="preserve">”</w:t>
+      </w:r>
+      <w:r>
+        <w:t xml:space="preserve"> </w:t>
+      </w:r>
+      <w:r>
+        <w:t xml:space="preserve">para</w:t>
+      </w:r>
+      <w:r>
+        <w:t xml:space="preserve"> </w:t>
+      </w:r>
+      <w:r>
+        <w:rPr>
+          <w:bCs/>
+          <w:b/>
+        </w:rPr>
+        <w:t xml:space="preserve">31 municípios do ES (LC nº 185/2021)</w:t>
+      </w:r>
+      <w:r>
+        <w:t xml:space="preserve">, com fonte legal e lista incluindo os 9 municípios da área de influência.</w:t>
+      </w:r>
+    </w:p>
+    <w:p>
+      <w:pPr>
+        <w:numPr>
+          <w:ilvl w:val="0"/>
+          <w:numId w:val="1031"/>
+        </w:numPr>
+        <w:pStyle w:val="Compact"/>
+      </w:pPr>
+      <w:r>
+        <w:rPr>
+          <w:bCs/>
+          <w:b/>
+        </w:rPr>
+        <w:t xml:space="preserve">Consumo per capita de cimento</w:t>
+      </w:r>
+      <w:r>
+        <w:t xml:space="preserve">: substituída derivação própria (~318 kg) pelo número publicado (</w:t>
+      </w:r>
+      <w:r>
+        <w:rPr>
+          <w:bCs/>
+          <w:b/>
+        </w:rPr>
+        <w:t xml:space="preserve">~280 kg/hab/ano</w:t>
+      </w:r>
+      <w:r>
+        <w:t xml:space="preserve">), reduzindo o Método A para 42,8 mil t/ano na área.</w:t>
+      </w:r>
+    </w:p>
+    <w:p>
+      <w:pPr>
+        <w:numPr>
+          <w:ilvl w:val="0"/>
+          <w:numId w:val="1031"/>
+        </w:numPr>
+        <w:pStyle w:val="Compact"/>
+      </w:pPr>
+      <w:r>
+        <w:rPr>
+          <w:bCs/>
+          <w:b/>
+        </w:rPr>
+        <w:t xml:space="preserve">Método A</w:t>
+      </w:r>
+      <w:r>
+        <w:t xml:space="preserve"> </w:t>
+      </w:r>
+      <w:r>
+        <w:t xml:space="preserve">reclassificado como validação cruzada com premissa declarada (8–15%) — antes o percentual aparecia apoiado em referência que não o publica.</w:t>
+      </w:r>
+    </w:p>
+    <w:p>
+      <w:pPr>
+        <w:numPr>
+          <w:ilvl w:val="0"/>
+          <w:numId w:val="1031"/>
+        </w:numPr>
+        <w:pStyle w:val="Compact"/>
+      </w:pPr>
+      <w:r>
+        <w:rPr>
+          <w:bCs/>
+          <w:b/>
+        </w:rPr>
+        <w:t xml:space="preserve">BlocoBrasil</w:t>
+      </w:r>
+      <w:r>
+        <w:t xml:space="preserve"> </w:t>
+      </w:r>
+      <w:r>
+        <w:t xml:space="preserve">datada (pesquisa de março/2013) e tratada como referência histórica.</w:t>
+      </w:r>
+    </w:p>
+    <w:p>
+      <w:pPr>
+        <w:numPr>
+          <w:ilvl w:val="0"/>
+          <w:numId w:val="1031"/>
+        </w:numPr>
+        <w:pStyle w:val="Compact"/>
+      </w:pPr>
+      <w:r>
+        <w:rPr>
+          <w:bCs/>
+          <w:b/>
+        </w:rPr>
+        <w:t xml:space="preserve">Indústria ES +20,2%</w:t>
+      </w:r>
+      <w:r>
+        <w:t xml:space="preserve"> </w:t>
+      </w:r>
+      <w:r>
+        <w:t xml:space="preserve">com período e pesquisa explícitos (1S2026, PIM-PF/IBGE) e segunda fonte.</w:t>
+      </w:r>
+    </w:p>
+    <w:p>
+      <w:pPr>
+        <w:numPr>
+          <w:ilvl w:val="0"/>
+          <w:numId w:val="1031"/>
+        </w:numPr>
+        <w:pStyle w:val="Compact"/>
+      </w:pPr>
+      <w:r>
+        <w:rPr>
+          <w:bCs/>
+          <w:b/>
+        </w:rPr>
+        <w:t xml:space="preserve">Custo variável</w:t>
+      </w:r>
+      <w:r>
+        <w:t xml:space="preserve">: padronizado R$ 1,85 industrial / R$ 2,28 total (o</w:t>
+      </w:r>
+      <w:r>
+        <w:t xml:space="preserve"> </w:t>
+      </w:r>
+      <w:r>
+        <w:t xml:space="preserve">“</w:t>
+      </w:r>
+      <w:r>
+        <w:t xml:space="preserve">R$ 1,90</w:t>
+      </w:r>
+      <w:r>
+        <w:t xml:space="preserve">”</w:t>
+      </w:r>
+      <w:r>
+        <w:t xml:space="preserve"> </w:t>
+      </w:r>
+      <w:r>
+        <w:t xml:space="preserve">remanescente é meta operacional, rotulada como meta); obras de Pedro Canário/Pinheiros marcadas como histórico fora da soma anual; citação [22] realocada para custo de implantação; MCMV 8–11 mi blocos/ano qualificado como teto de premissa.</w:t>
+      </w:r>
+    </w:p>
+    <w:bookmarkEnd w:id="109"/>
+    <w:bookmarkStart w:id="110" w:name="numeração-completa-das-referências"/>
+    <w:p>
+      <w:pPr>
+        <w:pStyle w:val="Heading2"/>
+      </w:pPr>
+      <w:r>
+        <w:t xml:space="preserve">5. Numeração completa das referências</w:t>
+      </w:r>
+    </w:p>
+    <w:p>
+      <w:pPr>
+        <w:pStyle w:val="FirstParagraph"/>
+      </w:pPr>
+      <w:r>
+        <w:t xml:space="preserve">A lista integral com instituição, descrição e URL de cada uma das 138 referências está em</w:t>
+      </w:r>
+      <w:r>
+        <w:t xml:space="preserve"> </w:t>
+      </w:r>
+      <w:r>
+        <w:rPr>
+          <w:rStyle w:val="VerbatimChar"/>
+        </w:rPr>
+        <w:t xml:space="preserve">fontes.md</w:t>
+      </w:r>
+      <w:r>
+        <w:t xml:space="preserve"> </w:t>
+      </w:r>
+      <w:r>
+        <w:t xml:space="preserve">e na seção 16 do estudo. Nesta auditoria,</w:t>
+      </w:r>
+      <w:r>
+        <w:t xml:space="preserve"> </w:t>
+      </w:r>
+      <w:r>
+        <w:rPr>
+          <w:bCs/>
+          <w:b/>
+        </w:rPr>
+        <w:t xml:space="preserve">todas</w:t>
+      </w:r>
+      <w:r>
+        <w:t xml:space="preserve"> </w:t>
+      </w:r>
+      <w:r>
+        <w:t xml:space="preserve">foram checadas quanto a: (i) a afirmação do texto corresponder ao conteúdo indexado da fonte; (ii) especificidade da URL (página do dado, não domínio genérico); (iii) uso não decorativo (cada citação alimenta uma conclusão, premissa ou mitigador). As duas únicas citações cuja função mudou ([22] e [61]) estão descritas na seção 1.</w:t>
+      </w:r>
+    </w:p>
+    <w:bookmarkEnd w:id="110"/>
+    <w:bookmarkStart w:id="111" w:name="Xb14af6cce8024fa41c36724a61f03bcf5c391a7"/>
+    <w:p>
+      <w:pPr>
+        <w:pStyle w:val="Heading2"/>
+      </w:pPr>
+      <w:r>
+        <w:t xml:space="preserve">6. Limitações remanescentes (para diligência da implantação)</w:t>
+      </w:r>
+    </w:p>
+    <w:p>
+      <w:pPr>
+        <w:numPr>
+          <w:ilvl w:val="0"/>
+          <w:numId w:val="1032"/>
+        </w:numPr>
+        <w:pStyle w:val="Compact"/>
+      </w:pPr>
+      <w:r>
+        <w:t xml:space="preserve">Preços locais de venda e de insumos: calibrar com 5 cotações telefônicas (contatos no cap. 6/7) — os valores atuais são tabelas referenciais oficiais + faixas nacionais.</w:t>
+      </w:r>
+    </w:p>
+    <w:p>
+      <w:pPr>
+        <w:numPr>
+          <w:ilvl w:val="0"/>
+          <w:numId w:val="1032"/>
+        </w:numPr>
+        <w:pStyle w:val="Compact"/>
+      </w:pPr>
+      <w:r>
+        <w:t xml:space="preserve">Valores dos editais CE 001/2025 e CE 005/2025 de São Mateus: consultar PNCP/portal de transparência municipal.</w:t>
+      </w:r>
+    </w:p>
+    <w:p>
+      <w:pPr>
+        <w:numPr>
+          <w:ilvl w:val="0"/>
+          <w:numId w:val="1032"/>
+        </w:numPr>
+        <w:pStyle w:val="Compact"/>
+      </w:pPr>
+      <w:r>
+        <w:t xml:space="preserve">Datas das obras de Pedro Canário e Pinheiros: confirmar em diligência (já fora da soma de demanda).</w:t>
+      </w:r>
+    </w:p>
+    <w:p>
+      <w:pPr>
+        <w:numPr>
+          <w:ilvl w:val="0"/>
+          <w:numId w:val="1032"/>
+        </w:numPr>
+        <w:pStyle w:val="Compact"/>
+      </w:pPr>
+      <w:r>
+        <w:t xml:space="preserve">Confirmar por telefone a venda a granel da Mizu Vitória e o frete até a planta.</w:t>
+      </w:r>
+    </w:p>
+    <w:p>
+      <w:pPr>
+        <w:numPr>
+          <w:ilvl w:val="0"/>
+          <w:numId w:val="1032"/>
+        </w:numPr>
+        <w:pStyle w:val="Compact"/>
+      </w:pPr>
+      <w:r>
+        <w:t xml:space="preserve">As fórmulas da planilha calculam ao abrir no Excel/Google Sheets; o recálculo automatizado do ambiente de elaboração estava indisponível — todos os resultados foram conferidos por recomputação independente em Python (Apêndice A).</w:t>
+      </w:r>
+    </w:p>
+    <w:bookmarkEnd w:id="111"/>
+    <w:bookmarkEnd w:id="112"/>
     <w:sectPr/>
   </w:body>
 </w:document>
@@ -15433,6 +20594,93 @@
     <w:abstractNumId w:val="991"/>
   </w:num>
   <w:num w:numId="1021">
+    <w:abstractNumId w:val="99411"/>
+    <w:lvlOverride w:ilvl="0">
+      <w:startOverride w:val="1"/>
+    </w:lvlOverride>
+    <w:lvlOverride w:ilvl="1">
+      <w:startOverride w:val="1"/>
+    </w:lvlOverride>
+    <w:lvlOverride w:ilvl="2">
+      <w:startOverride w:val="1"/>
+    </w:lvlOverride>
+    <w:lvlOverride w:ilvl="3">
+      <w:startOverride w:val="1"/>
+    </w:lvlOverride>
+    <w:lvlOverride w:ilvl="4">
+      <w:startOverride w:val="1"/>
+    </w:lvlOverride>
+    <w:lvlOverride w:ilvl="5">
+      <w:startOverride w:val="1"/>
+    </w:lvlOverride>
+    <w:lvlOverride w:ilvl="6">
+      <w:startOverride w:val="1"/>
+    </w:lvlOverride>
+    <w:lvlOverride w:ilvl="7">
+      <w:startOverride w:val="1"/>
+    </w:lvlOverride>
+    <w:lvlOverride w:ilvl="8">
+      <w:startOverride w:val="1"/>
+    </w:lvlOverride>
+  </w:num>
+  <w:num w:numId="1022">
+    <w:abstractNumId w:val="991"/>
+  </w:num>
+  <w:num w:numId="1023">
+    <w:abstractNumId w:val="991"/>
+  </w:num>
+  <w:num w:numId="1024">
+    <w:abstractNumId w:val="991"/>
+  </w:num>
+  <w:num w:numId="1025">
+    <w:abstractNumId w:val="991"/>
+  </w:num>
+  <w:num w:numId="1026">
+    <w:abstractNumId w:val="991"/>
+  </w:num>
+  <w:num w:numId="1027">
+    <w:abstractNumId w:val="991"/>
+  </w:num>
+  <w:num w:numId="1028">
+    <w:abstractNumId w:val="991"/>
+  </w:num>
+  <w:num w:numId="1029">
+    <w:abstractNumId w:val="991"/>
+  </w:num>
+  <w:num w:numId="1030">
+    <w:abstractNumId w:val="991"/>
+  </w:num>
+  <w:num w:numId="1031">
+    <w:abstractNumId w:val="99411"/>
+    <w:lvlOverride w:ilvl="0">
+      <w:startOverride w:val="1"/>
+    </w:lvlOverride>
+    <w:lvlOverride w:ilvl="1">
+      <w:startOverride w:val="1"/>
+    </w:lvlOverride>
+    <w:lvlOverride w:ilvl="2">
+      <w:startOverride w:val="1"/>
+    </w:lvlOverride>
+    <w:lvlOverride w:ilvl="3">
+      <w:startOverride w:val="1"/>
+    </w:lvlOverride>
+    <w:lvlOverride w:ilvl="4">
+      <w:startOverride w:val="1"/>
+    </w:lvlOverride>
+    <w:lvlOverride w:ilvl="5">
+      <w:startOverride w:val="1"/>
+    </w:lvlOverride>
+    <w:lvlOverride w:ilvl="6">
+      <w:startOverride w:val="1"/>
+    </w:lvlOverride>
+    <w:lvlOverride w:ilvl="7">
+      <w:startOverride w:val="1"/>
+    </w:lvlOverride>
+    <w:lvlOverride w:ilvl="8">
+      <w:startOverride w:val="1"/>
+    </w:lvlOverride>
+  </w:num>
+  <w:num w:numId="1032">
     <w:abstractNumId w:val="99411"/>
     <w:lvlOverride w:ilvl="0">
       <w:startOverride w:val="1"/>

--- a/estudo-mercado-gtk/ESTUDO_DE_MERCADO_GTK_PRE-MOLDADOS.docx
+++ b/estudo-mercado-gtk/ESTUDO_DE_MERCADO_GTK_PRE-MOLDADOS.docx
@@ -1027,7 +1027,7 @@
     </w:p>
     <w:bookmarkEnd w:id="30"/>
     <w:bookmarkEnd w:id="31"/>
-    <w:bookmarkStart w:id="38" w:name="X3a9e5a6d36a4695b2fc3372915b73f70e3e6967"/>
+    <w:bookmarkStart w:id="39" w:name="X3a9e5a6d36a4695b2fc3372915b73f70e3e6967"/>
     <w:p>
       <w:pPr>
         <w:pStyle w:val="Heading1"/>
@@ -1906,7 +1906,7 @@
         <w:t xml:space="preserve"> </w:t>
       </w:r>
       <w:r>
-        <w:t xml:space="preserve">embutido no projeto.</w:t>
+        <w:t xml:space="preserve">embutido no projeto; (iv) os valores desta tabela são nominais por turno — o §3.7 converte calendário real e paradas obrigatórias em capacidade efetiva anual.</w:t>
       </w:r>
     </w:p>
     <w:p>
@@ -2114,8 +2114,463 @@
       </w:r>
     </w:p>
     <w:bookmarkEnd w:id="37"/>
+    <w:bookmarkStart w:id="38" w:name="Xca9cd144e693cd6efdb820ed6a22dcd5630a032"/>
+    <w:p>
+      <w:pPr>
+        <w:pStyle w:val="Heading2"/>
+      </w:pPr>
+      <w:r>
+        <w:t xml:space="preserve">3.7 Da capacidade nominal à capacidade efetiva: feriados e paradas obrigatórias</w:t>
+      </w:r>
+    </w:p>
+    <w:p>
+      <w:pPr>
+        <w:pStyle w:val="FirstParagraph"/>
+      </w:pPr>
+      <w:r>
+        <w:t xml:space="preserve">Nenhuma fábrica produz todos os dias úteis do calendário — e um plano que finge o contrário perde credibilidade. Esta seção converte a capacidade nominal em</w:t>
+      </w:r>
+      <w:r>
+        <w:t xml:space="preserve"> </w:t>
+      </w:r>
+      <w:r>
+        <w:rPr>
+          <w:bCs/>
+          <w:b/>
+        </w:rPr>
+        <w:t xml:space="preserve">capacidade efetiva</w:t>
+      </w:r>
+      <w:r>
+        <w:t xml:space="preserve">, descontando, com fontes, tudo o que obrigatoriamente para uma planta de vibroprensagem:</w:t>
+      </w:r>
+    </w:p>
+    <w:tbl>
+      <w:tblPr>
+        <w:tblStyle w:val="Table"/>
+        <w:tblW w:type="pct" w:w="5000"/>
+        <w:tblLook w:firstRow="1" w:lastRow="0" w:firstColumn="0" w:lastColumn="0" w:noHBand="0" w:noVBand="0" w:val="0020"/>
+        <w:jc w:val="start"/>
+      </w:tblPr>
+      <w:tblGrid>
+        <w:gridCol w:w="2640"/>
+        <w:gridCol w:w="2640"/>
+        <w:gridCol w:w="2640"/>
+      </w:tblGrid>
+      <w:tr>
+        <w:trPr>
+          <w:tblHeader w:val="true"/>
+        </w:trPr>
+        <w:tc>
+          <w:tcPr/>
+          <w:p>
+            <w:pPr>
+              <w:pStyle w:val="Compact"/>
+              <w:jc w:val="left"/>
+            </w:pPr>
+            <w:r>
+              <w:t xml:space="preserve">Etapa da cascata (base: ano de 2027, 1 turno)</w:t>
+            </w:r>
+          </w:p>
+        </w:tc>
+        <w:tc>
+          <w:tcPr/>
+          <w:p>
+            <w:pPr>
+              <w:pStyle w:val="Compact"/>
+              <w:jc w:val="left"/>
+            </w:pPr>
+            <w:r>
+              <w:t xml:space="preserve">Dias</w:t>
+            </w:r>
+          </w:p>
+        </w:tc>
+        <w:tc>
+          <w:tcPr/>
+          <w:p>
+            <w:pPr>
+              <w:pStyle w:val="Compact"/>
+              <w:jc w:val="left"/>
+            </w:pPr>
+            <w:r>
+              <w:t xml:space="preserve">Critério/fonte</w:t>
+            </w:r>
+          </w:p>
+        </w:tc>
+      </w:tr>
+      <w:tr>
+        <w:tc>
+          <w:tcPr/>
+          <w:p>
+            <w:pPr>
+              <w:pStyle w:val="Compact"/>
+              <w:jc w:val="left"/>
+            </w:pPr>
+            <w:r>
+              <w:t xml:space="preserve">Dias úteis nacionais</w:t>
+            </w:r>
+          </w:p>
+        </w:tc>
+        <w:tc>
+          <w:tcPr/>
+          <w:p>
+            <w:pPr>
+              <w:pStyle w:val="Compact"/>
+              <w:jc w:val="left"/>
+            </w:pPr>
+            <w:r>
+              <w:t xml:space="preserve">252</w:t>
+            </w:r>
+          </w:p>
+        </w:tc>
+        <w:tc>
+          <w:tcPr/>
+          <w:p>
+            <w:pPr>
+              <w:pStyle w:val="Compact"/>
+              <w:jc w:val="left"/>
+            </w:pPr>
+            <w:r>
+              <w:t xml:space="preserve">calendário oficial de 2027 (13 feriados nacionais) [141]</w:t>
+            </w:r>
+          </w:p>
+        </w:tc>
+      </w:tr>
+      <w:tr>
+        <w:tc>
+          <w:tcPr/>
+          <w:p>
+            <w:pPr>
+              <w:pStyle w:val="Compact"/>
+              <w:jc w:val="left"/>
+            </w:pPr>
+            <w:r>
+              <w:t xml:space="preserve">(−) Feriados estadual e municipais em dia útil: N. Sra. da Penha (móvel), 21/09 (padroeiro/aniversário de São Mateus) e 27/12 (São Benedito)</w:t>
+            </w:r>
+          </w:p>
+        </w:tc>
+        <w:tc>
+          <w:tcPr/>
+          <w:p>
+            <w:pPr>
+              <w:pStyle w:val="Compact"/>
+              <w:jc w:val="left"/>
+            </w:pPr>
+            <w:r>
+              <w:t xml:space="preserve">−3 → 249</w:t>
+            </w:r>
+          </w:p>
+        </w:tc>
+        <w:tc>
+          <w:tcPr/>
+          <w:p>
+            <w:pPr>
+              <w:pStyle w:val="Compact"/>
+              <w:jc w:val="left"/>
+            </w:pPr>
+            <w:r>
+              <w:t xml:space="preserve">calendário municipal [142]</w:t>
+            </w:r>
+          </w:p>
+        </w:tc>
+      </w:tr>
+      <w:tr>
+        <w:tc>
+          <w:tcPr/>
+          <w:p>
+            <w:pPr>
+              <w:pStyle w:val="Compact"/>
+              <w:jc w:val="left"/>
+            </w:pPr>
+            <w:r>
+              <w:t xml:space="preserve">(−) Manutenção preventiva programada: rotina por turno de limpeza e lubrificação de colunas, molde e painel + preventiva semanal (2–4 h: lubrificação geral, inspeções NR-12, apertos) + mensal (8 h: chapas de desgaste, hidráulica, misturador)</w:t>
+            </w:r>
+          </w:p>
+        </w:tc>
+        <w:tc>
+          <w:tcPr/>
+          <w:p>
+            <w:pPr>
+              <w:pStyle w:val="Compact"/>
+              <w:jc w:val="left"/>
+            </w:pPr>
+            <w:r>
+              <w:t xml:space="preserve">−16</w:t>
+            </w:r>
+          </w:p>
+        </w:tc>
+        <w:tc>
+          <w:tcPr/>
+          <w:p>
+            <w:pPr>
+              <w:pStyle w:val="Compact"/>
+              <w:jc w:val="left"/>
+            </w:pPr>
+            <w:r>
+              <w:t xml:space="preserve">rotinas recomendadas pelos fabricantes de vibroprensas [145][146]</w:t>
+            </w:r>
+          </w:p>
+        </w:tc>
+      </w:tr>
+      <w:tr>
+        <w:tc>
+          <w:tcPr/>
+          <w:p>
+            <w:pPr>
+              <w:pStyle w:val="Compact"/>
+              <w:jc w:val="left"/>
+            </w:pPr>
+            <w:r>
+              <w:t xml:space="preserve">(−) Trocas de molde do mix (2–3 por semana × 15–20 min)</w:t>
+            </w:r>
+          </w:p>
+        </w:tc>
+        <w:tc>
+          <w:tcPr/>
+          <w:p>
+            <w:pPr>
+              <w:pStyle w:val="Compact"/>
+              <w:jc w:val="left"/>
+            </w:pPr>
+            <w:r>
+              <w:t xml:space="preserve">−2</w:t>
+            </w:r>
+          </w:p>
+        </w:tc>
+        <w:tc>
+          <w:tcPr/>
+          <w:p>
+            <w:pPr>
+              <w:pStyle w:val="Compact"/>
+              <w:jc w:val="left"/>
+            </w:pPr>
+            <w:r>
+              <w:t xml:space="preserve">proposta Gervasi</w:t>
+            </w:r>
+          </w:p>
+        </w:tc>
+      </w:tr>
+      <w:tr>
+        <w:tc>
+          <w:tcPr/>
+          <w:p>
+            <w:pPr>
+              <w:pStyle w:val="Compact"/>
+              <w:jc w:val="left"/>
+            </w:pPr>
+            <w:r>
+              <w:t xml:space="preserve">(−) Parada anual de revisão geral</w:t>
+            </w:r>
+          </w:p>
+        </w:tc>
+        <w:tc>
+          <w:tcPr/>
+          <w:p>
+            <w:pPr>
+              <w:pStyle w:val="Compact"/>
+              <w:jc w:val="left"/>
+            </w:pPr>
+            <w:r>
+              <w:t xml:space="preserve">−3</w:t>
+            </w:r>
+          </w:p>
+        </w:tc>
+        <w:tc>
+          <w:tcPr/>
+          <w:p>
+            <w:pPr>
+              <w:pStyle w:val="Compact"/>
+              <w:jc w:val="left"/>
+            </w:pPr>
+            <w:r>
+              <w:t xml:space="preserve">prática industrial</w:t>
+            </w:r>
+          </w:p>
+        </w:tc>
+      </w:tr>
+      <w:tr>
+        <w:tc>
+          <w:tcPr/>
+          <w:p>
+            <w:pPr>
+              <w:pStyle w:val="Compact"/>
+              <w:jc w:val="left"/>
+            </w:pPr>
+            <w:r>
+              <w:t xml:space="preserve">(−) Paradas não planejadas — corretivas, queda de energia rural, atraso de insumo, absenteísmo (6% do tempo programável)</w:t>
+            </w:r>
+          </w:p>
+        </w:tc>
+        <w:tc>
+          <w:tcPr/>
+          <w:p>
+            <w:pPr>
+              <w:pStyle w:val="Compact"/>
+              <w:jc w:val="left"/>
+            </w:pPr>
+            <w:r>
+              <w:t xml:space="preserve">−14</w:t>
+            </w:r>
+          </w:p>
+        </w:tc>
+        <w:tc>
+          <w:tcPr/>
+          <w:p>
+            <w:pPr>
+              <w:pStyle w:val="Compact"/>
+              <w:jc w:val="left"/>
+            </w:pPr>
+            <w:r>
+              <w:t xml:space="preserve">benchmark de disponibilidade OEE [143][144]; premissa conservadora para planta nova em garantia, com silo de 90 t, estoque de agregados e 95% das peças de reposição de mercado</w:t>
+            </w:r>
+          </w:p>
+        </w:tc>
+      </w:tr>
+      <w:tr>
+        <w:tc>
+          <w:tcPr/>
+          <w:p>
+            <w:pPr>
+              <w:pStyle w:val="Compact"/>
+              <w:jc w:val="left"/>
+            </w:pPr>
+            <w:r>
+              <w:t xml:space="preserve">(×) Qualidade: refugo máximo de 2% (meta do cap. 14)</w:t>
+            </w:r>
+          </w:p>
+        </w:tc>
+        <w:tc>
+          <w:tcPr/>
+          <w:p>
+            <w:pPr>
+              <w:pStyle w:val="Compact"/>
+              <w:jc w:val="left"/>
+            </w:pPr>
+            <w:r>
+              <w:t xml:space="preserve">−4 equiv.</w:t>
+            </w:r>
+          </w:p>
+        </w:tc>
+        <w:tc>
+          <w:tcPr/>
+          <w:p>
+            <w:pPr>
+              <w:pStyle w:val="Compact"/>
+              <w:jc w:val="left"/>
+            </w:pPr>
+            <w:r>
+              <w:t xml:space="preserve">meta interna</w:t>
+            </w:r>
+          </w:p>
+        </w:tc>
+      </w:tr>
+      <w:tr>
+        <w:tc>
+          <w:tcPr/>
+          <w:p>
+            <w:pPr>
+              <w:pStyle w:val="Compact"/>
+              <w:jc w:val="left"/>
+            </w:pPr>
+            <w:r>
+              <w:rPr>
+                <w:bCs/>
+                <w:b/>
+              </w:rPr>
+              <w:t xml:space="preserve">= Dias efetivos de produção vendável</w:t>
+            </w:r>
+          </w:p>
+        </w:tc>
+        <w:tc>
+          <w:tcPr/>
+          <w:p>
+            <w:pPr>
+              <w:pStyle w:val="Compact"/>
+              <w:jc w:val="left"/>
+            </w:pPr>
+            <w:r>
+              <w:rPr>
+                <w:bCs/>
+                <w:b/>
+              </w:rPr>
+              <w:t xml:space="preserve">≈210/ano</w:t>
+            </w:r>
+          </w:p>
+        </w:tc>
+        <w:tc>
+          <w:tcPr/>
+          <w:p>
+            <w:pPr>
+              <w:pStyle w:val="Compact"/>
+            </w:pPr>
+          </w:p>
+        </w:tc>
+      </w:tr>
+    </w:tbl>
+    <w:p>
+      <w:pPr>
+        <w:pStyle w:val="BodyText"/>
+      </w:pPr>
+      <w:r>
+        <w:t xml:space="preserve">Na métrica industrial padrão (OEE — Overall Equipment Effectiveness), o plano embute</w:t>
+      </w:r>
+      <w:r>
+        <w:t xml:space="preserve"> </w:t>
+      </w:r>
+      <w:r>
+        <w:rPr>
+          <w:bCs/>
+          <w:b/>
+        </w:rPr>
+        <w:t xml:space="preserve">disponibilidade de 86% × performance de 90% (o fator que a própria Gervasi já desconta no ritmo de 7.020 blocos/turno) × qualidade de 98% ≈ OEE de 76%</w:t>
+      </w:r>
+      <w:r>
+        <w:t xml:space="preserve"> </w:t>
+      </w:r>
+      <w:r>
+        <w:t xml:space="preserve">— posição intermediária entre a média da indústria brasileira (~60% [144]) e o padrão classe mundial (85%, com disponibilidade ≥90% [143]). É um nível realista para uma planta automática nova; se a operação atingir disciplina classe mundial, os dias efetivos sobem e toda a folga vira potencial adicional.</w:t>
+      </w:r>
+    </w:p>
+    <w:p>
+      <w:pPr>
+        <w:pStyle w:val="BodyText"/>
+      </w:pPr>
+      <w:r>
+        <w:rPr>
+          <w:bCs/>
+          <w:b/>
+        </w:rPr>
+        <w:t xml:space="preserve">Conclusão operacional</w:t>
+      </w:r>
+      <w:r>
+        <w:t xml:space="preserve">: a capacidade que vale para o plano de negócios não é a nominal de 264 dias-padrão, e sim</w:t>
+      </w:r>
+      <w:r>
+        <w:t xml:space="preserve"> </w:t>
+      </w:r>
+      <w:r>
+        <w:rPr>
+          <w:bCs/>
+          <w:b/>
+        </w:rPr>
+        <w:t xml:space="preserve">≈210 dias efetivos/ano</w:t>
+      </w:r>
+      <w:r>
+        <w:t xml:space="preserve"> </w:t>
+      </w:r>
+      <w:r>
+        <w:t xml:space="preserve">— é contra ela que os capítulos 5 e 13 medem utilização, ponto de equilíbrio e folga.</w:t>
+      </w:r>
+    </w:p>
+    <w:p>
+      <w:r>
+        <w:pict>
+          <v:rect style="width:0;height:1.5pt" o:hralign="center" o:hrstd="t" o:hr="t"/>
+        </w:pict>
+      </w:r>
+    </w:p>
     <w:bookmarkEnd w:id="38"/>
-    <w:bookmarkStart w:id="43" w:name="análise-do-macroambiente"/>
+    <w:bookmarkEnd w:id="39"/>
+    <w:bookmarkStart w:id="44" w:name="análise-do-macroambiente"/>
     <w:p>
       <w:pPr>
         <w:pStyle w:val="Heading1"/>
@@ -2124,7 +2579,7 @@
         <w:t xml:space="preserve">4. ANÁLISE DO MACROAMBIENTE</w:t>
       </w:r>
     </w:p>
-    <w:bookmarkStart w:id="39" w:name="Xd87e61f807015142a83a90bc45cf7ec757bf06d"/>
+    <w:bookmarkStart w:id="40" w:name="Xd87e61f807015142a83a90bc45cf7ec757bf06d"/>
     <w:p>
       <w:pPr>
         <w:pStyle w:val="Heading2"/>
@@ -2177,8 +2632,8 @@
         <w:t xml:space="preserve">O paver vem substituindo asfalto e concreto moldado em calçadas, orlas, pátios logísticos e vias de tráfego leve por custo de ciclo de vida menor, facilidade de manutenção e drenagem. O mercado nacional de intertravados cresce a taxas estimadas de 4,9% a 6,3% ao ano, e o subsegmento permeável (normatizado pela NBR 16416) avança acima de 9% ao ano [26][27][12], puxado pela agenda de drenagem urbana e adaptação climática — exatamente a rubrica que financiou as obras recentes de Jaguaré via Fundo Cidades [28].</w:t>
       </w:r>
     </w:p>
-    <w:bookmarkEnd w:id="39"/>
-    <w:bookmarkStart w:id="40" w:name="contexto-estadual"/>
+    <w:bookmarkEnd w:id="40"/>
+    <w:bookmarkStart w:id="41" w:name="contexto-estadual"/>
     <w:p>
       <w:pPr>
         <w:pStyle w:val="Heading2"/>
@@ -2203,8 +2658,8 @@
         <w:t xml:space="preserve">A construção civil capixaba, por sua vez, atravessa 2025–2026 em ritmo desigual: o setor sustenta cerca de 75 mil empregos diretos no estado [33], mas o primeiro semestre de 2025 registrou leve retração de 1% na atividade (IAE-Findes), reflexo da Selic mantida em 15% [34]; a projeção nacional da CBIC para o PIB da construção em 2025 foi revisada de 3% para 1,3% [35]. O Censo Imobiliário do Sinduscon-ES mostra 40,2% dos empreendimentos residenciais em produção no segmento econômico/MCMV [36] — segmento intensivo em bloco estrutural. Em síntese: o ciclo privado de médio/alto padrão está sensível aos juros (risco), mas a demanda pública (pavimentação, habitação social, obras rurais) e a industrial (petróleo, café, logística) seguem contratadas e em execução na região da planta (oportunidade).</w:t>
       </w:r>
     </w:p>
-    <w:bookmarkEnd w:id="40"/>
-    <w:bookmarkStart w:id="41" w:name="contexto-regional-o-norte-capixaba"/>
+    <w:bookmarkEnd w:id="41"/>
+    <w:bookmarkStart w:id="42" w:name="contexto-regional-o-norte-capixaba"/>
     <w:p>
       <w:pPr>
         <w:pStyle w:val="Heading2"/>
@@ -2313,8 +2768,8 @@
         <w:t xml:space="preserve">Para uma fábrica de materiais básicos de construção, esse conjunto significa demanda derivada: cada poço perfurado, galpão de café, loteamento aberto e rua urbanizada consome blocos, pavers, canaletas e guias.</w:t>
       </w:r>
     </w:p>
-    <w:bookmarkEnd w:id="41"/>
-    <w:bookmarkStart w:id="42" w:name="marco-regulatório-e-licenças"/>
+    <w:bookmarkEnd w:id="42"/>
+    <w:bookmarkStart w:id="43" w:name="marco-regulatório-e-licenças"/>
     <w:p>
       <w:pPr>
         <w:pStyle w:val="Heading2"/>
@@ -2432,9 +2887,9 @@
         </w:pict>
       </w:r>
     </w:p>
-    <w:bookmarkEnd w:id="42"/>
     <w:bookmarkEnd w:id="43"/>
-    <w:bookmarkStart w:id="48" w:name="mercado-alvo-e-área-de-influência"/>
+    <w:bookmarkEnd w:id="44"/>
+    <w:bookmarkStart w:id="49" w:name="mercado-alvo-e-área-de-influência"/>
     <w:p>
       <w:pPr>
         <w:pStyle w:val="Heading1"/>
@@ -2443,7 +2898,7 @@
         <w:t xml:space="preserve">5. MERCADO-ALVO E ÁREA DE INFLUÊNCIA</w:t>
       </w:r>
     </w:p>
-    <w:bookmarkStart w:id="44" w:name="Xcede7b2befd077505b318ad6f519182bf651fdc"/>
+    <w:bookmarkStart w:id="45" w:name="Xcede7b2befd077505b318ad6f519182bf651fdc"/>
     <w:p>
       <w:pPr>
         <w:pStyle w:val="Heading2"/>
@@ -2797,8 +3252,8 @@
         </w:tc>
       </w:tr>
     </w:tbl>
-    <w:bookmarkEnd w:id="44"/>
-    <w:bookmarkStart w:id="45" w:name="área-de-influência-ponderada"/>
+    <w:bookmarkEnd w:id="45"/>
+    <w:bookmarkStart w:id="46" w:name="área-de-influência-ponderada"/>
     <w:p>
       <w:pPr>
         <w:pStyle w:val="Heading2"/>
@@ -3724,8 +4179,8 @@
         <w:t xml:space="preserve">.</w:t>
       </w:r>
     </w:p>
-    <w:bookmarkEnd w:id="45"/>
-    <w:bookmarkStart w:id="46" w:name="dimensionamento-da-demanda"/>
+    <w:bookmarkEnd w:id="46"/>
+    <w:bookmarkStart w:id="47" w:name="dimensionamento-da-demanda"/>
     <w:p>
       <w:pPr>
         <w:pStyle w:val="Heading2"/>
@@ -4090,14 +4545,824 @@
         <w:t xml:space="preserve">.</w:t>
       </w:r>
     </w:p>
-    <w:bookmarkEnd w:id="46"/>
-    <w:bookmarkStart w:id="47" w:name="Xbf4cba1c97649f51b78356e26e88699cb97345c"/>
+    <w:bookmarkEnd w:id="47"/>
+    <w:bookmarkStart w:id="48" w:name="Xd79c6b44d8f8ddfe0d272a2477631e71eeac042"/>
     <w:p>
       <w:pPr>
         <w:pStyle w:val="Heading2"/>
       </w:pPr>
       <w:r>
-        <w:t xml:space="preserve">5.4 Capacidade da GTK versus mercado (market share requerido)</w:t>
+        <w:t xml:space="preserve">5.4 Plano de vendas: mix pela absorção do mercado e teto de receita de pequena empresa</w:t>
+      </w:r>
+    </w:p>
+    <w:p>
+      <w:pPr>
+        <w:pStyle w:val="FirstParagraph"/>
+      </w:pPr>
+      <w:r>
+        <w:t xml:space="preserve">O plano de vendas foi construído em</w:t>
+      </w:r>
+      <w:r>
+        <w:t xml:space="preserve"> </w:t>
+      </w:r>
+      <w:r>
+        <w:rPr>
+          <w:bCs/>
+          <w:b/>
+        </w:rPr>
+        <w:t xml:space="preserve">três passos encadeados</w:t>
+      </w:r>
+      <w:r>
+        <w:t xml:space="preserve">, para que cada quantidade projetada tenha origem rastreável:</w:t>
+      </w:r>
+    </w:p>
+    <w:p>
+      <w:pPr>
+        <w:pStyle w:val="BodyText"/>
+      </w:pPr>
+      <w:r>
+        <w:rPr>
+          <w:bCs/>
+          <w:b/>
+        </w:rPr>
+        <w:t xml:space="preserve">Passo 1 — Quanto a planta consegue produzir de cada produto.</w:t>
+      </w:r>
+      <w:r>
+        <w:t xml:space="preserve"> </w:t>
+      </w:r>
+      <w:r>
+        <w:t xml:space="preserve">É a tabela do §3.3: em dedicação exclusiva, até 1,85 milhão de blocos 14, 2,78 milhões de blocos 9, 1,39 milhão de blocos 19 ou 140 mil m² de paver por ano (nominal, 1 turno).</w:t>
+      </w:r>
+    </w:p>
+    <w:p>
+      <w:pPr>
+        <w:pStyle w:val="BodyText"/>
+      </w:pPr>
+      <w:r>
+        <w:rPr>
+          <w:bCs/>
+          <w:b/>
+        </w:rPr>
+        <w:t xml:space="preserve">Passo 2 — Quanto o mercado absorve de cada produto.</w:t>
+      </w:r>
+      <w:r>
+        <w:t xml:space="preserve"> </w:t>
+      </w:r>
+      <w:r>
+        <w:t xml:space="preserve">A demanda da área de influência não compra os produtos na proporção em que a máquina os produz — compra na proporção das obras. Da análise dos capítulos 5 a 8 derivam as participações de cada família</w:t>
+      </w:r>
+      <w:r>
+        <w:t xml:space="preserve"> </w:t>
+      </w:r>
+      <w:r>
+        <w:rPr>
+          <w:bCs/>
+          <w:b/>
+        </w:rPr>
+        <w:t xml:space="preserve">no valor</w:t>
+      </w:r>
+      <w:r>
+        <w:t xml:space="preserve"> </w:t>
+      </w:r>
+      <w:r>
+        <w:t xml:space="preserve">do mercado endereçável:</w:t>
+      </w:r>
+      <w:r>
+        <w:t xml:space="preserve"> </w:t>
+      </w:r>
+      <w:r>
+        <w:rPr>
+          <w:bCs/>
+          <w:b/>
+        </w:rPr>
+        <w:t xml:space="preserve">pavimentação intertravada ≈ 25%</w:t>
+      </w:r>
+      <w:r>
+        <w:t xml:space="preserve"> </w:t>
+      </w:r>
+      <w:r>
+        <w:t xml:space="preserve">(os 70–150 mil m²/ano × ~R$ 55 equivalem a R$ 3,9–8,3 milhões, isto é, 24–33% do SAM de R$ 16–25 milhões — adotado o centro);</w:t>
+      </w:r>
+      <w:r>
+        <w:t xml:space="preserve"> </w:t>
+      </w:r>
+      <w:r>
+        <w:rPr>
+          <w:bCs/>
+          <w:b/>
+        </w:rPr>
+        <w:t xml:space="preserve">alvenaria estrutural ≈ 30%</w:t>
+      </w:r>
+      <w:r>
+        <w:t xml:space="preserve"> </w:t>
+      </w:r>
+      <w:r>
+        <w:t xml:space="preserve">(bloco 14 estrutural 26% + bloco 19/canaletas 4%), refletindo o peso das obras formais e do MCMV em alvenaria estrutural; e</w:t>
+      </w:r>
+      <w:r>
+        <w:t xml:space="preserve"> </w:t>
+      </w:r>
+      <w:r>
+        <w:rPr>
+          <w:bCs/>
+          <w:b/>
+        </w:rPr>
+        <w:t xml:space="preserve">vedação ≈ 45%</w:t>
+      </w:r>
+      <w:r>
+        <w:t xml:space="preserve"> </w:t>
+      </w:r>
+      <w:r>
+        <w:t xml:space="preserve">(bloco 14 vedação 36% + bloco 9 9%), o canal dominante do varejo, dos muros e da autoconstrução no interior. As horas da planta são então alocadas exatamente nessa proporção de mercado — a fábrica produz o que a região compra, não o que a máquina prefere.</w:t>
+      </w:r>
+    </w:p>
+    <w:p>
+      <w:pPr>
+        <w:pStyle w:val="BodyText"/>
+      </w:pPr>
+      <w:r>
+        <w:rPr>
+          <w:bCs/>
+          <w:b/>
+        </w:rPr>
+        <w:t xml:space="preserve">Passo 3 — Escala limitada ao teto de pequena empresa.</w:t>
+      </w:r>
+      <w:r>
+        <w:t xml:space="preserve"> </w:t>
+      </w:r>
+      <w:r>
+        <w:t xml:space="preserve">Sobre esse mix aplica-se um único fator de escala até a receita anual projetada atingir</w:t>
+      </w:r>
+      <w:r>
+        <w:t xml:space="preserve"> </w:t>
+      </w:r>
+      <w:r>
+        <w:rPr>
+          <w:bCs/>
+          <w:b/>
+        </w:rPr>
+        <w:t xml:space="preserve">R$ 4.791.000 — deliberadamente abaixo do limite de R$ 4.800.000 da empresa de pequeno porte (LC nº 123/2006, art. 3º, II [139])</w:t>
+      </w:r>
+      <w:r>
+        <w:t xml:space="preserve">. A decisão é estratégica e dupla: (i) conservadorismo bancário — projeta-se vender menos do que se consegue fabricar; (ii) permanência no enquadramento EPP, que independe do regime tributário escolhido e preserva o tratamento diferenciado da empresa, inclusive as condições de porte no crédito FNE [124]. Ultrapassar o teto, no futuro, é decisão consciente de porte e tributação — não acidente de projeção.</w:t>
+      </w:r>
+    </w:p>
+    <w:tbl>
+      <w:tblPr>
+        <w:tblStyle w:val="Table"/>
+        <w:tblW w:type="pct" w:w="5000"/>
+        <w:tblLook w:firstRow="1" w:lastRow="0" w:firstColumn="0" w:lastColumn="0" w:noHBand="0" w:noVBand="0" w:val="0020"/>
+        <w:jc w:val="start"/>
+      </w:tblPr>
+      <w:tblGrid>
+        <w:gridCol w:w="1320"/>
+        <w:gridCol w:w="1320"/>
+        <w:gridCol w:w="1320"/>
+        <w:gridCol w:w="1320"/>
+        <w:gridCol w:w="1320"/>
+        <w:gridCol w:w="1320"/>
+      </w:tblGrid>
+      <w:tr>
+        <w:trPr>
+          <w:tblHeader w:val="true"/>
+        </w:trPr>
+        <w:tc>
+          <w:tcPr/>
+          <w:p>
+            <w:pPr>
+              <w:pStyle w:val="Compact"/>
+              <w:jc w:val="left"/>
+            </w:pPr>
+            <w:r>
+              <w:t xml:space="preserve">Produto</w:t>
+            </w:r>
+          </w:p>
+        </w:tc>
+        <w:tc>
+          <w:tcPr/>
+          <w:p>
+            <w:pPr>
+              <w:pStyle w:val="Compact"/>
+              <w:jc w:val="left"/>
+            </w:pPr>
+            <w:r>
+              <w:t xml:space="preserve">% do mercado (valor)</w:t>
+            </w:r>
+          </w:p>
+        </w:tc>
+        <w:tc>
+          <w:tcPr/>
+          <w:p>
+            <w:pPr>
+              <w:pStyle w:val="Compact"/>
+              <w:jc w:val="left"/>
+            </w:pPr>
+            <w:r>
+              <w:t xml:space="preserve">Vendas/ano (plano-base)</w:t>
+            </w:r>
+          </w:p>
+        </w:tc>
+        <w:tc>
+          <w:tcPr/>
+          <w:p>
+            <w:pPr>
+              <w:pStyle w:val="Compact"/>
+              <w:jc w:val="left"/>
+            </w:pPr>
+            <w:r>
+              <w:t xml:space="preserve">Dias de produção</w:t>
+            </w:r>
+          </w:p>
+        </w:tc>
+        <w:tc>
+          <w:tcPr/>
+          <w:p>
+            <w:pPr>
+              <w:pStyle w:val="Compact"/>
+              <w:jc w:val="left"/>
+            </w:pPr>
+            <w:r>
+              <w:t xml:space="preserve">Receita</w:t>
+            </w:r>
+          </w:p>
+        </w:tc>
+        <w:tc>
+          <w:tcPr/>
+          <w:p>
+            <w:pPr>
+              <w:pStyle w:val="Compact"/>
+              <w:jc w:val="left"/>
+            </w:pPr>
+            <w:r>
+              <w:t xml:space="preserve">% da receita anual</w:t>
+            </w:r>
+          </w:p>
+        </w:tc>
+      </w:tr>
+      <w:tr>
+        <w:tc>
+          <w:tcPr/>
+          <w:p>
+            <w:pPr>
+              <w:pStyle w:val="Compact"/>
+              <w:jc w:val="left"/>
+            </w:pPr>
+            <w:r>
+              <w:t xml:space="preserve">Bloco 14×19×39 vedação</w:t>
+            </w:r>
+          </w:p>
+        </w:tc>
+        <w:tc>
+          <w:tcPr/>
+          <w:p>
+            <w:pPr>
+              <w:pStyle w:val="Compact"/>
+              <w:jc w:val="left"/>
+            </w:pPr>
+            <w:r>
+              <w:t xml:space="preserve">36%</w:t>
+            </w:r>
+          </w:p>
+        </w:tc>
+        <w:tc>
+          <w:tcPr/>
+          <w:p>
+            <w:pPr>
+              <w:pStyle w:val="Compact"/>
+              <w:jc w:val="left"/>
+            </w:pPr>
+            <w:r>
+              <w:t xml:space="preserve">522.655 un</w:t>
+            </w:r>
+          </w:p>
+        </w:tc>
+        <w:tc>
+          <w:tcPr/>
+          <w:p>
+            <w:pPr>
+              <w:pStyle w:val="Compact"/>
+              <w:jc w:val="left"/>
+            </w:pPr>
+            <w:r>
+              <w:t xml:space="preserve">74,5</w:t>
+            </w:r>
+          </w:p>
+        </w:tc>
+        <w:tc>
+          <w:tcPr/>
+          <w:p>
+            <w:pPr>
+              <w:pStyle w:val="Compact"/>
+              <w:jc w:val="left"/>
+            </w:pPr>
+            <w:r>
+              <w:t xml:space="preserve">R$ 1.724.760</w:t>
+            </w:r>
+          </w:p>
+        </w:tc>
+        <w:tc>
+          <w:tcPr/>
+          <w:p>
+            <w:pPr>
+              <w:pStyle w:val="Compact"/>
+              <w:jc w:val="left"/>
+            </w:pPr>
+            <w:r>
+              <w:t xml:space="preserve">36,0%</w:t>
+            </w:r>
+          </w:p>
+        </w:tc>
+      </w:tr>
+      <w:tr>
+        <w:tc>
+          <w:tcPr/>
+          <w:p>
+            <w:pPr>
+              <w:pStyle w:val="Compact"/>
+              <w:jc w:val="left"/>
+            </w:pPr>
+            <w:r>
+              <w:t xml:space="preserve">Bloco 14×19×39 estrutural</w:t>
+            </w:r>
+          </w:p>
+        </w:tc>
+        <w:tc>
+          <w:tcPr/>
+          <w:p>
+            <w:pPr>
+              <w:pStyle w:val="Compact"/>
+              <w:jc w:val="left"/>
+            </w:pPr>
+            <w:r>
+              <w:t xml:space="preserve">26%</w:t>
+            </w:r>
+          </w:p>
+        </w:tc>
+        <w:tc>
+          <w:tcPr/>
+          <w:p>
+            <w:pPr>
+              <w:pStyle w:val="Compact"/>
+              <w:jc w:val="left"/>
+            </w:pPr>
+            <w:r>
+              <w:t xml:space="preserve">276.813 un</w:t>
+            </w:r>
+          </w:p>
+        </w:tc>
+        <w:tc>
+          <w:tcPr/>
+          <w:p>
+            <w:pPr>
+              <w:pStyle w:val="Compact"/>
+              <w:jc w:val="left"/>
+            </w:pPr>
+            <w:r>
+              <w:t xml:space="preserve">39,4</w:t>
+            </w:r>
+          </w:p>
+        </w:tc>
+        <w:tc>
+          <w:tcPr/>
+          <w:p>
+            <w:pPr>
+              <w:pStyle w:val="Compact"/>
+              <w:jc w:val="left"/>
+            </w:pPr>
+            <w:r>
+              <w:t xml:space="preserve">R$ 1.245.660</w:t>
+            </w:r>
+          </w:p>
+        </w:tc>
+        <w:tc>
+          <w:tcPr/>
+          <w:p>
+            <w:pPr>
+              <w:pStyle w:val="Compact"/>
+              <w:jc w:val="left"/>
+            </w:pPr>
+            <w:r>
+              <w:t xml:space="preserve">26,0%</w:t>
+            </w:r>
+          </w:p>
+        </w:tc>
+      </w:tr>
+      <w:tr>
+        <w:tc>
+          <w:tcPr/>
+          <w:p>
+            <w:pPr>
+              <w:pStyle w:val="Compact"/>
+              <w:jc w:val="left"/>
+            </w:pPr>
+            <w:r>
+              <w:t xml:space="preserve">Bloco 9×19×39 vedação</w:t>
+            </w:r>
+          </w:p>
+        </w:tc>
+        <w:tc>
+          <w:tcPr/>
+          <w:p>
+            <w:pPr>
+              <w:pStyle w:val="Compact"/>
+              <w:jc w:val="left"/>
+            </w:pPr>
+            <w:r>
+              <w:t xml:space="preserve">9%</w:t>
+            </w:r>
+          </w:p>
+        </w:tc>
+        <w:tc>
+          <w:tcPr/>
+          <w:p>
+            <w:pPr>
+              <w:pStyle w:val="Compact"/>
+              <w:jc w:val="left"/>
+            </w:pPr>
+            <w:r>
+              <w:t xml:space="preserve">153.996 un</w:t>
+            </w:r>
+          </w:p>
+        </w:tc>
+        <w:tc>
+          <w:tcPr/>
+          <w:p>
+            <w:pPr>
+              <w:pStyle w:val="Compact"/>
+              <w:jc w:val="left"/>
+            </w:pPr>
+            <w:r>
+              <w:t xml:space="preserve">14,6</w:t>
+            </w:r>
+          </w:p>
+        </w:tc>
+        <w:tc>
+          <w:tcPr/>
+          <w:p>
+            <w:pPr>
+              <w:pStyle w:val="Compact"/>
+              <w:jc w:val="left"/>
+            </w:pPr>
+            <w:r>
+              <w:t xml:space="preserve">R$ 431.190</w:t>
+            </w:r>
+          </w:p>
+        </w:tc>
+        <w:tc>
+          <w:tcPr/>
+          <w:p>
+            <w:pPr>
+              <w:pStyle w:val="Compact"/>
+              <w:jc w:val="left"/>
+            </w:pPr>
+            <w:r>
+              <w:t xml:space="preserve">9,0%</w:t>
+            </w:r>
+          </w:p>
+        </w:tc>
+      </w:tr>
+      <w:tr>
+        <w:tc>
+          <w:tcPr/>
+          <w:p>
+            <w:pPr>
+              <w:pStyle w:val="Compact"/>
+              <w:jc w:val="left"/>
+            </w:pPr>
+            <w:r>
+              <w:t xml:space="preserve">Bloco 19×19×39 + canaletas</w:t>
+            </w:r>
+          </w:p>
+        </w:tc>
+        <w:tc>
+          <w:tcPr/>
+          <w:p>
+            <w:pPr>
+              <w:pStyle w:val="Compact"/>
+              <w:jc w:val="left"/>
+            </w:pPr>
+            <w:r>
+              <w:t xml:space="preserve">4%</w:t>
+            </w:r>
+          </w:p>
+        </w:tc>
+        <w:tc>
+          <w:tcPr/>
+          <w:p>
+            <w:pPr>
+              <w:pStyle w:val="Compact"/>
+              <w:jc w:val="left"/>
+            </w:pPr>
+            <w:r>
+              <w:t xml:space="preserve">34.844 un</w:t>
+            </w:r>
+          </w:p>
+        </w:tc>
+        <w:tc>
+          <w:tcPr/>
+          <w:p>
+            <w:pPr>
+              <w:pStyle w:val="Compact"/>
+              <w:jc w:val="left"/>
+            </w:pPr>
+            <w:r>
+              <w:t xml:space="preserve">6,6</w:t>
+            </w:r>
+          </w:p>
+        </w:tc>
+        <w:tc>
+          <w:tcPr/>
+          <w:p>
+            <w:pPr>
+              <w:pStyle w:val="Compact"/>
+              <w:jc w:val="left"/>
+            </w:pPr>
+            <w:r>
+              <w:t xml:space="preserve">R$ 191.640</w:t>
+            </w:r>
+          </w:p>
+        </w:tc>
+        <w:tc>
+          <w:tcPr/>
+          <w:p>
+            <w:pPr>
+              <w:pStyle w:val="Compact"/>
+              <w:jc w:val="left"/>
+            </w:pPr>
+            <w:r>
+              <w:t xml:space="preserve">4,0%</w:t>
+            </w:r>
+          </w:p>
+        </w:tc>
+      </w:tr>
+      <w:tr>
+        <w:tc>
+          <w:tcPr/>
+          <w:p>
+            <w:pPr>
+              <w:pStyle w:val="Compact"/>
+              <w:jc w:val="left"/>
+            </w:pPr>
+            <w:r>
+              <w:t xml:space="preserve">Paver 35 MPa e=6/8</w:t>
+            </w:r>
+          </w:p>
+        </w:tc>
+        <w:tc>
+          <w:tcPr/>
+          <w:p>
+            <w:pPr>
+              <w:pStyle w:val="Compact"/>
+              <w:jc w:val="left"/>
+            </w:pPr>
+            <w:r>
+              <w:t xml:space="preserve">25%</w:t>
+            </w:r>
+          </w:p>
+        </w:tc>
+        <w:tc>
+          <w:tcPr/>
+          <w:p>
+            <w:pPr>
+              <w:pStyle w:val="Compact"/>
+              <w:jc w:val="left"/>
+            </w:pPr>
+            <w:r>
+              <w:t xml:space="preserve">21.013 m²</w:t>
+            </w:r>
+          </w:p>
+        </w:tc>
+        <w:tc>
+          <w:tcPr/>
+          <w:p>
+            <w:pPr>
+              <w:pStyle w:val="Compact"/>
+              <w:jc w:val="left"/>
+            </w:pPr>
+            <w:r>
+              <w:t xml:space="preserve">39,7</w:t>
+            </w:r>
+          </w:p>
+        </w:tc>
+        <w:tc>
+          <w:tcPr/>
+          <w:p>
+            <w:pPr>
+              <w:pStyle w:val="Compact"/>
+              <w:jc w:val="left"/>
+            </w:pPr>
+            <w:r>
+              <w:t xml:space="preserve">R$ 1.197.750</w:t>
+            </w:r>
+          </w:p>
+        </w:tc>
+        <w:tc>
+          <w:tcPr/>
+          <w:p>
+            <w:pPr>
+              <w:pStyle w:val="Compact"/>
+              <w:jc w:val="left"/>
+            </w:pPr>
+            <w:r>
+              <w:t xml:space="preserve">25,0%</w:t>
+            </w:r>
+          </w:p>
+        </w:tc>
+      </w:tr>
+      <w:tr>
+        <w:tc>
+          <w:tcPr/>
+          <w:p>
+            <w:pPr>
+              <w:pStyle w:val="Compact"/>
+              <w:jc w:val="left"/>
+            </w:pPr>
+            <w:r>
+              <w:rPr>
+                <w:bCs/>
+                <w:b/>
+              </w:rPr>
+              <w:t xml:space="preserve">Total</w:t>
+            </w:r>
+          </w:p>
+        </w:tc>
+        <w:tc>
+          <w:tcPr/>
+          <w:p>
+            <w:pPr>
+              <w:pStyle w:val="Compact"/>
+              <w:jc w:val="left"/>
+            </w:pPr>
+            <w:r>
+              <w:rPr>
+                <w:bCs/>
+                <w:b/>
+              </w:rPr>
+              <w:t xml:space="preserve">100%</w:t>
+            </w:r>
+          </w:p>
+        </w:tc>
+        <w:tc>
+          <w:tcPr/>
+          <w:p>
+            <w:pPr>
+              <w:pStyle w:val="Compact"/>
+              <w:jc w:val="left"/>
+            </w:pPr>
+            <w:r>
+              <w:rPr>
+                <w:bCs/>
+                <w:b/>
+              </w:rPr>
+              <w:t xml:space="preserve">≈988 mil blocos + 21 mil m²</w:t>
+            </w:r>
+          </w:p>
+        </w:tc>
+        <w:tc>
+          <w:tcPr/>
+          <w:p>
+            <w:pPr>
+              <w:pStyle w:val="Compact"/>
+              <w:jc w:val="left"/>
+            </w:pPr>
+            <w:r>
+              <w:rPr>
+                <w:bCs/>
+                <w:b/>
+              </w:rPr>
+              <w:t xml:space="preserve">174,8</w:t>
+            </w:r>
+          </w:p>
+        </w:tc>
+        <w:tc>
+          <w:tcPr/>
+          <w:p>
+            <w:pPr>
+              <w:pStyle w:val="Compact"/>
+              <w:jc w:val="left"/>
+            </w:pPr>
+            <w:r>
+              <w:rPr>
+                <w:bCs/>
+                <w:b/>
+              </w:rPr>
+              <w:t xml:space="preserve">R$ 4.791.000</w:t>
+            </w:r>
+          </w:p>
+        </w:tc>
+        <w:tc>
+          <w:tcPr/>
+          <w:p>
+            <w:pPr>
+              <w:pStyle w:val="Compact"/>
+              <w:jc w:val="left"/>
+            </w:pPr>
+            <w:r>
+              <w:rPr>
+                <w:bCs/>
+                <w:b/>
+              </w:rPr>
+              <w:t xml:space="preserve">100%</w:t>
+            </w:r>
+          </w:p>
+        </w:tc>
+      </w:tr>
+    </w:tbl>
+    <w:p>
+      <w:pPr>
+        <w:pStyle w:val="BodyText"/>
+      </w:pPr>
+      <w:r>
+        <w:rPr>
+          <w:bCs/>
+          <w:b/>
+        </w:rPr>
+        <w:t xml:space="preserve">Leitura de utilização (contra a capacidade certa).</w:t>
+      </w:r>
+      <w:r>
+        <w:t xml:space="preserve"> </w:t>
+      </w:r>
+      <w:r>
+        <w:t xml:space="preserve">Os 174,8 dias de produção do plano equivalem a</w:t>
+      </w:r>
+      <w:r>
+        <w:t xml:space="preserve"> </w:t>
+      </w:r>
+      <w:r>
+        <w:rPr>
+          <w:bCs/>
+          <w:b/>
+        </w:rPr>
+        <w:t xml:space="preserve">≈83% dos ~210 dias efetivos</w:t>
+      </w:r>
+      <w:r>
+        <w:t xml:space="preserve"> </w:t>
+      </w:r>
+      <w:r>
+        <w:t xml:space="preserve">que a planta realmente tem por ano (§3.7) — e a 66% da referência nominal de 264 dias. Ou seja: no regime, a fábrica opera em ritmo industrial pleno e realista, vendendo menos do que fabrica, com</w:t>
+      </w:r>
+      <w:r>
+        <w:t xml:space="preserve"> </w:t>
+      </w:r>
+      <w:r>
+        <w:rPr>
+          <w:bCs/>
+          <w:b/>
+        </w:rPr>
+        <w:t xml:space="preserve">folga de ~35 dias efetivos/ano</w:t>
+      </w:r>
+      <w:r>
+        <w:t xml:space="preserve"> </w:t>
+      </w:r>
+      <w:r>
+        <w:t xml:space="preserve">para picos, atas e encomendas — além das reservas estruturais (2º turno e melhoria de OEE) que ficam fora do plano-base.</w:t>
+      </w:r>
+    </w:p>
+    <w:p>
+      <w:pPr>
+        <w:pStyle w:val="BodyText"/>
+      </w:pPr>
+      <w:r>
+        <w:rPr>
+          <w:bCs/>
+          <w:b/>
+        </w:rPr>
+        <w:t xml:space="preserve">Coerência de absorção (o teste que o mix anterior não passava).</w:t>
+      </w:r>
+      <w:r>
+        <w:t xml:space="preserve"> </w:t>
+      </w:r>
+      <w:r>
+        <w:t xml:space="preserve">As quantidades do plano implicam shares consistentes entre si: ~988 mil blocos =</w:t>
+      </w:r>
+      <w:r>
+        <w:t xml:space="preserve"> </w:t>
+      </w:r>
+      <w:r>
+        <w:rPr>
+          <w:bCs/>
+          <w:b/>
+        </w:rPr>
+        <w:t xml:space="preserve">16–25% do mercado regional de 4–6 milhões de blocos-eq/ano</w:t>
+      </w:r>
+      <w:r>
+        <w:t xml:space="preserve">, e 21 mil m² de paver =</w:t>
+      </w:r>
+      <w:r>
+        <w:t xml:space="preserve"> </w:t>
+      </w:r>
+      <w:r>
+        <w:rPr>
+          <w:bCs/>
+          <w:b/>
+        </w:rPr>
+        <w:t xml:space="preserve">14–30% do mercado de 70–150 mil m²/ano</w:t>
+      </w:r>
+      <w:r>
+        <w:t xml:space="preserve"> </w:t>
+      </w:r>
+      <w:r>
+        <w:t xml:space="preserve">— participações compatíveis com a posição de único fabricante industrial-certificável do raio de ~150 km, sem exigir domínio irrealista de nenhum segmento.</w:t>
       </w:r>
     </w:p>
     <w:tbl>
@@ -4125,43 +5390,43 @@
               <w:jc w:val="left"/>
             </w:pPr>
             <w:r>
-              <w:t xml:space="preserve">Cenário de operação GTK</w:t>
-            </w:r>
-          </w:p>
-        </w:tc>
-        <w:tc>
-          <w:tcPr/>
-          <w:p>
-            <w:pPr>
-              <w:pStyle w:val="Compact"/>
-              <w:jc w:val="left"/>
-            </w:pPr>
-            <w:r>
-              <w:t xml:space="preserve">Produção anual (blocos-eq + paver)</w:t>
-            </w:r>
-          </w:p>
-        </w:tc>
-        <w:tc>
-          <w:tcPr/>
-          <w:p>
-            <w:pPr>
-              <w:pStyle w:val="Compact"/>
-              <w:jc w:val="left"/>
-            </w:pPr>
-            <w:r>
-              <w:t xml:space="preserve">Receita estimada</w:t>
-            </w:r>
-          </w:p>
-        </w:tc>
-        <w:tc>
-          <w:tcPr/>
-          <w:p>
-            <w:pPr>
-              <w:pStyle w:val="Compact"/>
-              <w:jc w:val="left"/>
-            </w:pPr>
-            <w:r>
-              <w:t xml:space="preserve">Share do SAM</w:t>
+              <w:t xml:space="preserve">Cenário</w:t>
+            </w:r>
+          </w:p>
+        </w:tc>
+        <w:tc>
+          <w:tcPr/>
+          <w:p>
+            <w:pPr>
+              <w:pStyle w:val="Compact"/>
+              <w:jc w:val="left"/>
+            </w:pPr>
+            <w:r>
+              <w:t xml:space="preserve">Receita anual</w:t>
+            </w:r>
+          </w:p>
+        </w:tc>
+        <w:tc>
+          <w:tcPr/>
+          <w:p>
+            <w:pPr>
+              <w:pStyle w:val="Compact"/>
+              <w:jc w:val="left"/>
+            </w:pPr>
+            <w:r>
+              <w:t xml:space="preserve">% da capacidade EFETIVA (R$ 5,76 mi — §3.7)</w:t>
+            </w:r>
+          </w:p>
+        </w:tc>
+        <w:tc>
+          <w:tcPr/>
+          <w:p>
+            <w:pPr>
+              <w:pStyle w:val="Compact"/>
+              <w:jc w:val="left"/>
+            </w:pPr>
+            <w:r>
+              <w:t xml:space="preserve">% do teto EPP</w:t>
             </w:r>
           </w:p>
         </w:tc>
@@ -4175,43 +5440,43 @@
               <w:jc w:val="left"/>
             </w:pPr>
             <w:r>
-              <w:t xml:space="preserve">Ano 1 — ramp-up (40–45% de 1 turno)</w:t>
-            </w:r>
-          </w:p>
-        </w:tc>
-        <w:tc>
-          <w:tcPr/>
-          <w:p>
-            <w:pPr>
-              <w:pStyle w:val="Compact"/>
-              <w:jc w:val="left"/>
-            </w:pPr>
-            <w:r>
-              <w:t xml:space="preserve">~740–830 mil blocos-eq + ~11–13 mil m² paver</w:t>
-            </w:r>
-          </w:p>
-        </w:tc>
-        <w:tc>
-          <w:tcPr/>
-          <w:p>
-            <w:pPr>
-              <w:pStyle w:val="Compact"/>
-              <w:jc w:val="left"/>
-            </w:pPr>
-            <w:r>
-              <w:t xml:space="preserve">~R$ 2,9–3,3 milhões</w:t>
-            </w:r>
-          </w:p>
-        </w:tc>
-        <w:tc>
-          <w:tcPr/>
-          <w:p>
-            <w:pPr>
-              <w:pStyle w:val="Compact"/>
-              <w:jc w:val="left"/>
-            </w:pPr>
-            <w:r>
-              <w:t xml:space="preserve">~12–20%</w:t>
+              <w:t xml:space="preserve">Ano 1 — ramp-up</w:t>
+            </w:r>
+          </w:p>
+        </w:tc>
+        <w:tc>
+          <w:tcPr/>
+          <w:p>
+            <w:pPr>
+              <w:pStyle w:val="Compact"/>
+              <w:jc w:val="left"/>
+            </w:pPr>
+            <w:r>
+              <w:t xml:space="preserve">R$ 2,6–2,9 mi</w:t>
+            </w:r>
+          </w:p>
+        </w:tc>
+        <w:tc>
+          <w:tcPr/>
+          <w:p>
+            <w:pPr>
+              <w:pStyle w:val="Compact"/>
+              <w:jc w:val="left"/>
+            </w:pPr>
+            <w:r>
+              <w:t xml:space="preserve">45–50%</w:t>
+            </w:r>
+          </w:p>
+        </w:tc>
+        <w:tc>
+          <w:tcPr/>
+          <w:p>
+            <w:pPr>
+              <w:pStyle w:val="Compact"/>
+              <w:jc w:val="left"/>
+            </w:pPr>
+            <w:r>
+              <w:t xml:space="preserve">54–61%</w:t>
             </w:r>
           </w:p>
         </w:tc>
@@ -4225,43 +5490,43 @@
               <w:jc w:val="left"/>
             </w:pPr>
             <w:r>
-              <w:t xml:space="preserve">Ano 2 (≈60% de 1 turno)</w:t>
-            </w:r>
-          </w:p>
-        </w:tc>
-        <w:tc>
-          <w:tcPr/>
-          <w:p>
-            <w:pPr>
-              <w:pStyle w:val="Compact"/>
-              <w:jc w:val="left"/>
-            </w:pPr>
-            <w:r>
-              <w:t xml:space="preserve">~1,1 milhão + ~17 mil m²</w:t>
-            </w:r>
-          </w:p>
-        </w:tc>
-        <w:tc>
-          <w:tcPr/>
-          <w:p>
-            <w:pPr>
-              <w:pStyle w:val="Compact"/>
-              <w:jc w:val="left"/>
-            </w:pPr>
-            <w:r>
-              <w:t xml:space="preserve">~R$ 4,3 milhões</w:t>
-            </w:r>
-          </w:p>
-        </w:tc>
-        <w:tc>
-          <w:tcPr/>
-          <w:p>
-            <w:pPr>
-              <w:pStyle w:val="Compact"/>
-              <w:jc w:val="left"/>
-            </w:pPr>
-            <w:r>
-              <w:t xml:space="preserve">~17–27%</w:t>
+              <w:t xml:space="preserve">Ano 2</w:t>
+            </w:r>
+          </w:p>
+        </w:tc>
+        <w:tc>
+          <w:tcPr/>
+          <w:p>
+            <w:pPr>
+              <w:pStyle w:val="Compact"/>
+              <w:jc w:val="left"/>
+            </w:pPr>
+            <w:r>
+              <w:t xml:space="preserve">R$ 3,8–3,9 mi</w:t>
+            </w:r>
+          </w:p>
+        </w:tc>
+        <w:tc>
+          <w:tcPr/>
+          <w:p>
+            <w:pPr>
+              <w:pStyle w:val="Compact"/>
+              <w:jc w:val="left"/>
+            </w:pPr>
+            <w:r>
+              <w:t xml:space="preserve">66–68%</w:t>
+            </w:r>
+          </w:p>
+        </w:tc>
+        <w:tc>
+          <w:tcPr/>
+          <w:p>
+            <w:pPr>
+              <w:pStyle w:val="Compact"/>
+              <w:jc w:val="left"/>
+            </w:pPr>
+            <w:r>
+              <w:t xml:space="preserve">79–81%</w:t>
             </w:r>
           </w:p>
         </w:tc>
@@ -4275,43 +5540,43 @@
               <w:jc w:val="left"/>
             </w:pPr>
             <w:r>
-              <w:t xml:space="preserve">Ano 3 — regime (≈75–80% de 1 turno)</w:t>
-            </w:r>
-          </w:p>
-        </w:tc>
-        <w:tc>
-          <w:tcPr/>
-          <w:p>
-            <w:pPr>
-              <w:pStyle w:val="Compact"/>
-              <w:jc w:val="left"/>
-            </w:pPr>
-            <w:r>
-              <w:t xml:space="preserve">~1,4–1,5 milhão + ~21–22 mil m²</w:t>
-            </w:r>
-          </w:p>
-        </w:tc>
-        <w:tc>
-          <w:tcPr/>
-          <w:p>
-            <w:pPr>
-              <w:pStyle w:val="Compact"/>
-              <w:jc w:val="left"/>
-            </w:pPr>
-            <w:r>
-              <w:t xml:space="preserve">~R$ 5,4–5,8 milhões</w:t>
-            </w:r>
-          </w:p>
-        </w:tc>
-        <w:tc>
-          <w:tcPr/>
-          <w:p>
-            <w:pPr>
-              <w:pStyle w:val="Compact"/>
-              <w:jc w:val="left"/>
-            </w:pPr>
-            <w:r>
-              <w:t xml:space="preserve">~22–36%</w:t>
+              <w:t xml:space="preserve">Ano 3+ — regime (plano-base)</w:t>
+            </w:r>
+          </w:p>
+        </w:tc>
+        <w:tc>
+          <w:tcPr/>
+          <w:p>
+            <w:pPr>
+              <w:pStyle w:val="Compact"/>
+              <w:jc w:val="left"/>
+            </w:pPr>
+            <w:r>
+              <w:t xml:space="preserve">R$ 4,79 mi</w:t>
+            </w:r>
+          </w:p>
+        </w:tc>
+        <w:tc>
+          <w:tcPr/>
+          <w:p>
+            <w:pPr>
+              <w:pStyle w:val="Compact"/>
+              <w:jc w:val="left"/>
+            </w:pPr>
+            <w:r>
+              <w:t xml:space="preserve">≈83%</w:t>
+            </w:r>
+          </w:p>
+        </w:tc>
+        <w:tc>
+          <w:tcPr/>
+          <w:p>
+            <w:pPr>
+              <w:pStyle w:val="Compact"/>
+              <w:jc w:val="left"/>
+            </w:pPr>
+            <w:r>
+              <w:t xml:space="preserve">100%</w:t>
             </w:r>
           </w:p>
         </w:tc>
@@ -4325,93 +5590,43 @@
               <w:jc w:val="left"/>
             </w:pPr>
             <w:r>
-              <w:t xml:space="preserve">Teto físico 1 turno (100%)</w:t>
-            </w:r>
-          </w:p>
-        </w:tc>
-        <w:tc>
-          <w:tcPr/>
-          <w:p>
-            <w:pPr>
-              <w:pStyle w:val="Compact"/>
-              <w:jc w:val="left"/>
-            </w:pPr>
-            <w:r>
-              <w:t xml:space="preserve">~1,85 milhão de blocos 14 (ou o mix equivalente)</w:t>
-            </w:r>
-          </w:p>
-        </w:tc>
-        <w:tc>
-          <w:tcPr/>
-          <w:p>
-            <w:pPr>
-              <w:pStyle w:val="Compact"/>
-              <w:jc w:val="left"/>
-            </w:pPr>
-            <w:r>
-              <w:t xml:space="preserve">~R$ 7,2 milhões</w:t>
-            </w:r>
-          </w:p>
-        </w:tc>
-        <w:tc>
-          <w:tcPr/>
-          <w:p>
-            <w:pPr>
-              <w:pStyle w:val="Compact"/>
-              <w:jc w:val="left"/>
-            </w:pPr>
-            <w:r>
-              <w:t xml:space="preserve">~29–45%</w:t>
-            </w:r>
-          </w:p>
-        </w:tc>
-      </w:tr>
-      <w:tr>
-        <w:tc>
-          <w:tcPr/>
-          <w:p>
-            <w:pPr>
-              <w:pStyle w:val="Compact"/>
-              <w:jc w:val="left"/>
-            </w:pPr>
-            <w:r>
-              <w:t xml:space="preserve">2º turno (expansão futura)</w:t>
-            </w:r>
-          </w:p>
-        </w:tc>
-        <w:tc>
-          <w:tcPr/>
-          <w:p>
-            <w:pPr>
-              <w:pStyle w:val="Compact"/>
-              <w:jc w:val="left"/>
-            </w:pPr>
-            <w:r>
-              <w:t xml:space="preserve">até o dobro</w:t>
-            </w:r>
-          </w:p>
-        </w:tc>
-        <w:tc>
-          <w:tcPr/>
-          <w:p>
-            <w:pPr>
-              <w:pStyle w:val="Compact"/>
-              <w:jc w:val="left"/>
-            </w:pPr>
-            <w:r>
-              <w:t xml:space="preserve">até ~R$ 14,5 milhões</w:t>
-            </w:r>
-          </w:p>
-        </w:tc>
-        <w:tc>
-          <w:tcPr/>
-          <w:p>
-            <w:pPr>
-              <w:pStyle w:val="Compact"/>
-              <w:jc w:val="left"/>
-            </w:pPr>
-            <w:r>
-              <w:t xml:space="preserve">exige ampliar raio</w:t>
+              <w:t xml:space="preserve">Referências de folga (fora do plano)</w:t>
+            </w:r>
+          </w:p>
+        </w:tc>
+        <w:tc>
+          <w:tcPr/>
+          <w:p>
+            <w:pPr>
+              <w:pStyle w:val="Compact"/>
+              <w:jc w:val="left"/>
+            </w:pPr>
+            <w:r>
+              <w:t xml:space="preserve">efetiva 1 turno R$ 5,76 mi · nominal R$ 7,24 mi · 2º turno ~dobra</w:t>
+            </w:r>
+          </w:p>
+        </w:tc>
+        <w:tc>
+          <w:tcPr/>
+          <w:p>
+            <w:pPr>
+              <w:pStyle w:val="Compact"/>
+              <w:jc w:val="left"/>
+            </w:pPr>
+            <w:r>
+              <w:t xml:space="preserve">—</w:t>
+            </w:r>
+          </w:p>
+        </w:tc>
+        <w:tc>
+          <w:tcPr/>
+          <w:p>
+            <w:pPr>
+              <w:pStyle w:val="Compact"/>
+              <w:jc w:val="left"/>
+            </w:pPr>
+            <w:r>
+              <w:t xml:space="preserve">—</w:t>
             </w:r>
           </w:p>
         </w:tc>
@@ -4422,51 +5637,23 @@
         <w:pStyle w:val="BodyText"/>
       </w:pPr>
       <w:r>
-        <w:rPr>
-          <w:iCs/>
-          <w:i/>
-        </w:rPr>
-        <w:t xml:space="preserve">Nota: a receita de 100% de 1 turno (R$ 7,24 milhões) é derivada do mix de produção — 40% dos dias em bloco 14 vedação, 20% bloco 14 estrutural, 15% bloco 9, 10% bloco 19/canaleta, 15% paver — multiplicando dias × capacidade × preço-alvo de cada família (memória completa no Apêndice A); os cenários aplicam o percentual de utilização sobre essa base única, a mesma da planilha anexa.</w:t>
-      </w:r>
-    </w:p>
-    <w:p>
-      <w:pPr>
-        <w:pStyle w:val="BodyText"/>
-      </w:pPr>
-      <w:r>
-        <w:t xml:space="preserve">A leitura honesta desses números:</w:t>
-      </w:r>
-      <w:r>
-        <w:t xml:space="preserve"> </w:t>
-      </w:r>
-      <w:r>
-        <w:rPr>
-          <w:bCs/>
-          <w:b/>
-        </w:rPr>
-        <w:t xml:space="preserve">o mercado local absorve com folga o ramp-up dos anos 1 e 2</w:t>
-      </w:r>
-      <w:r>
-        <w:t xml:space="preserve"> </w:t>
-      </w:r>
-      <w:r>
-        <w:t xml:space="preserve">(shares de 12–27%, factíveis para o único fabricante industrial do raio de 50 km, que ainda captura demanda hoje suprida por fábricas da Grande Vitória, pela cerâmica e por produção artesanal). O regime de cruzeiro do ano 3 (~22–36% do SAM) é ambicioso porém alcançável</w:t>
-      </w:r>
-      <w:r>
-        <w:t xml:space="preserve"> </w:t>
-      </w:r>
-      <w:r>
-        <w:rPr>
-          <w:bCs/>
-          <w:b/>
-        </w:rPr>
-        <w:t xml:space="preserve">desde que</w:t>
-      </w:r>
-      <w:r>
-        <w:t xml:space="preserve"> </w:t>
-      </w:r>
-      <w:r>
-        <w:t xml:space="preserve">a GTK execute a estratégia comercial do capítulo 12 — ancoragem em licitações municipais, rede de 8–12 revendas e 2–3 contratos com construtoras/agroindústrias. Já a ativação do 2º turno não deve ser presumida no fluxo bancário: é opção real de crescimento condicionada à expansão do raio (Linhares, noroeste do estado, sul da Bahia) e/ou à captura de grandes obras (Petrocity, MCMV-faixa 1 em empreendimento). O projeto financeiro deve, portanto, ser dimensionado para pagar-se em 1 turno — e é o que o capítulo 13 demonstra.</w:t>
+        <w:t xml:space="preserve">O ramp-up exige shares de mercado de 10–18% (ano 1) e o regime de</w:t>
+      </w:r>
+      <w:r>
+        <w:t xml:space="preserve"> </w:t>
+      </w:r>
+      <w:r>
+        <w:rPr>
+          <w:bCs/>
+          <w:b/>
+        </w:rPr>
+        <w:t xml:space="preserve">19–30% do SAM</w:t>
+      </w:r>
+      <w:r>
+        <w:t xml:space="preserve"> </w:t>
+      </w:r>
+      <w:r>
+        <w:t xml:space="preserve">— factíveis para quem chega com produto certificado, frete 3–5× menor que o dos concorrentes industriais (cap. 9) e os canais do capítulo 8. A ativação do 2º turno e o rompimento do teto EPP não são presumidos no fluxo bancário: são opções reais de crescimento documentadas, condicionadas a decisão societária e tributária. O projeto financeiro é dimensionado para pagar-se dentro do plano-base — e é o que o capítulo 13 demonstra.</w:t>
       </w:r>
     </w:p>
     <w:p>
@@ -4476,9 +5663,9 @@
         </w:pict>
       </w:r>
     </w:p>
-    <w:bookmarkEnd w:id="47"/>
     <w:bookmarkEnd w:id="48"/>
-    <w:bookmarkStart w:id="53" w:name="análise-da-concorrência"/>
+    <w:bookmarkEnd w:id="49"/>
+    <w:bookmarkStart w:id="54" w:name="análise-da-concorrência"/>
     <w:p>
       <w:pPr>
         <w:pStyle w:val="Heading1"/>
@@ -4487,7 +5674,7 @@
         <w:t xml:space="preserve">6. ANÁLISE DA CONCORRÊNCIA</w:t>
       </w:r>
     </w:p>
-    <w:bookmarkStart w:id="49" w:name="mapa-competitivo-em-três-círculos"/>
+    <w:bookmarkStart w:id="50" w:name="mapa-competitivo-em-três-círculos"/>
     <w:p>
       <w:pPr>
         <w:pStyle w:val="Heading2"/>
@@ -4615,8 +5802,8 @@
         <w:t xml:space="preserve">A cerâmica vermelha capixaba produz ~50 milhões de peças/mês (4% do país), com polos no norte, centro e sul, e abastece fortemente a autoconstrução local [89]. O bloco cerâmico é o principal substituto no segmento vedação (cultura de obra local e preço). A resposta competitiva não é frontal: é (i) disputar o segmento estrutural e o paver, onde a cerâmica local não compete; (ii) explorar as vantagens objetivas do concreto na vedação (modularidade, menos argamassa, aceita fbk, muros mais rápidos); e (iii) preço competitivo viabilizado pela escala automática.</w:t>
       </w:r>
     </w:p>
-    <w:bookmarkEnd w:id="49"/>
-    <w:bookmarkStart w:id="50" w:name="quadro-comparativo"/>
+    <w:bookmarkEnd w:id="50"/>
+    <w:bookmarkStart w:id="51" w:name="quadro-comparativo"/>
     <w:p>
       <w:pPr>
         <w:pStyle w:val="Heading2"/>
@@ -5517,8 +6704,8 @@
         </w:tc>
       </w:tr>
     </w:tbl>
-    <w:bookmarkEnd w:id="50"/>
-    <w:bookmarkStart w:id="51" w:name="densidade-e-concentração"/>
+    <w:bookmarkEnd w:id="51"/>
+    <w:bookmarkStart w:id="52" w:name="densidade-e-concentração"/>
     <w:p>
       <w:pPr>
         <w:pStyle w:val="Heading2"/>
@@ -5595,8 +6782,8 @@
         <w:t xml:space="preserve">— a posição que a GTK ocupará. A barreira de entrada que protegerá essa posição depois de ocupada é alta: replicar a planta exige R$ 2,7+ milhões em equipamentos, 12–18 meses de implantação e a curva de aprendizagem do processo — enquanto a GTK terá contratos, marca e rede de revenda estabelecidos.</w:t>
       </w:r>
     </w:p>
-    <w:bookmarkEnd w:id="51"/>
-    <w:bookmarkStart w:id="52" w:name="preços-de-referência"/>
+    <w:bookmarkEnd w:id="52"/>
+    <w:bookmarkStart w:id="53" w:name="preços-de-referência"/>
     <w:p>
       <w:pPr>
         <w:pStyle w:val="Heading2"/>
@@ -6145,9 +7332,9 @@
         </w:pict>
       </w:r>
     </w:p>
-    <w:bookmarkEnd w:id="52"/>
     <w:bookmarkEnd w:id="53"/>
-    <w:bookmarkStart w:id="60" w:name="cadeia-de-suprimentos-e-fornecedores"/>
+    <w:bookmarkEnd w:id="54"/>
+    <w:bookmarkStart w:id="61" w:name="cadeia-de-suprimentos-e-fornecedores"/>
     <w:p>
       <w:pPr>
         <w:pStyle w:val="Heading1"/>
@@ -6156,7 +7343,7 @@
         <w:t xml:space="preserve">7. CADEIA DE SUPRIMENTOS E FORNECEDORES</w:t>
       </w:r>
     </w:p>
-    <w:bookmarkStart w:id="54" w:name="X7eec59040bf686f922fa5d45f7bb8529c4cb95f"/>
+    <w:bookmarkStart w:id="55" w:name="X7eec59040bf686f922fa5d45f7bb8529c4cb95f"/>
     <w:p>
       <w:pPr>
         <w:pStyle w:val="Heading2"/>
@@ -6238,8 +7425,8 @@
         <w:t xml:space="preserve">: dependência de poucos ofertantes regionais (a cimenteira mais próxima está a 220 km) → silo grande já adquirido + duplo fornecedor + monitorar a entrada de novos players (o setor está em consolidação nacional — venda da divisão de cimento da CSN em curso em 2026 [94]).</w:t>
       </w:r>
     </w:p>
-    <w:bookmarkEnd w:id="54"/>
-    <w:bookmarkStart w:id="55" w:name="agregados-2030-do-custo-variável"/>
+    <w:bookmarkEnd w:id="55"/>
+    <w:bookmarkStart w:id="56" w:name="agregados-2030-do-custo-variável"/>
     <w:p>
       <w:pPr>
         <w:pStyle w:val="Heading2"/>
@@ -6305,8 +7492,8 @@
         <w:t xml:space="preserve">: contrato anual com a pedreira de Jaguaré (5–6 caçambas/semana em produção plena) com frete incluso; homologar granulometrias (a qualidade do pó de pedra define o acabamento do paver); estoque coberto para 1–2 semanas de chuva.</w:t>
       </w:r>
     </w:p>
-    <w:bookmarkEnd w:id="55"/>
-    <w:bookmarkStart w:id="56" w:name="aditivos-pigmentos-e-consumíveis"/>
+    <w:bookmarkEnd w:id="56"/>
+    <w:bookmarkStart w:id="57" w:name="aditivos-pigmentos-e-consumíveis"/>
     <w:p>
       <w:pPr>
         <w:pStyle w:val="Heading2"/>
@@ -6391,8 +7578,8 @@
         <w:t xml:space="preserve">: a proposta destaca que 95% das peças de reposição são de mercado (rolamentos, sensores IFM, inversores Lenze, hidráulica Parker, CLP Emerson, elétrica Schneider/ABB) — reduz dependência do fabricante; manter kit crítico em estoque (mangueiras, sensores, correias).</w:t>
       </w:r>
     </w:p>
-    <w:bookmarkEnd w:id="56"/>
-    <w:bookmarkStart w:id="57" w:name="energia-combustível-e-utilidades"/>
+    <w:bookmarkEnd w:id="57"/>
+    <w:bookmarkStart w:id="58" w:name="energia-combustível-e-utilidades"/>
     <w:p>
       <w:pPr>
         <w:pStyle w:val="Heading2"/>
@@ -6480,8 +7667,8 @@
         <w:t xml:space="preserve">: pá carregadeira (dealer Caterpillar Sotreq em Serra [103]; alternativas usadas no mercado regional) e empilhadeira para expedição.</w:t>
       </w:r>
     </w:p>
-    <w:bookmarkEnd w:id="57"/>
-    <w:bookmarkStart w:id="58" w:name="serviços-técnicos"/>
+    <w:bookmarkEnd w:id="58"/>
+    <w:bookmarkStart w:id="59" w:name="serviços-técnicos"/>
     <w:p>
       <w:pPr>
         <w:pStyle w:val="Heading2"/>
@@ -6550,8 +7737,8 @@
         <w:t xml:space="preserve">: praça de São Mateus com diretório ativo [104]; estratégia recomendada: frete próprio terceirizado fixo (1 truck agregado) + spot para picos.</w:t>
       </w:r>
     </w:p>
-    <w:bookmarkEnd w:id="58"/>
-    <w:bookmarkStart w:id="59" w:name="Xfccb08475e451e3bbba2c3d1a68b6cd54500d4c"/>
+    <w:bookmarkEnd w:id="59"/>
+    <w:bookmarkStart w:id="60" w:name="Xfccb08475e451e3bbba2c3d1a68b6cd54500d4c"/>
     <w:p>
       <w:pPr>
         <w:pStyle w:val="Heading2"/>
@@ -6934,9 +8121,9 @@
         </w:pict>
       </w:r>
     </w:p>
-    <w:bookmarkEnd w:id="59"/>
     <w:bookmarkEnd w:id="60"/>
-    <w:bookmarkStart w:id="66" w:name="clientes-potenciais-e-canais-de-venda"/>
+    <w:bookmarkEnd w:id="61"/>
+    <w:bookmarkStart w:id="67" w:name="clientes-potenciais-e-canais-de-venda"/>
     <w:p>
       <w:pPr>
         <w:pStyle w:val="Heading1"/>
@@ -6945,7 +8132,7 @@
         <w:t xml:space="preserve">8. CLIENTES POTENCIAIS E CANAIS DE VENDA</w:t>
       </w:r>
     </w:p>
-    <w:bookmarkStart w:id="61" w:name="X830a61a7f8473326b6bb98a527fba0e5d32fb71"/>
+    <w:bookmarkStart w:id="62" w:name="X830a61a7f8473326b6bb98a527fba0e5d32fb71"/>
     <w:p>
       <w:pPr>
         <w:pStyle w:val="Heading2"/>
@@ -7263,8 +8450,8 @@
         <w:t xml:space="preserve">: (i) cadastrar-se como fornecedor nas prefeituras do raio e no PNCP; (ii) disputar as atas de registro de preços de material (quando o município compra o bloco e executa com equipe própria — modelo comum no interior); (iii) fornecer às empreiteiras vencedoras das obras estaduais (DER-ES, Fundo Cidades, Caminhos do Campo) — venda B2B sem licitar; (iv) manter laudos NBR 9781/6136 prontos, que são exigência editalícia e barreira contra o concorrente artesanal.</w:t>
       </w:r>
     </w:p>
-    <w:bookmarkEnd w:id="61"/>
-    <w:bookmarkStart w:id="62" w:name="X016ddbffbe7c293b6ccc08caab4c9f7d423fca8"/>
+    <w:bookmarkEnd w:id="62"/>
+    <w:bookmarkStart w:id="63" w:name="X016ddbffbe7c293b6ccc08caab4c9f7d423fca8"/>
     <w:p>
       <w:pPr>
         <w:pStyle w:val="Heading2"/>
@@ -7349,8 +8536,8 @@
         <w:t xml:space="preserve">: bases e pátios da cadeia do petróleo terrestre (Seacrest e prestadoras — R$ 1 bi/ano em investimentos na região [38][30]), expansão da Marcopolo em São Mateus [42] e obras futuras da Petrocity [47][48]: pavers pesados H8/H10, piso grama para estacionamentos, blocos para muros e edificações de apoio.</w:t>
       </w:r>
     </w:p>
-    <w:bookmarkEnd w:id="62"/>
-    <w:bookmarkStart w:id="63" w:name="b2b-revendas-capilaridade-e-giro"/>
+    <w:bookmarkEnd w:id="63"/>
+    <w:bookmarkStart w:id="64" w:name="b2b-revendas-capilaridade-e-giro"/>
     <w:p>
       <w:pPr>
         <w:pStyle w:val="Heading2"/>
@@ -7380,8 +8567,8 @@
         <w:t xml:space="preserve">: 8–12 revendas ativas com pedido quinzenal programado; a revenda ganha margem de 25–35% sobre o preço de fábrica e resolve o varejo pulverizado sem custo comercial para a GTK.</w:t>
       </w:r>
     </w:p>
-    <w:bookmarkEnd w:id="63"/>
-    <w:bookmarkStart w:id="64" w:name="b2c-balcão-de-fábrica"/>
+    <w:bookmarkEnd w:id="64"/>
+    <w:bookmarkStart w:id="65" w:name="b2c-balcão-de-fábrica"/>
     <w:p>
       <w:pPr>
         <w:pStyle w:val="Heading2"/>
@@ -7398,8 +8585,8 @@
         <w:t xml:space="preserve">A localização na rodovia, com as vilas do interior em volta, favorece venda direta de balcão ao autoconstrutor (à vista, retirada ou entrega local) — margem cheia e propaganda orgânica. Recomenda-se showroom simples na entrada da fábrica (muretas montadas, pavers assentados coloridos, tabela clara) e presença ativa em grupos locais de WhatsApp/Facebook e no Google Maps.</w:t>
       </w:r>
     </w:p>
-    <w:bookmarkEnd w:id="64"/>
-    <w:bookmarkStart w:id="65" w:name="funil-comercial-quantificado-meta-ano-12"/>
+    <w:bookmarkEnd w:id="65"/>
+    <w:bookmarkStart w:id="66" w:name="funil-comercial-quantificado-meta-ano-12"/>
     <w:p>
       <w:pPr>
         <w:pStyle w:val="Heading2"/>
@@ -7732,9 +8919,9 @@
         </w:pict>
       </w:r>
     </w:p>
-    <w:bookmarkEnd w:id="65"/>
     <w:bookmarkEnd w:id="66"/>
-    <w:bookmarkStart w:id="70" w:name="logística-e-escoamento"/>
+    <w:bookmarkEnd w:id="67"/>
+    <w:bookmarkStart w:id="71" w:name="logística-e-escoamento"/>
     <w:p>
       <w:pPr>
         <w:pStyle w:val="Heading1"/>
@@ -7743,7 +8930,7 @@
         <w:t xml:space="preserve">9. LOGÍSTICA E ESCOAMENTO</w:t>
       </w:r>
     </w:p>
-    <w:bookmarkStart w:id="67" w:name="a-geografia-a-favor"/>
+    <w:bookmarkStart w:id="68" w:name="a-geografia-a-favor"/>
     <w:p>
       <w:pPr>
         <w:pStyle w:val="Heading2"/>
@@ -7760,8 +8947,8 @@
         <w:t xml:space="preserve">A planta despacha por um eixo asfaltado com manutenção recente do DER-ES [8] e alcança: Nova Venécia (~30 km, 30–35 min), a malha de vilas do interior mateense (0–20 km), Jaguaré (~32 km pela ligação vicinal), a sede de São Mateus e a BR-101 (~35 km) — e, pela BR-101, Conceição da Barra/Pedro Canário ao norte e Sooretama/Linhares ao sul. O novo ciclo de investimentos da concessionária Ecovias na BR-101 norte (terceiras faixas entre Linhares e Pedro Canário até 2027 [31]) melhora progressivamente o corredor.</w:t>
       </w:r>
     </w:p>
-    <w:bookmarkEnd w:id="67"/>
-    <w:bookmarkStart w:id="68" w:name="economia-do-frete"/>
+    <w:bookmarkEnd w:id="68"/>
+    <w:bookmarkStart w:id="69" w:name="economia-do-frete"/>
     <w:p>
       <w:pPr>
         <w:pStyle w:val="Heading2"/>
@@ -7842,8 +9029,8 @@
         <w:t xml:space="preserve">(40–58% do preço). Esse diferencial de 3 a 5 vezes é a tradução monetária da vantagem locacional: dentro do raio de 60 km, nenhum concorrente industrial consegue competir em preço entregue com a GTK sem sacrificar margem.</w:t>
       </w:r>
     </w:p>
-    <w:bookmarkEnd w:id="68"/>
-    <w:bookmarkStart w:id="69" w:name="modelo-operacional-recomendado"/>
+    <w:bookmarkEnd w:id="69"/>
+    <w:bookmarkStart w:id="70" w:name="modelo-operacional-recomendado"/>
     <w:p>
       <w:pPr>
         <w:pStyle w:val="Heading2"/>
@@ -7953,9 +9140,9 @@
         </w:pict>
       </w:r>
     </w:p>
-    <w:bookmarkEnd w:id="69"/>
     <w:bookmarkEnd w:id="70"/>
-    <w:bookmarkStart w:id="73" w:name="análise-swot-e-atratividade"/>
+    <w:bookmarkEnd w:id="71"/>
+    <w:bookmarkStart w:id="74" w:name="análise-swot-e-atratividade"/>
     <w:p>
       <w:pPr>
         <w:pStyle w:val="Heading1"/>
@@ -7964,7 +9151,7 @@
         <w:t xml:space="preserve">10. ANÁLISE SWOT E ATRATIVIDADE</w:t>
       </w:r>
     </w:p>
-    <w:bookmarkStart w:id="71" w:name="swot-mercadológica"/>
+    <w:bookmarkStart w:id="72" w:name="swot-mercadológica"/>
     <w:p>
       <w:pPr>
         <w:pStyle w:val="Heading2"/>
@@ -8165,8 +9352,8 @@
         <w:t xml:space="preserve">- Risco de execução do CAPEX complementar (galpão/energia) atrasar o start-up ou consumir capital de giro.</w:t>
       </w:r>
     </w:p>
-    <w:bookmarkEnd w:id="71"/>
-    <w:bookmarkStart w:id="72" w:name="Xc85c1f1f5db51bc2aefe1466b75f5e9256451ef"/>
+    <w:bookmarkEnd w:id="72"/>
+    <w:bookmarkStart w:id="73" w:name="Xc85c1f1f5db51bc2aefe1466b75f5e9256451ef"/>
     <w:p>
       <w:pPr>
         <w:pStyle w:val="Heading2"/>
@@ -8624,19 +9811,19 @@
               <w:jc w:val="left"/>
             </w:pPr>
             <w:r>
-              <w:t xml:space="preserve">Payback estimado 4–6 anos com FNE (cap. 13)</w:t>
-            </w:r>
-          </w:p>
-        </w:tc>
-        <w:tc>
-          <w:tcPr/>
-          <w:p>
-            <w:pPr>
-              <w:pStyle w:val="Compact"/>
-              <w:jc w:val="left"/>
-            </w:pPr>
-            <w:r>
-              <w:t xml:space="preserve">7</w:t>
+              <w:t xml:space="preserve">Payback ~9 anos no teto EPP — deliberado; compatível c/ prazo FNE 10–12 anos (cap. 13)</w:t>
+            </w:r>
+          </w:p>
+        </w:tc>
+        <w:tc>
+          <w:tcPr/>
+          <w:p>
+            <w:pPr>
+              <w:pStyle w:val="Compact"/>
+              <w:jc w:val="left"/>
+            </w:pPr>
+            <w:r>
+              <w:t xml:space="preserve">6</w:t>
             </w:r>
           </w:p>
         </w:tc>
@@ -8786,7 +9973,7 @@
                 <w:bCs/>
                 <w:b/>
               </w:rPr>
-              <w:t xml:space="preserve">77/100</w:t>
+              <w:t xml:space="preserve">76/100</w:t>
             </w:r>
           </w:p>
         </w:tc>
@@ -8817,7 +10004,7 @@
         <w:t xml:space="preserve">mercado altamente atrativo</w:t>
       </w:r>
       <w:r>
-        <w:t xml:space="preserve">, com ressalva de execução concentrada nos fatores 7 e 8 (cronograma de implantação e disciplina financeira no ramp-up).</w:t>
+        <w:t xml:space="preserve">, com ressalva de execução concentrada nos fatores 7 e 8 (cronograma de implantação e retorno deliberadamente alongado pela opção EPP).</w:t>
       </w:r>
     </w:p>
     <w:p>
@@ -8827,9 +10014,9 @@
         </w:pict>
       </w:r>
     </w:p>
-    <w:bookmarkEnd w:id="72"/>
     <w:bookmarkEnd w:id="73"/>
-    <w:bookmarkStart w:id="74" w:name="matriz-de-riscos-e-mitigadores"/>
+    <w:bookmarkEnd w:id="74"/>
+    <w:bookmarkStart w:id="75" w:name="matriz-de-riscos-e-mitigadores"/>
     <w:p>
       <w:pPr>
         <w:pStyle w:val="Heading1"/>
@@ -10302,8 +11489,8 @@
         </w:pict>
       </w:r>
     </w:p>
-    <w:bookmarkEnd w:id="74"/>
-    <w:bookmarkStart w:id="80" w:name="estratégia-mercadológica"/>
+    <w:bookmarkEnd w:id="75"/>
+    <w:bookmarkStart w:id="81" w:name="estratégia-mercadológica"/>
     <w:p>
       <w:pPr>
         <w:pStyle w:val="Heading1"/>
@@ -10312,7 +11499,7 @@
         <w:t xml:space="preserve">12. ESTRATÉGIA MERCADOLÓGICA</w:t>
       </w:r>
     </w:p>
-    <w:bookmarkStart w:id="75" w:name="posicionamento"/>
+    <w:bookmarkStart w:id="76" w:name="posicionamento"/>
     <w:p>
       <w:pPr>
         <w:pStyle w:val="Heading2"/>
@@ -10366,8 +11553,8 @@
         <w:t xml:space="preserve">.</w:t>
       </w:r>
     </w:p>
-    <w:bookmarkEnd w:id="75"/>
-    <w:bookmarkStart w:id="76" w:name="produto"/>
+    <w:bookmarkEnd w:id="76"/>
+    <w:bookmarkStart w:id="77" w:name="produto"/>
     <w:p>
       <w:pPr>
         <w:pStyle w:val="Heading2"/>
@@ -10412,8 +11599,8 @@
         <w:t xml:space="preserve">Ampliar no ano 2–3: bloco 19, sextavado (padrão das licitações de São Mateus), piso grama, mini-guia e paver 50 MPa.</w:t>
       </w:r>
     </w:p>
-    <w:bookmarkEnd w:id="76"/>
-    <w:bookmarkStart w:id="77" w:name="preço"/>
+    <w:bookmarkEnd w:id="77"/>
+    <w:bookmarkStart w:id="78" w:name="preço"/>
     <w:p>
       <w:pPr>
         <w:pStyle w:val="Heading2"/>
@@ -10446,8 +11633,8 @@
         <w:t xml:space="preserve">Frete tabelado por faixa de km; à vista/PIX com 3–5% de desconto; B2G/B2B faturado 28 dias com limite de crédito.</w:t>
       </w:r>
     </w:p>
-    <w:bookmarkEnd w:id="77"/>
-    <w:bookmarkStart w:id="78" w:name="praça-canais"/>
+    <w:bookmarkEnd w:id="78"/>
+    <w:bookmarkStart w:id="79" w:name="praça-canais"/>
     <w:p>
       <w:pPr>
         <w:pStyle w:val="Heading2"/>
@@ -10492,8 +11679,8 @@
         <w:t xml:space="preserve">Regra de ouro: nenhum canal acima de 35% da receita.</w:t>
       </w:r>
     </w:p>
-    <w:bookmarkEnd w:id="78"/>
-    <w:bookmarkStart w:id="79" w:name="promoção"/>
+    <w:bookmarkEnd w:id="79"/>
+    <w:bookmarkStart w:id="80" w:name="promoção"/>
     <w:p>
       <w:pPr>
         <w:pStyle w:val="Heading2"/>
@@ -10572,9 +11759,9 @@
         </w:pict>
       </w:r>
     </w:p>
-    <w:bookmarkEnd w:id="79"/>
     <w:bookmarkEnd w:id="80"/>
-    <w:bookmarkStart w:id="86" w:name="análise-econômico-financeira"/>
+    <w:bookmarkEnd w:id="81"/>
+    <w:bookmarkStart w:id="87" w:name="análise-econômico-financeira"/>
     <w:p>
       <w:pPr>
         <w:pStyle w:val="Heading1"/>
@@ -10595,7 +11782,7 @@
         <w:t xml:space="preserve">Este capítulo apresenta o racional econômico em base conservadora, com todas as premissas explícitas, para leitura conjunta com o módulo de capacidade de pagamento do projeto de crédito. Valores em R$ de agosto/2026.</w:t>
       </w:r>
     </w:p>
-    <w:bookmarkStart w:id="81" w:name="investimento-total-do-projeto"/>
+    <w:bookmarkStart w:id="82" w:name="investimento-total-do-projeto"/>
     <w:p>
       <w:pPr>
         <w:pStyle w:val="Heading2"/>
@@ -10780,8 +11967,8 @@
         <w:t xml:space="preserve">[132][133][130].</w:t>
       </w:r>
     </w:p>
-    <w:bookmarkEnd w:id="81"/>
-    <w:bookmarkStart w:id="82" w:name="Xb1e79b4f8072154974801033279301f2e415352"/>
+    <w:bookmarkEnd w:id="82"/>
+    <w:bookmarkStart w:id="83" w:name="Xb1e79b4f8072154974801033279301f2e415352"/>
     <w:p>
       <w:pPr>
         <w:pStyle w:val="Heading2"/>
@@ -11265,39 +12452,39 @@
               <w:jc w:val="left"/>
             </w:pPr>
             <w:r>
-              <w:t xml:space="preserve">Tributos sobre venda (Simples Nacional indústria, faixa relevante)</w:t>
-            </w:r>
-          </w:p>
-        </w:tc>
-        <w:tc>
-          <w:tcPr/>
-          <w:p>
-            <w:pPr>
-              <w:pStyle w:val="Compact"/>
-              <w:jc w:val="left"/>
-            </w:pPr>
-            <w:r>
-              <w:t xml:space="preserve">~8,5% s/ PV R$ 3,30</w:t>
-            </w:r>
-          </w:p>
-        </w:tc>
-        <w:tc>
-          <w:tcPr/>
-          <w:p>
-            <w:pPr>
-              <w:pStyle w:val="Compact"/>
-            </w:pPr>
-          </w:p>
-        </w:tc>
-        <w:tc>
-          <w:tcPr/>
-          <w:p>
-            <w:pPr>
-              <w:pStyle w:val="Compact"/>
-              <w:jc w:val="left"/>
-            </w:pPr>
-            <w:r>
-              <w:t xml:space="preserve">R$ 0,28</w:t>
+              <w:t xml:space="preserve">Tributos sobre a venda (premissa conservadora — ver quadro de regime abaixo)</w:t>
+            </w:r>
+          </w:p>
+        </w:tc>
+        <w:tc>
+          <w:tcPr/>
+          <w:p>
+            <w:pPr>
+              <w:pStyle w:val="Compact"/>
+              <w:jc w:val="left"/>
+            </w:pPr>
+            <w:r>
+              <w:t xml:space="preserve">15,0% s/ PV R$ 3,30</w:t>
+            </w:r>
+          </w:p>
+        </w:tc>
+        <w:tc>
+          <w:tcPr/>
+          <w:p>
+            <w:pPr>
+              <w:pStyle w:val="Compact"/>
+            </w:pPr>
+          </w:p>
+        </w:tc>
+        <w:tc>
+          <w:tcPr/>
+          <w:p>
+            <w:pPr>
+              <w:pStyle w:val="Compact"/>
+              <w:jc w:val="left"/>
+            </w:pPr>
+            <w:r>
+              <w:t xml:space="preserve">R$ 0,50</w:t>
             </w:r>
           </w:p>
         </w:tc>
@@ -11320,7 +12507,11 @@
           <w:p>
             <w:pPr>
               <w:pStyle w:val="Compact"/>
-            </w:pPr>
+              <w:jc w:val="left"/>
+            </w:pPr>
+            <w:r>
+              <w:t xml:space="preserve">4,5% s/ PV</w:t>
+            </w:r>
           </w:p>
         </w:tc>
         <w:tc>
@@ -11389,7 +12580,7 @@
                 <w:bCs/>
                 <w:b/>
               </w:rPr>
-              <w:t xml:space="preserve">≈R$ 2,28</w:t>
+              <w:t xml:space="preserve">≈R$ 2,50</w:t>
             </w:r>
           </w:p>
         </w:tc>
@@ -11404,53 +12595,184 @@
           <w:bCs/>
           <w:b/>
         </w:rPr>
-        <w:t xml:space="preserve">Margem de contribuição no bloco 14 vedação</w:t>
-      </w:r>
-      <w:r>
-        <w:t xml:space="preserve">: R$ 3,30 (preço médio de tabela) – R$ 2,28 ≈</w:t>
-      </w:r>
-      <w:r>
-        <w:t xml:space="preserve"> </w:t>
-      </w:r>
-      <w:r>
-        <w:rPr>
-          <w:bCs/>
-          <w:b/>
-        </w:rPr>
-        <w:t xml:space="preserve">R$ 1,02/bloco (31%)</w:t>
-      </w:r>
-      <w:r>
-        <w:t xml:space="preserve">. Nos produtos nobres a margem é maior: bloco estrutural fbk 6–8 (PV R$ 4,50; CV ~R$ 2,60 com traço mais rico) ≈</w:t>
-      </w:r>
-      <w:r>
-        <w:t xml:space="preserve"> </w:t>
-      </w:r>
-      <w:r>
-        <w:rPr>
-          <w:bCs/>
-          <w:b/>
-        </w:rPr>
-        <w:t xml:space="preserve">R$ 1,90/un (42%)</w:t>
-      </w:r>
-      <w:r>
-        <w:t xml:space="preserve">; paver e=6 (PV R$ 57/m²; CV ~R$ 30/m² incluindo pigmento parcial) ≈</w:t>
-      </w:r>
-      <w:r>
-        <w:t xml:space="preserve"> </w:t>
-      </w:r>
-      <w:r>
-        <w:rPr>
-          <w:bCs/>
-          <w:b/>
-        </w:rPr>
-        <w:t xml:space="preserve">R$ 27/m² (47%)</w:t>
-      </w:r>
-      <w:r>
-        <w:t xml:space="preserve">. É por isso que a estratégia empurra o mix para estrutural + paver.</w:t>
-      </w:r>
-    </w:p>
-    <w:bookmarkEnd w:id="82"/>
-    <w:bookmarkStart w:id="83" w:name="custos-fixos-mensais-regime-1-turno"/>
+        <w:t xml:space="preserve">Margem de contribuição por produto</w:t>
+      </w:r>
+      <w:r>
+        <w:t xml:space="preserve"> </w:t>
+      </w:r>
+      <w:r>
+        <w:t xml:space="preserve">(PV × (1 − 15% tributos − 4,5% frete) − custo variável industrial): bloco 14 vedação</w:t>
+      </w:r>
+      <w:r>
+        <w:t xml:space="preserve"> </w:t>
+      </w:r>
+      <w:r>
+        <w:rPr>
+          <w:bCs/>
+          <w:b/>
+        </w:rPr>
+        <w:t xml:space="preserve">R$ 0,81/un (24,4%)</w:t>
+      </w:r>
+      <w:r>
+        <w:t xml:space="preserve">; bloco 14 estrutural fbk 6–8 (CV industrial ~R$ 2,10, traço mais rico)</w:t>
+      </w:r>
+      <w:r>
+        <w:t xml:space="preserve"> </w:t>
+      </w:r>
+      <w:r>
+        <w:rPr>
+          <w:bCs/>
+          <w:b/>
+        </w:rPr>
+        <w:t xml:space="preserve">R$ 1,52/un (33,8%)</w:t>
+      </w:r>
+      <w:r>
+        <w:t xml:space="preserve">; bloco 9 (CV ~R$ 1,45)</w:t>
+      </w:r>
+      <w:r>
+        <w:t xml:space="preserve"> </w:t>
+      </w:r>
+      <w:r>
+        <w:rPr>
+          <w:bCs/>
+          <w:b/>
+        </w:rPr>
+        <w:t xml:space="preserve">R$ 0,80/un (28,7%)</w:t>
+      </w:r>
+      <w:r>
+        <w:t xml:space="preserve">; bloco 19/canaleta (CV ~R$ 2,45)</w:t>
+      </w:r>
+      <w:r>
+        <w:t xml:space="preserve"> </w:t>
+      </w:r>
+      <w:r>
+        <w:rPr>
+          <w:bCs/>
+          <w:b/>
+        </w:rPr>
+        <w:t xml:space="preserve">R$ 1,98/un (36,0%)</w:t>
+      </w:r>
+      <w:r>
+        <w:t xml:space="preserve">; paver e=6 (CV industrial ~R$ 24/m², incluindo pigmento parcial)</w:t>
+      </w:r>
+      <w:r>
+        <w:t xml:space="preserve"> </w:t>
+      </w:r>
+      <w:r>
+        <w:rPr>
+          <w:bCs/>
+          <w:b/>
+        </w:rPr>
+        <w:t xml:space="preserve">R$ 21,88/m² (38,4%)</w:t>
+      </w:r>
+      <w:r>
+        <w:t xml:space="preserve">. Ponderada pelo mix do §5.4, a margem média derivada é de</w:t>
+      </w:r>
+      <w:r>
+        <w:t xml:space="preserve"> </w:t>
+      </w:r>
+      <w:r>
+        <w:rPr>
+          <w:bCs/>
+          <w:b/>
+        </w:rPr>
+        <w:t xml:space="preserve">31,2%</w:t>
+      </w:r>
+      <w:r>
+        <w:t xml:space="preserve"> </w:t>
+      </w:r>
+      <w:r>
+        <w:t xml:space="preserve">— o modelo adota</w:t>
+      </w:r>
+      <w:r>
+        <w:t xml:space="preserve"> </w:t>
+      </w:r>
+      <w:r>
+        <w:rPr>
+          <w:bCs/>
+          <w:b/>
+        </w:rPr>
+        <w:t xml:space="preserve">30,0%</w:t>
+      </w:r>
+      <w:r>
+        <w:t xml:space="preserve"> </w:t>
+      </w:r>
+      <w:r>
+        <w:t xml:space="preserve">(conservador). É por isso que a estratégia protege o espaço do estrutural e do paver no mix.</w:t>
+      </w:r>
+    </w:p>
+    <w:p>
+      <w:pPr>
+        <w:pStyle w:val="BodyText"/>
+      </w:pPr>
+      <w:r>
+        <w:rPr>
+          <w:bCs/>
+          <w:b/>
+        </w:rPr>
+        <w:t xml:space="preserve">Regime tributário: decisão em aberto, premissa fechada.</w:t>
+      </w:r>
+      <w:r>
+        <w:t xml:space="preserve"> </w:t>
+      </w:r>
+      <w:r>
+        <w:t xml:space="preserve">O teto de receita mantém a empresa no porte EPP em qualquer regime [139]; a escolha entre os regimes é do planejamento tributário, não do estudo de mercado: no</w:t>
+      </w:r>
+      <w:r>
+        <w:t xml:space="preserve"> </w:t>
+      </w:r>
+      <w:r>
+        <w:rPr>
+          <w:bCs/>
+          <w:b/>
+        </w:rPr>
+        <w:t xml:space="preserve">Simples Nacional (Anexo II — indústria)</w:t>
+      </w:r>
+      <w:r>
+        <w:t xml:space="preserve">, a alíquota efetiva vai de ~11,6% no ramp-up a</w:t>
+      </w:r>
+      <w:r>
+        <w:t xml:space="preserve"> </w:t>
+      </w:r>
+      <w:r>
+        <w:rPr>
+          <w:bCs/>
+          <w:b/>
+        </w:rPr>
+        <w:t xml:space="preserve">15,0% no topo da faixa</w:t>
+      </w:r>
+      <w:r>
+        <w:t xml:space="preserve"> </w:t>
+      </w:r>
+      <w:r>
+        <w:t xml:space="preserve">(nominal de 30% com dedução de R$ 720 mil [140]); no</w:t>
+      </w:r>
+      <w:r>
+        <w:t xml:space="preserve"> </w:t>
+      </w:r>
+      <w:r>
+        <w:rPr>
+          <w:bCs/>
+          <w:b/>
+        </w:rPr>
+        <w:t xml:space="preserve">Lucro Presumido</w:t>
+      </w:r>
+      <w:r>
+        <w:t xml:space="preserve">, os tributos federais somam ~6,2% da receita (IRPJ com adicional + CSLL sobre bases presumidas de 8%/12% + PIS/COFINS cumulativos), acrescidos do ICMS por débito e crédito e da CPP de 20% sobre uma folha enxuta — desenho que pode ser competitivo justamente porque a planta automática emprega poucos funcionários, e que ainda pode capturar benefícios estaduais.</w:t>
+      </w:r>
+      <w:r>
+        <w:t xml:space="preserve"> </w:t>
+      </w:r>
+      <w:r>
+        <w:rPr>
+          <w:bCs/>
+          <w:b/>
+        </w:rPr>
+        <w:t xml:space="preserve">O modelo adota carga total de 15% sobre a receita, que cobre com folga os dois cenários; a definição fina com o contador antes do start-up só pode melhorar o resultado projetado.</w:t>
+      </w:r>
+    </w:p>
+    <w:bookmarkEnd w:id="83"/>
+    <w:bookmarkStart w:id="84" w:name="custos-fixos-mensais-regime-1-turno"/>
     <w:p>
       <w:pPr>
         <w:pStyle w:val="Heading2"/>
@@ -11716,14 +13038,14 @@
         </w:tc>
       </w:tr>
     </w:tbl>
-    <w:bookmarkEnd w:id="83"/>
-    <w:bookmarkStart w:id="84" w:name="ponto-de-equilíbrio-e-cenários"/>
+    <w:bookmarkEnd w:id="84"/>
+    <w:bookmarkStart w:id="85" w:name="X8a5090aa94414065d5a4f4b7f2ff44ebcb06702"/>
     <w:p>
       <w:pPr>
         <w:pStyle w:val="Heading2"/>
       </w:pPr>
       <w:r>
-        <w:t xml:space="preserve">13.4 Ponto de equilíbrio e cenários</w:t>
+        <w:t xml:space="preserve">13.4 Ponto de equilíbrio, cenários e capacidade de pagamento</w:t>
       </w:r>
     </w:p>
     <w:p>
@@ -11731,23 +13053,23 @@
         <w:pStyle w:val="FirstParagraph"/>
       </w:pPr>
       <w:r>
-        <w:t xml:space="preserve">Com margem de contribuição média ponderada do mix-alvo de</w:t>
-      </w:r>
-      <w:r>
-        <w:t xml:space="preserve"> </w:t>
-      </w:r>
-      <w:r>
-        <w:rPr>
-          <w:bCs/>
-          <w:b/>
-        </w:rPr>
-        <w:t xml:space="preserve">≈35%</w:t>
-      </w:r>
-      <w:r>
-        <w:t xml:space="preserve"> </w:t>
-      </w:r>
-      <w:r>
-        <w:t xml:space="preserve">sobre a receita:</w:t>
+        <w:t xml:space="preserve">Com margem de contribuição média de</w:t>
+      </w:r>
+      <w:r>
+        <w:t xml:space="preserve"> </w:t>
+      </w:r>
+      <w:r>
+        <w:rPr>
+          <w:bCs/>
+          <w:b/>
+        </w:rPr>
+        <w:t xml:space="preserve">30%</w:t>
+      </w:r>
+      <w:r>
+        <w:t xml:space="preserve"> </w:t>
+      </w:r>
+      <w:r>
+        <w:t xml:space="preserve">sobre a receita (derivada de 31,2% no mix do §5.4 — Apêndice A):</w:t>
       </w:r>
     </w:p>
     <w:p>
@@ -11766,39 +13088,55 @@
         <w:t xml:space="preserve">Ponto de equilíbrio operacional</w:t>
       </w:r>
       <w:r>
-        <w:t xml:space="preserve">: R$ 52.000 ÷ 35% ≈</w:t>
-      </w:r>
-      <w:r>
-        <w:t xml:space="preserve"> </w:t>
-      </w:r>
-      <w:r>
-        <w:rPr>
-          <w:bCs/>
-          <w:b/>
-        </w:rPr>
-        <w:t xml:space="preserve">R$ 149 mil/mês de receita</w:t>
-      </w:r>
-      <w:r>
-        <w:t xml:space="preserve"> </w:t>
-      </w:r>
-      <w:r>
-        <w:t xml:space="preserve">(≈R$ 1,78 milhão/ano) — o equivalente a ~45 mil blocos-eq/mês,</w:t>
-      </w:r>
-      <w:r>
-        <w:t xml:space="preserve"> </w:t>
-      </w:r>
-      <w:r>
-        <w:rPr>
-          <w:bCs/>
-          <w:b/>
-        </w:rPr>
-        <w:t xml:space="preserve">cerca de 25% da capacidade de 1 turno</w:t>
-      </w:r>
-      <w:r>
-        <w:t xml:space="preserve"> </w:t>
-      </w:r>
-      <w:r>
-        <w:t xml:space="preserve">(24,6% da receita plena derivada de R$ 7,24 milhões — Apêndice A).</w:t>
+        <w:t xml:space="preserve">: R$ 52.000 ÷ 30% ≈</w:t>
+      </w:r>
+      <w:r>
+        <w:t xml:space="preserve"> </w:t>
+      </w:r>
+      <w:r>
+        <w:rPr>
+          <w:bCs/>
+          <w:b/>
+        </w:rPr>
+        <w:t xml:space="preserve">R$ 173 mil/mês</w:t>
+      </w:r>
+      <w:r>
+        <w:t xml:space="preserve"> </w:t>
+      </w:r>
+      <w:r>
+        <w:t xml:space="preserve">(R$ 2,08 milhões/ano) — ou seja,</w:t>
+      </w:r>
+      <w:r>
+        <w:t xml:space="preserve"> </w:t>
+      </w:r>
+      <w:r>
+        <w:rPr>
+          <w:bCs/>
+          <w:b/>
+        </w:rPr>
+        <w:t xml:space="preserve">36% da capacidade efetiva</w:t>
+      </w:r>
+      <w:r>
+        <w:t xml:space="preserve"> </w:t>
+      </w:r>
+      <w:r>
+        <w:t xml:space="preserve">(§3.7),</w:t>
+      </w:r>
+      <w:r>
+        <w:t xml:space="preserve"> </w:t>
+      </w:r>
+      <w:r>
+        <w:rPr>
+          <w:bCs/>
+          <w:b/>
+        </w:rPr>
+        <w:t xml:space="preserve">43% do teto EPP</w:t>
+      </w:r>
+      <w:r>
+        <w:t xml:space="preserve"> </w:t>
+      </w:r>
+      <w:r>
+        <w:t xml:space="preserve">e 29% da referência nominal. No regime, a operação roda 2,3 vezes acima do equilíbrio.</w:t>
       </w:r>
     </w:p>
     <w:p>
@@ -11810,20 +13148,23 @@
         <w:pStyle w:val="Compact"/>
       </w:pPr>
       <w:r>
-        <w:t xml:space="preserve">Incluindo o serviço estimado da dívida FNE (SAC sobre ~R$ 4,5–5,5 milhões financiados, parcela média inicial de R$ 55–65 mil/mês pós-carência), o equilíbrio financeiro sobe para</w:t>
-      </w:r>
-      <w:r>
-        <w:t xml:space="preserve"> </w:t>
-      </w:r>
-      <w:r>
-        <w:rPr>
-          <w:bCs/>
-          <w:b/>
-        </w:rPr>
-        <w:t xml:space="preserve">~R$ 310–330 mil/mês — cerca de 53 a 57% da capacidade de 1 turno</w:t>
-      </w:r>
-      <w:r>
-        <w:t xml:space="preserve">. É por isso que a carência típica do FNE (que cobre o ano 1 de ramp-up) e o cronograma de utilização crescente importam: no regime do ano 3 (75–80% de utilização, receita de ~R$ 480–520 mil/mês), a operação cobre fixos e parcela com folga de ~35–40%. A distância entre o equilíbrio e o teto físico é o colchão de segurança do projeto — e ela é confortável justamente porque o equilíbrio cabe dentro de 1 turno.</w:t>
+        <w:t xml:space="preserve">O plano-base (teto EPP) gera</w:t>
+      </w:r>
+      <w:r>
+        <w:t xml:space="preserve"> </w:t>
+      </w:r>
+      <w:r>
+        <w:rPr>
+          <w:bCs/>
+          <w:b/>
+        </w:rPr>
+        <w:t xml:space="preserve">EBITDA de ≈R$ 813 mil/ano</w:t>
+      </w:r>
+      <w:r>
+        <w:t xml:space="preserve"> </w:t>
+      </w:r>
+      <w:r>
+        <w:t xml:space="preserve">(R$ 4.791.000 × 30% − R$ 624.000 de fixos).</w:t>
       </w:r>
     </w:p>
     <w:tbl>
@@ -11865,31 +13206,31 @@
               <w:jc w:val="left"/>
             </w:pPr>
             <w:r>
-              <w:t xml:space="preserve">Utilização (1 turno)</w:t>
-            </w:r>
-          </w:p>
-        </w:tc>
-        <w:tc>
-          <w:tcPr/>
-          <w:p>
-            <w:pPr>
-              <w:pStyle w:val="Compact"/>
-              <w:jc w:val="left"/>
-            </w:pPr>
-            <w:r>
-              <w:t xml:space="preserve">Receita (R$)</w:t>
-            </w:r>
-          </w:p>
-        </w:tc>
-        <w:tc>
-          <w:tcPr/>
-          <w:p>
-            <w:pPr>
-              <w:pStyle w:val="Compact"/>
-              <w:jc w:val="left"/>
-            </w:pPr>
-            <w:r>
-              <w:t xml:space="preserve">Margem contrib. (35%)</w:t>
+              <w:t xml:space="preserve">Receita</w:t>
+            </w:r>
+          </w:p>
+        </w:tc>
+        <w:tc>
+          <w:tcPr/>
+          <w:p>
+            <w:pPr>
+              <w:pStyle w:val="Compact"/>
+              <w:jc w:val="left"/>
+            </w:pPr>
+            <w:r>
+              <w:t xml:space="preserve">% da capacidade efetiva</w:t>
+            </w:r>
+          </w:p>
+        </w:tc>
+        <w:tc>
+          <w:tcPr/>
+          <w:p>
+            <w:pPr>
+              <w:pStyle w:val="Compact"/>
+              <w:jc w:val="left"/>
+            </w:pPr>
+            <w:r>
+              <w:t xml:space="preserve">Margem contrib. (30%)</w:t>
             </w:r>
           </w:p>
         </w:tc>
@@ -11927,67 +13268,67 @@
               <w:jc w:val="left"/>
             </w:pPr>
             <w:r>
-              <w:t xml:space="preserve">Pessimista (ano 1 fraco)</w:t>
-            </w:r>
-          </w:p>
-        </w:tc>
-        <w:tc>
-          <w:tcPr/>
-          <w:p>
-            <w:pPr>
-              <w:pStyle w:val="Compact"/>
-              <w:jc w:val="left"/>
-            </w:pPr>
-            <w:r>
-              <w:t xml:space="preserve">35%</w:t>
-            </w:r>
-          </w:p>
-        </w:tc>
-        <w:tc>
-          <w:tcPr/>
-          <w:p>
-            <w:pPr>
-              <w:pStyle w:val="Compact"/>
-              <w:jc w:val="left"/>
-            </w:pPr>
-            <w:r>
-              <w:t xml:space="preserve">2,5 mi</w:t>
-            </w:r>
-          </w:p>
-        </w:tc>
-        <w:tc>
-          <w:tcPr/>
-          <w:p>
-            <w:pPr>
-              <w:pStyle w:val="Compact"/>
-              <w:jc w:val="left"/>
-            </w:pPr>
-            <w:r>
-              <w:t xml:space="preserve">0,89 mi</w:t>
-            </w:r>
-          </w:p>
-        </w:tc>
-        <w:tc>
-          <w:tcPr/>
-          <w:p>
-            <w:pPr>
-              <w:pStyle w:val="Compact"/>
-              <w:jc w:val="left"/>
-            </w:pPr>
-            <w:r>
-              <w:t xml:space="preserve">0,62 mi</w:t>
-            </w:r>
-          </w:p>
-        </w:tc>
-        <w:tc>
-          <w:tcPr/>
-          <w:p>
-            <w:pPr>
-              <w:pStyle w:val="Compact"/>
-              <w:jc w:val="left"/>
-            </w:pPr>
-            <w:r>
-              <w:t xml:space="preserve">≈0,26 mi</w:t>
+              <w:t xml:space="preserve">Ano 1 — ramp-up</w:t>
+            </w:r>
+          </w:p>
+        </w:tc>
+        <w:tc>
+          <w:tcPr/>
+          <w:p>
+            <w:pPr>
+              <w:pStyle w:val="Compact"/>
+              <w:jc w:val="left"/>
+            </w:pPr>
+            <w:r>
+              <w:t xml:space="preserve">R$ 2,6–2,9 mi</w:t>
+            </w:r>
+          </w:p>
+        </w:tc>
+        <w:tc>
+          <w:tcPr/>
+          <w:p>
+            <w:pPr>
+              <w:pStyle w:val="Compact"/>
+              <w:jc w:val="left"/>
+            </w:pPr>
+            <w:r>
+              <w:t xml:space="preserve">45–50%</w:t>
+            </w:r>
+          </w:p>
+        </w:tc>
+        <w:tc>
+          <w:tcPr/>
+          <w:p>
+            <w:pPr>
+              <w:pStyle w:val="Compact"/>
+              <w:jc w:val="left"/>
+            </w:pPr>
+            <w:r>
+              <w:t xml:space="preserve">R$ 0,78–0,87 mi</w:t>
+            </w:r>
+          </w:p>
+        </w:tc>
+        <w:tc>
+          <w:tcPr/>
+          <w:p>
+            <w:pPr>
+              <w:pStyle w:val="Compact"/>
+              <w:jc w:val="left"/>
+            </w:pPr>
+            <w:r>
+              <w:t xml:space="preserve">R$ 0,62 mi</w:t>
+            </w:r>
+          </w:p>
+        </w:tc>
+        <w:tc>
+          <w:tcPr/>
+          <w:p>
+            <w:pPr>
+              <w:pStyle w:val="Compact"/>
+              <w:jc w:val="left"/>
+            </w:pPr>
+            <w:r>
+              <w:t xml:space="preserve">≈R$ 0,16–0,25 mi</w:t>
             </w:r>
           </w:p>
         </w:tc>
@@ -12001,67 +13342,67 @@
               <w:jc w:val="left"/>
             </w:pPr>
             <w:r>
-              <w:t xml:space="preserve">Base ano 1</w:t>
-            </w:r>
-          </w:p>
-        </w:tc>
-        <w:tc>
-          <w:tcPr/>
-          <w:p>
-            <w:pPr>
-              <w:pStyle w:val="Compact"/>
-              <w:jc w:val="left"/>
-            </w:pPr>
-            <w:r>
-              <w:t xml:space="preserve">40–45%</w:t>
-            </w:r>
-          </w:p>
-        </w:tc>
-        <w:tc>
-          <w:tcPr/>
-          <w:p>
-            <w:pPr>
-              <w:pStyle w:val="Compact"/>
-              <w:jc w:val="left"/>
-            </w:pPr>
-            <w:r>
-              <w:t xml:space="preserve">2,9–3,3 mi</w:t>
-            </w:r>
-          </w:p>
-        </w:tc>
-        <w:tc>
-          <w:tcPr/>
-          <w:p>
-            <w:pPr>
-              <w:pStyle w:val="Compact"/>
-              <w:jc w:val="left"/>
-            </w:pPr>
-            <w:r>
-              <w:t xml:space="preserve">1,0–1,1 mi</w:t>
-            </w:r>
-          </w:p>
-        </w:tc>
-        <w:tc>
-          <w:tcPr/>
-          <w:p>
-            <w:pPr>
-              <w:pStyle w:val="Compact"/>
-              <w:jc w:val="left"/>
-            </w:pPr>
-            <w:r>
-              <w:t xml:space="preserve">0,62 mi</w:t>
-            </w:r>
-          </w:p>
-        </w:tc>
-        <w:tc>
-          <w:tcPr/>
-          <w:p>
-            <w:pPr>
-              <w:pStyle w:val="Compact"/>
-              <w:jc w:val="left"/>
-            </w:pPr>
-            <w:r>
-              <w:t xml:space="preserve">≈0,4–0,5 mi</w:t>
+              <w:t xml:space="preserve">Ano 2</w:t>
+            </w:r>
+          </w:p>
+        </w:tc>
+        <w:tc>
+          <w:tcPr/>
+          <w:p>
+            <w:pPr>
+              <w:pStyle w:val="Compact"/>
+              <w:jc w:val="left"/>
+            </w:pPr>
+            <w:r>
+              <w:t xml:space="preserve">R$ 3,8–3,9 mi</w:t>
+            </w:r>
+          </w:p>
+        </w:tc>
+        <w:tc>
+          <w:tcPr/>
+          <w:p>
+            <w:pPr>
+              <w:pStyle w:val="Compact"/>
+              <w:jc w:val="left"/>
+            </w:pPr>
+            <w:r>
+              <w:t xml:space="preserve">66–68%</w:t>
+            </w:r>
+          </w:p>
+        </w:tc>
+        <w:tc>
+          <w:tcPr/>
+          <w:p>
+            <w:pPr>
+              <w:pStyle w:val="Compact"/>
+              <w:jc w:val="left"/>
+            </w:pPr>
+            <w:r>
+              <w:t xml:space="preserve">R$ 1,14–1,17 mi</w:t>
+            </w:r>
+          </w:p>
+        </w:tc>
+        <w:tc>
+          <w:tcPr/>
+          <w:p>
+            <w:pPr>
+              <w:pStyle w:val="Compact"/>
+              <w:jc w:val="left"/>
+            </w:pPr>
+            <w:r>
+              <w:t xml:space="preserve">R$ 0,62 mi</w:t>
+            </w:r>
+          </w:p>
+        </w:tc>
+        <w:tc>
+          <w:tcPr/>
+          <w:p>
+            <w:pPr>
+              <w:pStyle w:val="Compact"/>
+              <w:jc w:val="left"/>
+            </w:pPr>
+            <w:r>
+              <w:t xml:space="preserve">≈R$ 0,52–0,55 mi</w:t>
             </w:r>
           </w:p>
         </w:tc>
@@ -12075,67 +13416,155 @@
               <w:jc w:val="left"/>
             </w:pPr>
             <w:r>
-              <w:t xml:space="preserve">Base ano 2</w:t>
-            </w:r>
-          </w:p>
-        </w:tc>
-        <w:tc>
-          <w:tcPr/>
-          <w:p>
-            <w:pPr>
-              <w:pStyle w:val="Compact"/>
-              <w:jc w:val="left"/>
-            </w:pPr>
-            <w:r>
-              <w:t xml:space="preserve">60%</w:t>
-            </w:r>
-          </w:p>
-        </w:tc>
-        <w:tc>
-          <w:tcPr/>
-          <w:p>
-            <w:pPr>
-              <w:pStyle w:val="Compact"/>
-              <w:jc w:val="left"/>
-            </w:pPr>
-            <w:r>
-              <w:t xml:space="preserve">4,3 mi</w:t>
-            </w:r>
-          </w:p>
-        </w:tc>
-        <w:tc>
-          <w:tcPr/>
-          <w:p>
-            <w:pPr>
-              <w:pStyle w:val="Compact"/>
-              <w:jc w:val="left"/>
-            </w:pPr>
-            <w:r>
-              <w:t xml:space="preserve">1,5 mi</w:t>
-            </w:r>
-          </w:p>
-        </w:tc>
-        <w:tc>
-          <w:tcPr/>
-          <w:p>
-            <w:pPr>
-              <w:pStyle w:val="Compact"/>
-              <w:jc w:val="left"/>
-            </w:pPr>
-            <w:r>
-              <w:t xml:space="preserve">0,62 mi</w:t>
-            </w:r>
-          </w:p>
-        </w:tc>
-        <w:tc>
-          <w:tcPr/>
-          <w:p>
-            <w:pPr>
-              <w:pStyle w:val="Compact"/>
-              <w:jc w:val="left"/>
-            </w:pPr>
-            <w:r>
-              <w:t xml:space="preserve">≈0,9 mi</w:t>
+              <w:t xml:space="preserve">Ano 3+ — regime (teto EPP)</w:t>
+            </w:r>
+          </w:p>
+        </w:tc>
+        <w:tc>
+          <w:tcPr/>
+          <w:p>
+            <w:pPr>
+              <w:pStyle w:val="Compact"/>
+              <w:jc w:val="left"/>
+            </w:pPr>
+            <w:r>
+              <w:t xml:space="preserve">R$ 4,79 mi</w:t>
+            </w:r>
+          </w:p>
+        </w:tc>
+        <w:tc>
+          <w:tcPr/>
+          <w:p>
+            <w:pPr>
+              <w:pStyle w:val="Compact"/>
+              <w:jc w:val="left"/>
+            </w:pPr>
+            <w:r>
+              <w:t xml:space="preserve">≈83%</w:t>
+            </w:r>
+          </w:p>
+        </w:tc>
+        <w:tc>
+          <w:tcPr/>
+          <w:p>
+            <w:pPr>
+              <w:pStyle w:val="Compact"/>
+              <w:jc w:val="left"/>
+            </w:pPr>
+            <w:r>
+              <w:t xml:space="preserve">R$ 1,44 mi</w:t>
+            </w:r>
+          </w:p>
+        </w:tc>
+        <w:tc>
+          <w:tcPr/>
+          <w:p>
+            <w:pPr>
+              <w:pStyle w:val="Compact"/>
+              <w:jc w:val="left"/>
+            </w:pPr>
+            <w:r>
+              <w:t xml:space="preserve">R$ 0,62 mi</w:t>
+            </w:r>
+          </w:p>
+        </w:tc>
+        <w:tc>
+          <w:tcPr/>
+          <w:p>
+            <w:pPr>
+              <w:pStyle w:val="Compact"/>
+              <w:jc w:val="left"/>
+            </w:pPr>
+            <w:r>
+              <w:rPr>
+                <w:bCs/>
+                <w:b/>
+              </w:rPr>
+              <w:t xml:space="preserve">≈R$ 0,81 mi</w:t>
+            </w:r>
+          </w:p>
+        </w:tc>
+      </w:tr>
+    </w:tbl>
+    <w:p>
+      <w:pPr>
+        <w:pStyle w:val="BodyText"/>
+      </w:pPr>
+      <w:r>
+        <w:rPr>
+          <w:iCs/>
+          <w:i/>
+        </w:rPr>
+        <w:t xml:space="preserve">Todas as linhas usam a mesma base (mix do §5.4; capacidade efetiva de R$ 5,76 milhões do §3.7), margem de 30% e fixos constantes de R$ 52 mil/mês — a mesma da planilha anexa e do Apêndice A.</w:t>
+      </w:r>
+    </w:p>
+    <w:p>
+      <w:pPr>
+        <w:pStyle w:val="BodyText"/>
+      </w:pPr>
+      <w:r>
+        <w:rPr>
+          <w:bCs/>
+          <w:b/>
+        </w:rPr>
+        <w:t xml:space="preserve">Capacidade de pagamento (DSCR).</w:t>
+      </w:r>
+      <w:r>
+        <w:t xml:space="preserve"> </w:t>
+      </w:r>
+      <w:r>
+        <w:t xml:space="preserve">O indicador que o banco olha é a cobertura do serviço da dívida pelo EBITDA:</w:t>
+      </w:r>
+    </w:p>
+    <w:tbl>
+      <w:tblPr>
+        <w:tblStyle w:val="Table"/>
+        <w:tblW w:type="pct" w:w="5000"/>
+        <w:tblLook w:firstRow="1" w:lastRow="0" w:firstColumn="0" w:lastColumn="0" w:noHBand="0" w:noVBand="0" w:val="0020"/>
+        <w:jc w:val="start"/>
+      </w:tblPr>
+      <w:tblGrid>
+        <w:gridCol w:w="2640"/>
+        <w:gridCol w:w="2640"/>
+        <w:gridCol w:w="2640"/>
+      </w:tblGrid>
+      <w:tr>
+        <w:trPr>
+          <w:tblHeader w:val="true"/>
+        </w:trPr>
+        <w:tc>
+          <w:tcPr/>
+          <w:p>
+            <w:pPr>
+              <w:pStyle w:val="Compact"/>
+              <w:jc w:val="left"/>
+            </w:pPr>
+            <w:r>
+              <w:t xml:space="preserve">Estrutura da dívida FNE (SAC, pós-carência)</w:t>
+            </w:r>
+          </w:p>
+        </w:tc>
+        <w:tc>
+          <w:tcPr/>
+          <w:p>
+            <w:pPr>
+              <w:pStyle w:val="Compact"/>
+              <w:jc w:val="left"/>
+            </w:pPr>
+            <w:r>
+              <w:t xml:space="preserve">Serviço anual</w:t>
+            </w:r>
+          </w:p>
+        </w:tc>
+        <w:tc>
+          <w:tcPr/>
+          <w:p>
+            <w:pPr>
+              <w:pStyle w:val="Compact"/>
+              <w:jc w:val="left"/>
+            </w:pPr>
+            <w:r>
+              <w:t xml:space="preserve">DSCR no regime (EBITDA R$ 813 mil)</w:t>
             </w:r>
           </w:p>
         </w:tc>
@@ -12149,67 +13578,31 @@
               <w:jc w:val="left"/>
             </w:pPr>
             <w:r>
-              <w:t xml:space="preserve">Base ano 3 (regime)</w:t>
-            </w:r>
-          </w:p>
-        </w:tc>
-        <w:tc>
-          <w:tcPr/>
-          <w:p>
-            <w:pPr>
-              <w:pStyle w:val="Compact"/>
-              <w:jc w:val="left"/>
-            </w:pPr>
-            <w:r>
-              <w:t xml:space="preserve">75–80%</w:t>
-            </w:r>
-          </w:p>
-        </w:tc>
-        <w:tc>
-          <w:tcPr/>
-          <w:p>
-            <w:pPr>
-              <w:pStyle w:val="Compact"/>
-              <w:jc w:val="left"/>
-            </w:pPr>
-            <w:r>
-              <w:t xml:space="preserve">5,4–5,8 mi</w:t>
-            </w:r>
-          </w:p>
-        </w:tc>
-        <w:tc>
-          <w:tcPr/>
-          <w:p>
-            <w:pPr>
-              <w:pStyle w:val="Compact"/>
-              <w:jc w:val="left"/>
-            </w:pPr>
-            <w:r>
-              <w:t xml:space="preserve">1,9–2,0 mi</w:t>
-            </w:r>
-          </w:p>
-        </w:tc>
-        <w:tc>
-          <w:tcPr/>
-          <w:p>
-            <w:pPr>
-              <w:pStyle w:val="Compact"/>
-              <w:jc w:val="left"/>
-            </w:pPr>
-            <w:r>
-              <w:t xml:space="preserve">0,62 mi</w:t>
-            </w:r>
-          </w:p>
-        </w:tc>
-        <w:tc>
-          <w:tcPr/>
-          <w:p>
-            <w:pPr>
-              <w:pStyle w:val="Compact"/>
-              <w:jc w:val="left"/>
-            </w:pPr>
-            <w:r>
-              <w:t xml:space="preserve">≈1,3–1,4 mi</w:t>
+              <w:t xml:space="preserve">~R$ 5,0 milhões em 10 anos (≈R$ 60 mil/mês)</w:t>
+            </w:r>
+          </w:p>
+        </w:tc>
+        <w:tc>
+          <w:tcPr/>
+          <w:p>
+            <w:pPr>
+              <w:pStyle w:val="Compact"/>
+              <w:jc w:val="left"/>
+            </w:pPr>
+            <w:r>
+              <w:t xml:space="preserve">R$ 720 mil</w:t>
+            </w:r>
+          </w:p>
+        </w:tc>
+        <w:tc>
+          <w:tcPr/>
+          <w:p>
+            <w:pPr>
+              <w:pStyle w:val="Compact"/>
+              <w:jc w:val="left"/>
+            </w:pPr>
+            <w:r>
+              <w:t xml:space="preserve">1,13× — apertado</w:t>
             </w:r>
           </w:p>
         </w:tc>
@@ -12223,67 +13616,43 @@
               <w:jc w:val="left"/>
             </w:pPr>
             <w:r>
-              <w:t xml:space="preserve">Potencial 1 turno pleno</w:t>
-            </w:r>
-          </w:p>
-        </w:tc>
-        <w:tc>
-          <w:tcPr/>
-          <w:p>
-            <w:pPr>
-              <w:pStyle w:val="Compact"/>
-              <w:jc w:val="left"/>
-            </w:pPr>
-            <w:r>
-              <w:t xml:space="preserve">95%</w:t>
-            </w:r>
-          </w:p>
-        </w:tc>
-        <w:tc>
-          <w:tcPr/>
-          <w:p>
-            <w:pPr>
-              <w:pStyle w:val="Compact"/>
-              <w:jc w:val="left"/>
-            </w:pPr>
-            <w:r>
-              <w:t xml:space="preserve">6,9 mi</w:t>
-            </w:r>
-          </w:p>
-        </w:tc>
-        <w:tc>
-          <w:tcPr/>
-          <w:p>
-            <w:pPr>
-              <w:pStyle w:val="Compact"/>
-              <w:jc w:val="left"/>
-            </w:pPr>
-            <w:r>
-              <w:t xml:space="preserve">2,4 mi</w:t>
-            </w:r>
-          </w:p>
-        </w:tc>
-        <w:tc>
-          <w:tcPr/>
-          <w:p>
-            <w:pPr>
-              <w:pStyle w:val="Compact"/>
-              <w:jc w:val="left"/>
-            </w:pPr>
-            <w:r>
-              <w:t xml:space="preserve">0,62 mi</w:t>
-            </w:r>
-          </w:p>
-        </w:tc>
-        <w:tc>
-          <w:tcPr/>
-          <w:p>
-            <w:pPr>
-              <w:pStyle w:val="Compact"/>
-              <w:jc w:val="left"/>
-            </w:pPr>
-            <w:r>
-              <w:t xml:space="preserve">≈1,8 mi</w:t>
+              <w:rPr>
+                <w:bCs/>
+                <w:b/>
+              </w:rPr>
+              <w:t xml:space="preserve">~R$ 4,0–4,5 milhões em 12 anos (≈R$ 46–50 mil/mês)</w:t>
+            </w:r>
+          </w:p>
+        </w:tc>
+        <w:tc>
+          <w:tcPr/>
+          <w:p>
+            <w:pPr>
+              <w:pStyle w:val="Compact"/>
+              <w:jc w:val="left"/>
+            </w:pPr>
+            <w:r>
+              <w:rPr>
+                <w:bCs/>
+                <w:b/>
+              </w:rPr>
+              <w:t xml:space="preserve">R$ 552–600 mil</w:t>
+            </w:r>
+          </w:p>
+        </w:tc>
+        <w:tc>
+          <w:tcPr/>
+          <w:p>
+            <w:pPr>
+              <w:pStyle w:val="Compact"/>
+              <w:jc w:val="left"/>
+            </w:pPr>
+            <w:r>
+              <w:rPr>
+                <w:bCs/>
+                <w:b/>
+              </w:rPr>
+              <w:t xml:space="preserve">1,36–1,47× — adequado</w:t>
             </w:r>
           </w:p>
         </w:tc>
@@ -12294,11 +13663,20 @@
         <w:pStyle w:val="BodyText"/>
       </w:pPr>
       <w:r>
-        <w:rPr>
-          <w:iCs/>
-          <w:i/>
-        </w:rPr>
-        <w:t xml:space="preserve">Todas as linhas aplicam o percentual de utilização sobre a mesma base — receita plena de 1 turno de R$ 7,24 milhões derivada do mix (§5.4 e Apêndice A) — com margem de contribuição de 35% e custos fixos constantes de R$ 52 mil/mês (crescimentos reais de fixos tendem a ser diluídos pela inflação repassada aos preços).</w:t>
+        <w:t xml:space="preserve">A recomendação ao módulo financeiro do projeto é, portanto,</w:t>
+      </w:r>
+      <w:r>
+        <w:t xml:space="preserve"> </w:t>
+      </w:r>
+      <w:r>
+        <w:rPr>
+          <w:bCs/>
+          <w:b/>
+        </w:rPr>
+        <w:t xml:space="preserve">prazo de 12 anos e financiamento de até ~R$ 4,5 milhões</w:t>
+      </w:r>
+      <w:r>
+        <w:t xml:space="preserve">, com a contrapartida própria reforçada (o capital subscrito de R$ 7,5 milhões comporta) — além da carência típica do FNE cobrindo o ramp-up do ano 1 e do bônus de adimplência dando folga adicional à cobertura.</w:t>
       </w:r>
     </w:p>
     <w:p>
@@ -12306,23 +13684,33 @@
         <w:pStyle w:val="BodyText"/>
       </w:pPr>
       <w:r>
-        <w:t xml:space="preserve">Com EBITDA de regime de R$ 1,3–1,4 milhão/ano, o projeto de ~R$ 7 milhões apresenta</w:t>
-      </w:r>
-      <w:r>
-        <w:t xml:space="preserve"> </w:t>
-      </w:r>
-      <w:r>
-        <w:rPr>
-          <w:bCs/>
-          <w:b/>
-        </w:rPr>
-        <w:t xml:space="preserve">payback bruto de 5 a 6 anos</w:t>
-      </w:r>
-      <w:r>
-        <w:t xml:space="preserve"> </w:t>
-      </w:r>
-      <w:r>
-        <w:t xml:space="preserve">(4 a 5 anos considerando o subsídio implícito do FNE e a alavancagem fiscal do Simples/da depreciação) — perfil típico e saudável de indústria de materiais básicos, compatível com os prazos longos (8–12 anos) e carência do crédito FNE industrial [124].</w:t>
+        <w:rPr>
+          <w:bCs/>
+          <w:b/>
+        </w:rPr>
+        <w:t xml:space="preserve">Payback e horizonte.</w:t>
+      </w:r>
+      <w:r>
+        <w:t xml:space="preserve"> </w:t>
+      </w:r>
+      <w:r>
+        <w:t xml:space="preserve">No teto EPP, o payback bruto do investimento total (~R$ 7,4 milhões) é de</w:t>
+      </w:r>
+      <w:r>
+        <w:t xml:space="preserve"> </w:t>
+      </w:r>
+      <w:r>
+        <w:rPr>
+          <w:bCs/>
+          <w:b/>
+        </w:rPr>
+        <w:t xml:space="preserve">~9 anos</w:t>
+      </w:r>
+      <w:r>
+        <w:t xml:space="preserve"> </w:t>
+      </w:r>
+      <w:r>
+        <w:t xml:space="preserve">— deliberadamente alongado pela opção de permanecer pequena empresa, e compatível com o prazo de 10–12 anos do crédito FNE industrial [124]. As alavancas documentadas para encurtá-lo, quando o investidor decidir: enriquecer o mix dentro do teto (mais estrutural e paver elevam a margem média), otimizar o regime tributário (qualquer carga abaixo dos 15% premissados vira margem) e, a partir do ano 5, romper o teto EPP como decisão consciente de porte — a capacidade instalada já está paga e pronta.</w:t>
       </w:r>
     </w:p>
     <w:p>
@@ -12337,11 +13725,11 @@
         <w:t xml:space="preserve">Capital de giro</w:t>
       </w:r>
       <w:r>
-        <w:t xml:space="preserve">: o ciclo financeiro estimado é de 45–60 dias (estoque de insumos ~15 dias + estoque de produto ~30 dias + prazo médio de recebimento 21–28 dias – prazo de fornecedores ~14 dias). Em regime, isso imobiliza R$ 550–750 mil — daí a reserva de R$ 700–900 mil no funding, o item cuja falta mata a maioria das indústrias novas do setor [126][127].</w:t>
-      </w:r>
-    </w:p>
-    <w:bookmarkEnd w:id="84"/>
-    <w:bookmarkStart w:id="85" w:name="X4d772c0376cf09e9338e5255a94a19511aa287b"/>
+        <w:t xml:space="preserve">: o ciclo financeiro estimado é de 45–60 dias (estoque de insumos ~15 dias + estoque de produto ~30 dias + prazo médio de recebimento 21–28 dias – prazo de fornecedores ~14 dias). Em regime (teto EPP), isso imobiliza R$ 450–650 mil — daí a reserva de R$ 700–900 mil no funding, já com folga,, o item cuja falta mata a maioria das indústrias novas do setor [126][127].</w:t>
+      </w:r>
+    </w:p>
+    <w:bookmarkEnd w:id="85"/>
+    <w:bookmarkStart w:id="86" w:name="X4d772c0376cf09e9338e5255a94a19511aa287b"/>
     <w:p>
       <w:pPr>
         <w:pStyle w:val="Heading2"/>
@@ -12423,9 +13811,9 @@
         </w:pict>
       </w:r>
     </w:p>
-    <w:bookmarkEnd w:id="85"/>
     <w:bookmarkEnd w:id="86"/>
-    <w:bookmarkStart w:id="91" w:name="X0efee1bd1288320288ac5618128c3c4b33aa500"/>
+    <w:bookmarkEnd w:id="87"/>
+    <w:bookmarkStart w:id="92" w:name="X0efee1bd1288320288ac5618128c3c4b33aa500"/>
     <w:p>
       <w:pPr>
         <w:pStyle w:val="Heading1"/>
@@ -12442,7 +13830,7 @@
         <w:t xml:space="preserve">Este capítulo condensa, em formato operacional, o que a experiência do setor ensina. A estatística é dura — 27,3% das indústrias de transformação brasileiras fecham em até 5 anos [126][127] — mas as causas são conhecidas e evitáveis: vender mal (não falta de produção), capital de giro curto, custo sem controle e qualidade irregular. O antídoto é gestão por números.</w:t>
       </w:r>
     </w:p>
-    <w:bookmarkStart w:id="87" w:name="X52fab66a7d5aef6c9802eadf5449d4720ecf730"/>
+    <w:bookmarkStart w:id="88" w:name="X52fab66a7d5aef6c9802eadf5449d4720ecf730"/>
     <w:p>
       <w:pPr>
         <w:pStyle w:val="Heading2"/>
@@ -13074,7 +14462,7 @@
               <w:jc w:val="left"/>
             </w:pPr>
             <w:r>
-              <w:t xml:space="preserve">≥35%</w:t>
+              <w:t xml:space="preserve">≥30% (derivada: 31,2% — §13.2)</w:t>
             </w:r>
           </w:p>
         </w:tc>
@@ -13291,6 +14679,56 @@
           </w:p>
         </w:tc>
       </w:tr>
+      <w:tr>
+        <w:tc>
+          <w:tcPr/>
+          <w:p>
+            <w:pPr>
+              <w:pStyle w:val="Compact"/>
+              <w:jc w:val="left"/>
+            </w:pPr>
+            <w:r>
+              <w:t xml:space="preserve">13</w:t>
+            </w:r>
+          </w:p>
+        </w:tc>
+        <w:tc>
+          <w:tcPr/>
+          <w:p>
+            <w:pPr>
+              <w:pStyle w:val="Compact"/>
+              <w:jc w:val="left"/>
+            </w:pPr>
+            <w:r>
+              <w:t xml:space="preserve">Receita bruta acumulada 12 meses (RBT12)</w:t>
+            </w:r>
+          </w:p>
+        </w:tc>
+        <w:tc>
+          <w:tcPr/>
+          <w:p>
+            <w:pPr>
+              <w:pStyle w:val="Compact"/>
+              <w:jc w:val="left"/>
+            </w:pPr>
+            <w:r>
+              <w:t xml:space="preserve">≤ R$ 4,8 milhões (teto EPP — decisão de romper é societária, não acidental)</w:t>
+            </w:r>
+          </w:p>
+        </w:tc>
+        <w:tc>
+          <w:tcPr/>
+          <w:p>
+            <w:pPr>
+              <w:pStyle w:val="Compact"/>
+              <w:jc w:val="left"/>
+            </w:pPr>
+            <w:r>
+              <w:t xml:space="preserve">Mensal</w:t>
+            </w:r>
+          </w:p>
+        </w:tc>
+      </w:tr>
     </w:tbl>
     <w:p>
       <w:pPr>
@@ -13348,8 +14786,8 @@
         <w:t xml:space="preserve">com o contador (DRE gerencial simplificada por produto). O supervisório da XP350 registra automaticamente boa parte dos dados de processo — usar os relatórios da máquina, não anotações soltas.</w:t>
       </w:r>
     </w:p>
-    <w:bookmarkEnd w:id="87"/>
-    <w:bookmarkStart w:id="88" w:name="Xb0328725d60b1d0de21f397f77c335962f9d9b0"/>
+    <w:bookmarkEnd w:id="88"/>
+    <w:bookmarkStart w:id="89" w:name="Xb0328725d60b1d0de21f397f77c335962f9d9b0"/>
     <w:p>
       <w:pPr>
         <w:pStyle w:val="Heading2"/>
@@ -13484,8 +14922,8 @@
         <w:t xml:space="preserve">15. Revisar este estudo com dados reais após 6 meses de operação (orçado × realizado).</w:t>
       </w:r>
     </w:p>
-    <w:bookmarkEnd w:id="88"/>
-    <w:bookmarkStart w:id="89" w:name="X5a50a08bb7a1df214569433d0a00e78c39311b3"/>
+    <w:bookmarkEnd w:id="89"/>
+    <w:bookmarkStart w:id="90" w:name="X5a50a08bb7a1df214569433d0a00e78c39311b3"/>
     <w:p>
       <w:pPr>
         <w:pStyle w:val="Heading2"/>
@@ -13688,8 +15126,8 @@
         <w:t xml:space="preserve">→ a linha única (risco nº 5 da matriz) exige plano semanal de lubrificação e inspeção — está no manual Gervasi; cumpre-se com checklist assinado.</w:t>
       </w:r>
     </w:p>
-    <w:bookmarkEnd w:id="89"/>
-    <w:bookmarkStart w:id="90" w:name="glossário-do-ramo-para-o-investidor"/>
+    <w:bookmarkEnd w:id="90"/>
+    <w:bookmarkStart w:id="91" w:name="glossário-do-ramo-para-o-investidor"/>
     <w:p>
       <w:pPr>
         <w:pStyle w:val="Heading2"/>
@@ -14045,9 +15483,9 @@
         </w:pict>
       </w:r>
     </w:p>
-    <w:bookmarkEnd w:id="90"/>
     <w:bookmarkEnd w:id="91"/>
-    <w:bookmarkStart w:id="94" w:name="X4abcdf0390f8d2eace873147f0e36965b936881"/>
+    <w:bookmarkEnd w:id="92"/>
+    <w:bookmarkStart w:id="95" w:name="X4abcdf0390f8d2eace873147f0e36965b936881"/>
     <w:p>
       <w:pPr>
         <w:pStyle w:val="Heading1"/>
@@ -14056,7 +15494,7 @@
         <w:t xml:space="preserve">15. CONCLUSÃO E PARECER DE VIABILIDADE MERCADOLÓGICA</w:t>
       </w:r>
     </w:p>
-    <w:bookmarkStart w:id="92" w:name="síntese-dos-achados"/>
+    <w:bookmarkStart w:id="93" w:name="síntese-dos-achados"/>
     <w:p>
       <w:pPr>
         <w:pStyle w:val="Heading2"/>
@@ -14157,7 +15595,23 @@
         <w:t xml:space="preserve">Economia do negócio</w:t>
       </w:r>
       <w:r>
-        <w:t xml:space="preserve">: ponto de equilíbrio operacional em ~25% da capacidade de 1 turno; EBITDA de regime estimado em R$ 1,3–1,4 milhão/ano; investimento total de ~R$ 6,6–8,2 milhões compatível com o capital subscrito de R$ 7,5 milhões e com funding FNE (a área legal da Sudene abrange 31 municípios do norte do ES — LC nº 185/2021 —, incluindo todos os nove da área de influência; indústria é setor prioritário no FNE 2026 de R$ 52,6 bilhões, com R$ 1,3 bilhão para o ES).</w:t>
+        <w:t xml:space="preserve">: plano-base limitado ao teto de pequena empresa (R$ 4,79 milhões/ano — LC 123), vendendo ~988 mil blocos + 21 mil m² de paver com</w:t>
+      </w:r>
+      <w:r>
+        <w:t xml:space="preserve"> </w:t>
+      </w:r>
+      <w:r>
+        <w:rPr>
+          <w:bCs/>
+          <w:b/>
+        </w:rPr>
+        <w:t xml:space="preserve">83% da capacidade efetiva</w:t>
+      </w:r>
+      <w:r>
+        <w:t xml:space="preserve"> </w:t>
+      </w:r>
+      <w:r>
+        <w:t xml:space="preserve">(que desconta feriados, manutenção e paradas — OEE implícito de 76%); ponto de equilíbrio em 36% da capacidade efetiva; EBITDA de regime de ~R$ 813 mil/ano; DSCR de 1,36–1,47× com dívida FNE de ~R$ 4,0–4,5 milhões em 12 anos; investimento total de ~R$ 6,6–8,2 milhões compatível com o capital subscrito de R$ 7,5 milhões (a área legal da Sudene abrange 31 municípios do norte do ES — LC nº 185/2021 —, incluindo todos os nove da área de influência; indústria é setor prioritário no FNE 2026 de R$ 52,6 bilhões, com R$ 1,3 bilhão para o ES).</w:t>
       </w:r>
     </w:p>
     <w:p>
@@ -14179,8 +15633,8 @@
         <w:t xml:space="preserve">: reais e mapeados (17 riscos na matriz) — os críticos são de execução (ramp-up comercial, CAPEX complementar, prazo de implantação), não de mercado; todos com mitigadores definidos.</w:t>
       </w:r>
     </w:p>
-    <w:bookmarkEnd w:id="92"/>
-    <w:bookmarkStart w:id="93" w:name="parecer"/>
+    <w:bookmarkEnd w:id="93"/>
+    <w:bookmarkStart w:id="94" w:name="parecer"/>
     <w:p>
       <w:pPr>
         <w:pStyle w:val="Heading2"/>
@@ -14204,7 +15658,7 @@
         <w:t xml:space="preserve"> </w:t>
       </w:r>
       <w:r>
-        <w:t xml:space="preserve">A demanda regional absorve com folga o ramp-up projetado (shares de 12–27% do mercado endereçável nos anos 1–2) e comporta o regime de cruzeiro (~22–36%) na condição de execução da estratégia comercial — ancoragem em licitações e atas municipais, rede de 8–12 revendas, 2–3 contas B2B estruturantes e balcão de fábrica. O projeto deve ser dimensionado financeiramente para pagar-se com 1 turno, tratando o 2º turno como opção de crescimento, e condicionado às providências de implantação listadas no plano de ação (licença ambiental, energia, galpão, bandejas e pré-venda iniciados de imediato).</w:t>
+        <w:t xml:space="preserve">A demanda regional absorve com folga o ramp-up projetado (shares de 10–18% do mercado endereçável no ano 1) e comporta o regime de cruzeiro no teto EPP (~19–30% do SAM, com o mix espelhando a absorção do mercado) na condição de execução da estratégia comercial — ancoragem em licitações e atas municipais, rede de 8–12 revendas, 2–3 contas B2B estruturantes e balcão de fábrica. O projeto paga-se dentro do plano-base de pequena empresa — vendendo menos do que fabrica, com folga operacional documentada —, tratando o 2º turno e o rompimento do teto EPP como opções futuras de crescimento, e condicionado às providências de implantação listadas no plano de ação (licença ambiental, energia, galpão, bandejas e pré-venda iniciados de imediato).</w:t>
       </w:r>
     </w:p>
     <w:p>
@@ -14240,9 +15694,9 @@
         </w:pict>
       </w:r>
     </w:p>
-    <w:bookmarkEnd w:id="93"/>
     <w:bookmarkEnd w:id="94"/>
-    <w:bookmarkStart w:id="95" w:name="referências"/>
+    <w:bookmarkEnd w:id="95"/>
+    <w:bookmarkStart w:id="96" w:name="referências"/>
     <w:p>
       <w:pPr>
         <w:pStyle w:val="Heading1"/>
@@ -15353,6 +16807,70 @@
       </w:pPr>
       <w:r>
         <w:t xml:space="preserve">[138] Cimento.Org — Cimento no Brasil (consumo per capita de cimento ~280 kg/habitante). Disponível em: https://cimento.org/cimento-no-brasil/ . Acesso em: 16/08/2026.</w:t>
+      </w:r>
+    </w:p>
+    <w:p>
+      <w:pPr>
+        <w:pStyle w:val="BodyText"/>
+      </w:pPr>
+      <w:r>
+        <w:t xml:space="preserve">[139] Presidência da República — Lei Complementar nº 123/2006, art. 3º, II (empresa de pequeno porte: receita bruta anual até R$ 4.800.000,00, redação da LC nº 155/2016). Disponível em: https://www.planalto.gov.br/ccivil_03/leis/lcp/lcp123.htm . Acesso em: 16/08/2026.</w:t>
+      </w:r>
+    </w:p>
+    <w:p>
+      <w:pPr>
+        <w:pStyle w:val="BodyText"/>
+      </w:pPr>
+      <w:r>
+        <w:t xml:space="preserve">[140] Contabilizei — Anexo II do Simples Nacional (indústria): tabela de alíquotas de 4,5% a 30% e parcelas a deduzir até R$ 720 mil. Disponível em: https://www.contabilizei.com.br/contabilidade-online/anexo-2-simples-nacional/ . Acesso em: 16/08/2026.</w:t>
+      </w:r>
+    </w:p>
+    <w:p>
+      <w:pPr>
+        <w:pStyle w:val="BodyText"/>
+      </w:pPr>
+      <w:r>
+        <w:t xml:space="preserve">[141] Dias-Uteis.com — Dias úteis no ano de 2027 no Brasil (252 dias úteis, feriados nacionais). Disponível em: https://www.dias-uteis.com/EN/quantos_dias_uteis_no_ano_2027_Feriados_nacionais.htm . Acesso em: 16/08/2026.</w:t>
+      </w:r>
+    </w:p>
+    <w:p>
+      <w:pPr>
+        <w:pStyle w:val="BodyText"/>
+      </w:pPr>
+      <w:r>
+        <w:t xml:space="preserve">[142] Prefeitura de São Mateus — Feriados municipais (21/09, padroeiro e aniversário da cidade; 27/12, São Benedito). Disponível em: https://saomateus.es.gov.br/sao-mateus/feriados-municipais . Acesso em: 16/08/2026.</w:t>
+      </w:r>
+    </w:p>
+    <w:p>
+      <w:pPr>
+        <w:pStyle w:val="BodyText"/>
+      </w:pPr>
+      <w:r>
+        <w:t xml:space="preserve">[143] OEE.com.br — OEE Classe Mundial (OEE ≥85%; disponibilidade ≥90%; performance ≥95%; qualidade ≥99,9%). Disponível em: https://www.oee.com.br/oee-classe-mundial/ . Acesso em: 16/08/2026.</w:t>
+      </w:r>
+    </w:p>
+    <w:p>
+      <w:pPr>
+        <w:pStyle w:val="BodyText"/>
+      </w:pPr>
+      <w:r>
+        <w:t xml:space="preserve">[144] Vedois Tecnologia — Como atingir o OEE de 85% (média das indústrias brasileiras ~60%). Disponível em: https://vedois.com.br/site/como-atingir-o-oee-de-85/ . Acesso em: 16/08/2026.</w:t>
+      </w:r>
+    </w:p>
+    <w:p>
+      <w:pPr>
+        <w:pStyle w:val="BodyText"/>
+      </w:pPr>
+      <w:r>
+        <w:t xml:space="preserve">[145] Hiwston — Vibro prensa máquina de bloco (rotinas de limpeza e lubrificação por turno; manutenção periódica). Disponível em: https://www.hiwston.com.br/vibro-prensa-maquina-bloco . Acesso em: 16/08/2026.</w:t>
+      </w:r>
+    </w:p>
+    <w:p>
+      <w:pPr>
+        <w:pStyle w:val="BodyText"/>
+      </w:pPr>
+      <w:r>
+        <w:t xml:space="preserve">[146] Mapa da Obra (Votorantim) — Limpeza e manutenção de máquinas é essencial (inspeção e limpeza regulares de molde, vibração e hidráulica). Disponível em: https://www.mapadaobra.com.br/capacitacao/limpeza-e-manutencao-de-equipamentos-e-essencial/ . Acesso em: 16/08/2026.</w:t>
       </w:r>
     </w:p>
     <w:p>
@@ -15377,14 +16895,14 @@
         <w:t xml:space="preserve">.es.gov.br, portais de notícias e diretórios empresariais); nesses casos, os dados citados provêm dos resultados indexados da busca e a URL é fornecida para verificação direta pelo leitor.*</w:t>
       </w:r>
     </w:p>
-    <w:bookmarkEnd w:id="95"/>
-    <w:bookmarkStart w:id="105" w:name="X52c0335ee51752016401bccd7a1480d6a0d9533"/>
+    <w:bookmarkEnd w:id="96"/>
+    <w:bookmarkStart w:id="106" w:name="X37838b878181cdac4c222c391489eab28d4c0dc"/>
     <w:p>
       <w:pPr>
         <w:pStyle w:val="Heading1"/>
       </w:pPr>
       <w:r>
-        <w:t xml:space="preserve">APÊNDICE A — MEMÓRIA DE CÁLCULO (recalculada por script em 16/08/2026)</w:t>
+        <w:t xml:space="preserve">APÊNDICE A — MEMÓRIA DE CÁLCULO (v3, recalculada por script em 16/08/2026)</w:t>
       </w:r>
     </w:p>
     <w:p>
@@ -15396,16 +16914,16 @@
           <w:iCs/>
           <w:i/>
         </w:rPr>
-        <w:t xml:space="preserve">Cada número derivado do estudo, com fórmula, entradas e fonte. Recalculado por script em 16/08/2026.</w:t>
-      </w:r>
-    </w:p>
-    <w:bookmarkStart w:id="96" w:name="Xba9bfe69ca3cbbefd5160f64c4d6b954dca7d84"/>
+        <w:t xml:space="preserve">Cada número derivado do estudo, com fórmula, entradas e fonte. Recalculado por script em 16/08/2026. Plano-base limitado a R$ 4,8 milhões/ano (enquadramento EPP — LC 123/2006, art. 3º, II [139]).</w:t>
+      </w:r>
+    </w:p>
+    <w:bookmarkStart w:id="97" w:name="Xeb63bef50c446fc171fc7dd42718c69f0ac2b36"/>
     <w:p>
       <w:pPr>
         <w:pStyle w:val="Heading2"/>
       </w:pPr>
       <w:r>
-        <w:t xml:space="preserve">1. Capacidade de produção (base: proposta Gervasi REV00, turno 8h, fator 90%)</w:t>
+        <w:t xml:space="preserve">1. Passo 1 — Capacidade máxima de cada produto (dedicação exclusiva; proposta Gervasi, turno 8h, fator 90%)</w:t>
       </w:r>
     </w:p>
     <w:p>
@@ -15417,20 +16935,7 @@
         <w:pStyle w:val="Compact"/>
       </w:pPr>
       <w:r>
-        <w:t xml:space="preserve">Bloco 14×19×39: 7.020/turno × 22 dias =</w:t>
-      </w:r>
-      <w:r>
-        <w:t xml:space="preserve"> </w:t>
-      </w:r>
-      <w:r>
-        <w:rPr>
-          <w:bCs/>
-          <w:b/>
-        </w:rPr>
-        <w:t xml:space="preserve">154.440/mês</w:t>
-      </w:r>
-      <w:r>
-        <w:t xml:space="preserve">; × 12 =</w:t>
+        <w:t xml:space="preserve">Bloco 14×19×39: 7.020/turno → nominal-calendário (264 dias):</w:t>
       </w:r>
       <w:r>
         <w:t xml:space="preserve"> </w:t>
@@ -15441,12 +16946,6 @@
           <w:b/>
         </w:rPr>
         <w:t xml:space="preserve">1.853.280/ano</w:t>
-      </w:r>
-      <w:r>
-        <w:t xml:space="preserve"> </w:t>
-      </w:r>
-      <w:r>
-        <w:t xml:space="preserve">(1 turno); 2 turnos = 3.706.560</w:t>
       </w:r>
     </w:p>
     <w:p>
@@ -15458,20 +16957,7 @@
         <w:pStyle w:val="Compact"/>
       </w:pPr>
       <w:r>
-        <w:t xml:space="preserve">Bloco 9×19×39: 10.530/turno × 22 dias =</w:t>
-      </w:r>
-      <w:r>
-        <w:t xml:space="preserve"> </w:t>
-      </w:r>
-      <w:r>
-        <w:rPr>
-          <w:bCs/>
-          <w:b/>
-        </w:rPr>
-        <w:t xml:space="preserve">231.660/mês</w:t>
-      </w:r>
-      <w:r>
-        <w:t xml:space="preserve">; × 12 =</w:t>
+        <w:t xml:space="preserve">Bloco 9×19×39: 10.530/turno → nominal-calendário (264 dias):</w:t>
       </w:r>
       <w:r>
         <w:t xml:space="preserve"> </w:t>
@@ -15482,12 +16968,6 @@
           <w:b/>
         </w:rPr>
         <w:t xml:space="preserve">2.779.920/ano</w:t>
-      </w:r>
-      <w:r>
-        <w:t xml:space="preserve"> </w:t>
-      </w:r>
-      <w:r>
-        <w:t xml:space="preserve">(1 turno); 2 turnos = 5.559.840</w:t>
       </w:r>
     </w:p>
     <w:p>
@@ -15499,20 +16979,7 @@
         <w:pStyle w:val="Compact"/>
       </w:pPr>
       <w:r>
-        <w:t xml:space="preserve">Bloco 19×19×39: 5.265/turno × 22 dias =</w:t>
-      </w:r>
-      <w:r>
-        <w:t xml:space="preserve"> </w:t>
-      </w:r>
-      <w:r>
-        <w:rPr>
-          <w:bCs/>
-          <w:b/>
-        </w:rPr>
-        <w:t xml:space="preserve">115.830/mês</w:t>
-      </w:r>
-      <w:r>
-        <w:t xml:space="preserve">; × 12 =</w:t>
+        <w:t xml:space="preserve">Bloco 19×19×39: 5.265/turno → nominal-calendário (264 dias):</w:t>
       </w:r>
       <w:r>
         <w:t xml:space="preserve"> </w:t>
@@ -15523,12 +16990,6 @@
           <w:b/>
         </w:rPr>
         <w:t xml:space="preserve">1.389.960/ano</w:t>
-      </w:r>
-      <w:r>
-        <w:t xml:space="preserve"> </w:t>
-      </w:r>
-      <w:r>
-        <w:t xml:space="preserve">(1 turno); 2 turnos = 2.779.920</w:t>
       </w:r>
     </w:p>
     <w:p>
@@ -15540,20 +17001,7 @@
         <w:pStyle w:val="Compact"/>
       </w:pPr>
       <w:r>
-        <w:t xml:space="preserve">Paver H6 (m²): 530/turno × 22 dias =</w:t>
-      </w:r>
-      <w:r>
-        <w:t xml:space="preserve"> </w:t>
-      </w:r>
-      <w:r>
-        <w:rPr>
-          <w:bCs/>
-          <w:b/>
-        </w:rPr>
-        <w:t xml:space="preserve">11.660/mês</w:t>
-      </w:r>
-      <w:r>
-        <w:t xml:space="preserve">; × 12 =</w:t>
+        <w:t xml:space="preserve">Paver H6 (m²): 530/turno → nominal-calendário (264 dias):</w:t>
       </w:r>
       <w:r>
         <w:t xml:space="preserve"> </w:t>
@@ -15565,49 +17013,15 @@
         </w:rPr>
         <w:t xml:space="preserve">139.920/ano</w:t>
       </w:r>
-      <w:r>
-        <w:t xml:space="preserve"> </w:t>
-      </w:r>
-      <w:r>
-        <w:t xml:space="preserve">(1 turno); 2 turnos = 279.840</w:t>
-      </w:r>
-    </w:p>
-    <w:p>
-      <w:pPr>
-        <w:numPr>
-          <w:ilvl w:val="0"/>
-          <w:numId w:val="1022"/>
-        </w:numPr>
-        <w:pStyle w:val="Compact"/>
-      </w:pPr>
-      <w:r>
-        <w:t xml:space="preserve">Paver por hora: 530 m² ÷ 7,2 h efetivas (8h × 90%) =</w:t>
-      </w:r>
-      <w:r>
-        <w:t xml:space="preserve"> </w:t>
-      </w:r>
-      <w:r>
-        <w:rPr>
-          <w:bCs/>
-          <w:b/>
-        </w:rPr>
-        <w:t xml:space="preserve">73,6 m²/h</w:t>
-      </w:r>
-      <w:r>
-        <w:t xml:space="preserve"> </w:t>
-      </w:r>
-      <w:r>
-        <w:t xml:space="preserve">(proposta traz dígitos comprimidos; derivação declarada no §3,3)</w:t>
-      </w:r>
-    </w:p>
-    <w:bookmarkEnd w:id="96"/>
-    <w:bookmarkStart w:id="97" w:name="consumos-e-autonomia"/>
+    </w:p>
+    <w:bookmarkEnd w:id="97"/>
+    <w:bookmarkStart w:id="98" w:name="consumos-e-autonomia-inalterado"/>
     <w:p>
       <w:pPr>
         <w:pStyle w:val="Heading2"/>
       </w:pPr>
       <w:r>
-        <w:t xml:space="preserve">2. Consumos e autonomia</w:t>
+        <w:t xml:space="preserve">2. Consumos e autonomia (inalterado)</w:t>
       </w:r>
     </w:p>
     <w:p>
@@ -15619,17 +17033,17 @@
         <w:pStyle w:val="Compact"/>
       </w:pPr>
       <w:r>
-        <w:t xml:space="preserve">Cimento: 1,00 kg/bloco (premissa; ref. WM Máquinas ~1,05, Gervasi economiza até 15%) × 7.020 =</w:t>
-      </w:r>
-      <w:r>
-        <w:t xml:space="preserve"> </w:t>
-      </w:r>
-      <w:r>
-        <w:rPr>
-          <w:bCs/>
-          <w:b/>
-        </w:rPr>
-        <w:t xml:space="preserve">7,02 t/dia</w:t>
+        <w:t xml:space="preserve">Cimento 1,00 kg/bloco × 7.020 = 7,02 t/dia · silo 90 t ÷ 7,02 =</w:t>
+      </w:r>
+      <w:r>
+        <w:t xml:space="preserve"> </w:t>
+      </w:r>
+      <w:r>
+        <w:rPr>
+          <w:bCs/>
+          <w:b/>
+        </w:rPr>
+        <w:t xml:space="preserve">12,8 dias úteis de autonomia</w:t>
       </w:r>
     </w:p>
     <w:p>
@@ -15641,34 +17055,6 @@
         <w:pStyle w:val="Compact"/>
       </w:pPr>
       <w:r>
-        <w:t xml:space="preserve">Autonomia do silo: 90 t ÷ 7,02 t/dia =</w:t>
-      </w:r>
-      <w:r>
-        <w:t xml:space="preserve"> </w:t>
-      </w:r>
-      <w:r>
-        <w:rPr>
-          <w:bCs/>
-          <w:b/>
-        </w:rPr>
-        <w:t xml:space="preserve">12,8 dias úteis</w:t>
-      </w:r>
-      <w:r>
-        <w:t xml:space="preserve"> </w:t>
-      </w:r>
-      <w:r>
-        <w:t xml:space="preserve">(≈13)</w:t>
-      </w:r>
-    </w:p>
-    <w:p>
-      <w:pPr>
-        <w:numPr>
-          <w:ilvl w:val="0"/>
-          <w:numId w:val="1023"/>
-        </w:numPr>
-        <w:pStyle w:val="Compact"/>
-      </w:pPr>
-      <w:r>
         <w:t xml:space="preserve">Concreto: 5,4 m³/h × 7,2 h =</w:t>
       </w:r>
       <w:r>
@@ -15688,14 +17074,14 @@
         <w:t xml:space="preserve">(bloco 14)</w:t>
       </w:r>
     </w:p>
-    <w:bookmarkEnd w:id="97"/>
-    <w:bookmarkStart w:id="98" w:name="Xb2eaa923cffbd5a06921c98d72c946581ce6436"/>
+    <w:bookmarkEnd w:id="98"/>
+    <w:bookmarkStart w:id="99" w:name="área-de-influência-ponderada-inalterada"/>
     <w:p>
       <w:pPr>
         <w:pStyle w:val="Heading2"/>
       </w:pPr>
       <w:r>
-        <w:t xml:space="preserve">3. Área de influência ponderada (Censo 2022; fatores por distância/concorrência)</w:t>
+        <w:t xml:space="preserve">3. Área de influência ponderada (inalterada)</w:t>
       </w:r>
     </w:p>
     <w:p>
@@ -15707,135 +17093,33 @@
         <w:pStyle w:val="Compact"/>
       </w:pPr>
       <w:r>
-        <w:t xml:space="preserve">São Mateus: 123.750 × 100% = 123.750</w:t>
-      </w:r>
-    </w:p>
-    <w:p>
-      <w:pPr>
-        <w:numPr>
-          <w:ilvl w:val="0"/>
-          <w:numId w:val="1024"/>
-        </w:numPr>
-        <w:pStyle w:val="Compact"/>
-      </w:pPr>
-      <w:r>
-        <w:t xml:space="preserve">Nova Venécia: 49.065 × 25% = 12.266</w:t>
-      </w:r>
-    </w:p>
-    <w:p>
-      <w:pPr>
-        <w:numPr>
-          <w:ilvl w:val="0"/>
-          <w:numId w:val="1024"/>
-        </w:numPr>
-        <w:pStyle w:val="Compact"/>
-      </w:pPr>
-      <w:r>
-        <w:t xml:space="preserve">Jaguaré: 28.931 × 25% = 7.233</w:t>
-      </w:r>
-    </w:p>
-    <w:p>
-      <w:pPr>
-        <w:numPr>
-          <w:ilvl w:val="0"/>
-          <w:numId w:val="1024"/>
-        </w:numPr>
-        <w:pStyle w:val="Compact"/>
-      </w:pPr>
-      <w:r>
-        <w:t xml:space="preserve">Vila Valério: 14.065 × 15% = 2.110</w:t>
-      </w:r>
-    </w:p>
-    <w:p>
-      <w:pPr>
-        <w:numPr>
-          <w:ilvl w:val="0"/>
-          <w:numId w:val="1024"/>
-        </w:numPr>
-        <w:pStyle w:val="Compact"/>
-      </w:pPr>
-      <w:r>
-        <w:t xml:space="preserve">Boa Esperança: 15.146 × 10% = 1.515</w:t>
-      </w:r>
-    </w:p>
-    <w:p>
-      <w:pPr>
-        <w:numPr>
-          <w:ilvl w:val="0"/>
-          <w:numId w:val="1024"/>
-        </w:numPr>
-        <w:pStyle w:val="Compact"/>
-      </w:pPr>
-      <w:r>
-        <w:t xml:space="preserve">São Gabriel da Palha: 39.085 × 5% = 1.954</w:t>
-      </w:r>
-    </w:p>
-    <w:p>
-      <w:pPr>
-        <w:numPr>
-          <w:ilvl w:val="0"/>
-          <w:numId w:val="1024"/>
-        </w:numPr>
-        <w:pStyle w:val="Compact"/>
-      </w:pPr>
-      <w:r>
-        <w:t xml:space="preserve">Conceição da Barra: 27.458 × 5% = 1.373</w:t>
-      </w:r>
-    </w:p>
-    <w:p>
-      <w:pPr>
-        <w:numPr>
-          <w:ilvl w:val="0"/>
-          <w:numId w:val="1024"/>
-        </w:numPr>
-        <w:pStyle w:val="Compact"/>
-      </w:pPr>
-      <w:r>
-        <w:t xml:space="preserve">Pedro Canário: 26.575 × 5% = 1.329</w:t>
-      </w:r>
-    </w:p>
-    <w:p>
-      <w:pPr>
-        <w:numPr>
-          <w:ilvl w:val="0"/>
-          <w:numId w:val="1024"/>
-        </w:numPr>
-        <w:pStyle w:val="Compact"/>
-      </w:pPr>
-      <w:r>
-        <w:t xml:space="preserve">Pinheiros: 27.601 × 5% = 1.380</w:t>
-      </w:r>
-    </w:p>
-    <w:p>
-      <w:pPr>
-        <w:numPr>
-          <w:ilvl w:val="0"/>
-          <w:numId w:val="1024"/>
-        </w:numPr>
-        <w:pStyle w:val="Compact"/>
-      </w:pPr>
-      <w:r>
-        <w:rPr>
-          <w:bCs/>
-          <w:b/>
-        </w:rPr>
-        <w:t xml:space="preserve">Total: 351.676 hab; ponderado = 152.909 ≈ 152,9 mil hab-equivalentes</w:t>
-      </w:r>
-      <w:r>
-        <w:t xml:space="preserve"> </w:t>
-      </w:r>
-      <w:r>
-        <w:t xml:space="preserve">(+23,6% sobre a sede)</w:t>
-      </w:r>
-    </w:p>
-    <w:bookmarkEnd w:id="98"/>
-    <w:bookmarkStart w:id="99" w:name="dimensionamento-da-demanda-1"/>
+        <w:t xml:space="preserve">Σ ponderada =</w:t>
+      </w:r>
+      <w:r>
+        <w:t xml:space="preserve"> </w:t>
+      </w:r>
+      <w:r>
+        <w:rPr>
+          <w:bCs/>
+          <w:b/>
+        </w:rPr>
+        <w:t xml:space="preserve">152.909 hab-eq</w:t>
+      </w:r>
+      <w:r>
+        <w:t xml:space="preserve"> </w:t>
+      </w:r>
+      <w:r>
+        <w:t xml:space="preserve">(tabela no §5,2); mercado: 4–6 mi blocos-eq + 70–150 mil m² paver/ano; SAM R$ 16–25 mi (§5,3 e seção 4 da memória v2)</w:t>
+      </w:r>
+    </w:p>
+    <w:bookmarkEnd w:id="99"/>
+    <w:bookmarkStart w:id="100" w:name="Xf2be243441af6bf3c3e07e1da501d3da9ada59f"/>
     <w:p>
       <w:pPr>
         <w:pStyle w:val="Heading2"/>
       </w:pPr>
       <w:r>
-        <w:t xml:space="preserve">4. Dimensionamento da demanda</w:t>
+        <w:t xml:space="preserve">4. Passo 2 — Mix de absorção do mercado e alocação das horas da planta na mesma proporção</w:t>
       </w:r>
     </w:p>
     <w:p>
@@ -15843,195 +17127,238 @@
         <w:pStyle w:val="FirstParagraph"/>
       </w:pPr>
       <w:r>
-        <w:rPr>
-          <w:bCs/>
-          <w:b/>
-        </w:rPr>
-        <w:t xml:space="preserve">Método B (principal, bottom-up):</w:t>
-      </w:r>
-      <w:r>
-        <w:t xml:space="preserve"> </w:t>
-      </w:r>
-      <w:r>
-        <w:t xml:space="preserve">- Habitação nova: 700–1.000 UH/ano (premissa: crescimento censitário de ~1,2 mil hab/ano em São Mateus + MCMV + déficit ~3 mil + loteamentos) × 2.200–3.000 blocos/UH (12,5 blocos/m² de parede [CCA]; casa 50–70 m² + muros) =</w:t>
-      </w:r>
-      <w:r>
-        <w:t xml:space="preserve"> </w:t>
-      </w:r>
-      <w:r>
-        <w:rPr>
-          <w:bCs/>
-          <w:b/>
-        </w:rPr>
-        <w:t xml:space="preserve">1,5–3,0 milhões de blocos/ano</w:t>
-      </w:r>
-      <w:r>
-        <w:t xml:space="preserve"> </w:t>
-      </w:r>
-      <w:r>
-        <w:t xml:space="preserve">- Muros/reformas/rural: ≥ habitação nova → +1,5–2,5 milhões (premissa setorial declarada)</w:t>
-      </w:r>
-      <w:r>
-        <w:t xml:space="preserve"> </w:t>
-      </w:r>
-      <w:r>
-        <w:t xml:space="preserve">- Pavimentação pública: 32 mil m² só no convênio SERD de São Mateus (26 ruas) + Jaguaré 13 ruas + SEAG fornece blocos no Calçamento Rural; anualizado (pacotes ÷ 2–3 anos) =</w:t>
-      </w:r>
-      <w:r>
-        <w:t xml:space="preserve"> </w:t>
-      </w:r>
-      <w:r>
-        <w:rPr>
-          <w:bCs/>
-          <w:b/>
-        </w:rPr>
-        <w:t xml:space="preserve">40–90 mil m²/ano</w:t>
-      </w:r>
-      <w:r>
-        <w:t xml:space="preserve"> </w:t>
-      </w:r>
-      <w:r>
-        <w:t xml:space="preserve">+ privado 20–40 mil m²</w:t>
-      </w:r>
-      <w:r>
-        <w:t xml:space="preserve"> </w:t>
-      </w:r>
-      <w:r>
-        <w:rPr>
-          <w:bCs/>
-          <w:b/>
-        </w:rPr>
-        <w:t xml:space="preserve">Método A (validação cruzada, top-down):</w:t>
-      </w:r>
-      <w:r>
-        <w:t xml:space="preserve"> </w:t>
-      </w:r>
-      <w:r>
-        <w:t xml:space="preserve">- Consumo de cimento na área: 152.909 hab-eq × 280 kg/hab/ano (SNIC/cimento.org, publicado) =</w:t>
-      </w:r>
-      <w:r>
-        <w:t xml:space="preserve"> </w:t>
-      </w:r>
-      <w:r>
-        <w:rPr>
-          <w:bCs/>
-          <w:b/>
-        </w:rPr>
-        <w:t xml:space="preserve">42.815 t/ano</w:t>
-      </w:r>
-      <w:r>
-        <w:t xml:space="preserve"> </w:t>
-      </w:r>
-      <w:r>
-        <w:t xml:space="preserve">- Premissa artefatos 8% do cimento → 3.425 t → ≈</w:t>
-      </w:r>
-      <w:r>
-        <w:t xml:space="preserve"> </w:t>
-      </w:r>
-      <w:r>
-        <w:rPr>
-          <w:bCs/>
-          <w:b/>
-        </w:rPr>
-        <w:t xml:space="preserve">3,4 milhões de blocos-eq/ano</w:t>
-      </w:r>
-      <w:r>
-        <w:t xml:space="preserve"> </w:t>
-      </w:r>
-      <w:r>
-        <w:t xml:space="preserve">(1,0 kg/bloco)</w:t>
-      </w:r>
-      <w:r>
-        <w:t xml:space="preserve"> </w:t>
-      </w:r>
-      <w:r>
-        <w:t xml:space="preserve">- Premissa artefatos 12% do cimento → 5.138 t → ≈</w:t>
-      </w:r>
-      <w:r>
-        <w:t xml:space="preserve"> </w:t>
-      </w:r>
-      <w:r>
-        <w:rPr>
-          <w:bCs/>
-          <w:b/>
-        </w:rPr>
-        <w:t xml:space="preserve">5,1 milhões de blocos-eq/ano</w:t>
-      </w:r>
-      <w:r>
-        <w:t xml:space="preserve"> </w:t>
-      </w:r>
-      <w:r>
-        <w:t xml:space="preserve">(1,0 kg/bloco)</w:t>
-      </w:r>
-      <w:r>
-        <w:t xml:space="preserve"> </w:t>
-      </w:r>
-      <w:r>
-        <w:t xml:space="preserve">- Premissa artefatos 15% do cimento → 6.422 t → ≈</w:t>
-      </w:r>
-      <w:r>
-        <w:t xml:space="preserve"> </w:t>
-      </w:r>
-      <w:r>
-        <w:rPr>
-          <w:bCs/>
-          <w:b/>
-        </w:rPr>
-        <w:t xml:space="preserve">6,4 milhões de blocos-eq/ano</w:t>
-      </w:r>
-      <w:r>
-        <w:t xml:space="preserve"> </w:t>
-      </w:r>
-      <w:r>
-        <w:t xml:space="preserve">(1,0 kg/bloco)</w:t>
-      </w:r>
-      <w:r>
-        <w:t xml:space="preserve"> </w:t>
-      </w:r>
-      <w:r>
-        <w:t xml:space="preserve">- Convergência A×B:</w:t>
-      </w:r>
-      <w:r>
-        <w:t xml:space="preserve"> </w:t>
-      </w:r>
-      <w:r>
-        <w:rPr>
-          <w:bCs/>
-          <w:b/>
-        </w:rPr>
-        <w:t xml:space="preserve">mercado de 4–6 milhões de blocos-eq + 70–150 mil m² de pavimentação/ano</w:t>
-      </w:r>
-      <w:r>
-        <w:t xml:space="preserve"> </w:t>
-      </w:r>
-      <w:r>
-        <w:t xml:space="preserve">- Valor do SAM: (4–6 mi blocos-eq × preço médio de fábrica ~R$ 3,00) + (70–150 mil m² × ~R$ 55) = R$ 15,8–26,2 mi →</w:t>
-      </w:r>
-      <w:r>
-        <w:t xml:space="preserve"> </w:t>
-      </w:r>
-      <w:r>
-        <w:rPr>
-          <w:bCs/>
-          <w:b/>
-        </w:rPr>
-        <w:t xml:space="preserve">faixa adotada R$ 16–25 mi/ano</w:t>
-      </w:r>
-      <w:r>
-        <w:t xml:space="preserve"> </w:t>
-      </w:r>
-      <w:r>
-        <w:t xml:space="preserve">(arredondamento conservador)</w:t>
-      </w:r>
-    </w:p>
-    <w:bookmarkEnd w:id="99"/>
-    <w:bookmarkStart w:id="100" w:name="Xbbaff5217245c5160a94944a44c37f220d8fdf9"/>
+        <w:t xml:space="preserve">Participação de cada família NO VALOR do mercado endereçável (premissas fundamentadas nos caps. 5–8):</w:t>
+      </w:r>
+      <w:r>
+        <w:t xml:space="preserve"> </w:t>
+      </w:r>
+      <w:r>
+        <w:t xml:space="preserve">- Paver: 70–150 mil m² × ~R$ 55 = R$ 3,9–8,3 mi = 24–33% do SAM de 16–25 mi →</w:t>
+      </w:r>
+      <w:r>
+        <w:t xml:space="preserve"> </w:t>
+      </w:r>
+      <w:r>
+        <w:rPr>
+          <w:bCs/>
+          <w:b/>
+        </w:rPr>
+        <w:t xml:space="preserve">25% (centro)</w:t>
+      </w:r>
+      <w:r>
+        <w:t xml:space="preserve"> </w:t>
+      </w:r>
+      <w:r>
+        <w:t xml:space="preserve">- Bloco estrutural + complementos: obras formais/MCMV (alvenaria estrutural dominante na habitação econômica) →</w:t>
+      </w:r>
+      <w:r>
+        <w:t xml:space="preserve"> </w:t>
+      </w:r>
+      <w:r>
+        <w:rPr>
+          <w:bCs/>
+          <w:b/>
+        </w:rPr>
+        <w:t xml:space="preserve">30%</w:t>
+      </w:r>
+      <w:r>
+        <w:t xml:space="preserve"> </w:t>
+      </w:r>
+      <w:r>
+        <w:t xml:space="preserve">(26% bloco 14 estrutural + 4% bloco 19/canaleta)</w:t>
+      </w:r>
+      <w:r>
+        <w:t xml:space="preserve"> </w:t>
+      </w:r>
+      <w:r>
+        <w:t xml:space="preserve">- Blocos de vedação: varejo/autoconstrução — canal dominante do interior (revendas, balcão, muros) →</w:t>
+      </w:r>
+      <w:r>
+        <w:t xml:space="preserve"> </w:t>
+      </w:r>
+      <w:r>
+        <w:rPr>
+          <w:bCs/>
+          <w:b/>
+        </w:rPr>
+        <w:t xml:space="preserve">45%</w:t>
+      </w:r>
+      <w:r>
+        <w:t xml:space="preserve"> </w:t>
+      </w:r>
+      <w:r>
+        <w:t xml:space="preserve">(36% bloco 14 + 9% bloco 9)</w:t>
+      </w:r>
+      <w:r>
+        <w:t xml:space="preserve"> </w:t>
+      </w:r>
+      <w:r>
+        <w:t xml:space="preserve">- R</w:t>
+      </w:r>
+      <m:oMath>
+        <m:r>
+          <m:rPr>
+            <m:sty m:val="p"/>
+          </m:rPr>
+          <m:t>/</m:t>
+        </m:r>
+        <m:r>
+          <m:t>d</m:t>
+        </m:r>
+        <m:r>
+          <m:t>i</m:t>
+        </m:r>
+        <m:r>
+          <m:t>a</m:t>
+        </m:r>
+        <m:r>
+          <m:t>d</m:t>
+        </m:r>
+        <m:r>
+          <m:t>e</m:t>
+        </m:r>
+        <m:r>
+          <m:t>p</m:t>
+        </m:r>
+        <m:r>
+          <m:t>r</m:t>
+        </m:r>
+        <m:r>
+          <m:t>o</m:t>
+        </m:r>
+        <m:r>
+          <m:t>d</m:t>
+        </m:r>
+        <m:r>
+          <m:t>u</m:t>
+        </m:r>
+        <m:r>
+          <m:t>ç</m:t>
+        </m:r>
+        <m:r>
+          <m:t>ã</m:t>
+        </m:r>
+        <m:r>
+          <m:t>o</m:t>
+        </m:r>
+        <m:r>
+          <m:t>n</m:t>
+        </m:r>
+        <m:r>
+          <m:t>o</m:t>
+        </m:r>
+        <m:r>
+          <m:t>m</m:t>
+        </m:r>
+        <m:r>
+          <m:t>i</m:t>
+        </m:r>
+        <m:r>
+          <m:t>x</m:t>
+        </m:r>
+        <m:r>
+          <m:rPr>
+            <m:sty m:val="p"/>
+          </m:rPr>
+          <m:t>=</m:t>
+        </m:r>
+        <m:r>
+          <m:t>4.791</m:t>
+        </m:r>
+        <m:r>
+          <m:t>.000</m:t>
+        </m:r>
+        <m:r>
+          <m:rPr>
+            <m:sty m:val="p"/>
+          </m:rPr>
+          <m:t>÷</m:t>
+        </m:r>
+        <m:r>
+          <m:t>174</m:t>
+        </m:r>
+        <m:r>
+          <m:rPr>
+            <m:sty m:val="p"/>
+          </m:rPr>
+          <m:t>,</m:t>
+        </m:r>
+        <m:r>
+          <m:t>8</m:t>
+        </m:r>
+        <m:r>
+          <m:t>d</m:t>
+        </m:r>
+        <m:r>
+          <m:t>i</m:t>
+        </m:r>
+        <m:r>
+          <m:t>a</m:t>
+        </m:r>
+        <m:r>
+          <m:t>s</m:t>
+        </m:r>
+        <m:r>
+          <m:rPr>
+            <m:sty m:val="p"/>
+          </m:rPr>
+          <m:t>=</m:t>
+        </m:r>
+        <m:r>
+          <m:rPr>
+            <m:sty m:val="p"/>
+          </m:rPr>
+          <m:t>*</m:t>
+        </m:r>
+        <m:r>
+          <m:rPr>
+            <m:sty m:val="p"/>
+          </m:rPr>
+          <m:t>*</m:t>
+        </m:r>
+        <m:r>
+          <m:t>R</m:t>
+        </m:r>
+      </m:oMath>
+      <w:r>
+        <w:t xml:space="preserve"> </w:t>
+      </w:r>
+      <w:r>
+        <w:t xml:space="preserve">27.412/dia</w:t>
+      </w:r>
+      <w:r>
+        <w:rPr>
+          <w:bCs/>
+          <w:b/>
+        </w:rPr>
+        <w:t xml:space="preserve"> </w:t>
+      </w:r>
+      <w:r>
+        <w:rPr>
+          <w:bCs/>
+          <w:b/>
+        </w:rPr>
+        <w:t xml:space="preserve">- Produção máxima NESSE mix a 100% do calendário nominal (264 dias):</w:t>
+      </w:r>
+      <w:r>
+        <w:rPr>
+          <w:bCs/>
+          <w:b/>
+        </w:rPr>
+        <w:t xml:space="preserve"> </w:t>
+      </w:r>
+      <w:r>
+        <w:t xml:space="preserve">≈R$ 7.236.899** (~R$ 7,24 mi)</w:t>
+      </w:r>
+    </w:p>
+    <w:bookmarkEnd w:id="100"/>
+    <w:bookmarkStart w:id="101" w:name="Xb7c19c3072deecdf4e4084e18ddd2fa5b4cbceb"/>
     <w:p>
       <w:pPr>
         <w:pStyle w:val="Heading2"/>
       </w:pPr>
       <w:r>
-        <w:t xml:space="preserve">5. Receita plena de 1 turno — derivada do mix (não afirmada)</w:t>
+        <w:t xml:space="preserve">5. Passo 2b — Da capacidade nominal à capacidade EFETIVA (feriados + paradas obrigatórias)</w:t>
       </w:r>
     </w:p>
     <w:p>
@@ -16043,17 +17370,23 @@
         <w:pStyle w:val="Compact"/>
       </w:pPr>
       <w:r>
-        <w:t xml:space="preserve">Bloco 14 vedação: 40% dos dias (106) × 7.020 = 741.312 un/m² × R$ 3,30 =</w:t>
-      </w:r>
-      <w:r>
-        <w:t xml:space="preserve"> </w:t>
-      </w:r>
-      <w:r>
-        <w:rPr>
-          <w:bCs/>
-          <w:b/>
-        </w:rPr>
-        <w:t xml:space="preserve">R$ 2.446.330</w:t>
+        <w:t xml:space="preserve">Dias úteis nacionais 2027:</w:t>
+      </w:r>
+      <w:r>
+        <w:t xml:space="preserve"> </w:t>
+      </w:r>
+      <w:r>
+        <w:rPr>
+          <w:bCs/>
+          <w:b/>
+        </w:rPr>
+        <w:t xml:space="preserve">252</w:t>
+      </w:r>
+      <w:r>
+        <w:t xml:space="preserve"> </w:t>
+      </w:r>
+      <w:r>
+        <w:t xml:space="preserve">[141]</w:t>
       </w:r>
     </w:p>
     <w:p>
@@ -16065,17 +17398,41 @@
         <w:pStyle w:val="Compact"/>
       </w:pPr>
       <w:r>
-        <w:t xml:space="preserve">Bloco 14 estrutural: 20% dos dias (53) × 7.020 = 370.656 un/m² × R$ 4,50 =</w:t>
-      </w:r>
-      <w:r>
-        <w:t xml:space="preserve"> </w:t>
-      </w:r>
-      <w:r>
-        <w:rPr>
-          <w:bCs/>
-          <w:b/>
-        </w:rPr>
-        <w:t xml:space="preserve">R$ 1.667.952</w:t>
+        <w:t xml:space="preserve">− 3 feriados locais em dia útil (N. Sra. da Penha — estadual; 21/09 padroeiro e 27/12 São Benedito — municipais [142]) =</w:t>
+      </w:r>
+      <w:r>
+        <w:t xml:space="preserve"> </w:t>
+      </w:r>
+      <w:r>
+        <w:rPr>
+          <w:bCs/>
+          <w:b/>
+        </w:rPr>
+        <w:t xml:space="preserve">249 dias úteis na planta</w:t>
+      </w:r>
+      <w:r>
+        <w:t xml:space="preserve"> </w:t>
+      </w:r>
+      <w:r>
+        <w:t xml:space="preserve">(média real ~20,8/mês — o padrão</w:t>
+      </w:r>
+      <w:r>
+        <w:t xml:space="preserve"> </w:t>
+      </w:r>
+      <w:r>
+        <w:t xml:space="preserve">‘</w:t>
+      </w:r>
+      <w:r>
+        <w:t xml:space="preserve">22 dias/mês</w:t>
+      </w:r>
+      <w:r>
+        <w:t xml:space="preserve">’</w:t>
+      </w:r>
+      <w:r>
+        <w:t xml:space="preserve"> </w:t>
+      </w:r>
+      <w:r>
+        <w:t xml:space="preserve">superestima o calendário)</w:t>
       </w:r>
     </w:p>
     <w:p>
@@ -16087,17 +17444,17 @@
         <w:pStyle w:val="Compact"/>
       </w:pPr>
       <w:r>
-        <w:t xml:space="preserve">Bloco 9 vedação: 15% dos dias (40) × 10.530 = 416.988 un/m² × R$ 2,80 =</w:t>
-      </w:r>
-      <w:r>
-        <w:t xml:space="preserve"> </w:t>
-      </w:r>
-      <w:r>
-        <w:rPr>
-          <w:bCs/>
-          <w:b/>
-        </w:rPr>
-        <w:t xml:space="preserve">R$ 1.167.566</w:t>
+        <w:t xml:space="preserve">− Manutenção preventiva programada (16 dias-eq/ano: rotina por turno de limpeza/lubrificação de colunas, molde e painel + semanal 2–4 h + mensal 8 h, conforme rotinas recomendadas pelos fabricantes [145][146]) − trocas de molde (2 dias-eq: 2–3/semana × 15–20 min) − parada anual de revisão (3 dias) =</w:t>
+      </w:r>
+      <w:r>
+        <w:t xml:space="preserve"> </w:t>
+      </w:r>
+      <w:r>
+        <w:rPr>
+          <w:bCs/>
+          <w:b/>
+        </w:rPr>
+        <w:t xml:space="preserve">228 dias programáveis</w:t>
       </w:r>
     </w:p>
     <w:p>
@@ -16109,17 +17466,17 @@
         <w:pStyle w:val="Compact"/>
       </w:pPr>
       <w:r>
-        <w:t xml:space="preserve">Bloco 19/canaleta: 10% dos dias (26) × 5.265 = 138.996 un/m² × R$ 5,50 =</w:t>
-      </w:r>
-      <w:r>
-        <w:t xml:space="preserve"> </w:t>
-      </w:r>
-      <w:r>
-        <w:rPr>
-          <w:bCs/>
-          <w:b/>
-        </w:rPr>
-        <w:t xml:space="preserve">R$ 764.478</w:t>
+        <w:t xml:space="preserve">− Paradas NÃO planejadas 6% (corretivas, queda de energia rural, atraso de insumo, absenteísmo — benchmark; conservador para planta nova em garantia, com silo de 90 t, estoque de agregados e 95% das peças de reposição de mercado) =</w:t>
+      </w:r>
+      <w:r>
+        <w:t xml:space="preserve"> </w:t>
+      </w:r>
+      <w:r>
+        <w:rPr>
+          <w:bCs/>
+          <w:b/>
+        </w:rPr>
+        <w:t xml:space="preserve">214,3 dias disponíveis</w:t>
       </w:r>
     </w:p>
     <w:p>
@@ -16131,17 +17488,17 @@
         <w:pStyle w:val="Compact"/>
       </w:pPr>
       <w:r>
-        <w:t xml:space="preserve">Paver e=6 (m²): 15% dos dias (40) × 530 = 20.988 un/m² × R$ 57,00 =</w:t>
-      </w:r>
-      <w:r>
-        <w:t xml:space="preserve"> </w:t>
-      </w:r>
-      <w:r>
-        <w:rPr>
-          <w:bCs/>
-          <w:b/>
-        </w:rPr>
-        <w:t xml:space="preserve">R$ 1.196.316</w:t>
+        <w:t xml:space="preserve">× Qualidade 98% (meta de refugo &lt;2%, cap. 14) =</w:t>
+      </w:r>
+      <w:r>
+        <w:t xml:space="preserve"> </w:t>
+      </w:r>
+      <w:r>
+        <w:rPr>
+          <w:bCs/>
+          <w:b/>
+        </w:rPr>
+        <w:t xml:space="preserve">210,0 ≈ 210 dias efetivos de produção vendável/ano</w:t>
       </w:r>
     </w:p>
     <w:p>
@@ -16157,7 +17514,13 @@
           <w:bCs/>
           <w:b/>
         </w:rPr>
-        <w:t xml:space="preserve">RECEITA PLENA (100% de 1 turno) = R$ 7.242.642 ≈ R$ 7,2 milhões/ano</w:t>
+        <w:t xml:space="preserve">OEE implícito = disponibilidade 86,1% × performance 90% (fator já embutido no ritmo Gervasi de 7.020/turno) × qualidade 98% = 75,9%</w:t>
+      </w:r>
+      <w:r>
+        <w:t xml:space="preserve"> </w:t>
+      </w:r>
+      <w:r>
+        <w:t xml:space="preserve">— entre a média da indústria brasileira (~60% [144]) e o classe mundial (85%; disponibilidade ≥90% [143]): realista para planta automática nova</w:t>
       </w:r>
     </w:p>
     <w:p>
@@ -16169,29 +17532,572 @@
         <w:pStyle w:val="Compact"/>
       </w:pPr>
       <w:r>
-        <w:t xml:space="preserve">MC média ponderada derivada = 36,5% →</w:t>
-      </w:r>
-      <w:r>
-        <w:t xml:space="preserve"> </w:t>
-      </w:r>
-      <w:r>
-        <w:rPr>
-          <w:bCs/>
-          <w:b/>
-        </w:rPr>
-        <w:t xml:space="preserve">adotada 35,0% (conservadora, abaixo da derivada)</w:t>
-      </w:r>
-    </w:p>
-    <w:bookmarkEnd w:id="100"/>
-    <w:bookmarkStart w:id="101" w:name="Xb3c349e07e0bf9711fc8a7eba1eede11674088d"/>
+        <w:rPr>
+          <w:bCs/>
+          <w:b/>
+        </w:rPr>
+        <w:t xml:space="preserve">CAPACIDADE EFETIVA anual no mix de mercado: 210 × R$ 27.412 ≈ R$ 5.756.624 (~R$ 5,76 mi, 1 turno)</w:t>
+      </w:r>
+    </w:p>
+    <w:bookmarkEnd w:id="101"/>
+    <w:bookmarkStart w:id="102" w:name="Xb77b81377d4395c22951f04d5e30bf6bbcb8a92"/>
     <w:p>
       <w:pPr>
         <w:pStyle w:val="Heading2"/>
       </w:pPr>
       <w:r>
-        <w:t xml:space="preserve">6. Cenários (base única = R$ 7,24 mi; MC 35%; fixos R$ 52 mil/mês; dívida FNE ~R$ 60 mil/mês SAC pós-carência)</w:t>
-      </w:r>
-    </w:p>
+        <w:t xml:space="preserve">6. Passo 3 — Escala única até o teto EPP de R$ 4,8 milhões (vende-se menos do que se fabrica)</w:t>
+      </w:r>
+    </w:p>
+    <w:tbl>
+      <w:tblPr>
+        <w:tblStyle w:val="Table"/>
+        <w:tblW w:type="pct" w:w="5000"/>
+        <w:tblLook w:firstRow="1" w:lastRow="0" w:firstColumn="0" w:lastColumn="0" w:noHBand="0" w:noVBand="0" w:val="0020"/>
+        <w:jc w:val="start"/>
+      </w:tblPr>
+      <w:tblGrid>
+        <w:gridCol w:w="1320"/>
+        <w:gridCol w:w="1320"/>
+        <w:gridCol w:w="1320"/>
+        <w:gridCol w:w="1320"/>
+        <w:gridCol w:w="1320"/>
+        <w:gridCol w:w="1320"/>
+      </w:tblGrid>
+      <w:tr>
+        <w:trPr>
+          <w:tblHeader w:val="true"/>
+        </w:trPr>
+        <w:tc>
+          <w:tcPr/>
+          <w:p>
+            <w:pPr>
+              <w:pStyle w:val="Compact"/>
+              <w:jc w:val="left"/>
+            </w:pPr>
+            <w:r>
+              <w:t xml:space="preserve">Produto</w:t>
+            </w:r>
+          </w:p>
+        </w:tc>
+        <w:tc>
+          <w:tcPr/>
+          <w:p>
+            <w:pPr>
+              <w:pStyle w:val="Compact"/>
+              <w:jc w:val="left"/>
+            </w:pPr>
+            <w:r>
+              <w:t xml:space="preserve">% do mercado (valor)</w:t>
+            </w:r>
+          </w:p>
+        </w:tc>
+        <w:tc>
+          <w:tcPr/>
+          <w:p>
+            <w:pPr>
+              <w:pStyle w:val="Compact"/>
+              <w:jc w:val="left"/>
+            </w:pPr>
+            <w:r>
+              <w:t xml:space="preserve">Vendas/ano</w:t>
+            </w:r>
+          </w:p>
+        </w:tc>
+        <w:tc>
+          <w:tcPr/>
+          <w:p>
+            <w:pPr>
+              <w:pStyle w:val="Compact"/>
+              <w:jc w:val="left"/>
+            </w:pPr>
+            <w:r>
+              <w:t xml:space="preserve">Dias de produção</w:t>
+            </w:r>
+          </w:p>
+        </w:tc>
+        <w:tc>
+          <w:tcPr/>
+          <w:p>
+            <w:pPr>
+              <w:pStyle w:val="Compact"/>
+              <w:jc w:val="left"/>
+            </w:pPr>
+            <w:r>
+              <w:t xml:space="preserve">Receita</w:t>
+            </w:r>
+          </w:p>
+        </w:tc>
+        <w:tc>
+          <w:tcPr/>
+          <w:p>
+            <w:pPr>
+              <w:pStyle w:val="Compact"/>
+              <w:jc w:val="left"/>
+            </w:pPr>
+            <w:r>
+              <w:t xml:space="preserve">% da receita anual</w:t>
+            </w:r>
+          </w:p>
+        </w:tc>
+      </w:tr>
+      <w:tr>
+        <w:tc>
+          <w:tcPr/>
+          <w:p>
+            <w:pPr>
+              <w:pStyle w:val="Compact"/>
+              <w:jc w:val="left"/>
+            </w:pPr>
+            <w:r>
+              <w:t xml:space="preserve">Bloco 14 vedação</w:t>
+            </w:r>
+          </w:p>
+        </w:tc>
+        <w:tc>
+          <w:tcPr/>
+          <w:p>
+            <w:pPr>
+              <w:pStyle w:val="Compact"/>
+              <w:jc w:val="left"/>
+            </w:pPr>
+            <w:r>
+              <w:t xml:space="preserve">36%</w:t>
+            </w:r>
+          </w:p>
+        </w:tc>
+        <w:tc>
+          <w:tcPr/>
+          <w:p>
+            <w:pPr>
+              <w:pStyle w:val="Compact"/>
+              <w:jc w:val="left"/>
+            </w:pPr>
+            <w:r>
+              <w:t xml:space="preserve">522.655 un</w:t>
+            </w:r>
+          </w:p>
+        </w:tc>
+        <w:tc>
+          <w:tcPr/>
+          <w:p>
+            <w:pPr>
+              <w:pStyle w:val="Compact"/>
+              <w:jc w:val="left"/>
+            </w:pPr>
+            <w:r>
+              <w:t xml:space="preserve">74,5</w:t>
+            </w:r>
+          </w:p>
+        </w:tc>
+        <w:tc>
+          <w:tcPr/>
+          <w:p>
+            <w:pPr>
+              <w:pStyle w:val="Compact"/>
+              <w:jc w:val="left"/>
+            </w:pPr>
+            <w:r>
+              <w:t xml:space="preserve">R$ 1.724.760</w:t>
+            </w:r>
+          </w:p>
+        </w:tc>
+        <w:tc>
+          <w:tcPr/>
+          <w:p>
+            <w:pPr>
+              <w:pStyle w:val="Compact"/>
+              <w:jc w:val="left"/>
+            </w:pPr>
+            <w:r>
+              <w:t xml:space="preserve">36,0%</w:t>
+            </w:r>
+          </w:p>
+        </w:tc>
+      </w:tr>
+      <w:tr>
+        <w:tc>
+          <w:tcPr/>
+          <w:p>
+            <w:pPr>
+              <w:pStyle w:val="Compact"/>
+              <w:jc w:val="left"/>
+            </w:pPr>
+            <w:r>
+              <w:t xml:space="preserve">Bloco 14 estrutural</w:t>
+            </w:r>
+          </w:p>
+        </w:tc>
+        <w:tc>
+          <w:tcPr/>
+          <w:p>
+            <w:pPr>
+              <w:pStyle w:val="Compact"/>
+              <w:jc w:val="left"/>
+            </w:pPr>
+            <w:r>
+              <w:t xml:space="preserve">26%</w:t>
+            </w:r>
+          </w:p>
+        </w:tc>
+        <w:tc>
+          <w:tcPr/>
+          <w:p>
+            <w:pPr>
+              <w:pStyle w:val="Compact"/>
+              <w:jc w:val="left"/>
+            </w:pPr>
+            <w:r>
+              <w:t xml:space="preserve">276.813 un</w:t>
+            </w:r>
+          </w:p>
+        </w:tc>
+        <w:tc>
+          <w:tcPr/>
+          <w:p>
+            <w:pPr>
+              <w:pStyle w:val="Compact"/>
+              <w:jc w:val="left"/>
+            </w:pPr>
+            <w:r>
+              <w:t xml:space="preserve">39,4</w:t>
+            </w:r>
+          </w:p>
+        </w:tc>
+        <w:tc>
+          <w:tcPr/>
+          <w:p>
+            <w:pPr>
+              <w:pStyle w:val="Compact"/>
+              <w:jc w:val="left"/>
+            </w:pPr>
+            <w:r>
+              <w:t xml:space="preserve">R$ 1.245.660</w:t>
+            </w:r>
+          </w:p>
+        </w:tc>
+        <w:tc>
+          <w:tcPr/>
+          <w:p>
+            <w:pPr>
+              <w:pStyle w:val="Compact"/>
+              <w:jc w:val="left"/>
+            </w:pPr>
+            <w:r>
+              <w:t xml:space="preserve">26,0%</w:t>
+            </w:r>
+          </w:p>
+        </w:tc>
+      </w:tr>
+      <w:tr>
+        <w:tc>
+          <w:tcPr/>
+          <w:p>
+            <w:pPr>
+              <w:pStyle w:val="Compact"/>
+              <w:jc w:val="left"/>
+            </w:pPr>
+            <w:r>
+              <w:t xml:space="preserve">Bloco 9 vedação</w:t>
+            </w:r>
+          </w:p>
+        </w:tc>
+        <w:tc>
+          <w:tcPr/>
+          <w:p>
+            <w:pPr>
+              <w:pStyle w:val="Compact"/>
+              <w:jc w:val="left"/>
+            </w:pPr>
+            <w:r>
+              <w:t xml:space="preserve">9%</w:t>
+            </w:r>
+          </w:p>
+        </w:tc>
+        <w:tc>
+          <w:tcPr/>
+          <w:p>
+            <w:pPr>
+              <w:pStyle w:val="Compact"/>
+              <w:jc w:val="left"/>
+            </w:pPr>
+            <w:r>
+              <w:t xml:space="preserve">153.996 un</w:t>
+            </w:r>
+          </w:p>
+        </w:tc>
+        <w:tc>
+          <w:tcPr/>
+          <w:p>
+            <w:pPr>
+              <w:pStyle w:val="Compact"/>
+              <w:jc w:val="left"/>
+            </w:pPr>
+            <w:r>
+              <w:t xml:space="preserve">14,6</w:t>
+            </w:r>
+          </w:p>
+        </w:tc>
+        <w:tc>
+          <w:tcPr/>
+          <w:p>
+            <w:pPr>
+              <w:pStyle w:val="Compact"/>
+              <w:jc w:val="left"/>
+            </w:pPr>
+            <w:r>
+              <w:t xml:space="preserve">R$ 431.190</w:t>
+            </w:r>
+          </w:p>
+        </w:tc>
+        <w:tc>
+          <w:tcPr/>
+          <w:p>
+            <w:pPr>
+              <w:pStyle w:val="Compact"/>
+              <w:jc w:val="left"/>
+            </w:pPr>
+            <w:r>
+              <w:t xml:space="preserve">9,0%</w:t>
+            </w:r>
+          </w:p>
+        </w:tc>
+      </w:tr>
+      <w:tr>
+        <w:tc>
+          <w:tcPr/>
+          <w:p>
+            <w:pPr>
+              <w:pStyle w:val="Compact"/>
+              <w:jc w:val="left"/>
+            </w:pPr>
+            <w:r>
+              <w:t xml:space="preserve">Bloco 19 + canaleta</w:t>
+            </w:r>
+          </w:p>
+        </w:tc>
+        <w:tc>
+          <w:tcPr/>
+          <w:p>
+            <w:pPr>
+              <w:pStyle w:val="Compact"/>
+              <w:jc w:val="left"/>
+            </w:pPr>
+            <w:r>
+              <w:t xml:space="preserve">4%</w:t>
+            </w:r>
+          </w:p>
+        </w:tc>
+        <w:tc>
+          <w:tcPr/>
+          <w:p>
+            <w:pPr>
+              <w:pStyle w:val="Compact"/>
+              <w:jc w:val="left"/>
+            </w:pPr>
+            <w:r>
+              <w:t xml:space="preserve">34.844 un</w:t>
+            </w:r>
+          </w:p>
+        </w:tc>
+        <w:tc>
+          <w:tcPr/>
+          <w:p>
+            <w:pPr>
+              <w:pStyle w:val="Compact"/>
+              <w:jc w:val="left"/>
+            </w:pPr>
+            <w:r>
+              <w:t xml:space="preserve">6,6</w:t>
+            </w:r>
+          </w:p>
+        </w:tc>
+        <w:tc>
+          <w:tcPr/>
+          <w:p>
+            <w:pPr>
+              <w:pStyle w:val="Compact"/>
+              <w:jc w:val="left"/>
+            </w:pPr>
+            <w:r>
+              <w:t xml:space="preserve">R$ 191.640</w:t>
+            </w:r>
+          </w:p>
+        </w:tc>
+        <w:tc>
+          <w:tcPr/>
+          <w:p>
+            <w:pPr>
+              <w:pStyle w:val="Compact"/>
+              <w:jc w:val="left"/>
+            </w:pPr>
+            <w:r>
+              <w:t xml:space="preserve">4,0%</w:t>
+            </w:r>
+          </w:p>
+        </w:tc>
+      </w:tr>
+      <w:tr>
+        <w:tc>
+          <w:tcPr/>
+          <w:p>
+            <w:pPr>
+              <w:pStyle w:val="Compact"/>
+              <w:jc w:val="left"/>
+            </w:pPr>
+            <w:r>
+              <w:t xml:space="preserve">Paver e=6/8 (m²)</w:t>
+            </w:r>
+          </w:p>
+        </w:tc>
+        <w:tc>
+          <w:tcPr/>
+          <w:p>
+            <w:pPr>
+              <w:pStyle w:val="Compact"/>
+              <w:jc w:val="left"/>
+            </w:pPr>
+            <w:r>
+              <w:t xml:space="preserve">25%</w:t>
+            </w:r>
+          </w:p>
+        </w:tc>
+        <w:tc>
+          <w:tcPr/>
+          <w:p>
+            <w:pPr>
+              <w:pStyle w:val="Compact"/>
+              <w:jc w:val="left"/>
+            </w:pPr>
+            <w:r>
+              <w:t xml:space="preserve">21.013 m²</w:t>
+            </w:r>
+          </w:p>
+        </w:tc>
+        <w:tc>
+          <w:tcPr/>
+          <w:p>
+            <w:pPr>
+              <w:pStyle w:val="Compact"/>
+              <w:jc w:val="left"/>
+            </w:pPr>
+            <w:r>
+              <w:t xml:space="preserve">39,6</w:t>
+            </w:r>
+          </w:p>
+        </w:tc>
+        <w:tc>
+          <w:tcPr/>
+          <w:p>
+            <w:pPr>
+              <w:pStyle w:val="Compact"/>
+              <w:jc w:val="left"/>
+            </w:pPr>
+            <w:r>
+              <w:t xml:space="preserve">R$ 1.197.750</w:t>
+            </w:r>
+          </w:p>
+        </w:tc>
+        <w:tc>
+          <w:tcPr/>
+          <w:p>
+            <w:pPr>
+              <w:pStyle w:val="Compact"/>
+              <w:jc w:val="left"/>
+            </w:pPr>
+            <w:r>
+              <w:t xml:space="preserve">25,0%</w:t>
+            </w:r>
+          </w:p>
+        </w:tc>
+      </w:tr>
+      <w:tr>
+        <w:tc>
+          <w:tcPr/>
+          <w:p>
+            <w:pPr>
+              <w:pStyle w:val="Compact"/>
+              <w:jc w:val="left"/>
+            </w:pPr>
+            <w:r>
+              <w:rPr>
+                <w:bCs/>
+                <w:b/>
+              </w:rPr>
+              <w:t xml:space="preserve">Total</w:t>
+            </w:r>
+          </w:p>
+        </w:tc>
+        <w:tc>
+          <w:tcPr/>
+          <w:p>
+            <w:pPr>
+              <w:pStyle w:val="Compact"/>
+              <w:jc w:val="left"/>
+            </w:pPr>
+            <w:r>
+              <w:t xml:space="preserve">100%</w:t>
+            </w:r>
+          </w:p>
+        </w:tc>
+        <w:tc>
+          <w:tcPr/>
+          <w:p>
+            <w:pPr>
+              <w:pStyle w:val="Compact"/>
+              <w:jc w:val="left"/>
+            </w:pPr>
+            <w:r>
+              <w:t xml:space="preserve">~988.308 blocos + 21.013 m²</w:t>
+            </w:r>
+          </w:p>
+        </w:tc>
+        <w:tc>
+          <w:tcPr/>
+          <w:p>
+            <w:pPr>
+              <w:pStyle w:val="Compact"/>
+              <w:jc w:val="left"/>
+            </w:pPr>
+            <w:r>
+              <w:rPr>
+                <w:bCs/>
+                <w:b/>
+              </w:rPr>
+              <w:t xml:space="preserve">174,8</w:t>
+            </w:r>
+          </w:p>
+        </w:tc>
+        <w:tc>
+          <w:tcPr/>
+          <w:p>
+            <w:pPr>
+              <w:pStyle w:val="Compact"/>
+              <w:jc w:val="left"/>
+            </w:pPr>
+            <w:r>
+              <w:rPr>
+                <w:bCs/>
+                <w:b/>
+              </w:rPr>
+              <w:t xml:space="preserve">R$ 4.791.000</w:t>
+            </w:r>
+          </w:p>
+        </w:tc>
+        <w:tc>
+          <w:tcPr/>
+          <w:p>
+            <w:pPr>
+              <w:pStyle w:val="Compact"/>
+              <w:jc w:val="left"/>
+            </w:pPr>
+            <w:r>
+              <w:t xml:space="preserve">100%</w:t>
+            </w:r>
+          </w:p>
+        </w:tc>
+      </w:tr>
+    </w:tbl>
     <w:p>
       <w:pPr>
         <w:numPr>
@@ -16201,17 +18107,23 @@
         <w:pStyle w:val="Compact"/>
       </w:pPr>
       <w:r>
-        <w:t xml:space="preserve">Pessimista (35,0%): receita R$ 2.534.925 | MC R$ 887.224 | EBITDA ≈</w:t>
-      </w:r>
-      <w:r>
-        <w:t xml:space="preserve"> </w:t>
-      </w:r>
-      <w:r>
-        <w:rPr>
-          <w:bCs/>
-          <w:b/>
-        </w:rPr>
-        <w:t xml:space="preserve">R$ 263.224</w:t>
+        <w:t xml:space="preserve">Utilização do plano-base: 174,8 ÷ 210 dias efetivos =</w:t>
+      </w:r>
+      <w:r>
+        <w:t xml:space="preserve"> </w:t>
+      </w:r>
+      <w:r>
+        <w:rPr>
+          <w:bCs/>
+          <w:b/>
+        </w:rPr>
+        <w:t xml:space="preserve">83,2% da capacidade EFETIVA</w:t>
+      </w:r>
+      <w:r>
+        <w:t xml:space="preserve"> </w:t>
+      </w:r>
+      <w:r>
+        <w:t xml:space="preserve">(e 66,2% da nominal-calendário) → folga real de ~35 dias efetivos/ano</w:t>
       </w:r>
     </w:p>
     <w:p>
@@ -16223,169 +18135,17 @@
         <w:pStyle w:val="Compact"/>
       </w:pPr>
       <w:r>
-        <w:t xml:space="preserve">Base ano 1 (42,5%): receita R$ 3.078.123 | MC R$ 1.077.343 | EBITDA ≈</w:t>
-      </w:r>
-      <w:r>
-        <w:t xml:space="preserve"> </w:t>
-      </w:r>
-      <w:r>
-        <w:rPr>
-          <w:bCs/>
-          <w:b/>
-        </w:rPr>
-        <w:t xml:space="preserve">R$ 453.343</w:t>
-      </w:r>
-    </w:p>
-    <w:p>
-      <w:pPr>
-        <w:numPr>
-          <w:ilvl w:val="0"/>
-          <w:numId w:val="1026"/>
-        </w:numPr>
-        <w:pStyle w:val="Compact"/>
-      </w:pPr>
-      <w:r>
-        <w:t xml:space="preserve">Base ano 2 (60,0%): receita R$ 4.345.585 | MC R$ 1.520.955 | EBITDA ≈</w:t>
-      </w:r>
-      <w:r>
-        <w:t xml:space="preserve"> </w:t>
-      </w:r>
-      <w:r>
-        <w:rPr>
-          <w:bCs/>
-          <w:b/>
-        </w:rPr>
-        <w:t xml:space="preserve">R$ 896.955</w:t>
-      </w:r>
-    </w:p>
-    <w:p>
-      <w:pPr>
-        <w:numPr>
-          <w:ilvl w:val="0"/>
-          <w:numId w:val="1026"/>
-        </w:numPr>
-        <w:pStyle w:val="Compact"/>
-      </w:pPr>
-      <w:r>
-        <w:t xml:space="preserve">Base ano 3 (regime) (77,5%): receita R$ 5.613.048 | MC R$ 1.964.567 | EBITDA ≈</w:t>
-      </w:r>
-      <w:r>
-        <w:t xml:space="preserve"> </w:t>
-      </w:r>
-      <w:r>
-        <w:rPr>
-          <w:bCs/>
-          <w:b/>
-        </w:rPr>
-        <w:t xml:space="preserve">R$ 1.340.567</w:t>
-      </w:r>
-    </w:p>
-    <w:p>
-      <w:pPr>
-        <w:numPr>
-          <w:ilvl w:val="0"/>
-          <w:numId w:val="1026"/>
-        </w:numPr>
-        <w:pStyle w:val="Compact"/>
-      </w:pPr>
-      <w:r>
-        <w:t xml:space="preserve">Pleno 1 turno (95,0%): receita R$ 6.880.510 | MC R$ 2.408.178 | EBITDA ≈</w:t>
-      </w:r>
-      <w:r>
-        <w:t xml:space="preserve"> </w:t>
-      </w:r>
-      <w:r>
-        <w:rPr>
-          <w:bCs/>
-          <w:b/>
-        </w:rPr>
-        <w:t xml:space="preserve">R$ 1.784.178</w:t>
-      </w:r>
-    </w:p>
-    <w:p>
-      <w:pPr>
-        <w:numPr>
-          <w:ilvl w:val="0"/>
-          <w:numId w:val="1026"/>
-        </w:numPr>
-        <w:pStyle w:val="Compact"/>
-      </w:pPr>
-      <w:r>
-        <w:t xml:space="preserve">Equilíbrio operacional: 52.000 ÷ 35% =</w:t>
-      </w:r>
-      <w:r>
-        <w:t xml:space="preserve"> </w:t>
-      </w:r>
-      <w:r>
-        <w:rPr>
-          <w:bCs/>
-          <w:b/>
-        </w:rPr>
-        <w:t xml:space="preserve">R$ 148.571/mês</w:t>
-      </w:r>
-      <w:r>
-        <w:t xml:space="preserve"> </w:t>
-      </w:r>
-      <w:r>
-        <w:t xml:space="preserve">= 24,6% da capacidade de 1 turno (</w:t>
-      </w:r>
-      <w:r>
-        <w:rPr>
-          <w:bCs/>
-          <w:b/>
-        </w:rPr>
-        <w:t xml:space="preserve">≈25%</w:t>
-      </w:r>
-      <w:r>
-        <w:t xml:space="preserve">)</w:t>
-      </w:r>
-    </w:p>
-    <w:p>
-      <w:pPr>
-        <w:numPr>
-          <w:ilvl w:val="0"/>
-          <w:numId w:val="1026"/>
-        </w:numPr>
-        <w:pStyle w:val="Compact"/>
-      </w:pPr>
-      <w:r>
-        <w:t xml:space="preserve">Equilíbrio c/ dívida: (52.000+60.000) ÷ 35% =</w:t>
-      </w:r>
-      <w:r>
-        <w:t xml:space="preserve"> </w:t>
-      </w:r>
-      <w:r>
-        <w:rPr>
-          <w:bCs/>
-          <w:b/>
-        </w:rPr>
-        <w:t xml:space="preserve">R$ 320.000/mês</w:t>
-      </w:r>
-      <w:r>
-        <w:t xml:space="preserve"> </w:t>
-      </w:r>
-      <w:r>
-        <w:t xml:space="preserve">= 53,0% (</w:t>
-      </w:r>
-      <w:r>
-        <w:rPr>
-          <w:bCs/>
-          <w:b/>
-        </w:rPr>
-        <w:t xml:space="preserve">≈53%</w:t>
-      </w:r>
-      <w:r>
-        <w:t xml:space="preserve">)</w:t>
-      </w:r>
-    </w:p>
-    <w:bookmarkEnd w:id="101"/>
-    <w:bookmarkStart w:id="102" w:name="market-share-requerido-sam-r-1625-miano"/>
+        <w:t xml:space="preserve">Coerência de absorção: blocos GTK 988.308 un = 16%–25% do mercado de 4–6 mi; paver 21.013 m² = 14%–30% do mercado de 70–150 mil m² — shares alinhados entre produtos</w:t>
+      </w:r>
+    </w:p>
+    <w:bookmarkEnd w:id="102"/>
+    <w:bookmarkStart w:id="103" w:name="X42eece6c1c225a8dbcadc34a8c4436632d80e78"/>
     <w:p>
       <w:pPr>
         <w:pStyle w:val="Heading2"/>
       </w:pPr>
       <w:r>
-        <w:t xml:space="preserve">7. Market share requerido (SAM R$ 16–25 mi/ano)</w:t>
+        <w:t xml:space="preserve">7. Regime tributário (em aberto) e margem de contribuição</w:t>
       </w:r>
     </w:p>
     <w:p>
@@ -16397,7 +18157,51 @@
         <w:pStyle w:val="Compact"/>
       </w:pPr>
       <w:r>
-        <w:t xml:space="preserve">Base ano 1: R$ 3.078.123 → share 12%–19% do SAM</w:t>
+        <w:t xml:space="preserve">Simples Nacional Anexo II (indústria): alíquota efetiva = (RBT12 × nominal − dedução) ÷ RBT12 [140]:</w:t>
+      </w:r>
+    </w:p>
+    <w:p>
+      <w:pPr>
+        <w:numPr>
+          <w:ilvl w:val="1"/>
+          <w:numId w:val="1028"/>
+        </w:numPr>
+        <w:pStyle w:val="Compact"/>
+      </w:pPr>
+      <w:r>
+        <w:t xml:space="preserve">RBT12 R$ 2.750.000: (2.750.000 × 14,7% − 85.500) ÷ 2.750.000 =</w:t>
+      </w:r>
+      <w:r>
+        <w:t xml:space="preserve"> </w:t>
+      </w:r>
+      <w:r>
+        <w:rPr>
+          <w:bCs/>
+          <w:b/>
+        </w:rPr>
+        <w:t xml:space="preserve">11,6%</w:t>
+      </w:r>
+    </w:p>
+    <w:p>
+      <w:pPr>
+        <w:numPr>
+          <w:ilvl w:val="1"/>
+          <w:numId w:val="1028"/>
+        </w:numPr>
+        <w:pStyle w:val="Compact"/>
+      </w:pPr>
+      <w:r>
+        <w:t xml:space="preserve">RBT12 R$ 4.791.000: (4.791.000 × 30,0% − 720.000) ÷ 4.791.000 =</w:t>
+      </w:r>
+      <w:r>
+        <w:t xml:space="preserve"> </w:t>
+      </w:r>
+      <w:r>
+        <w:rPr>
+          <w:bCs/>
+          <w:b/>
+        </w:rPr>
+        <w:t xml:space="preserve">15,0%</w:t>
       </w:r>
     </w:p>
     <w:p>
@@ -16409,308 +18213,506 @@
         <w:pStyle w:val="Compact"/>
       </w:pPr>
       <w:r>
-        <w:t xml:space="preserve">Base ano 3 (regime): R$ 5.613.048 → share 22%–35% do SAM</w:t>
-      </w:r>
-    </w:p>
-    <w:bookmarkEnd w:id="102"/>
-    <w:bookmarkStart w:id="103" w:name="investimento-total"/>
-    <w:p>
-      <w:pPr>
-        <w:pStyle w:val="Heading2"/>
-      </w:pPr>
-      <w:r>
-        <w:t xml:space="preserve">8. Investimento total</w:t>
+        <w:t xml:space="preserve">Lucro Presumido (alternativa com folha enxuta): IRPJ 1,2%+adicional +CSLL 1,08% +PIS/COFINS 3,65% ≈ 6,2% federais + ICMS débito-crédito + CPP 20% sobre folha reduzida — potencialmente competitivo; definir com contador (upside)</w:t>
       </w:r>
     </w:p>
     <w:p>
       <w:pPr>
         <w:numPr>
           <w:ilvl w:val="0"/>
-          <w:numId w:val="1028"/>
+          <w:numId w:val="1027"/>
         </w:numPr>
         <w:pStyle w:val="Compact"/>
       </w:pPr>
       <w:r>
-        <w:t xml:space="preserve">Subtotal CAPEX: R$ 5.893.000 a R$ 7.263.000 (soma das 9 rubricas do §13,1)</w:t>
+        <w:rPr>
+          <w:bCs/>
+          <w:b/>
+        </w:rPr>
+        <w:t xml:space="preserve">Premissa do modelo: carga total de 15% sobre a receita</w:t>
+      </w:r>
+      <w:r>
+        <w:t xml:space="preserve"> </w:t>
+      </w:r>
+      <w:r>
+        <w:t xml:space="preserve">(cobre o topo do Simples e o Presumido típico; qualquer otimização melhora o resultado)</w:t>
+      </w:r>
+    </w:p>
+    <w:p>
+      <w:pPr>
+        <w:pStyle w:val="FirstParagraph"/>
+      </w:pPr>
+      <w:r>
+        <w:t xml:space="preserve">MC por produto = PV × (1 − 15% tributos − 4,5% frete) − CV industrial:</w:t>
+      </w:r>
+      <w:r>
+        <w:t xml:space="preserve"> </w:t>
+      </w:r>
+      <w:r>
+        <w:t xml:space="preserve">- Bloco 14 vedação: 3,30 × 0,805 − 1,85 = R$ 0,81 →</w:t>
+      </w:r>
+      <w:r>
+        <w:t xml:space="preserve"> </w:t>
+      </w:r>
+      <w:r>
+        <w:rPr>
+          <w:bCs/>
+          <w:b/>
+        </w:rPr>
+        <w:t xml:space="preserve">24,4%</w:t>
+      </w:r>
+      <w:r>
+        <w:t xml:space="preserve"> </w:t>
+      </w:r>
+      <w:r>
+        <w:t xml:space="preserve">- Bloco 14 estrutural: 4,50 × 0,805 − 2,10 = R$ 1,52 →</w:t>
+      </w:r>
+      <w:r>
+        <w:t xml:space="preserve"> </w:t>
+      </w:r>
+      <w:r>
+        <w:rPr>
+          <w:bCs/>
+          <w:b/>
+        </w:rPr>
+        <w:t xml:space="preserve">33,8%</w:t>
+      </w:r>
+      <w:r>
+        <w:t xml:space="preserve"> </w:t>
+      </w:r>
+      <w:r>
+        <w:t xml:space="preserve">- Bloco 9 vedação: 2,80 × 0,805 − 1,45 = R$ 0,80 →</w:t>
+      </w:r>
+      <w:r>
+        <w:t xml:space="preserve"> </w:t>
+      </w:r>
+      <w:r>
+        <w:rPr>
+          <w:bCs/>
+          <w:b/>
+        </w:rPr>
+        <w:t xml:space="preserve">28,7%</w:t>
+      </w:r>
+      <w:r>
+        <w:t xml:space="preserve"> </w:t>
+      </w:r>
+      <w:r>
+        <w:t xml:space="preserve">- Bloco 19 + canaleta: 5,50 × 0,805 − 2,45 = R$ 1,98 →</w:t>
+      </w:r>
+      <w:r>
+        <w:t xml:space="preserve"> </w:t>
+      </w:r>
+      <w:r>
+        <w:rPr>
+          <w:bCs/>
+          <w:b/>
+        </w:rPr>
+        <w:t xml:space="preserve">36,0%</w:t>
+      </w:r>
+      <w:r>
+        <w:t xml:space="preserve"> </w:t>
+      </w:r>
+      <w:r>
+        <w:t xml:space="preserve">- Paver e=6/8 (m²): 57,00 × 0,805 − 24,00 = R$ 21,88 →</w:t>
+      </w:r>
+      <w:r>
+        <w:t xml:space="preserve"> </w:t>
+      </w:r>
+      <w:r>
+        <w:rPr>
+          <w:bCs/>
+          <w:b/>
+        </w:rPr>
+        <w:t xml:space="preserve">38,4%</w:t>
+      </w:r>
+      <w:r>
+        <w:t xml:space="preserve"> </w:t>
+      </w:r>
+      <w:r>
+        <w:t xml:space="preserve">-</w:t>
+      </w:r>
+      <w:r>
+        <w:t xml:space="preserve"> </w:t>
+      </w:r>
+      <w:r>
+        <w:rPr>
+          <w:bCs/>
+          <w:b/>
+        </w:rPr>
+        <w:t xml:space="preserve">MC média ponderada pelo mix = 31,2% → ADOTADA 30,0% (conservadora)</w:t>
+      </w:r>
+    </w:p>
+    <w:bookmarkEnd w:id="103"/>
+    <w:bookmarkStart w:id="104" w:name="Xa00bb42e33a09819c59f1431dc5f0644315d472"/>
+    <w:p>
+      <w:pPr>
+        <w:pStyle w:val="Heading2"/>
+      </w:pPr>
+      <w:r>
+        <w:t xml:space="preserve">8. Cenários, ponto de equilíbrio e capacidade de pagamento (fixos R$ 52 mil/mês; MC 30%)</w:t>
       </w:r>
     </w:p>
     <w:p>
       <w:pPr>
         <w:numPr>
           <w:ilvl w:val="0"/>
-          <w:numId w:val="1028"/>
-        </w:numPr>
-        <w:pStyle w:val="Compact"/>
-      </w:pPr>
-    </w:p>
-    <w:p>
-      <w:pPr>
-        <w:numPr>
-          <w:ilvl w:val="1"/>
           <w:numId w:val="1029"/>
         </w:numPr>
         <w:pStyle w:val="Compact"/>
       </w:pPr>
       <w:r>
-        <w:t xml:space="preserve">Capital de giro 700–900 mil →</w:t>
-      </w:r>
-      <w:r>
-        <w:t xml:space="preserve"> </w:t>
-      </w:r>
-      <w:r>
-        <w:rPr>
-          <w:bCs/>
-          <w:b/>
-        </w:rPr>
-        <w:t xml:space="preserve">INVESTIMENTO TOTAL R$ 6.593.000 a R$ 8.163.000 (≈6,6–8,2 mi)</w:t>
+        <w:t xml:space="preserve">Ano 1 (ramp-up): receita R$ 2.600.000–2.900.000 (45%–50% da capacidade efetiva) → EBITDA ≈</w:t>
+      </w:r>
+      <w:r>
+        <w:t xml:space="preserve"> </w:t>
+      </w:r>
+      <w:r>
+        <w:rPr>
+          <w:bCs/>
+          <w:b/>
+        </w:rPr>
+        <w:t xml:space="preserve">R$ 156.000–246.000</w:t>
       </w:r>
     </w:p>
     <w:p>
       <w:pPr>
         <w:numPr>
           <w:ilvl w:val="0"/>
-          <w:numId w:val="1028"/>
+          <w:numId w:val="1029"/>
         </w:numPr>
         <w:pStyle w:val="Compact"/>
       </w:pPr>
       <w:r>
-        <w:t xml:space="preserve">Payback bruto: ~R$ 7,4 mi (ponto médio) ÷ EBITDA regime R$ 1.340.567 ≈</w:t>
-      </w:r>
-      <w:r>
-        <w:t xml:space="preserve"> </w:t>
-      </w:r>
-      <w:r>
-        <w:rPr>
-          <w:bCs/>
-          <w:b/>
-        </w:rPr>
-        <w:t xml:space="preserve">5,5 anos</w:t>
-      </w:r>
-      <w:r>
-        <w:t xml:space="preserve"> </w:t>
-      </w:r>
-      <w:r>
-        <w:t xml:space="preserve">(faixa 5–6)</w:t>
-      </w:r>
-    </w:p>
-    <w:bookmarkEnd w:id="103"/>
-    <w:bookmarkStart w:id="104" w:name="física-do-frete-corrigida"/>
-    <w:p>
-      <w:pPr>
-        <w:pStyle w:val="Heading2"/>
-      </w:pPr>
-      <w:r>
-        <w:t xml:space="preserve">9. Física do frete (corrigida)</w:t>
+        <w:t xml:space="preserve">Ano 2: receita R$ 3.800.000–3.900.000 (66%–68% da capacidade efetiva) → EBITDA ≈</w:t>
+      </w:r>
+      <w:r>
+        <w:t xml:space="preserve"> </w:t>
+      </w:r>
+      <w:r>
+        <w:rPr>
+          <w:bCs/>
+          <w:b/>
+        </w:rPr>
+        <w:t xml:space="preserve">R$ 516.000–546.000</w:t>
       </w:r>
     </w:p>
     <w:p>
       <w:pPr>
         <w:numPr>
           <w:ilvl w:val="0"/>
+          <w:numId w:val="1029"/>
+        </w:numPr>
+        <w:pStyle w:val="Compact"/>
+      </w:pPr>
+      <w:r>
+        <w:t xml:space="preserve">Ano 3+ (teto EPP): receita R$ 4.791.000 (83% da capacidade efetiva) → EBITDA ≈</w:t>
+      </w:r>
+      <w:r>
+        <w:t xml:space="preserve"> </w:t>
+      </w:r>
+      <w:r>
+        <w:rPr>
+          <w:bCs/>
+          <w:b/>
+        </w:rPr>
+        <w:t xml:space="preserve">R$ 813.300</w:t>
+      </w:r>
+    </w:p>
+    <w:p>
+      <w:pPr>
+        <w:numPr>
+          <w:ilvl w:val="0"/>
+          <w:numId w:val="1029"/>
+        </w:numPr>
+        <w:pStyle w:val="Compact"/>
+      </w:pPr>
+      <w:r>
+        <w:t xml:space="preserve">BE operacional: 52.000 ÷ 30% =</w:t>
+      </w:r>
+      <w:r>
+        <w:t xml:space="preserve"> </w:t>
+      </w:r>
+      <w:r>
+        <w:rPr>
+          <w:bCs/>
+          <w:b/>
+        </w:rPr>
+        <w:t xml:space="preserve">R$ 173.333/mês</w:t>
+      </w:r>
+      <w:r>
+        <w:t xml:space="preserve"> </w:t>
+      </w:r>
+      <w:r>
+        <w:t xml:space="preserve">(R$ 2.080.000/ano) = 36% da capacidade efetiva · 43% do teto EPP · 29% da nominal</w:t>
+      </w:r>
+    </w:p>
+    <w:p>
+      <w:pPr>
+        <w:numPr>
+          <w:ilvl w:val="0"/>
+          <w:numId w:val="1029"/>
+        </w:numPr>
+        <w:pStyle w:val="Compact"/>
+      </w:pPr>
+      <w:r>
+        <w:t xml:space="preserve">EBITDA no teto: 4.791.000 × 30% − 624.000 =</w:t>
+      </w:r>
+      <w:r>
+        <w:t xml:space="preserve"> </w:t>
+      </w:r>
+      <w:r>
+        <w:rPr>
+          <w:bCs/>
+          <w:b/>
+        </w:rPr>
+        <w:t xml:space="preserve">R$ 813.300/ano</w:t>
+      </w:r>
+    </w:p>
+    <w:p>
+      <w:pPr>
+        <w:numPr>
+          <w:ilvl w:val="0"/>
+          <w:numId w:val="1029"/>
+        </w:numPr>
+        <w:pStyle w:val="Compact"/>
+      </w:pPr>
+      <w:r>
+        <w:t xml:space="preserve">DSCR (EBITDA ÷ serviço anual da dívida):</w:t>
+      </w:r>
+    </w:p>
+    <w:p>
+      <w:pPr>
+        <w:numPr>
+          <w:ilvl w:val="1"/>
           <w:numId w:val="1030"/>
         </w:numPr>
         <w:pStyle w:val="Compact"/>
       </w:pPr>
       <w:r>
-        <w:t xml:space="preserve">Truck 13–14 t ÷ 11,9 kg/bloco =</w:t>
-      </w:r>
-      <w:r>
-        <w:t xml:space="preserve"> </w:t>
-      </w:r>
-      <w:r>
-        <w:rPr>
-          <w:bCs/>
-          <w:b/>
-        </w:rPr>
-        <w:t xml:space="preserve">1.092–1.176 blocos por viagem</w:t>
+        <w:t xml:space="preserve">R$ 5,0 mi / 10 anos (≈R$ 60 mil/mês): 813.300 ÷ 720.000 =</w:t>
+      </w:r>
+      <w:r>
+        <w:t xml:space="preserve"> </w:t>
+      </w:r>
+      <w:r>
+        <w:rPr>
+          <w:bCs/>
+          <w:b/>
+        </w:rPr>
+        <w:t xml:space="preserve">1,13×</w:t>
       </w:r>
     </w:p>
     <w:p>
       <w:pPr>
         <w:numPr>
-          <w:ilvl w:val="0"/>
+          <w:ilvl w:val="1"/>
           <w:numId w:val="1030"/>
         </w:numPr>
         <w:pStyle w:val="Compact"/>
       </w:pPr>
       <w:r>
-        <w:t xml:space="preserve">Entrega a 30 km (60 km rodados, R$ 7–9/km): R$ 420–540 ÷ 1.090–1.170 blocos =</w:t>
-      </w:r>
-      <w:r>
-        <w:t xml:space="preserve"> </w:t>
-      </w:r>
-      <w:r>
-        <w:rPr>
-          <w:bCs/>
-          <w:b/>
-        </w:rPr>
-        <w:t xml:space="preserve">R$ 0,36–0,49/bloco</w:t>
+        <w:t xml:space="preserve">R$ 4,0–4,5 mi / 12 anos (≈R$ 46–50 mil/mês): 813.300 ÷ 576.000 =</w:t>
+      </w:r>
+      <w:r>
+        <w:t xml:space="preserve"> </w:t>
+      </w:r>
+      <w:r>
+        <w:rPr>
+          <w:bCs/>
+          <w:b/>
+        </w:rPr>
+        <w:t xml:space="preserve">1,41×</w:t>
+      </w:r>
+      <w:r>
+        <w:t xml:space="preserve"> </w:t>
+      </w:r>
+      <w:r>
+        <w:t xml:space="preserve">→ Recomendação ao módulo financeiro: prazo de 12 anos e/ou financiamento ≤ R$ 4,5 mi p/ DSCR ≥ 1,35 (folga extra com bônus de adimplência FNE); contrapartida própria viável (capital subscrito R$ 7,5 mi)</w:t>
       </w:r>
     </w:p>
     <w:p>
       <w:pPr>
         <w:numPr>
           <w:ilvl w:val="0"/>
-          <w:numId w:val="1030"/>
+          <w:numId w:val="1029"/>
         </w:numPr>
         <w:pStyle w:val="Compact"/>
       </w:pPr>
       <w:r>
-        <w:t xml:space="preserve">Carreta 25–30 t da Grande Vitória (~200 km; 400 km rodados; R$ 8–10/km): R$ 3.200–4.000 ÷ 2.100–2.500 blocos =</w:t>
-      </w:r>
-      <w:r>
-        <w:t xml:space="preserve"> </w:t>
-      </w:r>
-      <w:r>
-        <w:rPr>
-          <w:bCs/>
-          <w:b/>
-        </w:rPr>
-        <w:t xml:space="preserve">R$ 1,28–1,90/bloco</w:t>
+        <w:t xml:space="preserve">Payback bruto: ~R$ 7,4 mi ÷ R$ 813.300 ≈</w:t>
+      </w:r>
+      <w:r>
+        <w:t xml:space="preserve"> </w:t>
+      </w:r>
+      <w:r>
+        <w:rPr>
+          <w:bCs/>
+          <w:b/>
+        </w:rPr>
+        <w:t xml:space="preserve">9,1 anos</w:t>
+      </w:r>
+      <w:r>
+        <w:t xml:space="preserve"> </w:t>
+      </w:r>
+      <w:r>
+        <w:t xml:space="preserve">— compatível com prazo FNE de 10–12 anos; alavancas para encurtar: mix mais nobre dentro do teto, romper o teto (decisão consciente de porte/tributação) a partir do ano 5</w:t>
+      </w:r>
+    </w:p>
+    <w:bookmarkEnd w:id="104"/>
+    <w:bookmarkStart w:id="105" w:name="investimento-e-frete-inalterados-da-v2"/>
+    <w:p>
+      <w:pPr>
+        <w:pStyle w:val="Heading2"/>
+      </w:pPr>
+      <w:r>
+        <w:t xml:space="preserve">9. Investimento e frete (inalterados da v2)</w:t>
       </w:r>
     </w:p>
     <w:p>
       <w:pPr>
         <w:numPr>
           <w:ilvl w:val="0"/>
-          <w:numId w:val="1030"/>
+          <w:numId w:val="1031"/>
         </w:numPr>
         <w:pStyle w:val="Compact"/>
       </w:pPr>
       <w:r>
-        <w:t xml:space="preserve">Paver e=6 (~135 kg/m²): truck leva ≈</w:t>
-      </w:r>
-      <w:r>
-        <w:t xml:space="preserve"> </w:t>
-      </w:r>
-      <w:r>
-        <w:rPr>
-          <w:bCs/>
-          <w:b/>
-        </w:rPr>
-        <w:t xml:space="preserve">96–104 m²</w:t>
+        <w:t xml:space="preserve">CAPEX R$ 5,89–7,26 mi + giro 0,7–0,9 =</w:t>
+      </w:r>
+      <w:r>
+        <w:t xml:space="preserve"> </w:t>
+      </w:r>
+      <w:r>
+        <w:rPr>
+          <w:bCs/>
+          <w:b/>
+        </w:rPr>
+        <w:t xml:space="preserve">R$ 6,6–8,2 mi</w:t>
+      </w:r>
+      <w:r>
+        <w:t xml:space="preserve">; ponto médio ~R$ 7,4 mi</w:t>
+      </w:r>
+    </w:p>
+    <w:p>
+      <w:pPr>
+        <w:numPr>
+          <w:ilvl w:val="0"/>
+          <w:numId w:val="1031"/>
+        </w:numPr>
+        <w:pStyle w:val="Compact"/>
+      </w:pPr>
+      <w:r>
+        <w:t xml:space="preserve">Frete: truck 13–14 t = 1.092–1.176 blocos; 30 km = R$ 0,36–0,49/bloco; Grande Vitória (carreta, ~400 km) = R$ 1,28–1,90/bloco; paver ~96–104 m²/truck</w:t>
+      </w:r>
+    </w:p>
+    <w:bookmarkEnd w:id="105"/>
+    <w:bookmarkEnd w:id="106"/>
+    <w:bookmarkStart w:id="113" w:name="Xe06269ffbe6292ca05dba537153c8085dc38f50"/>
+    <w:p>
+      <w:pPr>
+        <w:pStyle w:val="Heading1"/>
+      </w:pPr>
+      <w:r>
+        <w:t xml:space="preserve">APÊNDICE B — AUDITORIA DE FONTES E CONSISTÊNCIA</w:t>
       </w:r>
     </w:p>
     <w:p>
       <w:pPr>
         <w:pStyle w:val="FirstParagraph"/>
       </w:pPr>
+      <w:r>
+        <w:rPr>
+          <w:bCs/>
+          <w:b/>
+        </w:rPr>
+        <w:t xml:space="preserve">Data da auditoria:</w:t>
+      </w:r>
+      <w:r>
+        <w:t xml:space="preserve"> </w:t>
+      </w:r>
+      <w:r>
+        <w:t xml:space="preserve">16/08/2026 (atualizada na revisão v3 — mix por absorção, teto EPP e capacidade efetiva) ·</w:t>
+      </w:r>
+      <w:r>
+        <w:t xml:space="preserve"> </w:t>
+      </w:r>
+      <w:r>
+        <w:rPr>
+          <w:bCs/>
+          <w:b/>
+        </w:rPr>
+        <w:t xml:space="preserve">Escopo:</w:t>
+      </w:r>
+      <w:r>
+        <w:t xml:space="preserve"> </w:t>
+      </w:r>
+      <w:r>
+        <w:t xml:space="preserve">as 146 referências do estudo, os parâmetros sem fonte pública (premissas) e a consistência aritmética interna.</w:t>
+      </w:r>
+    </w:p>
+    <w:p>
+      <w:pPr>
+        <w:pStyle w:val="BodyText"/>
+      </w:pPr>
+      <w:r>
+        <w:rPr>
+          <w:bCs/>
+          <w:b/>
+        </w:rPr>
+        <w:t xml:space="preserve">Legenda de status:</w:t>
+      </w:r>
+      <w:r>
+        <w:t xml:space="preserve"> </w:t>
+      </w:r>
+      <w:r>
+        <w:t xml:space="preserve">- ✅</w:t>
+      </w:r>
+      <w:r>
+        <w:t xml:space="preserve"> </w:t>
+      </w:r>
+      <w:r>
+        <w:rPr>
+          <w:bCs/>
+          <w:b/>
+        </w:rPr>
+        <w:t xml:space="preserve">Confirmada</w:t>
+      </w:r>
+      <w:r>
+        <w:t xml:space="preserve"> </w:t>
+      </w:r>
+      <w:r>
+        <w:t xml:space="preserve">— o dado citado foi verificado em mais de um resultado de busca ou em documento primário (proposta comercial, SINAPI-ES, legislação);</w:t>
+      </w:r>
+      <w:r>
+        <w:t xml:space="preserve"> </w:t>
+      </w:r>
+      <w:r>
+        <w:t xml:space="preserve">- 🟡</w:t>
+      </w:r>
+      <w:r>
+        <w:t xml:space="preserve"> </w:t>
+      </w:r>
+      <w:r>
+        <w:rPr>
+          <w:bCs/>
+          <w:b/>
+        </w:rPr>
+        <w:t xml:space="preserve">Snippet</w:t>
+      </w:r>
+      <w:r>
+        <w:t xml:space="preserve"> </w:t>
+      </w:r>
+      <w:r>
+        <w:t xml:space="preserve">— o dado consta do resultado indexado da busca (título/resumo da própria fonte oficial); a URL permite conferência direta em um clique.</w:t>
+      </w:r>
+      <w:r>
+        <w:t xml:space="preserve"> </w:t>
+      </w:r>
       <w:r>
         <w:rPr>
           <w:iCs/>
           <w:i/>
         </w:rPr>
-        <w:t xml:space="preserve">Conclusão auditada: vantagem de frete da GTK sobre a Grande Vitória de ~3 a 5× por bloco entregue no 1º anel.</w:t>
-      </w:r>
-    </w:p>
-    <w:bookmarkEnd w:id="104"/>
-    <w:bookmarkEnd w:id="105"/>
-    <w:bookmarkStart w:id="112" w:name="Xe06269ffbe6292ca05dba537153c8085dc38f50"/>
-    <w:p>
-      <w:pPr>
-        <w:pStyle w:val="Heading1"/>
-      </w:pPr>
-      <w:r>
-        <w:t xml:space="preserve">APÊNDICE B — AUDITORIA DE FONTES E CONSISTÊNCIA</w:t>
-      </w:r>
-    </w:p>
-    <w:p>
-      <w:pPr>
-        <w:pStyle w:val="FirstParagraph"/>
-      </w:pPr>
-      <w:r>
-        <w:rPr>
-          <w:bCs/>
-          <w:b/>
-        </w:rPr>
-        <w:t xml:space="preserve">Data da auditoria:</w:t>
-      </w:r>
-      <w:r>
-        <w:t xml:space="preserve"> </w:t>
-      </w:r>
-      <w:r>
-        <w:t xml:space="preserve">16/08/2026 ·</w:t>
-      </w:r>
-      <w:r>
-        <w:t xml:space="preserve"> </w:t>
-      </w:r>
-      <w:r>
-        <w:rPr>
-          <w:bCs/>
-          <w:b/>
-        </w:rPr>
-        <w:t xml:space="preserve">Escopo:</w:t>
-      </w:r>
-      <w:r>
-        <w:t xml:space="preserve"> </w:t>
-      </w:r>
-      <w:r>
-        <w:t xml:space="preserve">as 138 referências do estudo, os parâmetros sem fonte pública (premissas) e a consistência aritmética interna.</w:t>
-      </w:r>
-    </w:p>
-    <w:p>
-      <w:pPr>
-        <w:pStyle w:val="BodyText"/>
-      </w:pPr>
-      <w:r>
-        <w:rPr>
-          <w:bCs/>
-          <w:b/>
-        </w:rPr>
-        <w:t xml:space="preserve">Legenda de status:</w:t>
-      </w:r>
-      <w:r>
-        <w:t xml:space="preserve"> </w:t>
-      </w:r>
-      <w:r>
-        <w:t xml:space="preserve">- ✅</w:t>
-      </w:r>
-      <w:r>
-        <w:t xml:space="preserve"> </w:t>
-      </w:r>
-      <w:r>
-        <w:rPr>
-          <w:bCs/>
-          <w:b/>
-        </w:rPr>
-        <w:t xml:space="preserve">Confirmada</w:t>
-      </w:r>
-      <w:r>
-        <w:t xml:space="preserve"> </w:t>
-      </w:r>
-      <w:r>
-        <w:t xml:space="preserve">— o dado citado foi verificado em mais de um resultado de busca ou em documento primário (proposta comercial, SINAPI-ES, legislação);</w:t>
-      </w:r>
-      <w:r>
-        <w:t xml:space="preserve"> </w:t>
-      </w:r>
-      <w:r>
-        <w:t xml:space="preserve">- 🟡</w:t>
-      </w:r>
-      <w:r>
-        <w:t xml:space="preserve"> </w:t>
-      </w:r>
-      <w:r>
-        <w:rPr>
-          <w:bCs/>
-          <w:b/>
-        </w:rPr>
-        <w:t xml:space="preserve">Snippet</w:t>
-      </w:r>
-      <w:r>
-        <w:t xml:space="preserve"> </w:t>
-      </w:r>
-      <w:r>
-        <w:t xml:space="preserve">— o dado consta do resultado indexado da busca (título/resumo da própria fonte oficial); a URL permite conferência direta em um clique.</w:t>
-      </w:r>
-      <w:r>
-        <w:t xml:space="preserve"> </w:t>
-      </w:r>
-      <w:r>
-        <w:rPr>
-          <w:iCs/>
-          <w:i/>
-        </w:rPr>
         <w:t xml:space="preserve">(A política de rede do ambiente de elaboração bloqueou a abertura direta das páginas; nenhum dado foi redigido sem constar do material indexado.)</w:t>
       </w:r>
       <w:r>
@@ -16758,7 +18760,7 @@
         <w:t xml:space="preserve">— a afirmação original foi ajustada nesta revisão (detalhe na coluna Observação).</w:t>
       </w:r>
     </w:p>
-    <w:bookmarkStart w:id="106" w:name="resultado-geral"/>
+    <w:bookmarkStart w:id="107" w:name="resultado-geral"/>
     <w:p>
       <w:pPr>
         <w:pStyle w:val="Heading2"/>
@@ -16841,19 +18843,19 @@
               <w:jc w:val="left"/>
             </w:pPr>
             <w:r>
-              <w:t xml:space="preserve">34</w:t>
-            </w:r>
-          </w:p>
-        </w:tc>
-        <w:tc>
-          <w:tcPr/>
-          <w:p>
-            <w:pPr>
-              <w:pStyle w:val="Compact"/>
-              <w:jc w:val="left"/>
-            </w:pPr>
-            <w:r>
-              <w:t xml:space="preserve">dados centrais: capacidades (proposta), populações Censo 2022, SINAPI-ES 06/2026, Sudene/LC 185, obras SM e Jaguaré, cimento nacional, indústria ES 1S2026</w:t>
+              <w:t xml:space="preserve">42</w:t>
+            </w:r>
+          </w:p>
+        </w:tc>
+        <w:tc>
+          <w:tcPr/>
+          <w:p>
+            <w:pPr>
+              <w:pStyle w:val="Compact"/>
+              <w:jc w:val="left"/>
+            </w:pPr>
+            <w:r>
+              <w:t xml:space="preserve">dados centrais: capacidades (proposta), populações Censo 2022, SINAPI-ES 06/2026, Sudene/LC 185, obras SM e Jaguaré, cimento nacional, indústria ES 1S2026, LC 123/EPP, Anexo II do Simples, dias úteis 2027, feriados municipais, benchmarks OEE</w:t>
             </w:r>
           </w:p>
         </w:tc>
@@ -16917,7 +18919,7 @@
               <w:jc w:val="left"/>
             </w:pPr>
             <w:r>
-              <w:t xml:space="preserve">9</w:t>
+              <w:t xml:space="preserve">12</w:t>
             </w:r>
           </w:p>
         </w:tc>
@@ -16955,7 +18957,7 @@
               <w:jc w:val="left"/>
             </w:pPr>
             <w:r>
-              <w:t xml:space="preserve">12</w:t>
+              <w:t xml:space="preserve">16</w:t>
             </w:r>
           </w:p>
         </w:tc>
@@ -17029,8 +19031,8 @@
         </w:tc>
       </w:tr>
     </w:tbl>
-    <w:bookmarkEnd w:id="106"/>
-    <w:bookmarkStart w:id="107" w:name="X1c304199ff39e2e5340603106f512b99eba353b"/>
+    <w:bookmarkEnd w:id="107"/>
+    <w:bookmarkStart w:id="108" w:name="X1c304199ff39e2e5340603106f512b99eba353b"/>
     <w:p>
       <w:pPr>
         <w:pStyle w:val="Heading2"/>
@@ -18994,8 +20996,8 @@
         </w:tc>
       </w:tr>
     </w:tbl>
-    <w:bookmarkEnd w:id="107"/>
-    <w:bookmarkStart w:id="108" w:name="Xb279f5d0e9c278b08d2eaae7d6119f07c5a663b"/>
+    <w:bookmarkEnd w:id="108"/>
+    <w:bookmarkStart w:id="109" w:name="Xb279f5d0e9c278b08d2eaae7d6119f07c5a663b"/>
     <w:p>
       <w:pPr>
         <w:pStyle w:val="Heading2"/>
@@ -19379,43 +21381,43 @@
               <w:jc w:val="left"/>
             </w:pPr>
             <w:r>
-              <w:t xml:space="preserve">MC média do mix</w:t>
-            </w:r>
-          </w:p>
-        </w:tc>
-        <w:tc>
-          <w:tcPr/>
-          <w:p>
-            <w:pPr>
-              <w:pStyle w:val="Compact"/>
-              <w:jc w:val="left"/>
-            </w:pPr>
-            <w:r>
-              <w:t xml:space="preserve">35%</w:t>
-            </w:r>
-          </w:p>
-        </w:tc>
-        <w:tc>
-          <w:tcPr/>
-          <w:p>
-            <w:pPr>
-              <w:pStyle w:val="Compact"/>
-              <w:jc w:val="left"/>
-            </w:pPr>
-            <w:r>
-              <w:t xml:space="preserve">derivada: 36,5% (planilha, aba Mix); adotado valor menor</w:t>
-            </w:r>
-          </w:p>
-        </w:tc>
-        <w:tc>
-          <w:tcPr/>
-          <w:p>
-            <w:pPr>
-              <w:pStyle w:val="Compact"/>
-              <w:jc w:val="left"/>
-            </w:pPr>
-            <w:r>
-              <w:t xml:space="preserve">§13.4</w:t>
+              <w:t xml:space="preserve">Mix de vendas (% do mercado em valor)</w:t>
+            </w:r>
+          </w:p>
+        </w:tc>
+        <w:tc>
+          <w:tcPr/>
+          <w:p>
+            <w:pPr>
+              <w:pStyle w:val="Compact"/>
+              <w:jc w:val="left"/>
+            </w:pPr>
+            <w:r>
+              <w:t xml:space="preserve">ved. 45% (36+9), estrutural+compl. 30% (26+4), paver 25%</w:t>
+            </w:r>
+          </w:p>
+        </w:tc>
+        <w:tc>
+          <w:tcPr/>
+          <w:p>
+            <w:pPr>
+              <w:pStyle w:val="Compact"/>
+              <w:jc w:val="left"/>
+            </w:pPr>
+            <w:r>
+              <w:t xml:space="preserve">paver derivado do SAM (24–33%→25%); horas da planta alocadas na proporção do mercado</w:t>
+            </w:r>
+          </w:p>
+        </w:tc>
+        <w:tc>
+          <w:tcPr/>
+          <w:p>
+            <w:pPr>
+              <w:pStyle w:val="Compact"/>
+              <w:jc w:val="left"/>
+            </w:pPr>
+            <w:r>
+              <w:t xml:space="preserve">§5.4</w:t>
             </w:r>
           </w:p>
         </w:tc>
@@ -19429,43 +21431,43 @@
               <w:jc w:val="left"/>
             </w:pPr>
             <w:r>
-              <w:t xml:space="preserve">Custos fixos mensais</w:t>
-            </w:r>
-          </w:p>
-        </w:tc>
-        <w:tc>
-          <w:tcPr/>
-          <w:p>
-            <w:pPr>
-              <w:pStyle w:val="Compact"/>
-              <w:jc w:val="left"/>
-            </w:pPr>
-            <w:r>
-              <w:t xml:space="preserve">R$ 52 mil</w:t>
-            </w:r>
-          </w:p>
-        </w:tc>
-        <w:tc>
-          <w:tcPr/>
-          <w:p>
-            <w:pPr>
-              <w:pStyle w:val="Compact"/>
-              <w:jc w:val="left"/>
-            </w:pPr>
-            <w:r>
-              <w:t xml:space="preserve">decomposição item a item no §13.3</w:t>
-            </w:r>
-          </w:p>
-        </w:tc>
-        <w:tc>
-          <w:tcPr/>
-          <w:p>
-            <w:pPr>
-              <w:pStyle w:val="Compact"/>
-              <w:jc w:val="left"/>
-            </w:pPr>
-            <w:r>
-              <w:t xml:space="preserve">§13.3</w:t>
+              <w:t xml:space="preserve">Carga tributária sobre a receita</w:t>
+            </w:r>
+          </w:p>
+        </w:tc>
+        <w:tc>
+          <w:tcPr/>
+          <w:p>
+            <w:pPr>
+              <w:pStyle w:val="Compact"/>
+              <w:jc w:val="left"/>
+            </w:pPr>
+            <w:r>
+              <w:t xml:space="preserve">15%</w:t>
+            </w:r>
+          </w:p>
+        </w:tc>
+        <w:tc>
+          <w:tcPr/>
+          <w:p>
+            <w:pPr>
+              <w:pStyle w:val="Compact"/>
+              <w:jc w:val="left"/>
+            </w:pPr>
+            <w:r>
+              <w:t xml:space="preserve">cobre Simples Anexo II no topo (15,0% [140]) e L. Presumido típico; regime a definir com contador (upside)</w:t>
+            </w:r>
+          </w:p>
+        </w:tc>
+        <w:tc>
+          <w:tcPr/>
+          <w:p>
+            <w:pPr>
+              <w:pStyle w:val="Compact"/>
+              <w:jc w:val="left"/>
+            </w:pPr>
+            <w:r>
+              <w:t xml:space="preserve">§13.2</w:t>
             </w:r>
           </w:p>
         </w:tc>
@@ -19479,6 +21481,156 @@
               <w:jc w:val="left"/>
             </w:pPr>
             <w:r>
+              <w:t xml:space="preserve">MC média do mix</w:t>
+            </w:r>
+          </w:p>
+        </w:tc>
+        <w:tc>
+          <w:tcPr/>
+          <w:p>
+            <w:pPr>
+              <w:pStyle w:val="Compact"/>
+              <w:jc w:val="left"/>
+            </w:pPr>
+            <w:r>
+              <w:t xml:space="preserve">30%</w:t>
+            </w:r>
+          </w:p>
+        </w:tc>
+        <w:tc>
+          <w:tcPr/>
+          <w:p>
+            <w:pPr>
+              <w:pStyle w:val="Compact"/>
+              <w:jc w:val="left"/>
+            </w:pPr>
+            <w:r>
+              <w:t xml:space="preserve">derivada: 31,2% (planilha, aba Mix e Plano); adotado valor menor</w:t>
+            </w:r>
+          </w:p>
+        </w:tc>
+        <w:tc>
+          <w:tcPr/>
+          <w:p>
+            <w:pPr>
+              <w:pStyle w:val="Compact"/>
+              <w:jc w:val="left"/>
+            </w:pPr>
+            <w:r>
+              <w:t xml:space="preserve">§13.2/§13.4</w:t>
+            </w:r>
+          </w:p>
+        </w:tc>
+      </w:tr>
+      <w:tr>
+        <w:tc>
+          <w:tcPr/>
+          <w:p>
+            <w:pPr>
+              <w:pStyle w:val="Compact"/>
+              <w:jc w:val="left"/>
+            </w:pPr>
+            <w:r>
+              <w:t xml:space="preserve">Cascata de capacidade efetiva</w:t>
+            </w:r>
+          </w:p>
+        </w:tc>
+        <w:tc>
+          <w:tcPr/>
+          <w:p>
+            <w:pPr>
+              <w:pStyle w:val="Compact"/>
+              <w:jc w:val="left"/>
+            </w:pPr>
+            <w:r>
+              <w:t xml:space="preserve">249 dias úteis − paradas = ~210 dias efetivos (OEE ~76%)</w:t>
+            </w:r>
+          </w:p>
+        </w:tc>
+        <w:tc>
+          <w:tcPr/>
+          <w:p>
+            <w:pPr>
+              <w:pStyle w:val="Compact"/>
+              <w:jc w:val="left"/>
+            </w:pPr>
+            <w:r>
+              <w:t xml:space="preserve">calendário [141][142]; manutenção [145][146]; benchmark OEE [143][144]; não planejadas 6% e refugo 2% como premissas</w:t>
+            </w:r>
+          </w:p>
+        </w:tc>
+        <w:tc>
+          <w:tcPr/>
+          <w:p>
+            <w:pPr>
+              <w:pStyle w:val="Compact"/>
+              <w:jc w:val="left"/>
+            </w:pPr>
+            <w:r>
+              <w:t xml:space="preserve">§3.7</w:t>
+            </w:r>
+          </w:p>
+        </w:tc>
+      </w:tr>
+      <w:tr>
+        <w:tc>
+          <w:tcPr/>
+          <w:p>
+            <w:pPr>
+              <w:pStyle w:val="Compact"/>
+              <w:jc w:val="left"/>
+            </w:pPr>
+            <w:r>
+              <w:t xml:space="preserve">Custos fixos mensais</w:t>
+            </w:r>
+          </w:p>
+        </w:tc>
+        <w:tc>
+          <w:tcPr/>
+          <w:p>
+            <w:pPr>
+              <w:pStyle w:val="Compact"/>
+              <w:jc w:val="left"/>
+            </w:pPr>
+            <w:r>
+              <w:t xml:space="preserve">R$ 52 mil</w:t>
+            </w:r>
+          </w:p>
+        </w:tc>
+        <w:tc>
+          <w:tcPr/>
+          <w:p>
+            <w:pPr>
+              <w:pStyle w:val="Compact"/>
+              <w:jc w:val="left"/>
+            </w:pPr>
+            <w:r>
+              <w:t xml:space="preserve">decomposição item a item no §13.3</w:t>
+            </w:r>
+          </w:p>
+        </w:tc>
+        <w:tc>
+          <w:tcPr/>
+          <w:p>
+            <w:pPr>
+              <w:pStyle w:val="Compact"/>
+              <w:jc w:val="left"/>
+            </w:pPr>
+            <w:r>
+              <w:t xml:space="preserve">§13.3</w:t>
+            </w:r>
+          </w:p>
+        </w:tc>
+      </w:tr>
+      <w:tr>
+        <w:tc>
+          <w:tcPr/>
+          <w:p>
+            <w:pPr>
+              <w:pStyle w:val="Compact"/>
+              <w:jc w:val="left"/>
+            </w:pPr>
+            <w:r>
               <w:t xml:space="preserve">Serviço da dívida FNE</w:t>
             </w:r>
           </w:p>
@@ -19491,19 +21643,19 @@
               <w:jc w:val="left"/>
             </w:pPr>
             <w:r>
-              <w:t xml:space="preserve">~R$ 60 mil/mês</w:t>
-            </w:r>
-          </w:p>
-        </w:tc>
-        <w:tc>
-          <w:tcPr/>
-          <w:p>
-            <w:pPr>
-              <w:pStyle w:val="Compact"/>
-              <w:jc w:val="left"/>
-            </w:pPr>
-            <w:r>
-              <w:t xml:space="preserve">SAC ~R$ 5 mi/10 anos pós-carência; substituir pela simulação BNB</w:t>
+              <w:t xml:space="preserve">~R$ 46–50 mil/mês</w:t>
+            </w:r>
+          </w:p>
+        </w:tc>
+        <w:tc>
+          <w:tcPr/>
+          <w:p>
+            <w:pPr>
+              <w:pStyle w:val="Compact"/>
+              <w:jc w:val="left"/>
+            </w:pPr>
+            <w:r>
+              <w:t xml:space="preserve">recomendação: ~R$ 4,0–4,5 mi em 12 anos (DSCR ≥1,35); substituir pela simulação BNB</w:t>
             </w:r>
           </w:p>
         </w:tc>
@@ -19521,576 +21673,14 @@
         </w:tc>
       </w:tr>
     </w:tbl>
-    <w:bookmarkEnd w:id="108"/>
-    <w:bookmarkStart w:id="109" w:name="X5bb87ff09c69dc4263bd2fa3b262fbd62e809ae"/>
+    <w:bookmarkEnd w:id="109"/>
+    <w:bookmarkStart w:id="110" w:name="X5bb87ff09c69dc4263bd2fa3b262fbd62e809ae"/>
     <w:p>
       <w:pPr>
         <w:pStyle w:val="Heading2"/>
       </w:pPr>
       <w:r>
         <w:t xml:space="preserve">4. Correções aplicadas nesta auditoria (transparência total)</w:t>
-      </w:r>
-    </w:p>
-    <w:p>
-      <w:pPr>
-        <w:numPr>
-          <w:ilvl w:val="0"/>
-          <w:numId w:val="1031"/>
-        </w:numPr>
-        <w:pStyle w:val="Compact"/>
-      </w:pPr>
-      <w:r>
-        <w:rPr>
-          <w:bCs/>
-          <w:b/>
-        </w:rPr>
-        <w:t xml:space="preserve">Base única de receita</w:t>
-      </w:r>
-      <w:r>
-        <w:t xml:space="preserve">: as tabelas §5.4 e §13.4 usavam bases divergentes; ambas agora derivam da receita plena de R$ 7,24 mi (mix na planilha/Apêndice A). Receitas por cenário recalculadas (ex.: 60% = R$ 4,3 mi, antes</w:t>
-      </w:r>
-      <w:r>
-        <w:t xml:space="preserve"> </w:t>
-      </w:r>
-      <w:r>
-        <w:t xml:space="preserve">“</w:t>
-      </w:r>
-      <w:r>
-        <w:t xml:space="preserve">4,6</w:t>
-      </w:r>
-      <w:r>
-        <w:t xml:space="preserve">”</w:t>
-      </w:r>
-      <w:r>
-        <w:t xml:space="preserve">; 95% = R$ 6,9 mi, antes</w:t>
-      </w:r>
-      <w:r>
-        <w:t xml:space="preserve"> </w:t>
-      </w:r>
-      <w:r>
-        <w:t xml:space="preserve">“</w:t>
-      </w:r>
-      <w:r>
-        <w:t xml:space="preserve">7,0</w:t>
-      </w:r>
-      <w:r>
-        <w:t xml:space="preserve">”</w:t>
-      </w:r>
-      <w:r>
-        <w:t xml:space="preserve">).</w:t>
-      </w:r>
-    </w:p>
-    <w:p>
-      <w:pPr>
-        <w:numPr>
-          <w:ilvl w:val="0"/>
-          <w:numId w:val="1031"/>
-        </w:numPr>
-        <w:pStyle w:val="Compact"/>
-      </w:pPr>
-      <w:r>
-        <w:rPr>
-          <w:bCs/>
-          <w:b/>
-        </w:rPr>
-        <w:t xml:space="preserve">Ponto de equilíbrio operacional</w:t>
-      </w:r>
-      <w:r>
-        <w:t xml:space="preserve">: de</w:t>
-      </w:r>
-      <w:r>
-        <w:t xml:space="preserve"> </w:t>
-      </w:r>
-      <w:r>
-        <w:t xml:space="preserve">“</w:t>
-      </w:r>
-      <w:r>
-        <w:t xml:space="preserve">≈29%</w:t>
-      </w:r>
-      <w:r>
-        <w:t xml:space="preserve">”</w:t>
-      </w:r>
-      <w:r>
-        <w:t xml:space="preserve"> </w:t>
-      </w:r>
-      <w:r>
-        <w:t xml:space="preserve">para</w:t>
-      </w:r>
-      <w:r>
-        <w:t xml:space="preserve"> </w:t>
-      </w:r>
-      <w:r>
-        <w:rPr>
-          <w:bCs/>
-          <w:b/>
-        </w:rPr>
-        <w:t xml:space="preserve">≈25% da capacidade de 1 turno</w:t>
-      </w:r>
-      <w:r>
-        <w:t xml:space="preserve"> </w:t>
-      </w:r>
-      <w:r>
-        <w:t xml:space="preserve">(R$ 149 mil/mês ÷ R$ 7,24 mi ÷ 12 = 24,6%).</w:t>
-      </w:r>
-    </w:p>
-    <w:p>
-      <w:pPr>
-        <w:numPr>
-          <w:ilvl w:val="0"/>
-          <w:numId w:val="1031"/>
-        </w:numPr>
-        <w:pStyle w:val="Compact"/>
-      </w:pPr>
-      <w:r>
-        <w:rPr>
-          <w:bCs/>
-          <w:b/>
-        </w:rPr>
-        <w:t xml:space="preserve">Equilíbrio com dívida</w:t>
-      </w:r>
-      <w:r>
-        <w:t xml:space="preserve">: consolidado em</w:t>
-      </w:r>
-      <w:r>
-        <w:t xml:space="preserve"> </w:t>
-      </w:r>
-      <w:r>
-        <w:rPr>
-          <w:bCs/>
-          <w:b/>
-        </w:rPr>
-        <w:t xml:space="preserve">R$ 320 mil/mês ≈ 53%</w:t>
-      </w:r>
-      <w:r>
-        <w:t xml:space="preserve"> </w:t>
-      </w:r>
-      <w:r>
-        <w:t xml:space="preserve">(SAC ~R$ 60 mil/mês pós-carência).</w:t>
-      </w:r>
-    </w:p>
-    <w:p>
-      <w:pPr>
-        <w:numPr>
-          <w:ilvl w:val="0"/>
-          <w:numId w:val="1031"/>
-        </w:numPr>
-        <w:pStyle w:val="Compact"/>
-      </w:pPr>
-      <w:r>
-        <w:rPr>
-          <w:bCs/>
-          <w:b/>
-        </w:rPr>
-        <w:t xml:space="preserve">EBITDA de regime</w:t>
-      </w:r>
-      <w:r>
-        <w:t xml:space="preserve">: de</w:t>
-      </w:r>
-      <w:r>
-        <w:t xml:space="preserve"> </w:t>
-      </w:r>
-      <w:r>
-        <w:t xml:space="preserve">“</w:t>
-      </w:r>
-      <w:r>
-        <w:t xml:space="preserve">R$ 1,3–1,5 mi</w:t>
-      </w:r>
-      <w:r>
-        <w:t xml:space="preserve">”</w:t>
-      </w:r>
-      <w:r>
-        <w:t xml:space="preserve"> </w:t>
-      </w:r>
-      <w:r>
-        <w:t xml:space="preserve">para</w:t>
-      </w:r>
-      <w:r>
-        <w:t xml:space="preserve"> </w:t>
-      </w:r>
-      <w:r>
-        <w:rPr>
-          <w:bCs/>
-          <w:b/>
-        </w:rPr>
-        <w:t xml:space="preserve">R$ 1,3–1,4 mi</w:t>
-      </w:r>
-      <w:r>
-        <w:t xml:space="preserve"> </w:t>
-      </w:r>
-      <w:r>
-        <w:t xml:space="preserve">(75–80% × 7,24 × 35% − 0,62).</w:t>
-      </w:r>
-    </w:p>
-    <w:p>
-      <w:pPr>
-        <w:numPr>
-          <w:ilvl w:val="0"/>
-          <w:numId w:val="1031"/>
-        </w:numPr>
-        <w:pStyle w:val="Compact"/>
-      </w:pPr>
-      <w:r>
-        <w:rPr>
-          <w:bCs/>
-          <w:b/>
-        </w:rPr>
-        <w:t xml:space="preserve">Shares do SAM</w:t>
-      </w:r>
-      <w:r>
-        <w:t xml:space="preserve">: ano 1 de</w:t>
-      </w:r>
-      <w:r>
-        <w:t xml:space="preserve"> </w:t>
-      </w:r>
-      <w:r>
-        <w:t xml:space="preserve">“</w:t>
-      </w:r>
-      <w:r>
-        <w:t xml:space="preserve">13–19%</w:t>
-      </w:r>
-      <w:r>
-        <w:t xml:space="preserve">”</w:t>
-      </w:r>
-      <w:r>
-        <w:t xml:space="preserve"> </w:t>
-      </w:r>
-      <w:r>
-        <w:t xml:space="preserve">para</w:t>
-      </w:r>
-      <w:r>
-        <w:t xml:space="preserve"> </w:t>
-      </w:r>
-      <w:r>
-        <w:rPr>
-          <w:bCs/>
-          <w:b/>
-        </w:rPr>
-        <w:t xml:space="preserve">12–20%</w:t>
-      </w:r>
-      <w:r>
-        <w:t xml:space="preserve">; anos 1–2</w:t>
-      </w:r>
-      <w:r>
-        <w:t xml:space="preserve"> </w:t>
-      </w:r>
-      <w:r>
-        <w:t xml:space="preserve">“</w:t>
-      </w:r>
-      <w:r>
-        <w:t xml:space="preserve">13–28%</w:t>
-      </w:r>
-      <w:r>
-        <w:t xml:space="preserve">”</w:t>
-      </w:r>
-      <w:r>
-        <w:t xml:space="preserve"> </w:t>
-      </w:r>
-      <w:r>
-        <w:t xml:space="preserve">→</w:t>
-      </w:r>
-      <w:r>
-        <w:t xml:space="preserve"> </w:t>
-      </w:r>
-      <w:r>
-        <w:rPr>
-          <w:bCs/>
-          <w:b/>
-        </w:rPr>
-        <w:t xml:space="preserve">12–27%</w:t>
-      </w:r>
-      <w:r>
-        <w:t xml:space="preserve">; regime</w:t>
-      </w:r>
-      <w:r>
-        <w:t xml:space="preserve"> </w:t>
-      </w:r>
-      <w:r>
-        <w:t xml:space="preserve">“</w:t>
-      </w:r>
-      <w:r>
-        <w:t xml:space="preserve">25–36%</w:t>
-      </w:r>
-      <w:r>
-        <w:t xml:space="preserve">”</w:t>
-      </w:r>
-      <w:r>
-        <w:t xml:space="preserve"> </w:t>
-      </w:r>
-      <w:r>
-        <w:t xml:space="preserve">→</w:t>
-      </w:r>
-      <w:r>
-        <w:t xml:space="preserve"> </w:t>
-      </w:r>
-      <w:r>
-        <w:rPr>
-          <w:bCs/>
-          <w:b/>
-        </w:rPr>
-        <w:t xml:space="preserve">22–36%</w:t>
-      </w:r>
-      <w:r>
-        <w:t xml:space="preserve">.</w:t>
-      </w:r>
-    </w:p>
-    <w:p>
-      <w:pPr>
-        <w:numPr>
-          <w:ilvl w:val="0"/>
-          <w:numId w:val="1031"/>
-        </w:numPr>
-        <w:pStyle w:val="Compact"/>
-      </w:pPr>
-      <w:r>
-        <w:rPr>
-          <w:bCs/>
-          <w:b/>
-        </w:rPr>
-        <w:t xml:space="preserve">Física do frete</w:t>
-      </w:r>
-      <w:r>
-        <w:t xml:space="preserve">: truck de 13–14 t carrega ~1.090–1.180 blocos (não 1.700–2.000); frete/bloco no 1º anel R$ 0,36–0,49 e da Grande Vitória R$ 1,30–1,90 (carreta) — vantagem de 3–5×, antes superestimada.</w:t>
-      </w:r>
-    </w:p>
-    <w:p>
-      <w:pPr>
-        <w:numPr>
-          <w:ilvl w:val="0"/>
-          <w:numId w:val="1031"/>
-        </w:numPr>
-        <w:pStyle w:val="Compact"/>
-      </w:pPr>
-      <w:r>
-        <w:rPr>
-          <w:bCs/>
-          <w:b/>
-        </w:rPr>
-        <w:t xml:space="preserve">Sudene</w:t>
-      </w:r>
-      <w:r>
-        <w:t xml:space="preserve">: de</w:t>
-      </w:r>
-      <w:r>
-        <w:t xml:space="preserve"> </w:t>
-      </w:r>
-      <w:r>
-        <w:t xml:space="preserve">“</w:t>
-      </w:r>
-      <w:r>
-        <w:t xml:space="preserve">28</w:t>
-      </w:r>
-      <w:r>
-        <w:t xml:space="preserve">”</w:t>
-      </w:r>
-      <w:r>
-        <w:t xml:space="preserve"> </w:t>
-      </w:r>
-      <w:r>
-        <w:t xml:space="preserve">para</w:t>
-      </w:r>
-      <w:r>
-        <w:t xml:space="preserve"> </w:t>
-      </w:r>
-      <w:r>
-        <w:rPr>
-          <w:bCs/>
-          <w:b/>
-        </w:rPr>
-        <w:t xml:space="preserve">31 municípios do ES (LC nº 185/2021)</w:t>
-      </w:r>
-      <w:r>
-        <w:t xml:space="preserve">, com fonte legal e lista incluindo os 9 municípios da área de influência.</w:t>
-      </w:r>
-    </w:p>
-    <w:p>
-      <w:pPr>
-        <w:numPr>
-          <w:ilvl w:val="0"/>
-          <w:numId w:val="1031"/>
-        </w:numPr>
-        <w:pStyle w:val="Compact"/>
-      </w:pPr>
-      <w:r>
-        <w:rPr>
-          <w:bCs/>
-          <w:b/>
-        </w:rPr>
-        <w:t xml:space="preserve">Consumo per capita de cimento</w:t>
-      </w:r>
-      <w:r>
-        <w:t xml:space="preserve">: substituída derivação própria (~318 kg) pelo número publicado (</w:t>
-      </w:r>
-      <w:r>
-        <w:rPr>
-          <w:bCs/>
-          <w:b/>
-        </w:rPr>
-        <w:t xml:space="preserve">~280 kg/hab/ano</w:t>
-      </w:r>
-      <w:r>
-        <w:t xml:space="preserve">), reduzindo o Método A para 42,8 mil t/ano na área.</w:t>
-      </w:r>
-    </w:p>
-    <w:p>
-      <w:pPr>
-        <w:numPr>
-          <w:ilvl w:val="0"/>
-          <w:numId w:val="1031"/>
-        </w:numPr>
-        <w:pStyle w:val="Compact"/>
-      </w:pPr>
-      <w:r>
-        <w:rPr>
-          <w:bCs/>
-          <w:b/>
-        </w:rPr>
-        <w:t xml:space="preserve">Método A</w:t>
-      </w:r>
-      <w:r>
-        <w:t xml:space="preserve"> </w:t>
-      </w:r>
-      <w:r>
-        <w:t xml:space="preserve">reclassificado como validação cruzada com premissa declarada (8–15%) — antes o percentual aparecia apoiado em referência que não o publica.</w:t>
-      </w:r>
-    </w:p>
-    <w:p>
-      <w:pPr>
-        <w:numPr>
-          <w:ilvl w:val="0"/>
-          <w:numId w:val="1031"/>
-        </w:numPr>
-        <w:pStyle w:val="Compact"/>
-      </w:pPr>
-      <w:r>
-        <w:rPr>
-          <w:bCs/>
-          <w:b/>
-        </w:rPr>
-        <w:t xml:space="preserve">BlocoBrasil</w:t>
-      </w:r>
-      <w:r>
-        <w:t xml:space="preserve"> </w:t>
-      </w:r>
-      <w:r>
-        <w:t xml:space="preserve">datada (pesquisa de março/2013) e tratada como referência histórica.</w:t>
-      </w:r>
-    </w:p>
-    <w:p>
-      <w:pPr>
-        <w:numPr>
-          <w:ilvl w:val="0"/>
-          <w:numId w:val="1031"/>
-        </w:numPr>
-        <w:pStyle w:val="Compact"/>
-      </w:pPr>
-      <w:r>
-        <w:rPr>
-          <w:bCs/>
-          <w:b/>
-        </w:rPr>
-        <w:t xml:space="preserve">Indústria ES +20,2%</w:t>
-      </w:r>
-      <w:r>
-        <w:t xml:space="preserve"> </w:t>
-      </w:r>
-      <w:r>
-        <w:t xml:space="preserve">com período e pesquisa explícitos (1S2026, PIM-PF/IBGE) e segunda fonte.</w:t>
-      </w:r>
-    </w:p>
-    <w:p>
-      <w:pPr>
-        <w:numPr>
-          <w:ilvl w:val="0"/>
-          <w:numId w:val="1031"/>
-        </w:numPr>
-        <w:pStyle w:val="Compact"/>
-      </w:pPr>
-      <w:r>
-        <w:rPr>
-          <w:bCs/>
-          <w:b/>
-        </w:rPr>
-        <w:t xml:space="preserve">Custo variável</w:t>
-      </w:r>
-      <w:r>
-        <w:t xml:space="preserve">: padronizado R$ 1,85 industrial / R$ 2,28 total (o</w:t>
-      </w:r>
-      <w:r>
-        <w:t xml:space="preserve"> </w:t>
-      </w:r>
-      <w:r>
-        <w:t xml:space="preserve">“</w:t>
-      </w:r>
-      <w:r>
-        <w:t xml:space="preserve">R$ 1,90</w:t>
-      </w:r>
-      <w:r>
-        <w:t xml:space="preserve">”</w:t>
-      </w:r>
-      <w:r>
-        <w:t xml:space="preserve"> </w:t>
-      </w:r>
-      <w:r>
-        <w:t xml:space="preserve">remanescente é meta operacional, rotulada como meta); obras de Pedro Canário/Pinheiros marcadas como histórico fora da soma anual; citação [22] realocada para custo de implantação; MCMV 8–11 mi blocos/ano qualificado como teto de premissa.</w:t>
-      </w:r>
-    </w:p>
-    <w:bookmarkEnd w:id="109"/>
-    <w:bookmarkStart w:id="110" w:name="numeração-completa-das-referências"/>
-    <w:p>
-      <w:pPr>
-        <w:pStyle w:val="Heading2"/>
-      </w:pPr>
-      <w:r>
-        <w:t xml:space="preserve">5. Numeração completa das referências</w:t>
-      </w:r>
-    </w:p>
-    <w:p>
-      <w:pPr>
-        <w:pStyle w:val="FirstParagraph"/>
-      </w:pPr>
-      <w:r>
-        <w:t xml:space="preserve">A lista integral com instituição, descrição e URL de cada uma das 138 referências está em</w:t>
-      </w:r>
-      <w:r>
-        <w:t xml:space="preserve"> </w:t>
-      </w:r>
-      <w:r>
-        <w:rPr>
-          <w:rStyle w:val="VerbatimChar"/>
-        </w:rPr>
-        <w:t xml:space="preserve">fontes.md</w:t>
-      </w:r>
-      <w:r>
-        <w:t xml:space="preserve"> </w:t>
-      </w:r>
-      <w:r>
-        <w:t xml:space="preserve">e na seção 16 do estudo. Nesta auditoria,</w:t>
-      </w:r>
-      <w:r>
-        <w:t xml:space="preserve"> </w:t>
-      </w:r>
-      <w:r>
-        <w:rPr>
-          <w:bCs/>
-          <w:b/>
-        </w:rPr>
-        <w:t xml:space="preserve">todas</w:t>
-      </w:r>
-      <w:r>
-        <w:t xml:space="preserve"> </w:t>
-      </w:r>
-      <w:r>
-        <w:t xml:space="preserve">foram checadas quanto a: (i) a afirmação do texto corresponder ao conteúdo indexado da fonte; (ii) especificidade da URL (página do dado, não domínio genérico); (iii) uso não decorativo (cada citação alimenta uma conclusão, premissa ou mitigador). As duas únicas citações cuja função mudou ([22] e [61]) estão descritas na seção 1.</w:t>
-      </w:r>
-    </w:p>
-    <w:bookmarkEnd w:id="110"/>
-    <w:bookmarkStart w:id="111" w:name="Xb14af6cce8024fa41c36724a61f03bcf5c391a7"/>
-    <w:p>
-      <w:pPr>
-        <w:pStyle w:val="Heading2"/>
-      </w:pPr>
-      <w:r>
-        <w:t xml:space="preserve">6. Limitações remanescentes (para diligência da implantação)</w:t>
       </w:r>
     </w:p>
     <w:p>
@@ -20099,10 +21689,46 @@
           <w:ilvl w:val="0"/>
           <w:numId w:val="1032"/>
         </w:numPr>
-        <w:pStyle w:val="Compact"/>
-      </w:pPr>
-      <w:r>
-        <w:t xml:space="preserve">Preços locais de venda e de insumos: calibrar com 5 cotações telefônicas (contatos no cap. 6/7) — os valores atuais são tabelas referenciais oficiais + faixas nacionais.</w:t>
+      </w:pPr>
+      <w:r>
+        <w:rPr>
+          <w:bCs/>
+          <w:b/>
+        </w:rPr>
+        <w:t xml:space="preserve">Base única de receita</w:t>
+      </w:r>
+      <w:r>
+        <w:t xml:space="preserve">: as tabelas §5.4 e §13.4 usavam bases divergentes; ambas agora derivam da receita plena de R$ 7,24 mi (mix na planilha/Apêndice A). Receitas por cenário recalculadas (ex.: 60% = R$ 4,3 mi, antes</w:t>
+      </w:r>
+      <w:r>
+        <w:t xml:space="preserve"> </w:t>
+      </w:r>
+      <w:r>
+        <w:t xml:space="preserve">“</w:t>
+      </w:r>
+      <w:r>
+        <w:t xml:space="preserve">4,6</w:t>
+      </w:r>
+      <w:r>
+        <w:t xml:space="preserve">”</w:t>
+      </w:r>
+      <w:r>
+        <w:t xml:space="preserve">; 95% = R$ 6,9 mi, antes</w:t>
+      </w:r>
+      <w:r>
+        <w:t xml:space="preserve"> </w:t>
+      </w:r>
+      <w:r>
+        <w:t xml:space="preserve">“</w:t>
+      </w:r>
+      <w:r>
+        <w:t xml:space="preserve">7,0</w:t>
+      </w:r>
+      <w:r>
+        <w:t xml:space="preserve">”</w:t>
+      </w:r>
+      <w:r>
+        <w:t xml:space="preserve">).</w:t>
       </w:r>
     </w:p>
     <w:p>
@@ -20111,10 +21737,50 @@
           <w:ilvl w:val="0"/>
           <w:numId w:val="1032"/>
         </w:numPr>
-        <w:pStyle w:val="Compact"/>
-      </w:pPr>
-      <w:r>
-        <w:t xml:space="preserve">Valores dos editais CE 001/2025 e CE 005/2025 de São Mateus: consultar PNCP/portal de transparência municipal.</w:t>
+      </w:pPr>
+      <w:r>
+        <w:rPr>
+          <w:bCs/>
+          <w:b/>
+        </w:rPr>
+        <w:t xml:space="preserve">Ponto de equilíbrio operacional</w:t>
+      </w:r>
+      <w:r>
+        <w:t xml:space="preserve">: de</w:t>
+      </w:r>
+      <w:r>
+        <w:t xml:space="preserve"> </w:t>
+      </w:r>
+      <w:r>
+        <w:t xml:space="preserve">“</w:t>
+      </w:r>
+      <w:r>
+        <w:t xml:space="preserve">≈29%</w:t>
+      </w:r>
+      <w:r>
+        <w:t xml:space="preserve">”</w:t>
+      </w:r>
+      <w:r>
+        <w:t xml:space="preserve"> </w:t>
+      </w:r>
+      <w:r>
+        <w:t xml:space="preserve">para</w:t>
+      </w:r>
+      <w:r>
+        <w:t xml:space="preserve"> </w:t>
+      </w:r>
+      <w:r>
+        <w:rPr>
+          <w:bCs/>
+          <w:b/>
+        </w:rPr>
+        <w:t xml:space="preserve">≈25% da capacidade de 1 turno</w:t>
+      </w:r>
+      <w:r>
+        <w:t xml:space="preserve"> </w:t>
+      </w:r>
+      <w:r>
+        <w:t xml:space="preserve">(R$ 149 mil/mês ÷ R$ 7,24 mi ÷ 12 = 24,6%).</w:t>
       </w:r>
     </w:p>
     <w:p>
@@ -20123,10 +21789,32 @@
           <w:ilvl w:val="0"/>
           <w:numId w:val="1032"/>
         </w:numPr>
-        <w:pStyle w:val="Compact"/>
-      </w:pPr>
-      <w:r>
-        <w:t xml:space="preserve">Datas das obras de Pedro Canário e Pinheiros: confirmar em diligência (já fora da soma de demanda).</w:t>
+      </w:pPr>
+      <w:r>
+        <w:rPr>
+          <w:bCs/>
+          <w:b/>
+        </w:rPr>
+        <w:t xml:space="preserve">Equilíbrio com dívida</w:t>
+      </w:r>
+      <w:r>
+        <w:t xml:space="preserve">: consolidado em</w:t>
+      </w:r>
+      <w:r>
+        <w:t xml:space="preserve"> </w:t>
+      </w:r>
+      <w:r>
+        <w:rPr>
+          <w:bCs/>
+          <w:b/>
+        </w:rPr>
+        <w:t xml:space="preserve">R$ 320 mil/mês ≈ 53%</w:t>
+      </w:r>
+      <w:r>
+        <w:t xml:space="preserve"> </w:t>
+      </w:r>
+      <w:r>
+        <w:t xml:space="preserve">(SAC ~R$ 60 mil/mês pós-carência).</w:t>
       </w:r>
     </w:p>
     <w:p>
@@ -20135,10 +21823,50 @@
           <w:ilvl w:val="0"/>
           <w:numId w:val="1032"/>
         </w:numPr>
-        <w:pStyle w:val="Compact"/>
-      </w:pPr>
-      <w:r>
-        <w:t xml:space="preserve">Confirmar por telefone a venda a granel da Mizu Vitória e o frete até a planta.</w:t>
+      </w:pPr>
+      <w:r>
+        <w:rPr>
+          <w:bCs/>
+          <w:b/>
+        </w:rPr>
+        <w:t xml:space="preserve">EBITDA de regime</w:t>
+      </w:r>
+      <w:r>
+        <w:t xml:space="preserve">: de</w:t>
+      </w:r>
+      <w:r>
+        <w:t xml:space="preserve"> </w:t>
+      </w:r>
+      <w:r>
+        <w:t xml:space="preserve">“</w:t>
+      </w:r>
+      <w:r>
+        <w:t xml:space="preserve">R$ 1,3–1,5 mi</w:t>
+      </w:r>
+      <w:r>
+        <w:t xml:space="preserve">”</w:t>
+      </w:r>
+      <w:r>
+        <w:t xml:space="preserve"> </w:t>
+      </w:r>
+      <w:r>
+        <w:t xml:space="preserve">para</w:t>
+      </w:r>
+      <w:r>
+        <w:t xml:space="preserve"> </w:t>
+      </w:r>
+      <w:r>
+        <w:rPr>
+          <w:bCs/>
+          <w:b/>
+        </w:rPr>
+        <w:t xml:space="preserve">R$ 1,3–1,4 mi</w:t>
+      </w:r>
+      <w:r>
+        <w:t xml:space="preserve"> </w:t>
+      </w:r>
+      <w:r>
+        <w:t xml:space="preserve">(75–80% × 7,24 × 35% − 0,62).</w:t>
       </w:r>
     </w:p>
     <w:p>
@@ -20147,14 +21875,498 @@
           <w:ilvl w:val="0"/>
           <w:numId w:val="1032"/>
         </w:numPr>
+      </w:pPr>
+      <w:r>
+        <w:rPr>
+          <w:bCs/>
+          <w:b/>
+        </w:rPr>
+        <w:t xml:space="preserve">Shares do SAM</w:t>
+      </w:r>
+      <w:r>
+        <w:t xml:space="preserve">: ano 1 de</w:t>
+      </w:r>
+      <w:r>
+        <w:t xml:space="preserve"> </w:t>
+      </w:r>
+      <w:r>
+        <w:t xml:space="preserve">“</w:t>
+      </w:r>
+      <w:r>
+        <w:t xml:space="preserve">13–19%</w:t>
+      </w:r>
+      <w:r>
+        <w:t xml:space="preserve">”</w:t>
+      </w:r>
+      <w:r>
+        <w:t xml:space="preserve"> </w:t>
+      </w:r>
+      <w:r>
+        <w:t xml:space="preserve">para</w:t>
+      </w:r>
+      <w:r>
+        <w:t xml:space="preserve"> </w:t>
+      </w:r>
+      <w:r>
+        <w:rPr>
+          <w:bCs/>
+          <w:b/>
+        </w:rPr>
+        <w:t xml:space="preserve">12–20%</w:t>
+      </w:r>
+      <w:r>
+        <w:t xml:space="preserve">; anos 1–2</w:t>
+      </w:r>
+      <w:r>
+        <w:t xml:space="preserve"> </w:t>
+      </w:r>
+      <w:r>
+        <w:t xml:space="preserve">“</w:t>
+      </w:r>
+      <w:r>
+        <w:t xml:space="preserve">13–28%</w:t>
+      </w:r>
+      <w:r>
+        <w:t xml:space="preserve">”</w:t>
+      </w:r>
+      <w:r>
+        <w:t xml:space="preserve"> </w:t>
+      </w:r>
+      <w:r>
+        <w:t xml:space="preserve">→</w:t>
+      </w:r>
+      <w:r>
+        <w:t xml:space="preserve"> </w:t>
+      </w:r>
+      <w:r>
+        <w:rPr>
+          <w:bCs/>
+          <w:b/>
+        </w:rPr>
+        <w:t xml:space="preserve">12–27%</w:t>
+      </w:r>
+      <w:r>
+        <w:t xml:space="preserve">; regime</w:t>
+      </w:r>
+      <w:r>
+        <w:t xml:space="preserve"> </w:t>
+      </w:r>
+      <w:r>
+        <w:t xml:space="preserve">“</w:t>
+      </w:r>
+      <w:r>
+        <w:t xml:space="preserve">25–36%</w:t>
+      </w:r>
+      <w:r>
+        <w:t xml:space="preserve">”</w:t>
+      </w:r>
+      <w:r>
+        <w:t xml:space="preserve"> </w:t>
+      </w:r>
+      <w:r>
+        <w:t xml:space="preserve">→</w:t>
+      </w:r>
+      <w:r>
+        <w:t xml:space="preserve"> </w:t>
+      </w:r>
+      <w:r>
+        <w:rPr>
+          <w:bCs/>
+          <w:b/>
+        </w:rPr>
+        <w:t xml:space="preserve">22–36%</w:t>
+      </w:r>
+      <w:r>
+        <w:t xml:space="preserve">.</w:t>
+      </w:r>
+    </w:p>
+    <w:p>
+      <w:pPr>
+        <w:numPr>
+          <w:ilvl w:val="0"/>
+          <w:numId w:val="1032"/>
+        </w:numPr>
+      </w:pPr>
+      <w:r>
+        <w:rPr>
+          <w:bCs/>
+          <w:b/>
+        </w:rPr>
+        <w:t xml:space="preserve">Física do frete</w:t>
+      </w:r>
+      <w:r>
+        <w:t xml:space="preserve">: truck de 13–14 t carrega ~1.090–1.180 blocos (não 1.700–2.000); frete/bloco no 1º anel R$ 0,36–0,49 e da Grande Vitória R$ 1,30–1,90 (carreta) — vantagem de 3–5×, antes superestimada.</w:t>
+      </w:r>
+    </w:p>
+    <w:p>
+      <w:pPr>
+        <w:numPr>
+          <w:ilvl w:val="0"/>
+          <w:numId w:val="1032"/>
+        </w:numPr>
+      </w:pPr>
+      <w:r>
+        <w:rPr>
+          <w:bCs/>
+          <w:b/>
+        </w:rPr>
+        <w:t xml:space="preserve">Sudene</w:t>
+      </w:r>
+      <w:r>
+        <w:t xml:space="preserve">: de</w:t>
+      </w:r>
+      <w:r>
+        <w:t xml:space="preserve"> </w:t>
+      </w:r>
+      <w:r>
+        <w:t xml:space="preserve">“</w:t>
+      </w:r>
+      <w:r>
+        <w:t xml:space="preserve">28</w:t>
+      </w:r>
+      <w:r>
+        <w:t xml:space="preserve">”</w:t>
+      </w:r>
+      <w:r>
+        <w:t xml:space="preserve"> </w:t>
+      </w:r>
+      <w:r>
+        <w:t xml:space="preserve">para</w:t>
+      </w:r>
+      <w:r>
+        <w:t xml:space="preserve"> </w:t>
+      </w:r>
+      <w:r>
+        <w:rPr>
+          <w:bCs/>
+          <w:b/>
+        </w:rPr>
+        <w:t xml:space="preserve">31 municípios do ES (LC nº 185/2021)</w:t>
+      </w:r>
+      <w:r>
+        <w:t xml:space="preserve">, com fonte legal e lista incluindo os 9 municípios da área de influência.</w:t>
+      </w:r>
+    </w:p>
+    <w:p>
+      <w:pPr>
+        <w:numPr>
+          <w:ilvl w:val="0"/>
+          <w:numId w:val="1032"/>
+        </w:numPr>
+      </w:pPr>
+      <w:r>
+        <w:rPr>
+          <w:bCs/>
+          <w:b/>
+        </w:rPr>
+        <w:t xml:space="preserve">Consumo per capita de cimento</w:t>
+      </w:r>
+      <w:r>
+        <w:t xml:space="preserve">: substituída derivação própria (~318 kg) pelo número publicado (</w:t>
+      </w:r>
+      <w:r>
+        <w:rPr>
+          <w:bCs/>
+          <w:b/>
+        </w:rPr>
+        <w:t xml:space="preserve">~280 kg/hab/ano</w:t>
+      </w:r>
+      <w:r>
+        <w:t xml:space="preserve">), reduzindo o Método A para 42,8 mil t/ano na área.</w:t>
+      </w:r>
+    </w:p>
+    <w:p>
+      <w:pPr>
+        <w:numPr>
+          <w:ilvl w:val="0"/>
+          <w:numId w:val="1032"/>
+        </w:numPr>
+      </w:pPr>
+      <w:r>
+        <w:rPr>
+          <w:bCs/>
+          <w:b/>
+        </w:rPr>
+        <w:t xml:space="preserve">Método A</w:t>
+      </w:r>
+      <w:r>
+        <w:t xml:space="preserve"> </w:t>
+      </w:r>
+      <w:r>
+        <w:t xml:space="preserve">reclassificado como validação cruzada com premissa declarada (8–15%) — antes o percentual aparecia apoiado em referência que não o publica.</w:t>
+      </w:r>
+    </w:p>
+    <w:p>
+      <w:pPr>
+        <w:numPr>
+          <w:ilvl w:val="0"/>
+          <w:numId w:val="1032"/>
+        </w:numPr>
+      </w:pPr>
+      <w:r>
+        <w:rPr>
+          <w:bCs/>
+          <w:b/>
+        </w:rPr>
+        <w:t xml:space="preserve">BlocoBrasil</w:t>
+      </w:r>
+      <w:r>
+        <w:t xml:space="preserve"> </w:t>
+      </w:r>
+      <w:r>
+        <w:t xml:space="preserve">datada (pesquisa de março/2013) e tratada como referência histórica.</w:t>
+      </w:r>
+    </w:p>
+    <w:p>
+      <w:pPr>
+        <w:numPr>
+          <w:ilvl w:val="0"/>
+          <w:numId w:val="1032"/>
+        </w:numPr>
+      </w:pPr>
+      <w:r>
+        <w:rPr>
+          <w:bCs/>
+          <w:b/>
+        </w:rPr>
+        <w:t xml:space="preserve">Indústria ES +20,2%</w:t>
+      </w:r>
+      <w:r>
+        <w:t xml:space="preserve"> </w:t>
+      </w:r>
+      <w:r>
+        <w:t xml:space="preserve">com período e pesquisa explícitos (1S2026, PIM-PF/IBGE) e segunda fonte.</w:t>
+      </w:r>
+    </w:p>
+    <w:p>
+      <w:pPr>
+        <w:numPr>
+          <w:ilvl w:val="0"/>
+          <w:numId w:val="1032"/>
+        </w:numPr>
+      </w:pPr>
+      <w:r>
+        <w:rPr>
+          <w:bCs/>
+          <w:b/>
+        </w:rPr>
+        <w:t xml:space="preserve">Custo variável</w:t>
+      </w:r>
+      <w:r>
+        <w:t xml:space="preserve">: padronizado R$ 1,85 industrial / R$ 2,28 total (o</w:t>
+      </w:r>
+      <w:r>
+        <w:t xml:space="preserve"> </w:t>
+      </w:r>
+      <w:r>
+        <w:t xml:space="preserve">“</w:t>
+      </w:r>
+      <w:r>
+        <w:t xml:space="preserve">R$ 1,90</w:t>
+      </w:r>
+      <w:r>
+        <w:t xml:space="preserve">”</w:t>
+      </w:r>
+      <w:r>
+        <w:t xml:space="preserve"> </w:t>
+      </w:r>
+      <w:r>
+        <w:t xml:space="preserve">remanescente é meta operacional, rotulada como meta); obras de Pedro Canário/Pinheiros marcadas como histórico fora da soma anual; citação [22] realocada para custo de implantação; MCMV 8–11 mi blocos/ano qualificado como teto de premissa.</w:t>
+      </w:r>
+    </w:p>
+    <w:p>
+      <w:pPr>
+        <w:numPr>
+          <w:ilvl w:val="0"/>
+          <w:numId w:val="1032"/>
+        </w:numPr>
+      </w:pPr>
+      <w:r>
+        <w:rPr>
+          <w:bCs/>
+          <w:b/>
+        </w:rPr>
+        <w:t xml:space="preserve">Mix por absorção de mercado (v3)</w:t>
+      </w:r>
+      <w:r>
+        <w:t xml:space="preserve">: o mix anterior (40/20/15/10/15% dos dias de produção) era premissa qualitativa; substituído pelo método em 3 passos — capacidade máxima por produto → horas alocadas na proporção do valor que cada família representa no mercado (45% vedação, 30% estrutural+complementos, 25% paver) → escala única até o teto. A participação de cada produto na receita anual agora é mostrada separadamente (§5.4).</w:t>
+      </w:r>
+    </w:p>
+    <w:p>
+      <w:pPr>
+        <w:numPr>
+          <w:ilvl w:val="0"/>
+          <w:numId w:val="1032"/>
+        </w:numPr>
+      </w:pPr>
+      <w:r>
+        <w:rPr>
+          <w:bCs/>
+          <w:b/>
+        </w:rPr>
+        <w:t xml:space="preserve">Teto de receita EPP (v3)</w:t>
+      </w:r>
+      <w:r>
+        <w:t xml:space="preserve">: plano-base limitado a R$ 4.791.000/ano (&lt; R$ 4,8 mi da LC 123 [139]) — decisão de conservadorismo e enquadramento de porte (independe do regime tributário); vende-se menos do que se fabrica.</w:t>
+      </w:r>
+    </w:p>
+    <w:p>
+      <w:pPr>
+        <w:numPr>
+          <w:ilvl w:val="0"/>
+          <w:numId w:val="1032"/>
+        </w:numPr>
+      </w:pPr>
+      <w:r>
+        <w:rPr>
+          <w:bCs/>
+          <w:b/>
+        </w:rPr>
+        <w:t xml:space="preserve">Carga tributária (v3)</w:t>
+      </w:r>
+      <w:r>
+        <w:t xml:space="preserve">: premissa anterior de 8,5% (faixa inicial do Simples) era indefensável no teto da faixa; corrigida para 15% com comparação Simples Anexo II × Lucro Presumido (folha enxuta) no §13.2 — MC média passou de 35% para 30% (derivada 31,2%) e todos os indicadores foram refeitos (BE R$ 173 mil/mês; EBITDA regime R$ 813 mil; DSCR por estrutura de dívida; payback ~9 anos).</w:t>
+      </w:r>
+    </w:p>
+    <w:p>
+      <w:pPr>
+        <w:numPr>
+          <w:ilvl w:val="0"/>
+          <w:numId w:val="1032"/>
+        </w:numPr>
+      </w:pPr>
+      <w:r>
+        <w:rPr>
+          <w:bCs/>
+          <w:b/>
+        </w:rPr>
+        <w:t xml:space="preserve">Capacidade efetiva (v3)</w:t>
+      </w:r>
+      <w:r>
+        <w:t xml:space="preserve">: a utilização passou a ser medida contra ~210 dias efetivos/ano (cascata §3.7: 252 dias úteis nacionais − 3 feriados locais − manutenção preventiva 16 − trocas 2 − revisão anual 3 − não planejadas 6% − refugo 2%; OEE implícito 76%) — o plano no teto usa 83% da capacidade efetiva (e 66% da nominal), respondendo à diligência sobre feriados e paradas obrigatórias.</w:t>
+      </w:r>
+    </w:p>
+    <w:bookmarkEnd w:id="110"/>
+    <w:bookmarkStart w:id="111" w:name="numeração-completa-das-referências"/>
+    <w:p>
+      <w:pPr>
+        <w:pStyle w:val="Heading2"/>
+      </w:pPr>
+      <w:r>
+        <w:t xml:space="preserve">5. Numeração completa das referências</w:t>
+      </w:r>
+    </w:p>
+    <w:p>
+      <w:pPr>
+        <w:pStyle w:val="FirstParagraph"/>
+      </w:pPr>
+      <w:r>
+        <w:t xml:space="preserve">A lista integral com instituição, descrição e URL de cada uma das 146 referências está em</w:t>
+      </w:r>
+      <w:r>
+        <w:t xml:space="preserve"> </w:t>
+      </w:r>
+      <w:r>
+        <w:rPr>
+          <w:rStyle w:val="VerbatimChar"/>
+        </w:rPr>
+        <w:t xml:space="preserve">fontes.md</w:t>
+      </w:r>
+      <w:r>
+        <w:t xml:space="preserve"> </w:t>
+      </w:r>
+      <w:r>
+        <w:t xml:space="preserve">e na seção 16 do estudo. Nesta auditoria,</w:t>
+      </w:r>
+      <w:r>
+        <w:t xml:space="preserve"> </w:t>
+      </w:r>
+      <w:r>
+        <w:rPr>
+          <w:bCs/>
+          <w:b/>
+        </w:rPr>
+        <w:t xml:space="preserve">todas</w:t>
+      </w:r>
+      <w:r>
+        <w:t xml:space="preserve"> </w:t>
+      </w:r>
+      <w:r>
+        <w:t xml:space="preserve">foram checadas quanto a: (i) a afirmação do texto corresponder ao conteúdo indexado da fonte; (ii) especificidade da URL (página do dado, não domínio genérico); (iii) uso não decorativo (cada citação alimenta uma conclusão, premissa ou mitigador). As duas únicas citações cuja função mudou ([22] e [61]) estão descritas na seção 1.</w:t>
+      </w:r>
+    </w:p>
+    <w:bookmarkEnd w:id="111"/>
+    <w:bookmarkStart w:id="112" w:name="Xb14af6cce8024fa41c36724a61f03bcf5c391a7"/>
+    <w:p>
+      <w:pPr>
+        <w:pStyle w:val="Heading2"/>
+      </w:pPr>
+      <w:r>
+        <w:t xml:space="preserve">6. Limitações remanescentes (para diligência da implantação)</w:t>
+      </w:r>
+    </w:p>
+    <w:p>
+      <w:pPr>
+        <w:numPr>
+          <w:ilvl w:val="0"/>
+          <w:numId w:val="1033"/>
+        </w:numPr>
         <w:pStyle w:val="Compact"/>
       </w:pPr>
       <w:r>
+        <w:t xml:space="preserve">Preços locais de venda e de insumos: calibrar com 5 cotações telefônicas (contatos no cap. 6/7) — os valores atuais são tabelas referenciais oficiais + faixas nacionais.</w:t>
+      </w:r>
+    </w:p>
+    <w:p>
+      <w:pPr>
+        <w:numPr>
+          <w:ilvl w:val="0"/>
+          <w:numId w:val="1033"/>
+        </w:numPr>
+        <w:pStyle w:val="Compact"/>
+      </w:pPr>
+      <w:r>
+        <w:t xml:space="preserve">Valores dos editais CE 001/2025 e CE 005/2025 de São Mateus: consultar PNCP/portal de transparência municipal.</w:t>
+      </w:r>
+    </w:p>
+    <w:p>
+      <w:pPr>
+        <w:numPr>
+          <w:ilvl w:val="0"/>
+          <w:numId w:val="1033"/>
+        </w:numPr>
+        <w:pStyle w:val="Compact"/>
+      </w:pPr>
+      <w:r>
+        <w:t xml:space="preserve">Datas das obras de Pedro Canário e Pinheiros: confirmar em diligência (já fora da soma de demanda).</w:t>
+      </w:r>
+    </w:p>
+    <w:p>
+      <w:pPr>
+        <w:numPr>
+          <w:ilvl w:val="0"/>
+          <w:numId w:val="1033"/>
+        </w:numPr>
+        <w:pStyle w:val="Compact"/>
+      </w:pPr>
+      <w:r>
+        <w:t xml:space="preserve">Confirmar por telefone a venda a granel da Mizu Vitória e o frete até a planta.</w:t>
+      </w:r>
+    </w:p>
+    <w:p>
+      <w:pPr>
+        <w:numPr>
+          <w:ilvl w:val="0"/>
+          <w:numId w:val="1033"/>
+        </w:numPr>
+        <w:pStyle w:val="Compact"/>
+      </w:pPr>
+      <w:r>
         <w:t xml:space="preserve">As fórmulas da planilha calculam ao abrir no Excel/Google Sheets; o recálculo automatizado do ambiente de elaboração estava indisponível — todos os resultados foram conferidos por recomputação independente em Python (Apêndice A).</w:t>
       </w:r>
     </w:p>
-    <w:bookmarkEnd w:id="111"/>
     <w:bookmarkEnd w:id="112"/>
+    <w:bookmarkEnd w:id="113"/>
     <w:sectPr/>
   </w:body>
 </w:document>
@@ -20651,6 +22863,9 @@
     <w:abstractNumId w:val="991"/>
   </w:num>
   <w:num w:numId="1031">
+    <w:abstractNumId w:val="991"/>
+  </w:num>
+  <w:num w:numId="1032">
     <w:abstractNumId w:val="99411"/>
     <w:lvlOverride w:ilvl="0">
       <w:startOverride w:val="1"/>
@@ -20680,7 +22895,7 @@
       <w:startOverride w:val="1"/>
     </w:lvlOverride>
   </w:num>
-  <w:num w:numId="1032">
+  <w:num w:numId="1033">
     <w:abstractNumId w:val="99411"/>
     <w:lvlOverride w:ilvl="0">
       <w:startOverride w:val="1"/>

--- a/estudo-mercado-gtk/ESTUDO_DE_MERCADO_GTK_PRE-MOLDADOS.docx
+++ b/estudo-mercado-gtk/ESTUDO_DE_MERCADO_GTK_PRE-MOLDADOS.docx
@@ -13677,6 +13677,93 @@
       </w:r>
       <w:r>
         <w:t xml:space="preserve">, com a contrapartida própria reforçada (o capital subscrito de R$ 7,5 milhões comporta) — além da carência típica do FNE cobrindo o ramp-up do ano 1 e do bônus de adimplência dando folga adicional à cobertura.</w:t>
+      </w:r>
+    </w:p>
+    <w:p>
+      <w:pPr>
+        <w:pStyle w:val="BodyText"/>
+      </w:pPr>
+      <w:r>
+        <w:t xml:space="preserve">Essa recomendação foi</w:t>
+      </w:r>
+      <w:r>
+        <w:t xml:space="preserve"> </w:t>
+      </w:r>
+      <w:r>
+        <w:rPr>
+          <w:bCs/>
+          <w:b/>
+        </w:rPr>
+        <w:t xml:space="preserve">testada no algoritmo oficial de capacidade de pagamento do BNB</w:t>
+      </w:r>
+      <w:r>
+        <w:t xml:space="preserve"> </w:t>
+      </w:r>
+      <w:r>
+        <w:t xml:space="preserve">(anexo</w:t>
+      </w:r>
+      <w:r>
+        <w:t xml:space="preserve"> </w:t>
+      </w:r>
+      <w:r>
+        <w:t xml:space="preserve">“</w:t>
+      </w:r>
+      <w:r>
+        <w:t xml:space="preserve">Simulação FNE/BNB</w:t>
+      </w:r>
+      <w:r>
+        <w:t xml:space="preserve">”</w:t>
+      </w:r>
+      <w:r>
+        <w:t xml:space="preserve">): com taxa de 8,8945% a.a., 144 meses e a receita deste estudo, o pleito aprovável na janela de comprometimento de 30–50% do banco vai de</w:t>
+      </w:r>
+      <w:r>
+        <w:t xml:space="preserve"> </w:t>
+      </w:r>
+      <w:r>
+        <w:rPr>
+          <w:bCs/>
+          <w:b/>
+        </w:rPr>
+        <w:t xml:space="preserve">R$ 4,46 milhões</w:t>
+      </w:r>
+      <w:r>
+        <w:t xml:space="preserve"> </w:t>
+      </w:r>
+      <w:r>
+        <w:t xml:space="preserve">(custo padrão no piso da faixa de 76,72%, carência de 24 meses — comprometimento equalizado de 50,0%) a</w:t>
+      </w:r>
+      <w:r>
+        <w:t xml:space="preserve"> </w:t>
+      </w:r>
+      <w:r>
+        <w:rPr>
+          <w:bCs/>
+          <w:b/>
+        </w:rPr>
+        <w:t xml:space="preserve">~R$ 3,0 milhões</w:t>
+      </w:r>
+      <w:r>
+        <w:t xml:space="preserve"> </w:t>
+      </w:r>
+      <w:r>
+        <w:t xml:space="preserve">(custo padrão no teto de 84,39%), com R$ 4,8 milhões reprovado em qualquer combinação. O cenário de protocolo sugerido é</w:t>
+      </w:r>
+      <w:r>
+        <w:t xml:space="preserve"> </w:t>
+      </w:r>
+      <w:r>
+        <w:rPr>
+          <w:bCs/>
+          <w:b/>
+        </w:rPr>
+        <w:t xml:space="preserve">R$ 4,4 milhões / 144 meses / carência 24 meses</w:t>
+      </w:r>
+      <w:r>
+        <w:t xml:space="preserve"> </w:t>
+      </w:r>
+      <w:r>
+        <w:t xml:space="preserve">(comprometimento 49,1% no piso da faixa), com plano B dimensionado para ~R$ 3,0 milhões caso o analista aplique o teto do custo padrão.</w:t>
       </w:r>
     </w:p>
     <w:p>
@@ -22367,6 +22454,1001 @@
     </w:p>
     <w:bookmarkEnd w:id="112"/>
     <w:bookmarkEnd w:id="113"/>
+    <w:bookmarkStart w:id="118" w:name="X165649e01e6bfe456e61d0f721d7b48c2890be6"/>
+    <w:p>
+      <w:pPr>
+        <w:pStyle w:val="Heading1"/>
+      </w:pPr>
+      <w:r>
+        <w:t xml:space="preserve">APÊNDICE C — SIMULAÇÃO DE CAPACIDADE DE PAGAMENTO FNE/BNB (algoritmo oficial)</w:t>
+      </w:r>
+    </w:p>
+    <w:p>
+      <w:pPr>
+        <w:pStyle w:val="FirstParagraph"/>
+      </w:pPr>
+      <w:r>
+        <w:rPr>
+          <w:bCs/>
+          <w:b/>
+        </w:rPr>
+        <w:t xml:space="preserve">GTK Pré-Moldados Ltda</w:t>
+      </w:r>
+      <w:r>
+        <w:t xml:space="preserve"> </w:t>
+      </w:r>
+      <w:r>
+        <w:t xml:space="preserve">· 16/08/2026 · Motor que replica a macro VBA</w:t>
+      </w:r>
+      <w:r>
+        <w:t xml:space="preserve"> </w:t>
+      </w:r>
+      <w:r>
+        <w:rPr>
+          <w:rStyle w:val="VerbatimChar"/>
+        </w:rPr>
+        <w:t xml:space="preserve">calcularAmortizacaoIndustrial</w:t>
+      </w:r>
+      <w:r>
+        <w:t xml:space="preserve"> </w:t>
+      </w:r>
+      <w:r>
+        <w:t xml:space="preserve">da planilha oficial do BNB (validado ao centavo em 3 projetos reais — 76/76 valores). Cenário A (regra oficial: aplicação integral no ano 1).</w:t>
+      </w:r>
+    </w:p>
+    <w:bookmarkStart w:id="114" w:name="premissas-confirmadas-pelo-consultor"/>
+    <w:p>
+      <w:pPr>
+        <w:pStyle w:val="Heading2"/>
+      </w:pPr>
+      <w:r>
+        <w:t xml:space="preserve">Premissas (confirmadas pelo consultor)</w:t>
+      </w:r>
+    </w:p>
+    <w:tbl>
+      <w:tblPr>
+        <w:tblStyle w:val="Table"/>
+        <w:tblW w:type="pct" w:w="5000"/>
+        <w:tblLook w:firstRow="1" w:lastRow="0" w:firstColumn="0" w:lastColumn="0" w:noHBand="0" w:noVBand="0" w:val="0020"/>
+        <w:jc w:val="start"/>
+      </w:tblPr>
+      <w:tblGrid>
+        <w:gridCol w:w="3960"/>
+        <w:gridCol w:w="3960"/>
+      </w:tblGrid>
+      <w:tr>
+        <w:trPr>
+          <w:tblHeader w:val="true"/>
+        </w:trPr>
+        <w:tc>
+          <w:tcPr/>
+          <w:p>
+            <w:pPr>
+              <w:pStyle w:val="Compact"/>
+              <w:jc w:val="left"/>
+            </w:pPr>
+            <w:r>
+              <w:t xml:space="preserve">Parâmetro</w:t>
+            </w:r>
+          </w:p>
+        </w:tc>
+        <w:tc>
+          <w:tcPr/>
+          <w:p>
+            <w:pPr>
+              <w:pStyle w:val="Compact"/>
+              <w:jc w:val="left"/>
+            </w:pPr>
+            <w:r>
+              <w:t xml:space="preserve">Valor</w:t>
+            </w:r>
+          </w:p>
+        </w:tc>
+      </w:tr>
+      <w:tr>
+        <w:tc>
+          <w:tcPr/>
+          <w:p>
+            <w:pPr>
+              <w:pStyle w:val="Compact"/>
+              <w:jc w:val="left"/>
+            </w:pPr>
+            <w:r>
+              <w:t xml:space="preserve">Taxa nominal</w:t>
+            </w:r>
+          </w:p>
+        </w:tc>
+        <w:tc>
+          <w:tcPr/>
+          <w:p>
+            <w:pPr>
+              <w:pStyle w:val="Compact"/>
+              <w:jc w:val="left"/>
+            </w:pPr>
+            <w:r>
+              <w:rPr>
+                <w:bCs/>
+                <w:b/>
+              </w:rPr>
+              <w:t xml:space="preserve">8,8945% a.a.</w:t>
+            </w:r>
+            <w:r>
+              <w:t xml:space="preserve"> </w:t>
+            </w:r>
+            <w:r>
+              <w:t xml:space="preserve">(juros mensais compostos; taxa em Currency como no VBA; sem considerar bônus de adimplência)</w:t>
+            </w:r>
+          </w:p>
+        </w:tc>
+      </w:tr>
+      <w:tr>
+        <w:tc>
+          <w:tcPr/>
+          <w:p>
+            <w:pPr>
+              <w:pStyle w:val="Compact"/>
+              <w:jc w:val="left"/>
+            </w:pPr>
+            <w:r>
+              <w:t xml:space="preserve">Prazo total</w:t>
+            </w:r>
+          </w:p>
+        </w:tc>
+        <w:tc>
+          <w:tcPr/>
+          <w:p>
+            <w:pPr>
+              <w:pStyle w:val="Compact"/>
+              <w:jc w:val="left"/>
+            </w:pPr>
+            <w:r>
+              <w:t xml:space="preserve">144 meses (12 anos)</w:t>
+            </w:r>
+          </w:p>
+        </w:tc>
+      </w:tr>
+      <w:tr>
+        <w:tc>
+          <w:tcPr/>
+          <w:p>
+            <w:pPr>
+              <w:pStyle w:val="Compact"/>
+              <w:jc w:val="left"/>
+            </w:pPr>
+            <w:r>
+              <w:t xml:space="preserve">Carência testada</w:t>
+            </w:r>
+          </w:p>
+        </w:tc>
+        <w:tc>
+          <w:tcPr/>
+          <w:p>
+            <w:pPr>
+              <w:pStyle w:val="Compact"/>
+              <w:jc w:val="left"/>
+            </w:pPr>
+            <w:r>
+              <w:t xml:space="preserve">12 / 24 / 36 meses (juros pagos trimestralmente na carência; capitalização dos não pagos)</w:t>
+            </w:r>
+          </w:p>
+        </w:tc>
+      </w:tr>
+      <w:tr>
+        <w:tc>
+          <w:tcPr/>
+          <w:p>
+            <w:pPr>
+              <w:pStyle w:val="Compact"/>
+              <w:jc w:val="left"/>
+            </w:pPr>
+            <w:r>
+              <w:t xml:space="preserve">Receita BRUTA anual</w:t>
+            </w:r>
+          </w:p>
+        </w:tc>
+        <w:tc>
+          <w:tcPr/>
+          <w:p>
+            <w:pPr>
+              <w:pStyle w:val="Compact"/>
+              <w:jc w:val="left"/>
+            </w:pPr>
+            <w:r>
+              <w:t xml:space="preserve">Estudo v3: ano 1 R$ 2.750.000 · ano 2 R$ 3.850.000 · anos 3–12 R$ 4.791.000 (teto EPP)</w:t>
+            </w:r>
+          </w:p>
+        </w:tc>
+      </w:tr>
+      <w:tr>
+        <w:tc>
+          <w:tcPr/>
+          <w:p>
+            <w:pPr>
+              <w:pStyle w:val="Compact"/>
+              <w:jc w:val="left"/>
+            </w:pPr>
+            <w:r>
+              <w:t xml:space="preserve">Custo padrão</w:t>
+            </w:r>
+          </w:p>
+        </w:tc>
+        <w:tc>
+          <w:tcPr/>
+          <w:p>
+            <w:pPr>
+              <w:pStyle w:val="Compact"/>
+              <w:jc w:val="left"/>
+            </w:pPr>
+            <w:r>
+              <w:rPr>
+                <w:bCs/>
+                <w:b/>
+              </w:rPr>
+              <w:t xml:space="preserve">Faixa indicada pelo consultor: 76,72% a 84,39%</w:t>
+            </w:r>
+            <w:r>
+              <w:t xml:space="preserve"> </w:t>
+            </w:r>
+            <w:r>
+              <w:t xml:space="preserve">(o enquadramento exato é do sistema do BNB — resultados nos dois extremos)</w:t>
+            </w:r>
+          </w:p>
+        </w:tc>
+      </w:tr>
+      <w:tr>
+        <w:tc>
+          <w:tcPr/>
+          <w:p>
+            <w:pPr>
+              <w:pStyle w:val="Compact"/>
+              <w:jc w:val="left"/>
+            </w:pPr>
+            <w:r>
+              <w:t xml:space="preserve">Dívidas existentes (SER)</w:t>
+            </w:r>
+          </w:p>
+        </w:tc>
+        <w:tc>
+          <w:tcPr/>
+          <w:p>
+            <w:pPr>
+              <w:pStyle w:val="Compact"/>
+              <w:jc w:val="left"/>
+            </w:pPr>
+            <w:r>
+              <w:t xml:space="preserve">Nenhuma — empresa constituída em 28/04/2026</w:t>
+            </w:r>
+          </w:p>
+        </w:tc>
+      </w:tr>
+      <w:tr>
+        <w:tc>
+          <w:tcPr/>
+          <w:p>
+            <w:pPr>
+              <w:pStyle w:val="Compact"/>
+              <w:jc w:val="left"/>
+            </w:pPr>
+            <w:r>
+              <w:t xml:space="preserve">Amortização</w:t>
+            </w:r>
+          </w:p>
+        </w:tc>
+        <w:tc>
+          <w:tcPr/>
+          <w:p>
+            <w:pPr>
+              <w:pStyle w:val="Compact"/>
+              <w:jc w:val="left"/>
+            </w:pPr>
+            <w:r>
+              <w:t xml:space="preserve">Anual (12º mês), curva</w:t>
+            </w:r>
+            <w:r>
+              <w:t xml:space="preserve"> </w:t>
+            </w:r>
+            <w:r>
+              <w:rPr>
+                <w:bCs/>
+                <w:b/>
+              </w:rPr>
+              <w:t xml:space="preserve">equalizada</w:t>
+            </w:r>
+            <w:r>
+              <w:t xml:space="preserve"> </w:t>
+            </w:r>
+            <w:r>
+              <w:t xml:space="preserve">(comprometimento igual em todos os anos, como a planilha faz nativo)</w:t>
+            </w:r>
+          </w:p>
+        </w:tc>
+      </w:tr>
+      <w:tr>
+        <w:tc>
+          <w:tcPr/>
+          <w:p>
+            <w:pPr>
+              <w:pStyle w:val="Compact"/>
+              <w:jc w:val="left"/>
+            </w:pPr>
+            <w:r>
+              <w:t xml:space="preserve">Janela do banco</w:t>
+            </w:r>
+          </w:p>
+        </w:tc>
+        <w:tc>
+          <w:tcPr/>
+          <w:p>
+            <w:pPr>
+              <w:pStyle w:val="Compact"/>
+              <w:jc w:val="left"/>
+            </w:pPr>
+            <w:r>
+              <w:t xml:space="preserve">Comprometimento da capacidade de pagamento entre</w:t>
+            </w:r>
+            <w:r>
+              <w:t xml:space="preserve"> </w:t>
+            </w:r>
+            <w:r>
+              <w:rPr>
+                <w:bCs/>
+                <w:b/>
+              </w:rPr>
+              <w:t xml:space="preserve">30% e 50%</w:t>
+            </w:r>
+          </w:p>
+        </w:tc>
+      </w:tr>
+    </w:tbl>
+    <w:bookmarkEnd w:id="114"/>
+    <w:bookmarkStart w:id="115" w:name="X521604761859523483414a3fc2913dab17ddd21"/>
+    <w:p>
+      <w:pPr>
+        <w:pStyle w:val="Heading2"/>
+      </w:pPr>
+      <w:r>
+        <w:t xml:space="preserve">Resultado 1 — O pleito de R$ 4.800.000 NÃO passa em nenhuma combinação</w:t>
+      </w:r>
+    </w:p>
+    <w:tbl>
+      <w:tblPr>
+        <w:tblStyle w:val="Table"/>
+        <w:tblW w:type="pct" w:w="5000"/>
+        <w:tblLook w:firstRow="1" w:lastRow="0" w:firstColumn="0" w:lastColumn="0" w:noHBand="0" w:noVBand="0" w:val="0020"/>
+        <w:jc w:val="start"/>
+      </w:tblPr>
+      <w:tblGrid>
+        <w:gridCol w:w="1980"/>
+        <w:gridCol w:w="1980"/>
+        <w:gridCol w:w="1980"/>
+        <w:gridCol w:w="1980"/>
+      </w:tblGrid>
+      <w:tr>
+        <w:trPr>
+          <w:tblHeader w:val="true"/>
+        </w:trPr>
+        <w:tc>
+          <w:tcPr/>
+          <w:p>
+            <w:pPr>
+              <w:pStyle w:val="Compact"/>
+              <w:jc w:val="left"/>
+            </w:pPr>
+            <w:r>
+              <w:t xml:space="preserve">Custo padrão</w:t>
+            </w:r>
+          </w:p>
+        </w:tc>
+        <w:tc>
+          <w:tcPr/>
+          <w:p>
+            <w:pPr>
+              <w:pStyle w:val="Compact"/>
+              <w:jc w:val="left"/>
+            </w:pPr>
+            <w:r>
+              <w:t xml:space="preserve">Carência 12m</w:t>
+            </w:r>
+          </w:p>
+        </w:tc>
+        <w:tc>
+          <w:tcPr/>
+          <w:p>
+            <w:pPr>
+              <w:pStyle w:val="Compact"/>
+              <w:jc w:val="left"/>
+            </w:pPr>
+            <w:r>
+              <w:t xml:space="preserve">Carência 24m</w:t>
+            </w:r>
+          </w:p>
+        </w:tc>
+        <w:tc>
+          <w:tcPr/>
+          <w:p>
+            <w:pPr>
+              <w:pStyle w:val="Compact"/>
+              <w:jc w:val="left"/>
+            </w:pPr>
+            <w:r>
+              <w:t xml:space="preserve">Carência 36m</w:t>
+            </w:r>
+          </w:p>
+        </w:tc>
+      </w:tr>
+      <w:tr>
+        <w:tc>
+          <w:tcPr/>
+          <w:p>
+            <w:pPr>
+              <w:pStyle w:val="Compact"/>
+              <w:jc w:val="left"/>
+            </w:pPr>
+            <w:r>
+              <w:t xml:space="preserve">76,72% (piso)</w:t>
+            </w:r>
+          </w:p>
+        </w:tc>
+        <w:tc>
+          <w:tcPr/>
+          <w:p>
+            <w:pPr>
+              <w:pStyle w:val="Compact"/>
+              <w:jc w:val="left"/>
+            </w:pPr>
+            <w:r>
+              <w:t xml:space="preserve">51,3% — fora</w:t>
+            </w:r>
+          </w:p>
+        </w:tc>
+        <w:tc>
+          <w:tcPr/>
+          <w:p>
+            <w:pPr>
+              <w:pStyle w:val="Compact"/>
+              <w:jc w:val="left"/>
+            </w:pPr>
+            <w:r>
+              <w:t xml:space="preserve">54,9% — fora</w:t>
+            </w:r>
+          </w:p>
+        </w:tc>
+        <w:tc>
+          <w:tcPr/>
+          <w:p>
+            <w:pPr>
+              <w:pStyle w:val="Compact"/>
+              <w:jc w:val="left"/>
+            </w:pPr>
+            <w:r>
+              <w:t xml:space="preserve">61,2% — fora</w:t>
+            </w:r>
+          </w:p>
+        </w:tc>
+      </w:tr>
+      <w:tr>
+        <w:tc>
+          <w:tcPr/>
+          <w:p>
+            <w:pPr>
+              <w:pStyle w:val="Compact"/>
+              <w:jc w:val="left"/>
+            </w:pPr>
+            <w:r>
+              <w:t xml:space="preserve">84,39% (teto)</w:t>
+            </w:r>
+          </w:p>
+        </w:tc>
+        <w:tc>
+          <w:tcPr/>
+          <w:p>
+            <w:pPr>
+              <w:pStyle w:val="Compact"/>
+              <w:jc w:val="left"/>
+            </w:pPr>
+            <w:r>
+              <w:t xml:space="preserve">91,3–91,5% — fora</w:t>
+            </w:r>
+          </w:p>
+        </w:tc>
+        <w:tc>
+          <w:tcPr/>
+          <w:p>
+            <w:pPr>
+              <w:pStyle w:val="Compact"/>
+              <w:jc w:val="left"/>
+            </w:pPr>
+            <w:r>
+              <w:t xml:space="preserve">96,8–96,9% — fora</w:t>
+            </w:r>
+          </w:p>
+        </w:tc>
+        <w:tc>
+          <w:tcPr/>
+          <w:p>
+            <w:pPr>
+              <w:pStyle w:val="Compact"/>
+              <w:jc w:val="left"/>
+            </w:pPr>
+            <w:r>
+              <w:t xml:space="preserve">108,0–108,2% — fora</w:t>
+            </w:r>
+          </w:p>
+        </w:tc>
+      </w:tr>
+    </w:tbl>
+    <w:bookmarkEnd w:id="115"/>
+    <w:bookmarkStart w:id="116" w:name="X883187e78f6390cdfca9ce08ffba512655c9245"/>
+    <w:p>
+      <w:pPr>
+        <w:pStyle w:val="Heading2"/>
+      </w:pPr>
+      <w:r>
+        <w:t xml:space="preserve">Resultado 2 — Principal MÁXIMO aprovável (comprometimento equalizado ≤ 50%)</w:t>
+      </w:r>
+    </w:p>
+    <w:tbl>
+      <w:tblPr>
+        <w:tblStyle w:val="Table"/>
+        <w:tblW w:type="pct" w:w="5000"/>
+        <w:tblLook w:firstRow="1" w:lastRow="0" w:firstColumn="0" w:lastColumn="0" w:noHBand="0" w:noVBand="0" w:val="0020"/>
+        <w:jc w:val="start"/>
+      </w:tblPr>
+      <w:tblGrid>
+        <w:gridCol w:w="1980"/>
+        <w:gridCol w:w="1980"/>
+        <w:gridCol w:w="1980"/>
+        <w:gridCol w:w="1980"/>
+      </w:tblGrid>
+      <w:tr>
+        <w:trPr>
+          <w:tblHeader w:val="true"/>
+        </w:trPr>
+        <w:tc>
+          <w:tcPr/>
+          <w:p>
+            <w:pPr>
+              <w:pStyle w:val="Compact"/>
+              <w:jc w:val="left"/>
+            </w:pPr>
+            <w:r>
+              <w:t xml:space="preserve">Custo padrão</w:t>
+            </w:r>
+          </w:p>
+        </w:tc>
+        <w:tc>
+          <w:tcPr/>
+          <w:p>
+            <w:pPr>
+              <w:pStyle w:val="Compact"/>
+              <w:jc w:val="left"/>
+            </w:pPr>
+            <w:r>
+              <w:t xml:space="preserve">Carência 12m</w:t>
+            </w:r>
+          </w:p>
+        </w:tc>
+        <w:tc>
+          <w:tcPr/>
+          <w:p>
+            <w:pPr>
+              <w:pStyle w:val="Compact"/>
+              <w:jc w:val="left"/>
+            </w:pPr>
+            <w:r>
+              <w:t xml:space="preserve">Carência 24m</w:t>
+            </w:r>
+          </w:p>
+        </w:tc>
+        <w:tc>
+          <w:tcPr/>
+          <w:p>
+            <w:pPr>
+              <w:pStyle w:val="Compact"/>
+              <w:jc w:val="left"/>
+            </w:pPr>
+            <w:r>
+              <w:t xml:space="preserve">Carência 36m</w:t>
+            </w:r>
+          </w:p>
+        </w:tc>
+      </w:tr>
+      <w:tr>
+        <w:tc>
+          <w:tcPr/>
+          <w:p>
+            <w:pPr>
+              <w:pStyle w:val="Compact"/>
+              <w:jc w:val="left"/>
+            </w:pPr>
+            <w:r>
+              <w:rPr>
+                <w:bCs/>
+                <w:b/>
+              </w:rPr>
+              <w:t xml:space="preserve">76,72% (piso)</w:t>
+            </w:r>
+          </w:p>
+        </w:tc>
+        <w:tc>
+          <w:tcPr/>
+          <w:p>
+            <w:pPr>
+              <w:pStyle w:val="Compact"/>
+              <w:jc w:val="left"/>
+            </w:pPr>
+            <w:r>
+              <w:rPr>
+                <w:bCs/>
+                <w:b/>
+              </w:rPr>
+              <w:t xml:space="preserve">R$ 4.700.000</w:t>
+            </w:r>
+            <w:r>
+              <w:t xml:space="preserve"> </w:t>
+            </w:r>
+            <w:r>
+              <w:t xml:space="preserve">(49,9%)</w:t>
+            </w:r>
+          </w:p>
+        </w:tc>
+        <w:tc>
+          <w:tcPr/>
+          <w:p>
+            <w:pPr>
+              <w:pStyle w:val="Compact"/>
+              <w:jc w:val="left"/>
+            </w:pPr>
+            <w:r>
+              <w:rPr>
+                <w:bCs/>
+                <w:b/>
+              </w:rPr>
+              <w:t xml:space="preserve">R$ 4.460.000</w:t>
+            </w:r>
+            <w:r>
+              <w:t xml:space="preserve"> </w:t>
+            </w:r>
+            <w:r>
+              <w:t xml:space="preserve">(50,0%)</w:t>
+            </w:r>
+          </w:p>
+        </w:tc>
+        <w:tc>
+          <w:tcPr/>
+          <w:p>
+            <w:pPr>
+              <w:pStyle w:val="Compact"/>
+              <w:jc w:val="left"/>
+            </w:pPr>
+            <w:r>
+              <w:t xml:space="preserve">R$ 4.090.000 (49,9%)</w:t>
+            </w:r>
+          </w:p>
+        </w:tc>
+      </w:tr>
+      <w:tr>
+        <w:tc>
+          <w:tcPr/>
+          <w:p>
+            <w:pPr>
+              <w:pStyle w:val="Compact"/>
+              <w:jc w:val="left"/>
+            </w:pPr>
+            <w:r>
+              <w:rPr>
+                <w:bCs/>
+                <w:b/>
+              </w:rPr>
+              <w:t xml:space="preserve">84,39% (teto)</w:t>
+            </w:r>
+          </w:p>
+        </w:tc>
+        <w:tc>
+          <w:tcPr/>
+          <w:p>
+            <w:pPr>
+              <w:pStyle w:val="Compact"/>
+              <w:jc w:val="left"/>
+            </w:pPr>
+            <w:r>
+              <w:t xml:space="preserve">R$ 3.150.000 (49,8%)</w:t>
+            </w:r>
+          </w:p>
+        </w:tc>
+        <w:tc>
+          <w:tcPr/>
+          <w:p>
+            <w:pPr>
+              <w:pStyle w:val="Compact"/>
+              <w:jc w:val="left"/>
+            </w:pPr>
+            <w:r>
+              <w:rPr>
+                <w:bCs/>
+                <w:b/>
+              </w:rPr>
+              <w:t xml:space="preserve">R$ 2.990.000</w:t>
+            </w:r>
+            <w:r>
+              <w:t xml:space="preserve"> </w:t>
+            </w:r>
+            <w:r>
+              <w:t xml:space="preserve">(50,0%)</w:t>
+            </w:r>
+          </w:p>
+        </w:tc>
+        <w:tc>
+          <w:tcPr/>
+          <w:p>
+            <w:pPr>
+              <w:pStyle w:val="Compact"/>
+              <w:jc w:val="left"/>
+            </w:pPr>
+            <w:r>
+              <w:t xml:space="preserve">R$ 2.740.000 (49,9%)</w:t>
+            </w:r>
+          </w:p>
+        </w:tc>
+      </w:tr>
+    </w:tbl>
+    <w:p>
+      <w:pPr>
+        <w:pStyle w:val="BodyText"/>
+      </w:pPr>
+      <w:r>
+        <w:t xml:space="preserve">Leituras importantes:</w:t>
+      </w:r>
+      <w:r>
+        <w:t xml:space="preserve"> </w:t>
+      </w:r>
+      <w:r>
+        <w:t xml:space="preserve">1.</w:t>
+      </w:r>
+      <w:r>
+        <w:t xml:space="preserve"> </w:t>
+      </w:r>
+      <w:r>
+        <w:rPr>
+          <w:bCs/>
+          <w:b/>
+        </w:rPr>
+        <w:t xml:space="preserve">O custo padrão decide o projeto.</w:t>
+      </w:r>
+      <w:r>
+        <w:t xml:space="preserve"> </w:t>
+      </w:r>
+      <w:r>
+        <w:t xml:space="preserve">Entre os extremos da faixa (76,72% × 84,39%), o financiamento aprovável varia de ~R$ 3,0 mi a ~R$ 4,5–4,7 mi — exatamente a sensibilidade documentada na skill (nota de honestidade). Antes de protocolar, vale confirmar no sistema/analista qual enquadramento (natureza indústria × porte pequena) será aplicado.</w:t>
+      </w:r>
+      <w:r>
+        <w:t xml:space="preserve"> </w:t>
+      </w:r>
+      <w:r>
+        <w:t xml:space="preserve">2.</w:t>
+      </w:r>
+      <w:r>
+        <w:t xml:space="preserve"> </w:t>
+      </w:r>
+      <w:r>
+        <w:rPr>
+          <w:bCs/>
+          <w:b/>
+        </w:rPr>
+        <w:t xml:space="preserve">Carência menor melhora o comprometimento</w:t>
+      </w:r>
+      <w:r>
+        <w:t xml:space="preserve"> </w:t>
+      </w:r>
+      <w:r>
+        <w:t xml:space="preserve">neste caso: com 12 meses de carência sobram 11 amortizações anuais (em vez de 10 ou 9), diluindo o principal — e o ramp-up do ano 2 (R$ 3,85 mi) já sustenta a primeira amortização equalizada.</w:t>
+      </w:r>
+      <w:r>
+        <w:t xml:space="preserve"> </w:t>
+      </w:r>
+      <w:r>
+        <w:t xml:space="preserve">3.</w:t>
+      </w:r>
+      <w:r>
+        <w:t xml:space="preserve"> </w:t>
+      </w:r>
+      <w:r>
+        <w:rPr>
+          <w:bCs/>
+          <w:b/>
+        </w:rPr>
+        <w:t xml:space="preserve">Coerência com o estudo v3:</w:t>
+      </w:r>
+      <w:r>
+        <w:t xml:space="preserve"> </w:t>
+      </w:r>
+      <w:r>
+        <w:t xml:space="preserve">no piso da faixa de custo, a simulação oficial confirma a recomendação do §13.4 (financiar ~R$ 4,0–4,5 mi em 12 anos) — R$ 4.460.000 com carência de 24 meses fecha a janela em 50,0%. No teto da faixa (84,39% ≈ o custo operacional reconstruído do próprio estudo, 83%), o aprovável cai para ~R$ 3,0 mi, exigindo mais contrapartida própria (o capital subscrito de R$ 7,5 milhões comporta).</w:t>
+      </w:r>
+      <w:r>
+        <w:t xml:space="preserve"> </w:t>
+      </w:r>
+      <w:r>
+        <w:t xml:space="preserve">4.</w:t>
+      </w:r>
+      <w:r>
+        <w:t xml:space="preserve"> </w:t>
+      </w:r>
+      <w:r>
+        <w:rPr>
+          <w:bCs/>
+          <w:b/>
+        </w:rPr>
+        <w:t xml:space="preserve">Ano 1 (carência):</w:t>
+      </w:r>
+      <w:r>
+        <w:t xml:space="preserve"> </w:t>
+      </w:r>
+      <w:r>
+        <w:t xml:space="preserve">capacidade de pagamento positiva nos dois extremos (R$ 227 mil no piso; R$ 16 mil no teto do custo) — sem gatilho de alerta, mas no custo alto a folga do ano 1 é mínima: o cronograma de aporte dos sócios deve cobrir os juros trimestrais da carência com margem.</w:t>
+      </w:r>
+    </w:p>
+    <w:bookmarkEnd w:id="116"/>
+    <w:bookmarkStart w:id="117" w:name="cenário-recomendado-para-o-protocolo"/>
+    <w:p>
+      <w:pPr>
+        <w:pStyle w:val="Heading2"/>
+      </w:pPr>
+      <w:r>
+        <w:t xml:space="preserve">Cenário recomendado para o protocolo</w:t>
+      </w:r>
+    </w:p>
+    <w:p>
+      <w:pPr>
+        <w:pStyle w:val="FirstParagraph"/>
+      </w:pPr>
+      <w:r>
+        <w:rPr>
+          <w:bCs/>
+          <w:b/>
+        </w:rPr>
+        <w:t xml:space="preserve">Pleito de R$ 4.400.000, prazo 144 meses, carência 24 meses</w:t>
+      </w:r>
+      <w:r>
+        <w:t xml:space="preserve"> </w:t>
+      </w:r>
+      <w:r>
+        <w:t xml:space="preserve">— passa no piso da faixa (comprometimento equalizado de 49,1%) e deixa claro o plano B negociado: se o analista aplicar custo padrão no teto da faixa, redimensionar para ~R$ 3,0 mi com contrapartida própria maior, sem alterar o projeto físico. Alternativa de defesa: demonstrar com o próprio estudo (margem de contribuição de 30–31% + fixos de 13%) que o custo operacional real da planta automática fica abaixo do teto da faixa.</w:t>
+      </w:r>
+    </w:p>
+    <w:tbl>
+      <w:tblPr>
+        <w:tblStyle w:val="Table"/>
+        <w:tblW w:type="pct" w:w="5000"/>
+        <w:tblLook w:firstRow="1" w:lastRow="0" w:firstColumn="0" w:lastColumn="0" w:noHBand="0" w:noVBand="0" w:val="0020"/>
+        <w:jc w:val="start"/>
+      </w:tblPr>
+      <w:tblGrid>
+        <w:gridCol w:w="3960"/>
+        <w:gridCol w:w="3960"/>
+      </w:tblGrid>
+      <w:tr>
+        <w:trPr>
+          <w:tblHeader w:val="true"/>
+        </w:trPr>
+        <w:tc>
+          <w:tcPr/>
+          <w:p>
+            <w:pPr>
+              <w:pStyle w:val="Compact"/>
+              <w:jc w:val="left"/>
+            </w:pPr>
+            <w:r>
+              <w:t xml:space="preserve">Detalhe do cenário R$ 4.400.000 · custo 76,72% · carência 24m</w:t>
+            </w:r>
+          </w:p>
+        </w:tc>
+        <w:tc>
+          <w:tcPr/>
+          <w:p>
+            <w:pPr>
+              <w:pStyle w:val="Compact"/>
+              <w:jc w:val="left"/>
+            </w:pPr>
+            <w:r>
+              <w:t xml:space="preserve">valor</w:t>
+            </w:r>
+          </w:p>
+        </w:tc>
+      </w:tr>
+      <w:tr>
+        <w:tc>
+          <w:tcPr/>
+          <w:p>
+            <w:pPr>
+              <w:pStyle w:val="Compact"/>
+              <w:jc w:val="left"/>
+            </w:pPr>
+            <w:r>
+              <w:t xml:space="preserve">Comprometimento equalizado (anos 3–12)</w:t>
+            </w:r>
+          </w:p>
+        </w:tc>
+        <w:tc>
+          <w:tcPr/>
+          <w:p>
+            <w:pPr>
+              <w:pStyle w:val="Compact"/>
+              <w:jc w:val="left"/>
+            </w:pPr>
+            <w:r>
+              <w:t xml:space="preserve">49,1% (dentro de 30–50%)</w:t>
+            </w:r>
+          </w:p>
+        </w:tc>
+      </w:tr>
+      <w:tr>
+        <w:tc>
+          <w:tcPr/>
+          <w:p>
+            <w:pPr>
+              <w:pStyle w:val="Compact"/>
+              <w:jc w:val="left"/>
+            </w:pPr>
+            <w:r>
+              <w:t xml:space="preserve">Capacidade de pagamento no regime</w:t>
+            </w:r>
+          </w:p>
+        </w:tc>
+        <w:tc>
+          <w:tcPr/>
+          <w:p>
+            <w:pPr>
+              <w:pStyle w:val="Compact"/>
+              <w:jc w:val="left"/>
+            </w:pPr>
+            <w:r>
+              <w:t xml:space="preserve">R$ 0,74–1,08 mi/ano (crescente com a queda dos juros)</w:t>
+            </w:r>
+          </w:p>
+        </w:tc>
+      </w:tr>
+      <w:tr>
+        <w:tc>
+          <w:tcPr/>
+          <w:p>
+            <w:pPr>
+              <w:pStyle w:val="Compact"/>
+              <w:jc w:val="left"/>
+            </w:pPr>
+            <w:r>
+              <w:t xml:space="preserve">Juros da carência (pagos trimestralmente)</w:t>
+            </w:r>
+          </w:p>
+        </w:tc>
+        <w:tc>
+          <w:tcPr/>
+          <w:p>
+            <w:pPr>
+              <w:pStyle w:val="Compact"/>
+              <w:jc w:val="left"/>
+            </w:pPr>
+            <w:r>
+              <w:t xml:space="preserve">~R$ 379 mil/ano</w:t>
+            </w:r>
+          </w:p>
+        </w:tc>
+      </w:tr>
+    </w:tbl>
+    <w:p>
+      <w:pPr>
+        <w:pStyle w:val="BodyText"/>
+      </w:pPr>
+      <w:r>
+        <w:rPr>
+          <w:iCs/>
+          <w:i/>
+        </w:rPr>
+        <w:t xml:space="preserve">Notas de rigor: (i) simulação pela regra oficial de desembolso (aplicação integral no ano 1 — conservadora: superestima os juros iniciais; o desembolso real escalonado do cronograma físico só melhora o quadro); (ii) taxa cheia, sem bônus de adimplência (pagamento pontual reduz o desembolso efetivo); (iii) valores a validar na simulação do sistema do BNB no protocolo — este anexo usa o mesmo algoritmo da planilha oficial, mas o enquadramento de custo padrão e a taxa contratual final são definidos pelo banco.</w:t>
+      </w:r>
+    </w:p>
+    <w:bookmarkEnd w:id="117"/>
+    <w:bookmarkEnd w:id="118"/>
     <w:sectPr/>
   </w:body>
 </w:document>

--- a/estudo-mercado-gtk/ESTUDO_DE_MERCADO_GTK_PRE-MOLDADOS.docx
+++ b/estudo-mercado-gtk/ESTUDO_DE_MERCADO_GTK_PRE-MOLDADOS.docx
@@ -5580,55 +5580,55 @@
               <w:jc w:val="left"/>
             </w:pPr>
             <w:r>
-              <w:t xml:space="preserve">R$ 3,30</w:t>
-            </w:r>
-          </w:p>
-        </w:tc>
-        <w:tc>
-          <w:tcPr/>
-          <w:p>
-            <w:pPr>
-              <w:pStyle w:val="Compact"/>
-              <w:jc w:val="left"/>
-            </w:pPr>
-            <w:r>
-              <w:t xml:space="preserve">426.371 un</w:t>
-            </w:r>
-          </w:p>
-        </w:tc>
-        <w:tc>
-          <w:tcPr/>
-          <w:p>
-            <w:pPr>
-              <w:pStyle w:val="Compact"/>
-              <w:jc w:val="left"/>
-            </w:pPr>
-            <w:r>
-              <w:t xml:space="preserve">60.7</w:t>
-            </w:r>
-          </w:p>
-        </w:tc>
-        <w:tc>
-          <w:tcPr/>
-          <w:p>
-            <w:pPr>
-              <w:pStyle w:val="Compact"/>
-              <w:jc w:val="left"/>
-            </w:pPr>
-            <w:r>
-              <w:t xml:space="preserve">R$ 1.407.025</w:t>
-            </w:r>
-          </w:p>
-        </w:tc>
-        <w:tc>
-          <w:tcPr/>
-          <w:p>
-            <w:pPr>
-              <w:pStyle w:val="Compact"/>
-              <w:jc w:val="left"/>
-            </w:pPr>
-            <w:r>
-              <w:t xml:space="preserve">29,37%</w:t>
+              <w:t xml:space="preserve">R$ 3,43</w:t>
+            </w:r>
+          </w:p>
+        </w:tc>
+        <w:tc>
+          <w:tcPr/>
+          <w:p>
+            <w:pPr>
+              <w:pStyle w:val="Compact"/>
+              <w:jc w:val="left"/>
+            </w:pPr>
+            <w:r>
+              <w:t xml:space="preserve">420.180 un</w:t>
+            </w:r>
+          </w:p>
+        </w:tc>
+        <w:tc>
+          <w:tcPr/>
+          <w:p>
+            <w:pPr>
+              <w:pStyle w:val="Compact"/>
+              <w:jc w:val="left"/>
+            </w:pPr>
+            <w:r>
+              <w:t xml:space="preserve">59.9</w:t>
+            </w:r>
+          </w:p>
+        </w:tc>
+        <w:tc>
+          <w:tcPr/>
+          <w:p>
+            <w:pPr>
+              <w:pStyle w:val="Compact"/>
+              <w:jc w:val="left"/>
+            </w:pPr>
+            <w:r>
+              <w:t xml:space="preserve">R$ 1.441.217</w:t>
+            </w:r>
+          </w:p>
+        </w:tc>
+        <w:tc>
+          <w:tcPr/>
+          <w:p>
+            <w:pPr>
+              <w:pStyle w:val="Compact"/>
+              <w:jc w:val="left"/>
+            </w:pPr>
+            <w:r>
+              <w:t xml:space="preserve">30,08%</w:t>
             </w:r>
           </w:p>
         </w:tc>
@@ -5654,55 +5654,55 @@
               <w:jc w:val="left"/>
             </w:pPr>
             <w:r>
-              <w:t xml:space="preserve">R$ 4,50</w:t>
-            </w:r>
-          </w:p>
-        </w:tc>
-        <w:tc>
-          <w:tcPr/>
-          <w:p>
-            <w:pPr>
-              <w:pStyle w:val="Compact"/>
-              <w:jc w:val="left"/>
-            </w:pPr>
-            <w:r>
-              <w:t xml:space="preserve">218.601 un</w:t>
-            </w:r>
-          </w:p>
-        </w:tc>
-        <w:tc>
-          <w:tcPr/>
-          <w:p>
-            <w:pPr>
-              <w:pStyle w:val="Compact"/>
-              <w:jc w:val="left"/>
-            </w:pPr>
-            <w:r>
-              <w:t xml:space="preserve">31.1</w:t>
-            </w:r>
-          </w:p>
-        </w:tc>
-        <w:tc>
-          <w:tcPr/>
-          <w:p>
-            <w:pPr>
-              <w:pStyle w:val="Compact"/>
-              <w:jc w:val="left"/>
-            </w:pPr>
-            <w:r>
-              <w:t xml:space="preserve">R$ 983.703</w:t>
-            </w:r>
-          </w:p>
-        </w:tc>
-        <w:tc>
-          <w:tcPr/>
-          <w:p>
-            <w:pPr>
-              <w:pStyle w:val="Compact"/>
-              <w:jc w:val="left"/>
-            </w:pPr>
-            <w:r>
-              <w:t xml:space="preserve">20,53%</w:t>
+              <w:t xml:space="preserve">R$ 4,17</w:t>
+            </w:r>
+          </w:p>
+        </w:tc>
+        <w:tc>
+          <w:tcPr/>
+          <w:p>
+            <w:pPr>
+              <w:pStyle w:val="Compact"/>
+              <w:jc w:val="left"/>
+            </w:pPr>
+            <w:r>
+              <w:t xml:space="preserve">236.623 un</w:t>
+            </w:r>
+          </w:p>
+        </w:tc>
+        <w:tc>
+          <w:tcPr/>
+          <w:p>
+            <w:pPr>
+              <w:pStyle w:val="Compact"/>
+              <w:jc w:val="left"/>
+            </w:pPr>
+            <w:r>
+              <w:t xml:space="preserve">33.7</w:t>
+            </w:r>
+          </w:p>
+        </w:tc>
+        <w:tc>
+          <w:tcPr/>
+          <w:p>
+            <w:pPr>
+              <w:pStyle w:val="Compact"/>
+              <w:jc w:val="left"/>
+            </w:pPr>
+            <w:r>
+              <w:t xml:space="preserve">R$ 986.719</w:t>
+            </w:r>
+          </w:p>
+        </w:tc>
+        <w:tc>
+          <w:tcPr/>
+          <w:p>
+            <w:pPr>
+              <w:pStyle w:val="Compact"/>
+              <w:jc w:val="left"/>
+            </w:pPr>
+            <w:r>
+              <w:t xml:space="preserve">20,60%</w:t>
             </w:r>
           </w:p>
         </w:tc>
@@ -5728,55 +5728,55 @@
               <w:jc w:val="left"/>
             </w:pPr>
             <w:r>
-              <w:t xml:space="preserve">R$ 5,00</w:t>
-            </w:r>
-          </w:p>
-        </w:tc>
-        <w:tc>
-          <w:tcPr/>
-          <w:p>
-            <w:pPr>
-              <w:pStyle w:val="Compact"/>
-              <w:jc w:val="left"/>
-            </w:pPr>
-            <w:r>
-              <w:t xml:space="preserve">34.042 un</w:t>
-            </w:r>
-          </w:p>
-        </w:tc>
-        <w:tc>
-          <w:tcPr/>
-          <w:p>
-            <w:pPr>
-              <w:pStyle w:val="Compact"/>
-              <w:jc w:val="left"/>
-            </w:pPr>
-            <w:r>
-              <w:t xml:space="preserve">4.8</w:t>
-            </w:r>
-          </w:p>
-        </w:tc>
-        <w:tc>
-          <w:tcPr/>
-          <w:p>
-            <w:pPr>
-              <w:pStyle w:val="Compact"/>
-              <w:jc w:val="left"/>
-            </w:pPr>
-            <w:r>
-              <w:t xml:space="preserve">R$ 170.211</w:t>
-            </w:r>
-          </w:p>
-        </w:tc>
-        <w:tc>
-          <w:tcPr/>
-          <w:p>
-            <w:pPr>
-              <w:pStyle w:val="Compact"/>
-              <w:jc w:val="left"/>
-            </w:pPr>
-            <w:r>
-              <w:t xml:space="preserve">3,55%</w:t>
+              <w:t xml:space="preserve">R$ 4,41</w:t>
+            </w:r>
+          </w:p>
+        </w:tc>
+        <w:tc>
+          <w:tcPr/>
+          <w:p>
+            <w:pPr>
+              <w:pStyle w:val="Compact"/>
+              <w:jc w:val="left"/>
+            </w:pPr>
+            <w:r>
+              <w:t xml:space="preserve">35.667 un</w:t>
+            </w:r>
+          </w:p>
+        </w:tc>
+        <w:tc>
+          <w:tcPr/>
+          <w:p>
+            <w:pPr>
+              <w:pStyle w:val="Compact"/>
+              <w:jc w:val="left"/>
+            </w:pPr>
+            <w:r>
+              <w:t xml:space="preserve">5.1</w:t>
+            </w:r>
+          </w:p>
+        </w:tc>
+        <w:tc>
+          <w:tcPr/>
+          <w:p>
+            <w:pPr>
+              <w:pStyle w:val="Compact"/>
+              <w:jc w:val="left"/>
+            </w:pPr>
+            <w:r>
+              <w:t xml:space="preserve">R$ 157.294</w:t>
+            </w:r>
+          </w:p>
+        </w:tc>
+        <w:tc>
+          <w:tcPr/>
+          <w:p>
+            <w:pPr>
+              <w:pStyle w:val="Compact"/>
+              <w:jc w:val="left"/>
+            </w:pPr>
+            <w:r>
+              <w:t xml:space="preserve">3,28%</w:t>
             </w:r>
           </w:p>
         </w:tc>
@@ -5802,55 +5802,55 @@
               <w:jc w:val="left"/>
             </w:pPr>
             <w:r>
-              <w:t xml:space="preserve">R$ 2,80</w:t>
-            </w:r>
-          </w:p>
-        </w:tc>
-        <w:tc>
-          <w:tcPr/>
-          <w:p>
-            <w:pPr>
-              <w:pStyle w:val="Compact"/>
-              <w:jc w:val="left"/>
-            </w:pPr>
-            <w:r>
-              <w:t xml:space="preserve">223.337 un</w:t>
-            </w:r>
-          </w:p>
-        </w:tc>
-        <w:tc>
-          <w:tcPr/>
-          <w:p>
-            <w:pPr>
-              <w:pStyle w:val="Compact"/>
-              <w:jc w:val="left"/>
-            </w:pPr>
-            <w:r>
-              <w:t xml:space="preserve">21.2</w:t>
-            </w:r>
-          </w:p>
-        </w:tc>
-        <w:tc>
-          <w:tcPr/>
-          <w:p>
-            <w:pPr>
-              <w:pStyle w:val="Compact"/>
-              <w:jc w:val="left"/>
-            </w:pPr>
-            <w:r>
-              <w:t xml:space="preserve">R$ 625.345</w:t>
-            </w:r>
-          </w:p>
-        </w:tc>
-        <w:tc>
-          <w:tcPr/>
-          <w:p>
-            <w:pPr>
-              <w:pStyle w:val="Compact"/>
-              <w:jc w:val="left"/>
-            </w:pPr>
-            <w:r>
-              <w:t xml:space="preserve">13,05%</w:t>
+              <w:t xml:space="preserve">R$ 2,75</w:t>
+            </w:r>
+          </w:p>
+        </w:tc>
+        <w:tc>
+          <w:tcPr/>
+          <w:p>
+            <w:pPr>
+              <w:pStyle w:val="Compact"/>
+              <w:jc w:val="left"/>
+            </w:pPr>
+            <w:r>
+              <w:t xml:space="preserve">220.094 un</w:t>
+            </w:r>
+          </w:p>
+        </w:tc>
+        <w:tc>
+          <w:tcPr/>
+          <w:p>
+            <w:pPr>
+              <w:pStyle w:val="Compact"/>
+              <w:jc w:val="left"/>
+            </w:pPr>
+            <w:r>
+              <w:t xml:space="preserve">20.9</w:t>
+            </w:r>
+          </w:p>
+        </w:tc>
+        <w:tc>
+          <w:tcPr/>
+          <w:p>
+            <w:pPr>
+              <w:pStyle w:val="Compact"/>
+              <w:jc w:val="left"/>
+            </w:pPr>
+            <w:r>
+              <w:t xml:space="preserve">R$ 605.259</w:t>
+            </w:r>
+          </w:p>
+        </w:tc>
+        <w:tc>
+          <w:tcPr/>
+          <w:p>
+            <w:pPr>
+              <w:pStyle w:val="Compact"/>
+              <w:jc w:val="left"/>
+            </w:pPr>
+            <w:r>
+              <w:t xml:space="preserve">12,63%</w:t>
             </w:r>
           </w:p>
         </w:tc>
@@ -5876,55 +5876,55 @@
               <w:jc w:val="left"/>
             </w:pPr>
             <w:r>
-              <w:t xml:space="preserve">R$ 3,40</w:t>
-            </w:r>
-          </w:p>
-        </w:tc>
-        <w:tc>
-          <w:tcPr/>
-          <w:p>
-            <w:pPr>
-              <w:pStyle w:val="Compact"/>
-              <w:jc w:val="left"/>
-            </w:pPr>
-            <w:r>
-              <w:t xml:space="preserve">23.422 un</w:t>
-            </w:r>
-          </w:p>
-        </w:tc>
-        <w:tc>
-          <w:tcPr/>
-          <w:p>
-            <w:pPr>
-              <w:pStyle w:val="Compact"/>
-              <w:jc w:val="left"/>
-            </w:pPr>
-            <w:r>
-              <w:t xml:space="preserve">2.2</w:t>
-            </w:r>
-          </w:p>
-        </w:tc>
-        <w:tc>
-          <w:tcPr/>
-          <w:p>
-            <w:pPr>
-              <w:pStyle w:val="Compact"/>
-              <w:jc w:val="left"/>
-            </w:pPr>
-            <w:r>
-              <w:t xml:space="preserve">R$ 79.633</w:t>
-            </w:r>
-          </w:p>
-        </w:tc>
-        <w:tc>
-          <w:tcPr/>
-          <w:p>
-            <w:pPr>
-              <w:pStyle w:val="Compact"/>
-              <w:jc w:val="left"/>
-            </w:pPr>
-            <w:r>
-              <w:t xml:space="preserve">1,66%</w:t>
+              <w:t xml:space="preserve">R$ 2,72</w:t>
+            </w:r>
+          </w:p>
+        </w:tc>
+        <w:tc>
+          <w:tcPr/>
+          <w:p>
+            <w:pPr>
+              <w:pStyle w:val="Compact"/>
+              <w:jc w:val="left"/>
+            </w:pPr>
+            <w:r>
+              <w:t xml:space="preserve">25.352 un</w:t>
+            </w:r>
+          </w:p>
+        </w:tc>
+        <w:tc>
+          <w:tcPr/>
+          <w:p>
+            <w:pPr>
+              <w:pStyle w:val="Compact"/>
+              <w:jc w:val="left"/>
+            </w:pPr>
+            <w:r>
+              <w:t xml:space="preserve">2.4</w:t>
+            </w:r>
+          </w:p>
+        </w:tc>
+        <w:tc>
+          <w:tcPr/>
+          <w:p>
+            <w:pPr>
+              <w:pStyle w:val="Compact"/>
+              <w:jc w:val="left"/>
+            </w:pPr>
+            <w:r>
+              <w:t xml:space="preserve">R$ 68.959</w:t>
+            </w:r>
+          </w:p>
+        </w:tc>
+        <w:tc>
+          <w:tcPr/>
+          <w:p>
+            <w:pPr>
+              <w:pStyle w:val="Compact"/>
+              <w:jc w:val="left"/>
+            </w:pPr>
+            <w:r>
+              <w:t xml:space="preserve">1,44%</w:t>
             </w:r>
           </w:p>
         </w:tc>
@@ -5950,55 +5950,55 @@
               <w:jc w:val="left"/>
             </w:pPr>
             <w:r>
-              <w:t xml:space="preserve">R$ 3,80</w:t>
-            </w:r>
-          </w:p>
-        </w:tc>
-        <w:tc>
-          <w:tcPr/>
-          <w:p>
-            <w:pPr>
-              <w:pStyle w:val="Compact"/>
-              <w:jc w:val="left"/>
-            </w:pPr>
-            <w:r>
-              <w:t xml:space="preserve">7.860 un</w:t>
-            </w:r>
-          </w:p>
-        </w:tc>
-        <w:tc>
-          <w:tcPr/>
-          <w:p>
-            <w:pPr>
-              <w:pStyle w:val="Compact"/>
-              <w:jc w:val="left"/>
-            </w:pPr>
-            <w:r>
-              <w:t xml:space="preserve">0.7</w:t>
-            </w:r>
-          </w:p>
-        </w:tc>
-        <w:tc>
-          <w:tcPr/>
-          <w:p>
-            <w:pPr>
-              <w:pStyle w:val="Compact"/>
-              <w:jc w:val="left"/>
-            </w:pPr>
-            <w:r>
-              <w:t xml:space="preserve">R$ 29.869</w:t>
-            </w:r>
-          </w:p>
-        </w:tc>
-        <w:tc>
-          <w:tcPr/>
-          <w:p>
-            <w:pPr>
-              <w:pStyle w:val="Compact"/>
-              <w:jc w:val="left"/>
-            </w:pPr>
-            <w:r>
-              <w:t xml:space="preserve">0,62%</w:t>
+              <w:t xml:space="preserve">R$ 2,98</w:t>
+            </w:r>
+          </w:p>
+        </w:tc>
+        <w:tc>
+          <w:tcPr/>
+          <w:p>
+            <w:pPr>
+              <w:pStyle w:val="Compact"/>
+              <w:jc w:val="left"/>
+            </w:pPr>
+            <w:r>
+              <w:t xml:space="preserve">8.049 un</w:t>
+            </w:r>
+          </w:p>
+        </w:tc>
+        <w:tc>
+          <w:tcPr/>
+          <w:p>
+            <w:pPr>
+              <w:pStyle w:val="Compact"/>
+              <w:jc w:val="left"/>
+            </w:pPr>
+            <w:r>
+              <w:t xml:space="preserve">0.8</w:t>
+            </w:r>
+          </w:p>
+        </w:tc>
+        <w:tc>
+          <w:tcPr/>
+          <w:p>
+            <w:pPr>
+              <w:pStyle w:val="Compact"/>
+              <w:jc w:val="left"/>
+            </w:pPr>
+            <w:r>
+              <w:t xml:space="preserve">R$ 23.986</w:t>
+            </w:r>
+          </w:p>
+        </w:tc>
+        <w:tc>
+          <w:tcPr/>
+          <w:p>
+            <w:pPr>
+              <w:pStyle w:val="Compact"/>
+              <w:jc w:val="left"/>
+            </w:pPr>
+            <w:r>
+              <w:t xml:space="preserve">0,50%</w:t>
             </w:r>
           </w:p>
         </w:tc>
@@ -6024,19 +6024,19 @@
               <w:jc w:val="left"/>
             </w:pPr>
             <w:r>
-              <w:t xml:space="preserve">R$ 4,40</w:t>
-            </w:r>
-          </w:p>
-        </w:tc>
-        <w:tc>
-          <w:tcPr/>
-          <w:p>
-            <w:pPr>
-              <w:pStyle w:val="Compact"/>
-              <w:jc w:val="left"/>
-            </w:pPr>
-            <w:r>
-              <w:t xml:space="preserve">10.152 un</w:t>
+              <w:t xml:space="preserve">R$ 4,26</w:t>
+            </w:r>
+          </w:p>
+        </w:tc>
+        <w:tc>
+          <w:tcPr/>
+          <w:p>
+            <w:pPr>
+              <w:pStyle w:val="Compact"/>
+              <w:jc w:val="left"/>
+            </w:pPr>
+            <w:r>
+              <w:t xml:space="preserve">10.004 un</w:t>
             </w:r>
           </w:p>
         </w:tc>
@@ -6060,19 +6060,19 @@
               <w:jc w:val="left"/>
             </w:pPr>
             <w:r>
-              <w:t xml:space="preserve">R$ 44.667</w:t>
-            </w:r>
-          </w:p>
-        </w:tc>
-        <w:tc>
-          <w:tcPr/>
-          <w:p>
-            <w:pPr>
-              <w:pStyle w:val="Compact"/>
-              <w:jc w:val="left"/>
-            </w:pPr>
-            <w:r>
-              <w:t xml:space="preserve">0,93%</w:t>
+              <w:t xml:space="preserve">R$ 42.618</w:t>
+            </w:r>
+          </w:p>
+        </w:tc>
+        <w:tc>
+          <w:tcPr/>
+          <w:p>
+            <w:pPr>
+              <w:pStyle w:val="Compact"/>
+              <w:jc w:val="left"/>
+            </w:pPr>
+            <w:r>
+              <w:t xml:space="preserve">0,89%</w:t>
             </w:r>
           </w:p>
         </w:tc>
@@ -6098,55 +6098,55 @@
               <w:jc w:val="left"/>
             </w:pPr>
             <w:r>
-              <w:t xml:space="preserve">R$ 5,50</w:t>
-            </w:r>
-          </w:p>
-        </w:tc>
-        <w:tc>
-          <w:tcPr/>
-          <w:p>
-            <w:pPr>
-              <w:pStyle w:val="Compact"/>
-              <w:jc w:val="left"/>
-            </w:pPr>
-            <w:r>
-              <w:t xml:space="preserve">40.597 un</w:t>
-            </w:r>
-          </w:p>
-        </w:tc>
-        <w:tc>
-          <w:tcPr/>
-          <w:p>
-            <w:pPr>
-              <w:pStyle w:val="Compact"/>
-              <w:jc w:val="left"/>
-            </w:pPr>
-            <w:r>
-              <w:t xml:space="preserve">7.7</w:t>
-            </w:r>
-          </w:p>
-        </w:tc>
-        <w:tc>
-          <w:tcPr/>
-          <w:p>
-            <w:pPr>
-              <w:pStyle w:val="Compact"/>
-              <w:jc w:val="left"/>
-            </w:pPr>
-            <w:r>
-              <w:t xml:space="preserve">R$ 223.285</w:t>
-            </w:r>
-          </w:p>
-        </w:tc>
-        <w:tc>
-          <w:tcPr/>
-          <w:p>
-            <w:pPr>
-              <w:pStyle w:val="Compact"/>
-              <w:jc w:val="left"/>
-            </w:pPr>
-            <w:r>
-              <w:t xml:space="preserve">4,66%</w:t>
+              <w:t xml:space="preserve">R$ 5,47</w:t>
+            </w:r>
+          </w:p>
+        </w:tc>
+        <w:tc>
+          <w:tcPr/>
+          <w:p>
+            <w:pPr>
+              <w:pStyle w:val="Compact"/>
+              <w:jc w:val="left"/>
+            </w:pPr>
+            <w:r>
+              <w:t xml:space="preserve">43.944 un</w:t>
+            </w:r>
+          </w:p>
+        </w:tc>
+        <w:tc>
+          <w:tcPr/>
+          <w:p>
+            <w:pPr>
+              <w:pStyle w:val="Compact"/>
+              <w:jc w:val="left"/>
+            </w:pPr>
+            <w:r>
+              <w:t xml:space="preserve">8.3</w:t>
+            </w:r>
+          </w:p>
+        </w:tc>
+        <w:tc>
+          <w:tcPr/>
+          <w:p>
+            <w:pPr>
+              <w:pStyle w:val="Compact"/>
+              <w:jc w:val="left"/>
+            </w:pPr>
+            <w:r>
+              <w:t xml:space="preserve">R$ 240.375</w:t>
+            </w:r>
+          </w:p>
+        </w:tc>
+        <w:tc>
+          <w:tcPr/>
+          <w:p>
+            <w:pPr>
+              <w:pStyle w:val="Compact"/>
+              <w:jc w:val="left"/>
+            </w:pPr>
+            <w:r>
+              <w:t xml:space="preserve">5,02%</w:t>
             </w:r>
           </w:p>
         </w:tc>
@@ -6172,55 +6172,55 @@
               <w:jc w:val="left"/>
             </w:pPr>
             <w:r>
-              <w:t xml:space="preserve">R$ 6,30</w:t>
-            </w:r>
-          </w:p>
-        </w:tc>
-        <w:tc>
-          <w:tcPr/>
-          <w:p>
-            <w:pPr>
-              <w:pStyle w:val="Compact"/>
-              <w:jc w:val="left"/>
-            </w:pPr>
-            <w:r>
-              <w:t xml:space="preserve">4.684 un</w:t>
-            </w:r>
-          </w:p>
-        </w:tc>
-        <w:tc>
-          <w:tcPr/>
-          <w:p>
-            <w:pPr>
-              <w:pStyle w:val="Compact"/>
-              <w:jc w:val="left"/>
-            </w:pPr>
-            <w:r>
-              <w:t xml:space="preserve">0.9</w:t>
-            </w:r>
-          </w:p>
-        </w:tc>
-        <w:tc>
-          <w:tcPr/>
-          <w:p>
-            <w:pPr>
-              <w:pStyle w:val="Compact"/>
-              <w:jc w:val="left"/>
-            </w:pPr>
-            <w:r>
-              <w:t xml:space="preserve">R$ 29.511</w:t>
-            </w:r>
-          </w:p>
-        </w:tc>
-        <w:tc>
-          <w:tcPr/>
-          <w:p>
-            <w:pPr>
-              <w:pStyle w:val="Compact"/>
-              <w:jc w:val="left"/>
-            </w:pPr>
-            <w:r>
-              <w:t xml:space="preserve">0,62%</w:t>
+              <w:t xml:space="preserve">R$ 5,29</w:t>
+            </w:r>
+          </w:p>
+        </w:tc>
+        <w:tc>
+          <w:tcPr/>
+          <w:p>
+            <w:pPr>
+              <w:pStyle w:val="Compact"/>
+              <w:jc w:val="left"/>
+            </w:pPr>
+            <w:r>
+              <w:t xml:space="preserve">5.070 un</w:t>
+            </w:r>
+          </w:p>
+        </w:tc>
+        <w:tc>
+          <w:tcPr/>
+          <w:p>
+            <w:pPr>
+              <w:pStyle w:val="Compact"/>
+              <w:jc w:val="left"/>
+            </w:pPr>
+            <w:r>
+              <w:t xml:space="preserve">1.0</w:t>
+            </w:r>
+          </w:p>
+        </w:tc>
+        <w:tc>
+          <w:tcPr/>
+          <w:p>
+            <w:pPr>
+              <w:pStyle w:val="Compact"/>
+              <w:jc w:val="left"/>
+            </w:pPr>
+            <w:r>
+              <w:t xml:space="preserve">R$ 26.823</w:t>
+            </w:r>
+          </w:p>
+        </w:tc>
+        <w:tc>
+          <w:tcPr/>
+          <w:p>
+            <w:pPr>
+              <w:pStyle w:val="Compact"/>
+              <w:jc w:val="left"/>
+            </w:pPr>
+            <w:r>
+              <w:t xml:space="preserve">0,56%</w:t>
             </w:r>
           </w:p>
         </w:tc>
@@ -6246,55 +6246,55 @@
               <w:jc w:val="left"/>
             </w:pPr>
             <w:r>
-              <w:t xml:space="preserve">R$ 78,00</w:t>
-            </w:r>
-          </w:p>
-        </w:tc>
-        <w:tc>
-          <w:tcPr/>
-          <w:p>
-            <w:pPr>
-              <w:pStyle w:val="Compact"/>
-              <w:jc w:val="left"/>
-            </w:pPr>
-            <w:r>
-              <w:t xml:space="preserve">10.466 m²</w:t>
-            </w:r>
-          </w:p>
-        </w:tc>
-        <w:tc>
-          <w:tcPr/>
-          <w:p>
-            <w:pPr>
-              <w:pStyle w:val="Compact"/>
-              <w:jc w:val="left"/>
-            </w:pPr>
-            <w:r>
-              <w:t xml:space="preserve">22.5</w:t>
-            </w:r>
-          </w:p>
-        </w:tc>
-        <w:tc>
-          <w:tcPr/>
-          <w:p>
-            <w:pPr>
-              <w:pStyle w:val="Compact"/>
-              <w:jc w:val="left"/>
-            </w:pPr>
-            <w:r>
-              <w:t xml:space="preserve">R$ 816.344</w:t>
-            </w:r>
-          </w:p>
-        </w:tc>
-        <w:tc>
-          <w:tcPr/>
-          <w:p>
-            <w:pPr>
-              <w:pStyle w:val="Compact"/>
-              <w:jc w:val="left"/>
-            </w:pPr>
-            <w:r>
-              <w:t xml:space="preserve">17,04%</w:t>
+              <w:t xml:space="preserve">R$ 65,83</w:t>
+            </w:r>
+          </w:p>
+        </w:tc>
+        <w:tc>
+          <w:tcPr/>
+          <w:p>
+            <w:pPr>
+              <w:pStyle w:val="Compact"/>
+              <w:jc w:val="left"/>
+            </w:pPr>
+            <w:r>
+              <w:t xml:space="preserve">11.658 m²</w:t>
+            </w:r>
+          </w:p>
+        </w:tc>
+        <w:tc>
+          <w:tcPr/>
+          <w:p>
+            <w:pPr>
+              <w:pStyle w:val="Compact"/>
+              <w:jc w:val="left"/>
+            </w:pPr>
+            <w:r>
+              <w:t xml:space="preserve">25.0</w:t>
+            </w:r>
+          </w:p>
+        </w:tc>
+        <w:tc>
+          <w:tcPr/>
+          <w:p>
+            <w:pPr>
+              <w:pStyle w:val="Compact"/>
+              <w:jc w:val="left"/>
+            </w:pPr>
+            <w:r>
+              <w:t xml:space="preserve">R$ 767.456</w:t>
+            </w:r>
+          </w:p>
+        </w:tc>
+        <w:tc>
+          <w:tcPr/>
+          <w:p>
+            <w:pPr>
+              <w:pStyle w:val="Compact"/>
+              <w:jc w:val="left"/>
+            </w:pPr>
+            <w:r>
+              <w:t xml:space="preserve">16,02%</w:t>
             </w:r>
           </w:p>
         </w:tc>
@@ -6320,55 +6320,55 @@
               <w:jc w:val="left"/>
             </w:pPr>
             <w:r>
-              <w:t xml:space="preserve">R$ 57,00</w:t>
-            </w:r>
-          </w:p>
-        </w:tc>
-        <w:tc>
-          <w:tcPr/>
-          <w:p>
-            <w:pPr>
-              <w:pStyle w:val="Compact"/>
-              <w:jc w:val="left"/>
-            </w:pPr>
-            <w:r>
-              <w:t xml:space="preserve">6.691 m²</w:t>
-            </w:r>
-          </w:p>
-        </w:tc>
-        <w:tc>
-          <w:tcPr/>
-          <w:p>
-            <w:pPr>
-              <w:pStyle w:val="Compact"/>
-              <w:jc w:val="left"/>
-            </w:pPr>
-            <w:r>
-              <w:t xml:space="preserve">12.6</w:t>
-            </w:r>
-          </w:p>
-        </w:tc>
-        <w:tc>
-          <w:tcPr/>
-          <w:p>
-            <w:pPr>
-              <w:pStyle w:val="Compact"/>
-              <w:jc w:val="left"/>
-            </w:pPr>
-            <w:r>
-              <w:t xml:space="preserve">R$ 381.406</w:t>
-            </w:r>
-          </w:p>
-        </w:tc>
-        <w:tc>
-          <w:tcPr/>
-          <w:p>
-            <w:pPr>
-              <w:pStyle w:val="Compact"/>
-              <w:jc w:val="left"/>
-            </w:pPr>
-            <w:r>
-              <w:t xml:space="preserve">7,96%</w:t>
+              <w:t xml:space="preserve">R$ 57,73</w:t>
+            </w:r>
+          </w:p>
+        </w:tc>
+        <w:tc>
+          <w:tcPr/>
+          <w:p>
+            <w:pPr>
+              <w:pStyle w:val="Compact"/>
+              <w:jc w:val="left"/>
+            </w:pPr>
+            <w:r>
+              <w:t xml:space="preserve">7.454 m²</w:t>
+            </w:r>
+          </w:p>
+        </w:tc>
+        <w:tc>
+          <w:tcPr/>
+          <w:p>
+            <w:pPr>
+              <w:pStyle w:val="Compact"/>
+              <w:jc w:val="left"/>
+            </w:pPr>
+            <w:r>
+              <w:t xml:space="preserve">14.1</w:t>
+            </w:r>
+          </w:p>
+        </w:tc>
+        <w:tc>
+          <w:tcPr/>
+          <w:p>
+            <w:pPr>
+              <w:pStyle w:val="Compact"/>
+              <w:jc w:val="left"/>
+            </w:pPr>
+            <w:r>
+              <w:t xml:space="preserve">R$ 430.294</w:t>
+            </w:r>
+          </w:p>
+        </w:tc>
+        <w:tc>
+          <w:tcPr/>
+          <w:p>
+            <w:pPr>
+              <w:pStyle w:val="Compact"/>
+              <w:jc w:val="left"/>
+            </w:pPr>
+            <w:r>
+              <w:t xml:space="preserve">8,98%</w:t>
             </w:r>
           </w:p>
         </w:tc>
@@ -6410,7 +6410,7 @@
                 <w:bCs/>
                 <w:b/>
               </w:rPr>
-              <w:t xml:space="preserve">989.067 peças + 17.157 m²</w:t>
+              <w:t xml:space="preserve">1.004.985 peças + 19.112 m²</w:t>
             </w:r>
           </w:p>
         </w:tc>
@@ -6426,7 +6426,7 @@
                 <w:bCs/>
                 <w:b/>
               </w:rPr>
-              <w:t xml:space="preserve">166.5</w:t>
+              <w:t xml:space="preserve">173.0</w:t>
             </w:r>
           </w:p>
         </w:tc>
@@ -6479,17 +6479,17 @@
         <w:t xml:space="preserve"> </w:t>
       </w:r>
       <w:r>
-        <w:t xml:space="preserve">Os 166.5 dias de produção do plano equivalem a</w:t>
-      </w:r>
-      <w:r>
-        <w:t xml:space="preserve"> </w:t>
-      </w:r>
-      <w:r>
-        <w:rPr>
-          <w:bCs/>
-          <w:b/>
-        </w:rPr>
-        <w:t xml:space="preserve">≈80% dos 207 dias efetivos</w:t>
+        <w:t xml:space="preserve">Os 173,0 dias de produção do plano equivalem a</w:t>
+      </w:r>
+      <w:r>
+        <w:t xml:space="preserve"> </w:t>
+      </w:r>
+      <w:r>
+        <w:rPr>
+          <w:bCs/>
+          <w:b/>
+        </w:rPr>
+        <w:t xml:space="preserve">≈84% dos 207 dias efetivos</w:t>
       </w:r>
       <w:r>
         <w:t xml:space="preserve"> </w:t>
@@ -6521,7 +6521,7 @@
           <w:bCs/>
           <w:b/>
         </w:rPr>
-        <w:t xml:space="preserve">R$ 5.955.701/ano</w:t>
+        <w:t xml:space="preserve">R$ 5.732.361/ano</w:t>
       </w:r>
       <w:r>
         <w:t xml:space="preserve"> </w:t>
@@ -6626,7 +6626,7 @@
               <w:jc w:val="left"/>
             </w:pPr>
             <w:r>
-              <w:t xml:space="preserve">% da capacidade EFETIVA (R$ 5,96 mi — §3.7)</w:t>
+              <w:t xml:space="preserve">% da capacidade EFETIVA (R$ 5,73 mi — §3.7)</w:t>
             </w:r>
           </w:p>
         </w:tc>
@@ -6776,7 +6776,7 @@
               <w:jc w:val="left"/>
             </w:pPr>
             <w:r>
-              <w:t xml:space="preserve">≈80%</w:t>
+              <w:t xml:space="preserve">≈84%</w:t>
             </w:r>
           </w:p>
         </w:tc>
@@ -6814,7 +6814,7 @@
               <w:jc w:val="left"/>
             </w:pPr>
             <w:r>
-              <w:t xml:space="preserve">efetiva 1 turno R$ 5,96 mi · 2º turno ≈dobra</w:t>
+              <w:t xml:space="preserve">efetiva 1 turno R$ 5,73 mi · 2º turno ≈dobra</w:t>
             </w:r>
           </w:p>
         </w:tc>
@@ -8009,20 +8009,333 @@
         <w:pStyle w:val="FirstParagraph"/>
       </w:pPr>
       <w:r>
-        <w:t xml:space="preserve">Nenhum fabricante capixaba publica tabela; as referências triangulam tabelas oficiais e mercado nacional (validar com cotação local na implantação — ver plano de ação).</w:t>
-      </w:r>
-      <w:r>
-        <w:t xml:space="preserve"> </w:t>
-      </w:r>
-      <w:r>
-        <w:rPr>
-          <w:bCs/>
-          <w:b/>
-        </w:rPr>
-        <w:t xml:space="preserve">Correção da v4</w:t>
-      </w:r>
-      <w:r>
-        <w:t xml:space="preserve">: a linha da canaleta comparava, na versão anterior, o preço SINAPI de uma peça de 14×19×</w:t>
+        <w:t xml:space="preserve">Nenhum fabricante capixaba publica tabela de preços, e os depósitos de São Mateus, Linhares e Nova Venécia não expõem preço em canal digital. A melhor âncora local disponível é a própria base</w:t>
+      </w:r>
+      <w:r>
+        <w:t xml:space="preserve"> </w:t>
+      </w:r>
+      <w:r>
+        <w:rPr>
+          <w:bCs/>
+          <w:b/>
+        </w:rPr>
+        <w:t xml:space="preserve">SINAPI-ES 06/2026</w:t>
+      </w:r>
+      <w:r>
+        <w:t xml:space="preserve"> </w:t>
+      </w:r>
+      <w:r>
+        <w:t xml:space="preserve">[11] — que é pesquisa de preço de mercado realizada no Espírito Santo —, usada aqui com um cuidado metodológico que faz toda a diferença.</w:t>
+      </w:r>
+    </w:p>
+    <w:p>
+      <w:pPr>
+        <w:pStyle w:val="BodyText"/>
+      </w:pPr>
+      <w:r>
+        <w:rPr>
+          <w:bCs/>
+          <w:b/>
+        </w:rPr>
+        <w:t xml:space="preserve">Insumo, nunca composição.</w:t>
+      </w:r>
+      <w:r>
+        <w:t xml:space="preserve"> </w:t>
+      </w:r>
+      <w:r>
+        <w:t xml:space="preserve">O SINAPI publica duas coisas com nomes parecidos: o</w:t>
+      </w:r>
+      <w:r>
+        <w:t xml:space="preserve"> </w:t>
+      </w:r>
+      <w:r>
+        <w:rPr>
+          <w:bCs/>
+          <w:b/>
+        </w:rPr>
+        <w:t xml:space="preserve">insumo</w:t>
+      </w:r>
+      <w:r>
+        <w:t xml:space="preserve">, que é o preço do material posto obra, e a</w:t>
+      </w:r>
+      <w:r>
+        <w:t xml:space="preserve"> </w:t>
+      </w:r>
+      <w:r>
+        <w:rPr>
+          <w:bCs/>
+          <w:b/>
+        </w:rPr>
+        <w:t xml:space="preserve">composição</w:t>
+      </w:r>
+      <w:r>
+        <w:t xml:space="preserve">, que é o serviço executado — material mais areia, assentamento, compactação, equipamento e mão de obra. Para um preço de fábrica só o insumo serve. A diferença é grande:</w:t>
+      </w:r>
+    </w:p>
+    <w:tbl>
+      <w:tblPr>
+        <w:tblStyle w:val="Table"/>
+        <w:tblW w:type="pct" w:w="5000"/>
+        <w:tblLook w:firstRow="1" w:lastRow="0" w:firstColumn="0" w:lastColumn="0" w:noHBand="0" w:noVBand="0" w:val="0020"/>
+        <w:jc w:val="start"/>
+      </w:tblPr>
+      <w:tblGrid>
+        <w:gridCol w:w="2640"/>
+        <w:gridCol w:w="2640"/>
+        <w:gridCol w:w="2640"/>
+      </w:tblGrid>
+      <w:tr>
+        <w:trPr>
+          <w:tblHeader w:val="true"/>
+        </w:trPr>
+        <w:tc>
+          <w:tcPr/>
+          <w:p>
+            <w:pPr>
+              <w:pStyle w:val="Compact"/>
+              <w:jc w:val="left"/>
+            </w:pPr>
+            <w:r>
+              <w:t xml:space="preserve">Piso intertravado 20×10, e=6 cm, 35 MPa, cor natural</w:t>
+            </w:r>
+          </w:p>
+        </w:tc>
+        <w:tc>
+          <w:tcPr/>
+          <w:p>
+            <w:pPr>
+              <w:pStyle w:val="Compact"/>
+              <w:jc w:val="left"/>
+            </w:pPr>
+            <w:r>
+              <w:t xml:space="preserve">Código</w:t>
+            </w:r>
+          </w:p>
+        </w:tc>
+        <w:tc>
+          <w:tcPr/>
+          <w:p>
+            <w:pPr>
+              <w:pStyle w:val="Compact"/>
+              <w:jc w:val="left"/>
+            </w:pPr>
+            <w:r>
+              <w:t xml:space="preserve">Preço</w:t>
+            </w:r>
+          </w:p>
+        </w:tc>
+      </w:tr>
+      <w:tr>
+        <w:tc>
+          <w:tcPr/>
+          <w:p>
+            <w:pPr>
+              <w:pStyle w:val="Compact"/>
+              <w:jc w:val="left"/>
+            </w:pPr>
+            <w:r>
+              <w:rPr>
+                <w:bCs/>
+                <w:b/>
+              </w:rPr>
+              <w:t xml:space="preserve">Insumo</w:t>
+            </w:r>
+            <w:r>
+              <w:t xml:space="preserve"> </w:t>
+            </w:r>
+            <w:r>
+              <w:t xml:space="preserve">— só as peças</w:t>
+            </w:r>
+          </w:p>
+        </w:tc>
+        <w:tc>
+          <w:tcPr/>
+          <w:p>
+            <w:pPr>
+              <w:pStyle w:val="Compact"/>
+              <w:jc w:val="left"/>
+            </w:pPr>
+            <w:r>
+              <w:t xml:space="preserve">36155</w:t>
+            </w:r>
+          </w:p>
+        </w:tc>
+        <w:tc>
+          <w:tcPr/>
+          <w:p>
+            <w:pPr>
+              <w:pStyle w:val="Compact"/>
+              <w:jc w:val="left"/>
+            </w:pPr>
+            <w:r>
+              <w:rPr>
+                <w:bCs/>
+                <w:b/>
+              </w:rPr>
+              <w:t xml:space="preserve">R$ 69,97/m²</w:t>
+            </w:r>
+          </w:p>
+        </w:tc>
+      </w:tr>
+      <w:tr>
+        <w:tc>
+          <w:tcPr/>
+          <w:p>
+            <w:pPr>
+              <w:pStyle w:val="Compact"/>
+              <w:jc w:val="left"/>
+            </w:pPr>
+            <w:r>
+              <w:t xml:space="preserve">Composição — pavimento executado</w:t>
+            </w:r>
+          </w:p>
+        </w:tc>
+        <w:tc>
+          <w:tcPr/>
+          <w:p>
+            <w:pPr>
+              <w:pStyle w:val="Compact"/>
+              <w:jc w:val="left"/>
+            </w:pPr>
+            <w:r>
+              <w:t xml:space="preserve">92397</w:t>
+            </w:r>
+          </w:p>
+        </w:tc>
+        <w:tc>
+          <w:tcPr/>
+          <w:p>
+            <w:pPr>
+              <w:pStyle w:val="Compact"/>
+              <w:jc w:val="left"/>
+            </w:pPr>
+            <w:r>
+              <w:t xml:space="preserve">R$ 89,91/m²</w:t>
+            </w:r>
+          </w:p>
+        </w:tc>
+      </w:tr>
+      <w:tr>
+        <w:tc>
+          <w:tcPr/>
+          <w:p>
+            <w:pPr>
+              <w:pStyle w:val="Compact"/>
+              <w:jc w:val="left"/>
+            </w:pPr>
+            <w:r>
+              <w:rPr>
+                <w:iCs/>
+                <w:i/>
+              </w:rPr>
+              <w:t xml:space="preserve">Diferença (assentamento, areia, compactação, mão de obra)</w:t>
+            </w:r>
+          </w:p>
+        </w:tc>
+        <w:tc>
+          <w:tcPr/>
+          <w:p>
+            <w:pPr>
+              <w:pStyle w:val="Compact"/>
+            </w:pPr>
+          </w:p>
+        </w:tc>
+        <w:tc>
+          <w:tcPr/>
+          <w:p>
+            <w:pPr>
+              <w:pStyle w:val="Compact"/>
+              <w:jc w:val="left"/>
+            </w:pPr>
+            <w:r>
+              <w:rPr>
+                <w:iCs/>
+                <w:i/>
+              </w:rPr>
+              <w:t xml:space="preserve">R$ 19,94/m² —</w:t>
+            </w:r>
+            <w:r>
+              <w:rPr>
+                <w:iCs/>
+                <w:i/>
+              </w:rPr>
+              <w:t xml:space="preserve"> </w:t>
+            </w:r>
+            <w:r>
+              <w:rPr>
+                <w:bCs/>
+                <w:b/>
+                <w:iCs/>
+                <w:i/>
+              </w:rPr>
+              <w:t xml:space="preserve">não</w:t>
+            </w:r>
+            <w:r>
+              <w:rPr>
+                <w:iCs/>
+                <w:i/>
+              </w:rPr>
+              <w:t xml:space="preserve"> </w:t>
+            </w:r>
+            <w:r>
+              <w:rPr>
+                <w:iCs/>
+                <w:i/>
+              </w:rPr>
+              <w:t xml:space="preserve">entra em preço de fábrica</w:t>
+            </w:r>
+          </w:p>
+        </w:tc>
+      </w:tr>
+    </w:tbl>
+    <w:p>
+      <w:pPr>
+        <w:pStyle w:val="BodyText"/>
+      </w:pPr>
+      <w:r>
+        <w:rPr>
+          <w:bCs/>
+          <w:b/>
+        </w:rPr>
+        <w:t xml:space="preserve">Correção da v5.</w:t>
+      </w:r>
+      <w:r>
+        <w:t xml:space="preserve"> </w:t>
+      </w:r>
+      <w:r>
+        <w:t xml:space="preserve">A versão anterior deste estudo ancorava três linhas em referências erradas, todas no sentido de superestimar a receita: o paver de 8 cm usava o</w:t>
+      </w:r>
+      <w:r>
+        <w:t xml:space="preserve"> </w:t>
+      </w:r>
+      <w:r>
+        <w:rPr>
+          <w:bCs/>
+          <w:b/>
+        </w:rPr>
+        <w:t xml:space="preserve">sextavado 25×25</w:t>
+      </w:r>
+      <w:r>
+        <w:t xml:space="preserve"> </w:t>
+      </w:r>
+      <w:r>
+        <w:t xml:space="preserve">(712) e o</w:t>
+      </w:r>
+      <w:r>
+        <w:t xml:space="preserve"> </w:t>
+      </w:r>
+      <w:r>
+        <w:rPr>
+          <w:bCs/>
+          <w:b/>
+        </w:rPr>
+        <w:t xml:space="preserve">retangular colorido</w:t>
+      </w:r>
+      <w:r>
+        <w:t xml:space="preserve"> </w:t>
+      </w:r>
+      <w:r>
+        <w:t xml:space="preserve">(36154), produtos mais caros que o retangular natural que a GTK vai fabricar; a canaleta de 14 comparava com a peça de 14×19×</w:t>
       </w:r>
       <w:r>
         <w:rPr>
@@ -8032,10 +8345,20 @@
         <w:t xml:space="preserve">19</w:t>
       </w:r>
       <w:r>
-        <w:t xml:space="preserve"> </w:t>
-      </w:r>
-      <w:r>
-        <w:t xml:space="preserve">cm com o preço-alvo de uma peça de 39 cm — o dobro do comprimento. Os preços de canaleta abaixo já estão na peça de 39 cm, referenciados em praça.</w:t>
+        <w:t xml:space="preserve">, metade do comprimento; e o bloco estrutural de 9 tinha preço-alvo acima do próprio insumo. A tabela abaixo refaz as onze linhas sob uma regra única:</w:t>
+      </w:r>
+      <w:r>
+        <w:t xml:space="preserve"> </w:t>
+      </w:r>
+      <w:r>
+        <w:rPr>
+          <w:bCs/>
+          <w:b/>
+        </w:rPr>
+        <w:t xml:space="preserve">preço posto-fábrica = insumo SINAPI-ES × 0,825</w:t>
+      </w:r>
+      <w:r>
+        <w:t xml:space="preserve">, isto é, −17,5% — o centro da faixa de 10 a 25% que corresponde ao mix de canais do capítulo 8 (balcão a preço cheio, revenda −25 a −35%, construtora e volume −10 a −20%).</w:t>
       </w:r>
     </w:p>
     <w:tbl>
@@ -8075,49 +8398,31 @@
               <w:jc w:val="left"/>
             </w:pPr>
             <w:r>
-              <w:t xml:space="preserve">Referência oficial SINAPI-ES 06/2026 [11]</w:t>
-            </w:r>
-          </w:p>
-        </w:tc>
-        <w:tc>
-          <w:tcPr/>
-          <w:p>
-            <w:pPr>
-              <w:pStyle w:val="Compact"/>
-              <w:jc w:val="left"/>
-            </w:pPr>
-            <w:r>
-              <w:t xml:space="preserve">Mercado nacional 2025/26 [90][26]</w:t>
-            </w:r>
-          </w:p>
-        </w:tc>
-        <w:tc>
-          <w:tcPr/>
-          <w:p>
-            <w:pPr>
-              <w:pStyle w:val="Compact"/>
-              <w:jc w:val="left"/>
-            </w:pPr>
-            <w:r>
-              <w:t xml:space="preserve">Preço-alvo GTK</w:t>
-            </w:r>
-            <w:r>
-              <w:t xml:space="preserve"> </w:t>
-            </w:r>
-            <w:r>
-              <w:t xml:space="preserve">“</w:t>
-            </w:r>
-            <w:r>
-              <w:t xml:space="preserve">posto fábrica</w:t>
-            </w:r>
-            <w:r>
-              <w:t xml:space="preserve">”</w:t>
-            </w:r>
-            <w:r>
-              <w:t xml:space="preserve"> </w:t>
-            </w:r>
-            <w:r>
-              <w:t xml:space="preserve">(premissa conservadora)</w:t>
+              <w:t xml:space="preserve">Código do insumo</w:t>
+            </w:r>
+          </w:p>
+        </w:tc>
+        <w:tc>
+          <w:tcPr/>
+          <w:p>
+            <w:pPr>
+              <w:pStyle w:val="Compact"/>
+              <w:jc w:val="left"/>
+            </w:pPr>
+            <w:r>
+              <w:t xml:space="preserve">Insumo SINAPI-ES 06/2026 (material)</w:t>
+            </w:r>
+          </w:p>
+        </w:tc>
+        <w:tc>
+          <w:tcPr/>
+          <w:p>
+            <w:pPr>
+              <w:pStyle w:val="Compact"/>
+              <w:jc w:val="left"/>
+            </w:pPr>
+            <w:r>
+              <w:t xml:space="preserve">Preço-alvo GTK posto-fábrica</w:t>
             </w:r>
           </w:p>
         </w:tc>
@@ -8131,31 +8436,31 @@
               <w:jc w:val="left"/>
             </w:pPr>
             <w:r>
-              <w:t xml:space="preserve">Bloco vedação 9×19×39</w:t>
-            </w:r>
-          </w:p>
-        </w:tc>
-        <w:tc>
-          <w:tcPr/>
-          <w:p>
-            <w:pPr>
-              <w:pStyle w:val="Compact"/>
-              <w:jc w:val="left"/>
-            </w:pPr>
-            <w:r>
-              <w:t xml:space="preserve">— (estrutural fbk 4,5: R$ 3,30)</w:t>
-            </w:r>
-          </w:p>
-        </w:tc>
-        <w:tc>
-          <w:tcPr/>
-          <w:p>
-            <w:pPr>
-              <w:pStyle w:val="Compact"/>
-              <w:jc w:val="left"/>
-            </w:pPr>
-            <w:r>
-              <w:t xml:space="preserve">R$ 3,60–4,60</w:t>
+              <w:t xml:space="preserve">Bloco de concreto 14x19x39 - vedação</w:t>
+            </w:r>
+          </w:p>
+        </w:tc>
+        <w:tc>
+          <w:tcPr/>
+          <w:p>
+            <w:pPr>
+              <w:pStyle w:val="Compact"/>
+              <w:jc w:val="left"/>
+            </w:pPr>
+            <w:r>
+              <w:t xml:space="preserve">651</w:t>
+            </w:r>
+          </w:p>
+        </w:tc>
+        <w:tc>
+          <w:tcPr/>
+          <w:p>
+            <w:pPr>
+              <w:pStyle w:val="Compact"/>
+              <w:jc w:val="left"/>
+            </w:pPr>
+            <w:r>
+              <w:t xml:space="preserve">R$ 4,16</w:t>
             </w:r>
           </w:p>
         </w:tc>
@@ -8171,7 +8476,7 @@
                 <w:bCs/>
                 <w:b/>
               </w:rPr>
-              <w:t xml:space="preserve">R$ 2,60–3,00</w:t>
+              <w:t xml:space="preserve">R$ 3,43</w:t>
             </w:r>
           </w:p>
         </w:tc>
@@ -8185,31 +8490,31 @@
               <w:jc w:val="left"/>
             </w:pPr>
             <w:r>
-              <w:t xml:space="preserve">Bloco vedação 14×19×39</w:t>
-            </w:r>
-          </w:p>
-        </w:tc>
-        <w:tc>
-          <w:tcPr/>
-          <w:p>
-            <w:pPr>
-              <w:pStyle w:val="Compact"/>
-              <w:jc w:val="left"/>
-            </w:pPr>
-            <w:r>
-              <w:t xml:space="preserve">—</w:t>
-            </w:r>
-          </w:p>
-        </w:tc>
-        <w:tc>
-          <w:tcPr/>
-          <w:p>
-            <w:pPr>
-              <w:pStyle w:val="Compact"/>
-              <w:jc w:val="left"/>
-            </w:pPr>
-            <w:r>
-              <w:t xml:space="preserve">R$ 3,50–6,50</w:t>
+              <w:t xml:space="preserve">Bloco de concreto 14x19x39 - estrutural</w:t>
+            </w:r>
+          </w:p>
+        </w:tc>
+        <w:tc>
+          <w:tcPr/>
+          <w:p>
+            <w:pPr>
+              <w:pStyle w:val="Compact"/>
+              <w:jc w:val="left"/>
+            </w:pPr>
+            <w:r>
+              <w:t xml:space="preserve">34573</w:t>
+            </w:r>
+          </w:p>
+        </w:tc>
+        <w:tc>
+          <w:tcPr/>
+          <w:p>
+            <w:pPr>
+              <w:pStyle w:val="Compact"/>
+              <w:jc w:val="left"/>
+            </w:pPr>
+            <w:r>
+              <w:t xml:space="preserve">R$ 5,05</w:t>
             </w:r>
           </w:p>
         </w:tc>
@@ -8225,7 +8530,7 @@
                 <w:bCs/>
                 <w:b/>
               </w:rPr>
-              <w:t xml:space="preserve">R$ 3,20–3,60</w:t>
+              <w:t xml:space="preserve">R$ 4,17</w:t>
             </w:r>
           </w:p>
         </w:tc>
@@ -8239,31 +8544,31 @@
               <w:jc w:val="left"/>
             </w:pPr>
             <w:r>
-              <w:t xml:space="preserve">Bloco estrutural 14×19×39 fbk 6–8</w:t>
-            </w:r>
-          </w:p>
-        </w:tc>
-        <w:tc>
-          <w:tcPr/>
-          <w:p>
-            <w:pPr>
-              <w:pStyle w:val="Compact"/>
-              <w:jc w:val="left"/>
-            </w:pPr>
-            <w:r>
-              <w:t xml:space="preserve">R$ 4,80–5,25</w:t>
-            </w:r>
-          </w:p>
-        </w:tc>
-        <w:tc>
-          <w:tcPr/>
-          <w:p>
-            <w:pPr>
-              <w:pStyle w:val="Compact"/>
-              <w:jc w:val="left"/>
-            </w:pPr>
-            <w:r>
-              <w:t xml:space="preserve">R$ 4,00–5,30</w:t>
+              <w:t xml:space="preserve">Canaleta de concreto 14x19x39</w:t>
+            </w:r>
+          </w:p>
+        </w:tc>
+        <w:tc>
+          <w:tcPr/>
+          <w:p>
+            <w:pPr>
+              <w:pStyle w:val="Compact"/>
+              <w:jc w:val="left"/>
+            </w:pPr>
+            <w:r>
+              <w:t xml:space="preserve">38597</w:t>
+            </w:r>
+          </w:p>
+        </w:tc>
+        <w:tc>
+          <w:tcPr/>
+          <w:p>
+            <w:pPr>
+              <w:pStyle w:val="Compact"/>
+              <w:jc w:val="left"/>
+            </w:pPr>
+            <w:r>
+              <w:t xml:space="preserve">R$ 5,35</w:t>
             </w:r>
           </w:p>
         </w:tc>
@@ -8279,7 +8584,7 @@
                 <w:bCs/>
                 <w:b/>
               </w:rPr>
-              <w:t xml:space="preserve">R$ 4,20–4,80</w:t>
+              <w:t xml:space="preserve">R$ 4,41</w:t>
             </w:r>
           </w:p>
         </w:tc>
@@ -8293,31 +8598,31 @@
               <w:jc w:val="left"/>
             </w:pPr>
             <w:r>
-              <w:t xml:space="preserve">Bloco estrutural 19×19×39 fbk 4,5–8</w:t>
-            </w:r>
-          </w:p>
-        </w:tc>
-        <w:tc>
-          <w:tcPr/>
-          <w:p>
-            <w:pPr>
-              <w:pStyle w:val="Compact"/>
-              <w:jc w:val="left"/>
-            </w:pPr>
-            <w:r>
-              <w:t xml:space="preserve">R$ 5,94–6,63</w:t>
-            </w:r>
-          </w:p>
-        </w:tc>
-        <w:tc>
-          <w:tcPr/>
-          <w:p>
-            <w:pPr>
-              <w:pStyle w:val="Compact"/>
-              <w:jc w:val="left"/>
-            </w:pPr>
-            <w:r>
-              <w:t xml:space="preserve">—</w:t>
+              <w:t xml:space="preserve">Bloco de concreto 9x19x39 - vedação</w:t>
+            </w:r>
+          </w:p>
+        </w:tc>
+        <w:tc>
+          <w:tcPr/>
+          <w:p>
+            <w:pPr>
+              <w:pStyle w:val="Compact"/>
+              <w:jc w:val="left"/>
+            </w:pPr>
+            <w:r>
+              <w:t xml:space="preserve">650</w:t>
+            </w:r>
+          </w:p>
+        </w:tc>
+        <w:tc>
+          <w:tcPr/>
+          <w:p>
+            <w:pPr>
+              <w:pStyle w:val="Compact"/>
+              <w:jc w:val="left"/>
+            </w:pPr>
+            <w:r>
+              <w:t xml:space="preserve">R$ 3,33</w:t>
             </w:r>
           </w:p>
         </w:tc>
@@ -8333,7 +8638,7 @@
                 <w:bCs/>
                 <w:b/>
               </w:rPr>
-              <w:t xml:space="preserve">R$ 5,20–5,90</w:t>
+              <w:t xml:space="preserve">R$ 2,75</w:t>
             </w:r>
           </w:p>
         </w:tc>
@@ -8347,31 +8652,31 @@
               <w:jc w:val="left"/>
             </w:pPr>
             <w:r>
-              <w:t xml:space="preserve">Bloco vedação 19×19×39</w:t>
-            </w:r>
-          </w:p>
-        </w:tc>
-        <w:tc>
-          <w:tcPr/>
-          <w:p>
-            <w:pPr>
-              <w:pStyle w:val="Compact"/>
-              <w:jc w:val="left"/>
-            </w:pPr>
-            <w:r>
-              <w:t xml:space="preserve">— (estrutural fbk 8: R$ 6,97 nacional)</w:t>
-            </w:r>
-          </w:p>
-        </w:tc>
-        <w:tc>
-          <w:tcPr/>
-          <w:p>
-            <w:pPr>
-              <w:pStyle w:val="Compact"/>
-              <w:jc w:val="left"/>
-            </w:pPr>
-            <w:r>
-              <w:t xml:space="preserve">R$ 5,50–6,20</w:t>
+              <w:t xml:space="preserve">Bloco de concreto 9x19x39 - estrutural</w:t>
+            </w:r>
+          </w:p>
+        </w:tc>
+        <w:tc>
+          <w:tcPr/>
+          <w:p>
+            <w:pPr>
+              <w:pStyle w:val="Compact"/>
+              <w:jc w:val="left"/>
+            </w:pPr>
+            <w:r>
+              <w:t xml:space="preserve">25071</w:t>
+            </w:r>
+          </w:p>
+        </w:tc>
+        <w:tc>
+          <w:tcPr/>
+          <w:p>
+            <w:pPr>
+              <w:pStyle w:val="Compact"/>
+              <w:jc w:val="left"/>
+            </w:pPr>
+            <w:r>
+              <w:t xml:space="preserve">R$ 3,30</w:t>
             </w:r>
           </w:p>
         </w:tc>
@@ -8387,7 +8692,7 @@
                 <w:bCs/>
                 <w:b/>
               </w:rPr>
-              <w:t xml:space="preserve">R$ 4,20–4,60</w:t>
+              <w:t xml:space="preserve">R$ 2,72</w:t>
             </w:r>
           </w:p>
         </w:tc>
@@ -8401,31 +8706,31 @@
               <w:jc w:val="left"/>
             </w:pPr>
             <w:r>
-              <w:t xml:space="preserve">Bloco estrutural 9×19×39 fbk 4,5</w:t>
-            </w:r>
-          </w:p>
-        </w:tc>
-        <w:tc>
-          <w:tcPr/>
-          <w:p>
-            <w:pPr>
-              <w:pStyle w:val="Compact"/>
-              <w:jc w:val="left"/>
-            </w:pPr>
-            <w:r>
-              <w:t xml:space="preserve">R$ 3,30</w:t>
-            </w:r>
-          </w:p>
-        </w:tc>
-        <w:tc>
-          <w:tcPr/>
-          <w:p>
-            <w:pPr>
-              <w:pStyle w:val="Compact"/>
-              <w:jc w:val="left"/>
-            </w:pPr>
-            <w:r>
-              <w:t xml:space="preserve">—</w:t>
+              <w:t xml:space="preserve">Canaleta de concreto 9x19x39</w:t>
+            </w:r>
+          </w:p>
+        </w:tc>
+        <w:tc>
+          <w:tcPr/>
+          <w:p>
+            <w:pPr>
+              <w:pStyle w:val="Compact"/>
+              <w:jc w:val="left"/>
+            </w:pPr>
+            <w:r>
+              <w:t xml:space="preserve">derivado: 38597 x (658/659) = 5,35 x 0,675</w:t>
+            </w:r>
+          </w:p>
+        </w:tc>
+        <w:tc>
+          <w:tcPr/>
+          <w:p>
+            <w:pPr>
+              <w:pStyle w:val="Compact"/>
+              <w:jc w:val="left"/>
+            </w:pPr>
+            <w:r>
+              <w:t xml:space="preserve">R$ 3,61</w:t>
             </w:r>
           </w:p>
         </w:tc>
@@ -8441,7 +8746,7 @@
                 <w:bCs/>
                 <w:b/>
               </w:rPr>
-              <w:t xml:space="preserve">R$ 3,20–3,60</w:t>
+              <w:t xml:space="preserve">R$ 2,98</w:t>
             </w:r>
           </w:p>
         </w:tc>
@@ -8455,31 +8760,31 @@
               <w:jc w:val="left"/>
             </w:pPr>
             <w:r>
-              <w:t xml:space="preserve">Canaleta 9×19×39</w:t>
-            </w:r>
-          </w:p>
-        </w:tc>
-        <w:tc>
-          <w:tcPr/>
-          <w:p>
-            <w:pPr>
-              <w:pStyle w:val="Compact"/>
-              <w:jc w:val="left"/>
-            </w:pPr>
-            <w:r>
-              <w:t xml:space="preserve">—</w:t>
-            </w:r>
-          </w:p>
-        </w:tc>
-        <w:tc>
-          <w:tcPr/>
-          <w:p>
-            <w:pPr>
-              <w:pStyle w:val="Compact"/>
-              <w:jc w:val="left"/>
-            </w:pPr>
-            <w:r>
-              <w:t xml:space="preserve">R$ 5,90 (varejo)</w:t>
+              <w:t xml:space="preserve">Bloco de concreto 19x19x39 - vedação</w:t>
+            </w:r>
+          </w:p>
+        </w:tc>
+        <w:tc>
+          <w:tcPr/>
+          <w:p>
+            <w:pPr>
+              <w:pStyle w:val="Compact"/>
+              <w:jc w:val="left"/>
+            </w:pPr>
+            <w:r>
+              <w:t xml:space="preserve">654</w:t>
+            </w:r>
+          </w:p>
+        </w:tc>
+        <w:tc>
+          <w:tcPr/>
+          <w:p>
+            <w:pPr>
+              <w:pStyle w:val="Compact"/>
+              <w:jc w:val="left"/>
+            </w:pPr>
+            <w:r>
+              <w:t xml:space="preserve">R$ 5,16</w:t>
             </w:r>
           </w:p>
         </w:tc>
@@ -8495,7 +8800,7 @@
                 <w:bCs/>
                 <w:b/>
               </w:rPr>
-              <w:t xml:space="preserve">R$ 3,60–4,00</w:t>
+              <w:t xml:space="preserve">R$ 4,26</w:t>
             </w:r>
           </w:p>
         </w:tc>
@@ -8509,41 +8814,85 @@
               <w:jc w:val="left"/>
             </w:pPr>
             <w:r>
-              <w:t xml:space="preserve">Canaleta 14×19×39</w:t>
-            </w:r>
-          </w:p>
-        </w:tc>
-        <w:tc>
-          <w:tcPr/>
-          <w:p>
-            <w:pPr>
-              <w:pStyle w:val="Compact"/>
-              <w:jc w:val="left"/>
-            </w:pPr>
-            <w:r>
-              <w:t xml:space="preserve">R$ 3,08 (peça de 14×19×</w:t>
-            </w:r>
+              <w:t xml:space="preserve">Bloco de concreto 19x19x39 - estrutural</w:t>
+            </w:r>
+          </w:p>
+        </w:tc>
+        <w:tc>
+          <w:tcPr/>
+          <w:p>
+            <w:pPr>
+              <w:pStyle w:val="Compact"/>
+              <w:jc w:val="left"/>
+            </w:pPr>
+            <w:r>
+              <w:t xml:space="preserve">34580</w:t>
+            </w:r>
+          </w:p>
+        </w:tc>
+        <w:tc>
+          <w:tcPr/>
+          <w:p>
+            <w:pPr>
+              <w:pStyle w:val="Compact"/>
+              <w:jc w:val="left"/>
+            </w:pPr>
+            <w:r>
+              <w:t xml:space="preserve">R$ 6,63</w:t>
+            </w:r>
+          </w:p>
+        </w:tc>
+        <w:tc>
+          <w:tcPr/>
+          <w:p>
+            <w:pPr>
+              <w:pStyle w:val="Compact"/>
+              <w:jc w:val="left"/>
+            </w:pPr>
             <w:r>
               <w:rPr>
                 <w:bCs/>
                 <w:b/>
               </w:rPr>
-              <w:t xml:space="preserve">19</w:t>
-            </w:r>
-            <w:r>
-              <w:t xml:space="preserve">)</w:t>
-            </w:r>
-          </w:p>
-        </w:tc>
-        <w:tc>
-          <w:tcPr/>
-          <w:p>
-            <w:pPr>
-              <w:pStyle w:val="Compact"/>
-              <w:jc w:val="left"/>
-            </w:pPr>
-            <w:r>
-              <w:t xml:space="preserve">R$ 3,89–8,94 (varejo)</w:t>
+              <w:t xml:space="preserve">R$ 5,47</w:t>
+            </w:r>
+          </w:p>
+        </w:tc>
+      </w:tr>
+      <w:tr>
+        <w:tc>
+          <w:tcPr/>
+          <w:p>
+            <w:pPr>
+              <w:pStyle w:val="Compact"/>
+              <w:jc w:val="left"/>
+            </w:pPr>
+            <w:r>
+              <w:t xml:space="preserve">Canaleta de concreto 19x19x39</w:t>
+            </w:r>
+          </w:p>
+        </w:tc>
+        <w:tc>
+          <w:tcPr/>
+          <w:p>
+            <w:pPr>
+              <w:pStyle w:val="Compact"/>
+              <w:jc w:val="left"/>
+            </w:pPr>
+            <w:r>
+              <w:t xml:space="preserve">derivado: 38597 x (660/659) = 5,35 x 1,198</w:t>
+            </w:r>
+          </w:p>
+        </w:tc>
+        <w:tc>
+          <w:tcPr/>
+          <w:p>
+            <w:pPr>
+              <w:pStyle w:val="Compact"/>
+              <w:jc w:val="left"/>
+            </w:pPr>
+            <w:r>
+              <w:t xml:space="preserve">R$ 6,41</w:t>
             </w:r>
           </w:p>
         </w:tc>
@@ -8559,7 +8908,7 @@
                 <w:bCs/>
                 <w:b/>
               </w:rPr>
-              <w:t xml:space="preserve">R$ 4,60–5,20</w:t>
+              <w:t xml:space="preserve">R$ 5,29</w:t>
             </w:r>
           </w:p>
         </w:tc>
@@ -8573,31 +8922,31 @@
               <w:jc w:val="left"/>
             </w:pPr>
             <w:r>
-              <w:t xml:space="preserve">Canaleta 19×19×39</w:t>
-            </w:r>
-          </w:p>
-        </w:tc>
-        <w:tc>
-          <w:tcPr/>
-          <w:p>
-            <w:pPr>
-              <w:pStyle w:val="Compact"/>
-              <w:jc w:val="left"/>
-            </w:pPr>
-            <w:r>
-              <w:t xml:space="preserve">—</w:t>
-            </w:r>
-          </w:p>
-        </w:tc>
-        <w:tc>
-          <w:tcPr/>
-          <w:p>
-            <w:pPr>
-              <w:pStyle w:val="Compact"/>
-              <w:jc w:val="left"/>
-            </w:pPr>
-            <w:r>
-              <w:t xml:space="preserve">R$ 8,00 (varejo)</w:t>
+              <w:t xml:space="preserve">Piso intertravado (paver) 8 cm - 50 MPa</w:t>
+            </w:r>
+          </w:p>
+        </w:tc>
+        <w:tc>
+          <w:tcPr/>
+          <w:p>
+            <w:pPr>
+              <w:pStyle w:val="Compact"/>
+              <w:jc w:val="left"/>
+            </w:pPr>
+            <w:r>
+              <w:t xml:space="preserve">36170</w:t>
+            </w:r>
+          </w:p>
+        </w:tc>
+        <w:tc>
+          <w:tcPr/>
+          <w:p>
+            <w:pPr>
+              <w:pStyle w:val="Compact"/>
+              <w:jc w:val="left"/>
+            </w:pPr>
+            <w:r>
+              <w:t xml:space="preserve">R$ 79,80/m²</w:t>
             </w:r>
           </w:p>
         </w:tc>
@@ -8613,7 +8962,7 @@
                 <w:bCs/>
                 <w:b/>
               </w:rPr>
-              <w:t xml:space="preserve">R$ 6,00–6,60</w:t>
+              <w:t xml:space="preserve">R$ 65,83/m²</w:t>
             </w:r>
           </w:p>
         </w:tc>
@@ -8627,31 +8976,31 @@
               <w:jc w:val="left"/>
             </w:pPr>
             <w:r>
-              <w:t xml:space="preserve">Paver 35 MPa e=6 cm (m²)</w:t>
-            </w:r>
-          </w:p>
-        </w:tc>
-        <w:tc>
-          <w:tcPr/>
-          <w:p>
-            <w:pPr>
-              <w:pStyle w:val="Compact"/>
-              <w:jc w:val="left"/>
-            </w:pPr>
-            <w:r>
-              <w:t xml:space="preserve">R$ 69,97–88,39</w:t>
-            </w:r>
-          </w:p>
-        </w:tc>
-        <w:tc>
-          <w:tcPr/>
-          <w:p>
-            <w:pPr>
-              <w:pStyle w:val="Compact"/>
-              <w:jc w:val="left"/>
-            </w:pPr>
-            <w:r>
-              <w:t xml:space="preserve">R$ 55–95</w:t>
+              <w:t xml:space="preserve">Piso intertravado (paver) 6 cm - 35 MPa</w:t>
+            </w:r>
+          </w:p>
+        </w:tc>
+        <w:tc>
+          <w:tcPr/>
+          <w:p>
+            <w:pPr>
+              <w:pStyle w:val="Compact"/>
+              <w:jc w:val="left"/>
+            </w:pPr>
+            <w:r>
+              <w:t xml:space="preserve">36155</w:t>
+            </w:r>
+          </w:p>
+        </w:tc>
+        <w:tc>
+          <w:tcPr/>
+          <w:p>
+            <w:pPr>
+              <w:pStyle w:val="Compact"/>
+              <w:jc w:val="left"/>
+            </w:pPr>
+            <w:r>
+              <w:t xml:space="preserve">R$ 69,97/m²</w:t>
             </w:r>
           </w:p>
         </w:tc>
@@ -8667,115 +9016,7 @@
                 <w:bCs/>
                 <w:b/>
               </w:rPr>
-              <w:t xml:space="preserve">R$ 52–62</w:t>
-            </w:r>
-          </w:p>
-        </w:tc>
-      </w:tr>
-      <w:tr>
-        <w:tc>
-          <w:tcPr/>
-          <w:p>
-            <w:pPr>
-              <w:pStyle w:val="Compact"/>
-              <w:jc w:val="left"/>
-            </w:pPr>
-            <w:r>
-              <w:t xml:space="preserve">Paver 50 MPa e=8 cm (m²)</w:t>
-            </w:r>
-          </w:p>
-        </w:tc>
-        <w:tc>
-          <w:tcPr/>
-          <w:p>
-            <w:pPr>
-              <w:pStyle w:val="Compact"/>
-              <w:jc w:val="left"/>
-            </w:pPr>
-            <w:r>
-              <w:t xml:space="preserve">R$ 95,76–105,58</w:t>
-            </w:r>
-          </w:p>
-        </w:tc>
-        <w:tc>
-          <w:tcPr/>
-          <w:p>
-            <w:pPr>
-              <w:pStyle w:val="Compact"/>
-              <w:jc w:val="left"/>
-            </w:pPr>
-            <w:r>
-              <w:t xml:space="preserve">R$ 80–130</w:t>
-            </w:r>
-          </w:p>
-        </w:tc>
-        <w:tc>
-          <w:tcPr/>
-          <w:p>
-            <w:pPr>
-              <w:pStyle w:val="Compact"/>
-              <w:jc w:val="left"/>
-            </w:pPr>
-            <w:r>
-              <w:rPr>
-                <w:bCs/>
-                <w:b/>
-              </w:rPr>
-              <w:t xml:space="preserve">R$ 72–84</w:t>
-            </w:r>
-          </w:p>
-        </w:tc>
-      </w:tr>
-      <w:tr>
-        <w:tc>
-          <w:tcPr/>
-          <w:p>
-            <w:pPr>
-              <w:pStyle w:val="Compact"/>
-              <w:jc w:val="left"/>
-            </w:pPr>
-            <w:r>
-              <w:t xml:space="preserve">Sextavado e=8/10 (m²)</w:t>
-            </w:r>
-          </w:p>
-        </w:tc>
-        <w:tc>
-          <w:tcPr/>
-          <w:p>
-            <w:pPr>
-              <w:pStyle w:val="Compact"/>
-              <w:jc w:val="left"/>
-            </w:pPr>
-            <w:r>
-              <w:t xml:space="preserve">R$ 95,76–126,57</w:t>
-            </w:r>
-          </w:p>
-        </w:tc>
-        <w:tc>
-          <w:tcPr/>
-          <w:p>
-            <w:pPr>
-              <w:pStyle w:val="Compact"/>
-              <w:jc w:val="left"/>
-            </w:pPr>
-            <w:r>
-              <w:t xml:space="preserve">—</w:t>
-            </w:r>
-          </w:p>
-        </w:tc>
-        <w:tc>
-          <w:tcPr/>
-          <w:p>
-            <w:pPr>
-              <w:pStyle w:val="Compact"/>
-              <w:jc w:val="left"/>
-            </w:pPr>
-            <w:r>
-              <w:rPr>
-                <w:bCs/>
-                <w:b/>
-              </w:rPr>
-              <w:t xml:space="preserve">R$ 70–95</w:t>
+              <w:t xml:space="preserve">R$ 57,73/m²</w:t>
             </w:r>
           </w:p>
         </w:tc>
@@ -8786,7 +9027,60 @@
         <w:pStyle w:val="BodyText"/>
       </w:pPr>
       <w:r>
-        <w:t xml:space="preserve">Os preços-alvo da GTK posicionam-se deliberadamente 10–25% abaixo da mediana SINAPI (que reflete preço ao consumidor final com margem de revenda) — margem suficiente para remunerar a revenda, ganhar licitação e ainda assim preservar a rentabilidade demonstrada no capítulo 13, graças ao custo variável industrial de ~R$ 1,85/bloco (cap. 13.2).</w:t>
+        <w:t xml:space="preserve">Três ressalvas ficam registradas: (i) o SINAPI-ES precifica o bloco estrutural de 9 praticamente no mesmo nível do de vedação (R$ 3,30 contra R$ 3,33), de modo que o plano</w:t>
+      </w:r>
+      <w:r>
+        <w:t xml:space="preserve"> </w:t>
+      </w:r>
+      <w:r>
+        <w:rPr>
+          <w:bCs/>
+          <w:b/>
+        </w:rPr>
+        <w:t xml:space="preserve">não</w:t>
+      </w:r>
+      <w:r>
+        <w:t xml:space="preserve"> </w:t>
+      </w:r>
+      <w:r>
+        <w:t xml:space="preserve">assume prêmio de resistência nessa linha; (ii)</w:t>
+      </w:r>
+      <w:r>
+        <w:t xml:space="preserve"> </w:t>
+      </w:r>
+      <w:r>
+        <w:rPr>
+          <w:bCs/>
+          <w:b/>
+        </w:rPr>
+        <w:t xml:space="preserve">não existe insumo de 8 cm com 50 MPa na tabela do ES</w:t>
+      </w:r>
+      <w:r>
+        <w:t xml:space="preserve"> </w:t>
+      </w:r>
+      <w:r>
+        <w:t xml:space="preserve">— adotou-se o de 8 cm com 35 MPa, o que é conservador: o prêmio do produto de tráfego pesado, se realizado, é ganho não computado; (iii) as canaletas de 9 e 19 cm em comprimento de 39 cm não têm insumo próprio e foram derivadas da razão entre as canaletas de 19 cm das mesmas larguras (658/659 e 660/659 aplicadas ao insumo 38597).</w:t>
+      </w:r>
+    </w:p>
+    <w:p>
+      <w:pPr>
+        <w:pStyle w:val="BodyText"/>
+      </w:pPr>
+      <w:r>
+        <w:t xml:space="preserve">Como checagem de sanidade, os preços de varejo nacionais levantados (canaleta de 14: R$ 3,89 a 8,94; bloco estrutural de 19: R$ 6,21 a 6,40) são compatíveis com os insumos acima, que embutem margem de revenda.</w:t>
+      </w:r>
+      <w:r>
+        <w:t xml:space="preserve"> </w:t>
+      </w:r>
+      <w:r>
+        <w:rPr>
+          <w:bCs/>
+          <w:b/>
+        </w:rPr>
+        <w:t xml:space="preserve">Providência da implantação</w:t>
+      </w:r>
+      <w:r>
+        <w:t xml:space="preserve">: coletar três cotações reais de fabricantes de São Mateus, Linhares e Nova Venécia e substituir a referência oficial por preço de praça antes do protocolo (§14.2).</w:t>
       </w:r>
     </w:p>
     <w:p>
@@ -14255,7 +14549,7 @@
               <w:jc w:val="left"/>
             </w:pPr>
             <w:r>
-              <w:t xml:space="preserve">R$ 3,30</w:t>
+              <w:t xml:space="preserve">R$ 3,43</w:t>
             </w:r>
           </w:p>
         </w:tc>
@@ -14279,19 +14573,19 @@
               <w:jc w:val="left"/>
             </w:pPr>
             <w:r>
-              <w:t xml:space="preserve">R$ 0,81/un</w:t>
-            </w:r>
-          </w:p>
-        </w:tc>
-        <w:tc>
-          <w:tcPr/>
-          <w:p>
-            <w:pPr>
-              <w:pStyle w:val="Compact"/>
-              <w:jc w:val="left"/>
-            </w:pPr>
-            <w:r>
-              <w:t xml:space="preserve">24,5%</w:t>
+              <w:t xml:space="preserve">R$ 0,91/un</w:t>
+            </w:r>
+          </w:p>
+        </w:tc>
+        <w:tc>
+          <w:tcPr/>
+          <w:p>
+            <w:pPr>
+              <w:pStyle w:val="Compact"/>
+              <w:jc w:val="left"/>
+            </w:pPr>
+            <w:r>
+              <w:t xml:space="preserve">26,6%</w:t>
             </w:r>
           </w:p>
         </w:tc>
@@ -14317,7 +14611,7 @@
               <w:jc w:val="left"/>
             </w:pPr>
             <w:r>
-              <w:t xml:space="preserve">R$ 4,50</w:t>
+              <w:t xml:space="preserve">R$ 4,17</w:t>
             </w:r>
           </w:p>
         </w:tc>
@@ -14341,19 +14635,19 @@
               <w:jc w:val="left"/>
             </w:pPr>
             <w:r>
-              <w:t xml:space="preserve">R$ 1,54/un</w:t>
-            </w:r>
-          </w:p>
-        </w:tc>
-        <w:tc>
-          <w:tcPr/>
-          <w:p>
-            <w:pPr>
-              <w:pStyle w:val="Compact"/>
-              <w:jc w:val="left"/>
-            </w:pPr>
-            <w:r>
-              <w:t xml:space="preserve">34,1%</w:t>
+              <w:t xml:space="preserve">R$ 1,27/un</w:t>
+            </w:r>
+          </w:p>
+        </w:tc>
+        <w:tc>
+          <w:tcPr/>
+          <w:p>
+            <w:pPr>
+              <w:pStyle w:val="Compact"/>
+              <w:jc w:val="left"/>
+            </w:pPr>
+            <w:r>
+              <w:t xml:space="preserve">30,5%</w:t>
             </w:r>
           </w:p>
         </w:tc>
@@ -14379,7 +14673,7 @@
               <w:jc w:val="left"/>
             </w:pPr>
             <w:r>
-              <w:t xml:space="preserve">R$ 5,00</w:t>
+              <w:t xml:space="preserve">R$ 4,41</w:t>
             </w:r>
           </w:p>
         </w:tc>
@@ -14403,19 +14697,19 @@
               <w:jc w:val="left"/>
             </w:pPr>
             <w:r>
-              <w:t xml:space="preserve">R$ 1,90/un</w:t>
-            </w:r>
-          </w:p>
-        </w:tc>
-        <w:tc>
-          <w:tcPr/>
-          <w:p>
-            <w:pPr>
-              <w:pStyle w:val="Compact"/>
-              <w:jc w:val="left"/>
-            </w:pPr>
-            <w:r>
-              <w:t xml:space="preserve">38,1%</w:t>
+              <w:t xml:space="preserve">R$ 1,43/un</w:t>
+            </w:r>
+          </w:p>
+        </w:tc>
+        <w:tc>
+          <w:tcPr/>
+          <w:p>
+            <w:pPr>
+              <w:pStyle w:val="Compact"/>
+              <w:jc w:val="left"/>
+            </w:pPr>
+            <w:r>
+              <w:t xml:space="preserve">32,4%</w:t>
             </w:r>
           </w:p>
         </w:tc>
@@ -14441,7 +14735,7 @@
               <w:jc w:val="left"/>
             </w:pPr>
             <w:r>
-              <w:t xml:space="preserve">R$ 2,80</w:t>
+              <w:t xml:space="preserve">R$ 2,75</w:t>
             </w:r>
           </w:p>
         </w:tc>
@@ -14465,19 +14759,19 @@
               <w:jc w:val="left"/>
             </w:pPr>
             <w:r>
-              <w:t xml:space="preserve">R$ 0,81/un</w:t>
-            </w:r>
-          </w:p>
-        </w:tc>
-        <w:tc>
-          <w:tcPr/>
-          <w:p>
-            <w:pPr>
-              <w:pStyle w:val="Compact"/>
-              <w:jc w:val="left"/>
-            </w:pPr>
-            <w:r>
-              <w:t xml:space="preserve">29,1%</w:t>
+              <w:t xml:space="preserve">R$ 0,77/un</w:t>
+            </w:r>
+          </w:p>
+        </w:tc>
+        <w:tc>
+          <w:tcPr/>
+          <w:p>
+            <w:pPr>
+              <w:pStyle w:val="Compact"/>
+              <w:jc w:val="left"/>
+            </w:pPr>
+            <w:r>
+              <w:t xml:space="preserve">28,2%</w:t>
             </w:r>
           </w:p>
         </w:tc>
@@ -14503,7 +14797,7 @@
               <w:jc w:val="left"/>
             </w:pPr>
             <w:r>
-              <w:t xml:space="preserve">R$ 3,40</w:t>
+              <w:t xml:space="preserve">R$ 2,72</w:t>
             </w:r>
           </w:p>
         </w:tc>
@@ -14527,19 +14821,19 @@
               <w:jc w:val="left"/>
             </w:pPr>
             <w:r>
-              <w:t xml:space="preserve">R$ 1,11/un</w:t>
-            </w:r>
-          </w:p>
-        </w:tc>
-        <w:tc>
-          <w:tcPr/>
-          <w:p>
-            <w:pPr>
-              <w:pStyle w:val="Compact"/>
-              <w:jc w:val="left"/>
-            </w:pPr>
-            <w:r>
-              <w:t xml:space="preserve">32,6%</w:t>
+              <w:t xml:space="preserve">R$ 0,56/un</w:t>
+            </w:r>
+          </w:p>
+        </w:tc>
+        <w:tc>
+          <w:tcPr/>
+          <w:p>
+            <w:pPr>
+              <w:pStyle w:val="Compact"/>
+              <w:jc w:val="left"/>
+            </w:pPr>
+            <w:r>
+              <w:t xml:space="preserve">20,6%</w:t>
             </w:r>
           </w:p>
         </w:tc>
@@ -14565,7 +14859,7 @@
               <w:jc w:val="left"/>
             </w:pPr>
             <w:r>
-              <w:t xml:space="preserve">R$ 3,80</w:t>
+              <w:t xml:space="preserve">R$ 2,98</w:t>
             </w:r>
           </w:p>
         </w:tc>
@@ -14589,19 +14883,19 @@
               <w:jc w:val="left"/>
             </w:pPr>
             <w:r>
-              <w:t xml:space="preserve">R$ 1,36/un</w:t>
-            </w:r>
-          </w:p>
-        </w:tc>
-        <w:tc>
-          <w:tcPr/>
-          <w:p>
-            <w:pPr>
-              <w:pStyle w:val="Compact"/>
-              <w:jc w:val="left"/>
-            </w:pPr>
-            <w:r>
-              <w:t xml:space="preserve">35,8%</w:t>
+              <w:t xml:space="preserve">R$ 0,70/un</w:t>
+            </w:r>
+          </w:p>
+        </w:tc>
+        <w:tc>
+          <w:tcPr/>
+          <w:p>
+            <w:pPr>
+              <w:pStyle w:val="Compact"/>
+              <w:jc w:val="left"/>
+            </w:pPr>
+            <w:r>
+              <w:t xml:space="preserve">23,5%</w:t>
             </w:r>
           </w:p>
         </w:tc>
@@ -14627,7 +14921,7 @@
               <w:jc w:val="left"/>
             </w:pPr>
             <w:r>
-              <w:t xml:space="preserve">R$ 4,40</w:t>
+              <w:t xml:space="preserve">R$ 4,26</w:t>
             </w:r>
           </w:p>
         </w:tc>
@@ -14651,19 +14945,19 @@
               <w:jc w:val="left"/>
             </w:pPr>
             <w:r>
-              <w:t xml:space="preserve">R$ 1,31/un</w:t>
-            </w:r>
-          </w:p>
-        </w:tc>
-        <w:tc>
-          <w:tcPr/>
-          <w:p>
-            <w:pPr>
-              <w:pStyle w:val="Compact"/>
-              <w:jc w:val="left"/>
-            </w:pPr>
-            <w:r>
-              <w:t xml:space="preserve">29,8%</w:t>
+              <w:t xml:space="preserve">R$ 1,20/un</w:t>
+            </w:r>
+          </w:p>
+        </w:tc>
+        <w:tc>
+          <w:tcPr/>
+          <w:p>
+            <w:pPr>
+              <w:pStyle w:val="Compact"/>
+              <w:jc w:val="left"/>
+            </w:pPr>
+            <w:r>
+              <w:t xml:space="preserve">28,2%</w:t>
             </w:r>
           </w:p>
         </w:tc>
@@ -14689,7 +14983,7 @@
               <w:jc w:val="left"/>
             </w:pPr>
             <w:r>
-              <w:t xml:space="preserve">R$ 5,50</w:t>
+              <w:t xml:space="preserve">R$ 5,47</w:t>
             </w:r>
           </w:p>
         </w:tc>
@@ -14713,19 +15007,19 @@
               <w:jc w:val="left"/>
             </w:pPr>
             <w:r>
-              <w:t xml:space="preserve">R$ 1,91/un</w:t>
-            </w:r>
-          </w:p>
-        </w:tc>
-        <w:tc>
-          <w:tcPr/>
-          <w:p>
-            <w:pPr>
-              <w:pStyle w:val="Compact"/>
-              <w:jc w:val="left"/>
-            </w:pPr>
-            <w:r>
-              <w:t xml:space="preserve">34,7%</w:t>
+              <w:t xml:space="preserve">R$ 1,89/un</w:t>
+            </w:r>
+          </w:p>
+        </w:tc>
+        <w:tc>
+          <w:tcPr/>
+          <w:p>
+            <w:pPr>
+              <w:pStyle w:val="Compact"/>
+              <w:jc w:val="left"/>
+            </w:pPr>
+            <w:r>
+              <w:t xml:space="preserve">34,5%</w:t>
             </w:r>
           </w:p>
         </w:tc>
@@ -14751,7 +15045,7 @@
               <w:jc w:val="left"/>
             </w:pPr>
             <w:r>
-              <w:t xml:space="preserve">R$ 6,30</w:t>
+              <w:t xml:space="preserve">R$ 5,29</w:t>
             </w:r>
           </w:p>
         </w:tc>
@@ -14775,19 +15069,19 @@
               <w:jc w:val="left"/>
             </w:pPr>
             <w:r>
-              <w:t xml:space="preserve">R$ 2,32/un</w:t>
-            </w:r>
-          </w:p>
-        </w:tc>
-        <w:tc>
-          <w:tcPr/>
-          <w:p>
-            <w:pPr>
-              <w:pStyle w:val="Compact"/>
-              <w:jc w:val="left"/>
-            </w:pPr>
-            <w:r>
-              <w:t xml:space="preserve">36,8%</w:t>
+              <w:t xml:space="preserve">R$ 1,50/un</w:t>
+            </w:r>
+          </w:p>
+        </w:tc>
+        <w:tc>
+          <w:tcPr/>
+          <w:p>
+            <w:pPr>
+              <w:pStyle w:val="Compact"/>
+              <w:jc w:val="left"/>
+            </w:pPr>
+            <w:r>
+              <w:t xml:space="preserve">28,4%</w:t>
             </w:r>
           </w:p>
         </w:tc>
@@ -14801,55 +15095,55 @@
               <w:jc w:val="left"/>
             </w:pPr>
             <w:r>
-              <w:t xml:space="preserve">Piso intertravado (paver) 6 cm - 35 MPa</w:t>
-            </w:r>
-          </w:p>
-        </w:tc>
-        <w:tc>
-          <w:tcPr/>
-          <w:p>
-            <w:pPr>
-              <w:pStyle w:val="Compact"/>
-              <w:jc w:val="left"/>
-            </w:pPr>
-            <w:r>
-              <w:t xml:space="preserve">R$ 57,00</w:t>
-            </w:r>
-          </w:p>
-        </w:tc>
-        <w:tc>
-          <w:tcPr/>
-          <w:p>
-            <w:pPr>
-              <w:pStyle w:val="Compact"/>
-              <w:jc w:val="left"/>
-            </w:pPr>
-            <w:r>
-              <w:t xml:space="preserve">R$ 26,95</w:t>
-            </w:r>
-          </w:p>
-        </w:tc>
-        <w:tc>
-          <w:tcPr/>
-          <w:p>
-            <w:pPr>
-              <w:pStyle w:val="Compact"/>
-              <w:jc w:val="left"/>
-            </w:pPr>
-            <w:r>
-              <w:t xml:space="preserve">R$ 18,93/m²</w:t>
-            </w:r>
-          </w:p>
-        </w:tc>
-        <w:tc>
-          <w:tcPr/>
-          <w:p>
-            <w:pPr>
-              <w:pStyle w:val="Compact"/>
-              <w:jc w:val="left"/>
-            </w:pPr>
-            <w:r>
-              <w:t xml:space="preserve">33,2%</w:t>
+              <w:t xml:space="preserve">Piso intertravado (paver) 8 cm - 50 MPa</w:t>
+            </w:r>
+          </w:p>
+        </w:tc>
+        <w:tc>
+          <w:tcPr/>
+          <w:p>
+            <w:pPr>
+              <w:pStyle w:val="Compact"/>
+              <w:jc w:val="left"/>
+            </w:pPr>
+            <w:r>
+              <w:t xml:space="preserve">R$ 65,83</w:t>
+            </w:r>
+          </w:p>
+        </w:tc>
+        <w:tc>
+          <w:tcPr/>
+          <w:p>
+            <w:pPr>
+              <w:pStyle w:val="Compact"/>
+              <w:jc w:val="left"/>
+            </w:pPr>
+            <w:r>
+              <w:t xml:space="preserve">R$ 38,36</w:t>
+            </w:r>
+          </w:p>
+        </w:tc>
+        <w:tc>
+          <w:tcPr/>
+          <w:p>
+            <w:pPr>
+              <w:pStyle w:val="Compact"/>
+              <w:jc w:val="left"/>
+            </w:pPr>
+            <w:r>
+              <w:t xml:space="preserve">R$ 14,64/m²</w:t>
+            </w:r>
+          </w:p>
+        </w:tc>
+        <w:tc>
+          <w:tcPr/>
+          <w:p>
+            <w:pPr>
+              <w:pStyle w:val="Compact"/>
+              <w:jc w:val="left"/>
+            </w:pPr>
+            <w:r>
+              <w:t xml:space="preserve">22,2%</w:t>
             </w:r>
           </w:p>
         </w:tc>
@@ -14863,55 +15157,55 @@
               <w:jc w:val="left"/>
             </w:pPr>
             <w:r>
-              <w:t xml:space="preserve">Piso intertravado (paver) 8 cm - 50 MPa</w:t>
-            </w:r>
-          </w:p>
-        </w:tc>
-        <w:tc>
-          <w:tcPr/>
-          <w:p>
-            <w:pPr>
-              <w:pStyle w:val="Compact"/>
-              <w:jc w:val="left"/>
-            </w:pPr>
-            <w:r>
-              <w:t xml:space="preserve">R$ 78,00</w:t>
-            </w:r>
-          </w:p>
-        </w:tc>
-        <w:tc>
-          <w:tcPr/>
-          <w:p>
-            <w:pPr>
-              <w:pStyle w:val="Compact"/>
-              <w:jc w:val="left"/>
-            </w:pPr>
-            <w:r>
-              <w:t xml:space="preserve">R$ 38,36</w:t>
-            </w:r>
-          </w:p>
-        </w:tc>
-        <w:tc>
-          <w:tcPr/>
-          <w:p>
-            <w:pPr>
-              <w:pStyle w:val="Compact"/>
-              <w:jc w:val="left"/>
-            </w:pPr>
-            <w:r>
-              <w:t xml:space="preserve">R$ 24,43/m²</w:t>
-            </w:r>
-          </w:p>
-        </w:tc>
-        <w:tc>
-          <w:tcPr/>
-          <w:p>
-            <w:pPr>
-              <w:pStyle w:val="Compact"/>
-              <w:jc w:val="left"/>
-            </w:pPr>
-            <w:r>
-              <w:t xml:space="preserve">31,3%</w:t>
+              <w:t xml:space="preserve">Piso intertravado (paver) 6 cm - 35 MPa</w:t>
+            </w:r>
+          </w:p>
+        </w:tc>
+        <w:tc>
+          <w:tcPr/>
+          <w:p>
+            <w:pPr>
+              <w:pStyle w:val="Compact"/>
+              <w:jc w:val="left"/>
+            </w:pPr>
+            <w:r>
+              <w:t xml:space="preserve">R$ 57,73</w:t>
+            </w:r>
+          </w:p>
+        </w:tc>
+        <w:tc>
+          <w:tcPr/>
+          <w:p>
+            <w:pPr>
+              <w:pStyle w:val="Compact"/>
+              <w:jc w:val="left"/>
+            </w:pPr>
+            <w:r>
+              <w:t xml:space="preserve">R$ 26,95</w:t>
+            </w:r>
+          </w:p>
+        </w:tc>
+        <w:tc>
+          <w:tcPr/>
+          <w:p>
+            <w:pPr>
+              <w:pStyle w:val="Compact"/>
+              <w:jc w:val="left"/>
+            </w:pPr>
+            <w:r>
+              <w:t xml:space="preserve">R$ 19,52/m²</w:t>
+            </w:r>
+          </w:p>
+        </w:tc>
+        <w:tc>
+          <w:tcPr/>
+          <w:p>
+            <w:pPr>
+              <w:pStyle w:val="Compact"/>
+              <w:jc w:val="left"/>
+            </w:pPr>
+            <w:r>
+              <w:t xml:space="preserve">33,8%</w:t>
             </w:r>
           </w:p>
         </w:tc>
@@ -14932,45 +15226,13 @@
           <w:bCs/>
           <w:b/>
         </w:rPr>
-        <w:t xml:space="preserve">30,2%</w:t>
-      </w:r>
-      <w:r>
-        <w:t xml:space="preserve"> </w:t>
-      </w:r>
-      <w:r>
-        <w:t xml:space="preserve">— o modelo adota</w:t>
-      </w:r>
-      <w:r>
-        <w:t xml:space="preserve"> </w:t>
-      </w:r>
-      <w:r>
-        <w:rPr>
-          <w:bCs/>
-          <w:b/>
-        </w:rPr>
-        <w:t xml:space="preserve">30,0%</w:t>
-      </w:r>
-      <w:r>
-        <w:t xml:space="preserve"> </w:t>
-      </w:r>
-      <w:r>
-        <w:t xml:space="preserve">(conservador). Dois pontos merecem leitura: o bloco de vedação tem a</w:t>
-      </w:r>
-      <w:r>
-        <w:t xml:space="preserve"> </w:t>
-      </w:r>
-      <w:r>
-        <w:rPr>
-          <w:bCs/>
-          <w:b/>
-        </w:rPr>
-        <w:t xml:space="preserve">menor</w:t>
-      </w:r>
-      <w:r>
-        <w:t xml:space="preserve"> </w:t>
-      </w:r>
-      <w:r>
-        <w:t xml:space="preserve">margem do portfólio (é o produto de entrada, feito em molde de espessura estrutural, o que o encarece), e o paver de 8 cm, apesar do preço maior, tem margem percentual próxima à do de 6 cm porque o traço de 50 MPa consome mais cimento. É por isso que a estratégia protege o espaço do estrutural, das canaletas e do paver no mix.</w:t>
+        <w:t xml:space="preserve">28,1%</w:t>
+      </w:r>
+      <w:r>
+        <w:t xml:space="preserve"> </w:t>
+      </w:r>
+      <w:r>
+        <w:t xml:space="preserve">— e é ela que o modelo financeiro passa a adotar, no lugar dos 30% da versão anterior. A queda de 2,1 pontos vem inteiramente da correção de preços do §6.4: os preços caíram, os custos não. Dois pontos merecem leitura: o bloco de vedação e o paver de 8 cm têm as menores margens do portfólio — o primeiro porque é o produto de entrada, feito em molde de espessura estrutural; o segundo porque o traço de 50 MPa consome mais cimento enquanto o preço se ancora, conservadoramente, no insumo de 35 MPa. É por isso que a estratégia protege o espaço do estrutural, das canaletas e do paver no mix.</w:t>
       </w:r>
     </w:p>
     <w:p>
@@ -15335,13 +15597,13 @@
           <w:bCs/>
           <w:b/>
         </w:rPr>
-        <w:t xml:space="preserve">30%</w:t>
-      </w:r>
-      <w:r>
-        <w:t xml:space="preserve"> </w:t>
-      </w:r>
-      <w:r>
-        <w:t xml:space="preserve">sobre a receita (derivada de 30,2% no mix do §5.4 — Apêndice A):</w:t>
+        <w:t xml:space="preserve">28%</w:t>
+      </w:r>
+      <w:r>
+        <w:t xml:space="preserve"> </w:t>
+      </w:r>
+      <w:r>
+        <w:t xml:space="preserve">sobre a receita (derivada de 28,1% no mix do §5.4 — Apêndice A):</w:t>
       </w:r>
     </w:p>
     <w:p>
@@ -15360,55 +15622,52 @@
         <w:t xml:space="preserve">Ponto de equilíbrio operacional</w:t>
       </w:r>
       <w:r>
-        <w:t xml:space="preserve">: R$ 52.000 ÷ 30% ≈</w:t>
-      </w:r>
-      <w:r>
-        <w:t xml:space="preserve"> </w:t>
-      </w:r>
-      <w:r>
-        <w:rPr>
-          <w:bCs/>
-          <w:b/>
-        </w:rPr>
-        <w:t xml:space="preserve">R$ 173 mil/mês</w:t>
-      </w:r>
-      <w:r>
-        <w:t xml:space="preserve"> </w:t>
-      </w:r>
-      <w:r>
-        <w:t xml:space="preserve">(R$ 2,08 milhões/ano) — ou seja,</w:t>
-      </w:r>
-      <w:r>
-        <w:t xml:space="preserve"> </w:t>
-      </w:r>
-      <w:r>
-        <w:rPr>
-          <w:bCs/>
-          <w:b/>
-        </w:rPr>
-        <w:t xml:space="preserve">36% da capacidade efetiva</w:t>
-      </w:r>
-      <w:r>
-        <w:t xml:space="preserve"> </w:t>
-      </w:r>
-      <w:r>
-        <w:t xml:space="preserve">(§3.7),</w:t>
-      </w:r>
-      <w:r>
-        <w:t xml:space="preserve"> </w:t>
-      </w:r>
-      <w:r>
-        <w:rPr>
-          <w:bCs/>
-          <w:b/>
-        </w:rPr>
-        <w:t xml:space="preserve">43% do teto EPP</w:t>
-      </w:r>
-      <w:r>
-        <w:t xml:space="preserve"> </w:t>
-      </w:r>
-      <w:r>
-        <w:t xml:space="preserve">e 29% da referência nominal. No regime, a operação roda 2,3 vezes acima do equilíbrio.</w:t>
+        <w:t xml:space="preserve">: R$ 52.000 ÷ 28% ≈</w:t>
+      </w:r>
+      <w:r>
+        <w:t xml:space="preserve"> </w:t>
+      </w:r>
+      <w:r>
+        <w:rPr>
+          <w:bCs/>
+          <w:b/>
+        </w:rPr>
+        <w:t xml:space="preserve">R$ 2.229 mil/mês</w:t>
+      </w:r>
+      <w:r>
+        <w:t xml:space="preserve"> </w:t>
+      </w:r>
+      <w:r>
+        <w:t xml:space="preserve">(R$ 26,74 milhões/ano) — ou seja,</w:t>
+      </w:r>
+      <w:r>
+        <w:t xml:space="preserve"> </w:t>
+      </w:r>
+      <w:r>
+        <w:rPr>
+          <w:bCs/>
+          <w:b/>
+        </w:rPr>
+        <w:t xml:space="preserve">467% da capacidade efetiva</w:t>
+      </w:r>
+      <w:r>
+        <w:t xml:space="preserve"> </w:t>
+      </w:r>
+      <w:r>
+        <w:t xml:space="preserve">(§3.7) e</w:t>
+      </w:r>
+      <w:r>
+        <w:t xml:space="preserve"> </w:t>
+      </w:r>
+      <w:r>
+        <w:rPr>
+          <w:bCs/>
+          <w:b/>
+        </w:rPr>
+        <w:t xml:space="preserve">557% do teto EPP</w:t>
+      </w:r>
+      <w:r>
+        <w:t xml:space="preserve">. No regime, a operação roda 0.2 vezes acima do equilíbrio.</w:t>
       </w:r>
     </w:p>
     <w:p>
@@ -15430,13 +15689,13 @@
           <w:bCs/>
           <w:b/>
         </w:rPr>
-        <w:t xml:space="preserve">EBITDA de ≈R$ 813 mil/ano</w:t>
-      </w:r>
-      <w:r>
-        <w:t xml:space="preserve"> </w:t>
-      </w:r>
-      <w:r>
-        <w:t xml:space="preserve">(R$ 4.791.000 × 30% − R$ 624.000 de fixos).</w:t>
+        <w:t xml:space="preserve">EBITDA de ≈R$ 717 mil/ano</w:t>
+      </w:r>
+      <w:r>
+        <w:t xml:space="preserve"> </w:t>
+      </w:r>
+      <w:r>
+        <w:t xml:space="preserve">(R$ 4.791.000 × 28% − R$ 624.000 de fixos).</w:t>
       </w:r>
     </w:p>
     <w:tbl>
@@ -15502,7 +15761,7 @@
               <w:jc w:val="left"/>
             </w:pPr>
             <w:r>
-              <w:t xml:space="preserve">Margem contrib. (30%)</w:t>
+              <w:t xml:space="preserve">Margem contrib. (28%)</w:t>
             </w:r>
           </w:p>
         </w:tc>
@@ -15552,31 +15811,31 @@
               <w:jc w:val="left"/>
             </w:pPr>
             <w:r>
-              <w:t xml:space="preserve">R$ 2,6–2,9 mi</w:t>
-            </w:r>
-          </w:p>
-        </w:tc>
-        <w:tc>
-          <w:tcPr/>
-          <w:p>
-            <w:pPr>
-              <w:pStyle w:val="Compact"/>
-              <w:jc w:val="left"/>
-            </w:pPr>
-            <w:r>
-              <w:t xml:space="preserve">45–50%</w:t>
-            </w:r>
-          </w:p>
-        </w:tc>
-        <w:tc>
-          <w:tcPr/>
-          <w:p>
-            <w:pPr>
-              <w:pStyle w:val="Compact"/>
-              <w:jc w:val="left"/>
-            </w:pPr>
-            <w:r>
-              <w:t xml:space="preserve">R$ 0,78–0,87 mi</w:t>
+              <w:t xml:space="preserve">R$ 2,75 mi</w:t>
+            </w:r>
+          </w:p>
+        </w:tc>
+        <w:tc>
+          <w:tcPr/>
+          <w:p>
+            <w:pPr>
+              <w:pStyle w:val="Compact"/>
+              <w:jc w:val="left"/>
+            </w:pPr>
+            <w:r>
+              <w:t xml:space="preserve">48%</w:t>
+            </w:r>
+          </w:p>
+        </w:tc>
+        <w:tc>
+          <w:tcPr/>
+          <w:p>
+            <w:pPr>
+              <w:pStyle w:val="Compact"/>
+              <w:jc w:val="left"/>
+            </w:pPr>
+            <w:r>
+              <w:t xml:space="preserve">R$ 0,77 mi</w:t>
             </w:r>
           </w:p>
         </w:tc>
@@ -15600,7 +15859,7 @@
               <w:jc w:val="left"/>
             </w:pPr>
             <w:r>
-              <w:t xml:space="preserve">≈R$ 0,16–0,25 mi</w:t>
+              <w:t xml:space="preserve">≈R$ 0,15 mi</w:t>
             </w:r>
           </w:p>
         </w:tc>
@@ -15626,31 +15885,31 @@
               <w:jc w:val="left"/>
             </w:pPr>
             <w:r>
-              <w:t xml:space="preserve">R$ 3,8–3,9 mi</w:t>
-            </w:r>
-          </w:p>
-        </w:tc>
-        <w:tc>
-          <w:tcPr/>
-          <w:p>
-            <w:pPr>
-              <w:pStyle w:val="Compact"/>
-              <w:jc w:val="left"/>
-            </w:pPr>
-            <w:r>
-              <w:t xml:space="preserve">66–68%</w:t>
-            </w:r>
-          </w:p>
-        </w:tc>
-        <w:tc>
-          <w:tcPr/>
-          <w:p>
-            <w:pPr>
-              <w:pStyle w:val="Compact"/>
-              <w:jc w:val="left"/>
-            </w:pPr>
-            <w:r>
-              <w:t xml:space="preserve">R$ 1,14–1,17 mi</w:t>
+              <w:t xml:space="preserve">R$ 3,85 mi</w:t>
+            </w:r>
+          </w:p>
+        </w:tc>
+        <w:tc>
+          <w:tcPr/>
+          <w:p>
+            <w:pPr>
+              <w:pStyle w:val="Compact"/>
+              <w:jc w:val="left"/>
+            </w:pPr>
+            <w:r>
+              <w:t xml:space="preserve">67%</w:t>
+            </w:r>
+          </w:p>
+        </w:tc>
+        <w:tc>
+          <w:tcPr/>
+          <w:p>
+            <w:pPr>
+              <w:pStyle w:val="Compact"/>
+              <w:jc w:val="left"/>
+            </w:pPr>
+            <w:r>
+              <w:t xml:space="preserve">R$ 1,08 mi</w:t>
             </w:r>
           </w:p>
         </w:tc>
@@ -15674,7 +15933,7 @@
               <w:jc w:val="left"/>
             </w:pPr>
             <w:r>
-              <w:t xml:space="preserve">≈R$ 0,52–0,55 mi</w:t>
+              <w:t xml:space="preserve">≈R$ 0,45 mi</w:t>
             </w:r>
           </w:p>
         </w:tc>
@@ -15712,19 +15971,19 @@
               <w:jc w:val="left"/>
             </w:pPr>
             <w:r>
-              <w:t xml:space="preserve">≈80%</w:t>
-            </w:r>
-          </w:p>
-        </w:tc>
-        <w:tc>
-          <w:tcPr/>
-          <w:p>
-            <w:pPr>
-              <w:pStyle w:val="Compact"/>
-              <w:jc w:val="left"/>
-            </w:pPr>
-            <w:r>
-              <w:t xml:space="preserve">R$ 1,44 mi</w:t>
+              <w:t xml:space="preserve">≈84%</w:t>
+            </w:r>
+          </w:p>
+        </w:tc>
+        <w:tc>
+          <w:tcPr/>
+          <w:p>
+            <w:pPr>
+              <w:pStyle w:val="Compact"/>
+              <w:jc w:val="left"/>
+            </w:pPr>
+            <w:r>
+              <w:t xml:space="preserve">R$ 1,34 mi</w:t>
             </w:r>
           </w:p>
         </w:tc>
@@ -15752,7 +16011,7 @@
                 <w:bCs/>
                 <w:b/>
               </w:rPr>
-              <w:t xml:space="preserve">≈R$ 0,81 mi</w:t>
+              <w:t xml:space="preserve">≈R$ 0,72 mi</w:t>
             </w:r>
           </w:p>
         </w:tc>
@@ -15767,7 +16026,7 @@
           <w:iCs/>
           <w:i/>
         </w:rPr>
-        <w:t xml:space="preserve">Todas as linhas usam a mesma base (mix do §5.4; capacidade efetiva de R$ 5,96 milhões do §3.7), margem de 30% e fixos constantes de R$ 52 mil/mês — a mesma da planilha anexa e do Apêndice A.</w:t>
+        <w:t xml:space="preserve">Todas as linhas usam a mesma base (mix do §5.4; capacidade efetiva de R$ 5,73 milhões do §3.7), margem de 28% e fixos constantes de R$ 52 mil/mês — a mesma da planilha anexa e do Apêndice A.</w:t>
       </w:r>
     </w:p>
     <w:p>
@@ -15836,7 +16095,7 @@
               <w:jc w:val="left"/>
             </w:pPr>
             <w:r>
-              <w:t xml:space="preserve">DSCR no regime (EBITDA R$ 813 mil)</w:t>
+              <w:t xml:space="preserve">DSCR no regime (EBITDA R$ 717 mil)</w:t>
             </w:r>
           </w:p>
         </w:tc>
@@ -15874,7 +16133,7 @@
               <w:jc w:val="left"/>
             </w:pPr>
             <w:r>
-              <w:t xml:space="preserve">1,13× — apertado</w:t>
+              <w:t xml:space="preserve">1.00× — insuficiente</w:t>
             </w:r>
           </w:p>
         </w:tc>
@@ -15924,7 +16183,7 @@
                 <w:bCs/>
                 <w:b/>
               </w:rPr>
-              <w:t xml:space="preserve">1,36–1,47× — adequado</w:t>
+              <w:t xml:space="preserve">1,20–1,30× — adequado, porém mais apertado que na v4</w:t>
             </w:r>
           </w:p>
         </w:tc>
@@ -15935,6 +16194,40 @@
         <w:pStyle w:val="BodyText"/>
       </w:pPr>
       <w:r>
+        <w:rPr>
+          <w:bCs/>
+          <w:b/>
+        </w:rPr>
+        <w:t xml:space="preserve">Efeito da correção de preços (v5).</w:t>
+      </w:r>
+      <w:r>
+        <w:t xml:space="preserve"> </w:t>
+      </w:r>
+      <w:r>
+        <w:t xml:space="preserve">A ancoragem dos preços no insumo SINAPI-ES (§6.4) derrubou a margem de contribuição de 30,2% para 28,1% e elevou o custo total projetado de 82,8% para</w:t>
+      </w:r>
+      <w:r>
+        <w:t xml:space="preserve"> </w:t>
+      </w:r>
+      <w:r>
+        <w:rPr>
+          <w:bCs/>
+          <w:b/>
+        </w:rPr>
+        <w:t xml:space="preserve">85,0% da receita</w:t>
+      </w:r>
+      <w:r>
+        <w:t xml:space="preserve"> </w:t>
+      </w:r>
+      <w:r>
+        <w:t xml:space="preserve">— meio ponto acima do teto de 84,39% da faixa de custo padrão de referência do banco. A consequência prática é dupla e precisa ser dita ao analista sem rodeio: o EBITDA de regime cai de R$ 813 mil para R$ 717 mil, e o DSCR da estrutura recomendada cai de 1,36–1,47× para 1,20–1,30×. O projeto continua pagando o serviço da dívida na estrutura de 12 anos, mas a folga encolheu — e as alavancas de recuperação estão identificadas: enriquecer o mix (canaletas e estrutural têm margem acima da média), praticar o prêmio de 50 MPa no paver de 8 cm (não computado na receita) e otimizar o regime tributário, já premissado no topo (15%).</w:t>
+      </w:r>
+    </w:p>
+    <w:p>
+      <w:pPr>
+        <w:pStyle w:val="BodyText"/>
+      </w:pPr>
+      <w:r>
         <w:t xml:space="preserve">A recomendação ao módulo financeiro do projeto é, portanto,</w:t>
       </w:r>
       <w:r>
@@ -16063,7 +16356,7 @@
           <w:bCs/>
           <w:b/>
         </w:rPr>
-        <w:t xml:space="preserve">~9 anos</w:t>
+        <w:t xml:space="preserve">~10 anos</w:t>
       </w:r>
       <w:r>
         <w:t xml:space="preserve"> </w:t>
@@ -16821,7 +17114,7 @@
               <w:jc w:val="left"/>
             </w:pPr>
             <w:r>
-              <w:t xml:space="preserve">≥30% (derivada: 30,2% — §13.2)</w:t>
+              <w:t xml:space="preserve">≥28% (derivada: 28,1% — §13.2)</w:t>
             </w:r>
           </w:p>
         </w:tc>
@@ -17158,6 +17451,40 @@
     <w:p>
       <w:pPr>
         <w:pStyle w:val="FirstParagraph"/>
+      </w:pPr>
+      <w:r>
+        <w:rPr>
+          <w:bCs/>
+          <w:b/>
+        </w:rPr>
+        <w:t xml:space="preserve">Providência de preço, prioritária.</w:t>
+      </w:r>
+      <w:r>
+        <w:t xml:space="preserve"> </w:t>
+      </w:r>
+      <w:r>
+        <w:t xml:space="preserve">Toda a receita deste estudo se apoia no insumo SINAPI-ES 06/2026 menos 17,5% (§6.4), porque nenhum fabricante capixaba publica tabela. Antes do protocolo, coletar</w:t>
+      </w:r>
+      <w:r>
+        <w:t xml:space="preserve"> </w:t>
+      </w:r>
+      <w:r>
+        <w:rPr>
+          <w:bCs/>
+          <w:b/>
+        </w:rPr>
+        <w:t xml:space="preserve">três cotações reais</w:t>
+      </w:r>
+      <w:r>
+        <w:t xml:space="preserve"> </w:t>
+      </w:r>
+      <w:r>
+        <w:t xml:space="preserve">— uma em São Mateus, uma em Linhares e uma em Nova Venécia ou Jaguaré — para os onze produtos, e substituir a referência oficial pelo preço de praça. É a diligência que transforma uma premissa referenciada em preço verificado, e é a primeira coisa que um analista pede quando o preço de venda sustenta a projeção inteira.</w:t>
+      </w:r>
+    </w:p>
+    <w:p>
+      <w:pPr>
+        <w:pStyle w:val="BodyText"/>
       </w:pPr>
       <w:r>
         <w:rPr>
@@ -17954,23 +18281,23 @@
         <w:t xml:space="preserve">Economia do negócio</w:t>
       </w:r>
       <w:r>
-        <w:t xml:space="preserve">: plano-base limitado ao teto de pequena empresa (R$ 4,79 milhões/ano — LC 123), vendendo ≈989 mil peças de alvenaria + 17.157 m² de piso intertravado com</w:t>
-      </w:r>
-      <w:r>
-        <w:t xml:space="preserve"> </w:t>
-      </w:r>
-      <w:r>
-        <w:rPr>
-          <w:bCs/>
-          <w:b/>
-        </w:rPr>
-        <w:t xml:space="preserve">80% da capacidade efetiva</w:t>
-      </w:r>
-      <w:r>
-        <w:t xml:space="preserve"> </w:t>
-      </w:r>
-      <w:r>
-        <w:t xml:space="preserve">(que desconta feriados, manutenção, trocas de molde e paradas — OEE implícito de 74%); ponto de equilíbrio em 36% da capacidade efetiva; EBITDA de regime de ~R$ 813 mil/ano; DSCR de 1,36–1,47× com dívida FNE de ~R$ 4,0–4,5 milhões em 12 anos; investimento total de ~R$ 6,6–8,2 milhões compatível com o capital subscrito de R$ 7,5 milhões (a área legal da Sudene abrange 31 municípios do norte do ES — LC nº 185/2021 —, incluindo todos os nove da área de influência; indústria é setor prioritário no FNE 2026 de R$ 52,6 bilhões, com R$ 1,3 bilhão para o ES).</w:t>
+        <w:t xml:space="preserve">: plano-base limitado ao teto de pequena empresa (R$ 4,79 milhões/ano — LC 123), vendendo ≈1.005 mil peças de alvenaria + 19.112 m² de piso intertravado com</w:t>
+      </w:r>
+      <w:r>
+        <w:t xml:space="preserve"> </w:t>
+      </w:r>
+      <w:r>
+        <w:rPr>
+          <w:bCs/>
+          <w:b/>
+        </w:rPr>
+        <w:t xml:space="preserve">84% da capacidade efetiva</w:t>
+      </w:r>
+      <w:r>
+        <w:t xml:space="preserve"> </w:t>
+      </w:r>
+      <w:r>
+        <w:t xml:space="preserve">(que desconta feriados, manutenção, trocas de molde e paradas — OEE implícito de 74%); preços de venda ancorados no insumo SINAPI-ES 06/2026 menos 17,5%; ponto de equilíbrio em 467% da capacidade efetiva; EBITDA de regime de ~R$ 717 mil/ano; DSCR de 1,20–1,30× com dívida FNE de ~R$ 4,0–4,5 milhões em 12 anos; custo total projetado de 85,0% da receita, meio ponto acima do teto da faixa de custo padrão do banco — desvio declarado e explicado no §13.4; investimento total de ~R$ 6,6–8,2 milhões compatível com o capital subscrito de R$ 7,5 milhões (a área legal da Sudene abrange 31 municípios do norte do ES — LC nº 185/2021 —, incluindo todos os nove da área de influência; indústria é setor prioritário no FNE 2026 de R$ 52,6 bilhões, com R$ 1,3 bilhão para o ES).</w:t>
       </w:r>
     </w:p>
     <w:p>

--- a/estudo-mercado-gtk/ESTUDO_DE_MERCADO_GTK_PRE-MOLDADOS.docx
+++ b/estudo-mercado-gtk/ESTUDO_DE_MERCADO_GTK_PRE-MOLDADOS.docx
@@ -5592,43 +5592,43 @@
               <w:jc w:val="left"/>
             </w:pPr>
             <w:r>
-              <w:t xml:space="preserve">420.180 un</w:t>
-            </w:r>
-          </w:p>
-        </w:tc>
-        <w:tc>
-          <w:tcPr/>
-          <w:p>
-            <w:pPr>
-              <w:pStyle w:val="Compact"/>
-              <w:jc w:val="left"/>
-            </w:pPr>
-            <w:r>
-              <w:t xml:space="preserve">59.9</w:t>
-            </w:r>
-          </w:p>
-        </w:tc>
-        <w:tc>
-          <w:tcPr/>
-          <w:p>
-            <w:pPr>
-              <w:pStyle w:val="Compact"/>
-              <w:jc w:val="left"/>
-            </w:pPr>
-            <w:r>
-              <w:t xml:space="preserve">R$ 1.441.217</w:t>
-            </w:r>
-          </w:p>
-        </w:tc>
-        <w:tc>
-          <w:tcPr/>
-          <w:p>
-            <w:pPr>
-              <w:pStyle w:val="Compact"/>
-              <w:jc w:val="left"/>
-            </w:pPr>
-            <w:r>
-              <w:t xml:space="preserve">30,08%</w:t>
+              <w:t xml:space="preserve">441.151 un</w:t>
+            </w:r>
+          </w:p>
+        </w:tc>
+        <w:tc>
+          <w:tcPr/>
+          <w:p>
+            <w:pPr>
+              <w:pStyle w:val="Compact"/>
+              <w:jc w:val="left"/>
+            </w:pPr>
+            <w:r>
+              <w:t xml:space="preserve">62.8</w:t>
+            </w:r>
+          </w:p>
+        </w:tc>
+        <w:tc>
+          <w:tcPr/>
+          <w:p>
+            <w:pPr>
+              <w:pStyle w:val="Compact"/>
+              <w:jc w:val="left"/>
+            </w:pPr>
+            <w:r>
+              <w:t xml:space="preserve">R$ 1.513.149</w:t>
+            </w:r>
+          </w:p>
+        </w:tc>
+        <w:tc>
+          <w:tcPr/>
+          <w:p>
+            <w:pPr>
+              <w:pStyle w:val="Compact"/>
+              <w:jc w:val="left"/>
+            </w:pPr>
+            <w:r>
+              <w:t xml:space="preserve">31,58%</w:t>
             </w:r>
           </w:p>
         </w:tc>
@@ -5740,43 +5740,43 @@
               <w:jc w:val="left"/>
             </w:pPr>
             <w:r>
-              <w:t xml:space="preserve">35.667 un</w:t>
-            </w:r>
-          </w:p>
-        </w:tc>
-        <w:tc>
-          <w:tcPr/>
-          <w:p>
-            <w:pPr>
-              <w:pStyle w:val="Compact"/>
-              <w:jc w:val="left"/>
-            </w:pPr>
-            <w:r>
-              <w:t xml:space="preserve">5.1</w:t>
-            </w:r>
-          </w:p>
-        </w:tc>
-        <w:tc>
-          <w:tcPr/>
-          <w:p>
-            <w:pPr>
-              <w:pStyle w:val="Compact"/>
-              <w:jc w:val="left"/>
-            </w:pPr>
-            <w:r>
-              <w:t xml:space="preserve">R$ 157.294</w:t>
-            </w:r>
-          </w:p>
-        </w:tc>
-        <w:tc>
-          <w:tcPr/>
-          <w:p>
-            <w:pPr>
-              <w:pStyle w:val="Compact"/>
-              <w:jc w:val="left"/>
-            </w:pPr>
-            <w:r>
-              <w:t xml:space="preserve">3,28%</w:t>
+              <w:t xml:space="preserve">34.940 un</w:t>
+            </w:r>
+          </w:p>
+        </w:tc>
+        <w:tc>
+          <w:tcPr/>
+          <w:p>
+            <w:pPr>
+              <w:pStyle w:val="Compact"/>
+              <w:jc w:val="left"/>
+            </w:pPr>
+            <w:r>
+              <w:t xml:space="preserve">5.0</w:t>
+            </w:r>
+          </w:p>
+        </w:tc>
+        <w:tc>
+          <w:tcPr/>
+          <w:p>
+            <w:pPr>
+              <w:pStyle w:val="Compact"/>
+              <w:jc w:val="left"/>
+            </w:pPr>
+            <w:r>
+              <w:t xml:space="preserve">R$ 154.085</w:t>
+            </w:r>
+          </w:p>
+        </w:tc>
+        <w:tc>
+          <w:tcPr/>
+          <w:p>
+            <w:pPr>
+              <w:pStyle w:val="Compact"/>
+              <w:jc w:val="left"/>
+            </w:pPr>
+            <w:r>
+              <w:t xml:space="preserve">3,22%</w:t>
             </w:r>
           </w:p>
         </w:tc>
@@ -5814,43 +5814,43 @@
               <w:jc w:val="left"/>
             </w:pPr>
             <w:r>
-              <w:t xml:space="preserve">220.094 un</w:t>
-            </w:r>
-          </w:p>
-        </w:tc>
-        <w:tc>
-          <w:tcPr/>
-          <w:p>
-            <w:pPr>
-              <w:pStyle w:val="Compact"/>
-              <w:jc w:val="left"/>
-            </w:pPr>
-            <w:r>
-              <w:t xml:space="preserve">20.9</w:t>
-            </w:r>
-          </w:p>
-        </w:tc>
-        <w:tc>
-          <w:tcPr/>
-          <w:p>
-            <w:pPr>
-              <w:pStyle w:val="Compact"/>
-              <w:jc w:val="left"/>
-            </w:pPr>
-            <w:r>
-              <w:t xml:space="preserve">R$ 605.259</w:t>
-            </w:r>
-          </w:p>
-        </w:tc>
-        <w:tc>
-          <w:tcPr/>
-          <w:p>
-            <w:pPr>
-              <w:pStyle w:val="Compact"/>
-              <w:jc w:val="left"/>
-            </w:pPr>
-            <w:r>
-              <w:t xml:space="preserve">12,63%</w:t>
+              <w:t xml:space="preserve">199.016 un</w:t>
+            </w:r>
+          </w:p>
+        </w:tc>
+        <w:tc>
+          <w:tcPr/>
+          <w:p>
+            <w:pPr>
+              <w:pStyle w:val="Compact"/>
+              <w:jc w:val="left"/>
+            </w:pPr>
+            <w:r>
+              <w:t xml:space="preserve">18.9</w:t>
+            </w:r>
+          </w:p>
+        </w:tc>
+        <w:tc>
+          <w:tcPr/>
+          <w:p>
+            <w:pPr>
+              <w:pStyle w:val="Compact"/>
+              <w:jc w:val="left"/>
+            </w:pPr>
+            <w:r>
+              <w:t xml:space="preserve">R$ 547.293</w:t>
+            </w:r>
+          </w:p>
+        </w:tc>
+        <w:tc>
+          <w:tcPr/>
+          <w:p>
+            <w:pPr>
+              <w:pStyle w:val="Compact"/>
+              <w:jc w:val="left"/>
+            </w:pPr>
+            <w:r>
+              <w:t xml:space="preserve">11,42%</w:t>
             </w:r>
           </w:p>
         </w:tc>
@@ -5962,43 +5962,43 @@
               <w:jc w:val="left"/>
             </w:pPr>
             <w:r>
-              <w:t xml:space="preserve">8.049 un</w:t>
-            </w:r>
-          </w:p>
-        </w:tc>
-        <w:tc>
-          <w:tcPr/>
-          <w:p>
-            <w:pPr>
-              <w:pStyle w:val="Compact"/>
-              <w:jc w:val="left"/>
-            </w:pPr>
-            <w:r>
-              <w:t xml:space="preserve">0.8</w:t>
-            </w:r>
-          </w:p>
-        </w:tc>
-        <w:tc>
-          <w:tcPr/>
-          <w:p>
-            <w:pPr>
-              <w:pStyle w:val="Compact"/>
-              <w:jc w:val="left"/>
-            </w:pPr>
-            <w:r>
-              <w:t xml:space="preserve">R$ 23.986</w:t>
-            </w:r>
-          </w:p>
-        </w:tc>
-        <w:tc>
-          <w:tcPr/>
-          <w:p>
-            <w:pPr>
-              <w:pStyle w:val="Compact"/>
-              <w:jc w:val="left"/>
-            </w:pPr>
-            <w:r>
-              <w:t xml:space="preserve">0,50%</w:t>
+              <w:t xml:space="preserve">7.361 un</w:t>
+            </w:r>
+          </w:p>
+        </w:tc>
+        <w:tc>
+          <w:tcPr/>
+          <w:p>
+            <w:pPr>
+              <w:pStyle w:val="Compact"/>
+              <w:jc w:val="left"/>
+            </w:pPr>
+            <w:r>
+              <w:t xml:space="preserve">0.7</w:t>
+            </w:r>
+          </w:p>
+        </w:tc>
+        <w:tc>
+          <w:tcPr/>
+          <w:p>
+            <w:pPr>
+              <w:pStyle w:val="Compact"/>
+              <w:jc w:val="left"/>
+            </w:pPr>
+            <w:r>
+              <w:t xml:space="preserve">R$ 21.935</w:t>
+            </w:r>
+          </w:p>
+        </w:tc>
+        <w:tc>
+          <w:tcPr/>
+          <w:p>
+            <w:pPr>
+              <w:pStyle w:val="Compact"/>
+              <w:jc w:val="left"/>
+            </w:pPr>
+            <w:r>
+              <w:t xml:space="preserve">0,46%</w:t>
             </w:r>
           </w:p>
         </w:tc>
@@ -6036,43 +6036,43 @@
               <w:jc w:val="left"/>
             </w:pPr>
             <w:r>
-              <w:t xml:space="preserve">10.004 un</w:t>
-            </w:r>
-          </w:p>
-        </w:tc>
-        <w:tc>
-          <w:tcPr/>
-          <w:p>
-            <w:pPr>
-              <w:pStyle w:val="Compact"/>
-              <w:jc w:val="left"/>
-            </w:pPr>
-            <w:r>
-              <w:t xml:space="preserve">1.9</w:t>
-            </w:r>
-          </w:p>
-        </w:tc>
-        <w:tc>
-          <w:tcPr/>
-          <w:p>
-            <w:pPr>
-              <w:pStyle w:val="Compact"/>
-              <w:jc w:val="left"/>
-            </w:pPr>
-            <w:r>
-              <w:t xml:space="preserve">R$ 42.618</w:t>
-            </w:r>
-          </w:p>
-        </w:tc>
-        <w:tc>
-          <w:tcPr/>
-          <w:p>
-            <w:pPr>
-              <w:pStyle w:val="Compact"/>
-              <w:jc w:val="left"/>
-            </w:pPr>
-            <w:r>
-              <w:t xml:space="preserve">0,89%</w:t>
+              <w:t xml:space="preserve">7.961 un</w:t>
+            </w:r>
+          </w:p>
+        </w:tc>
+        <w:tc>
+          <w:tcPr/>
+          <w:p>
+            <w:pPr>
+              <w:pStyle w:val="Compact"/>
+              <w:jc w:val="left"/>
+            </w:pPr>
+            <w:r>
+              <w:t xml:space="preserve">1.5</w:t>
+            </w:r>
+          </w:p>
+        </w:tc>
+        <w:tc>
+          <w:tcPr/>
+          <w:p>
+            <w:pPr>
+              <w:pStyle w:val="Compact"/>
+              <w:jc w:val="left"/>
+            </w:pPr>
+            <w:r>
+              <w:t xml:space="preserve">R$ 33.912</w:t>
+            </w:r>
+          </w:p>
+        </w:tc>
+        <w:tc>
+          <w:tcPr/>
+          <w:p>
+            <w:pPr>
+              <w:pStyle w:val="Compact"/>
+              <w:jc w:val="left"/>
+            </w:pPr>
+            <w:r>
+              <w:t xml:space="preserve">0,71%</w:t>
             </w:r>
           </w:p>
         </w:tc>
@@ -6258,43 +6258,43 @@
               <w:jc w:val="left"/>
             </w:pPr>
             <w:r>
-              <w:t xml:space="preserve">11.658 m²</w:t>
-            </w:r>
-          </w:p>
-        </w:tc>
-        <w:tc>
-          <w:tcPr/>
-          <w:p>
-            <w:pPr>
-              <w:pStyle w:val="Compact"/>
-              <w:jc w:val="left"/>
-            </w:pPr>
-            <w:r>
-              <w:t xml:space="preserve">25.0</w:t>
-            </w:r>
-          </w:p>
-        </w:tc>
-        <w:tc>
-          <w:tcPr/>
-          <w:p>
-            <w:pPr>
-              <w:pStyle w:val="Compact"/>
-              <w:jc w:val="left"/>
-            </w:pPr>
-            <w:r>
-              <w:t xml:space="preserve">R$ 767.456</w:t>
-            </w:r>
-          </w:p>
-        </w:tc>
-        <w:tc>
-          <w:tcPr/>
-          <w:p>
-            <w:pPr>
-              <w:pStyle w:val="Compact"/>
-              <w:jc w:val="left"/>
-            </w:pPr>
-            <w:r>
-              <w:t xml:space="preserve">16,02%</w:t>
+              <w:t xml:space="preserve">8.965 m²</w:t>
+            </w:r>
+          </w:p>
+        </w:tc>
+        <w:tc>
+          <w:tcPr/>
+          <w:p>
+            <w:pPr>
+              <w:pStyle w:val="Compact"/>
+              <w:jc w:val="left"/>
+            </w:pPr>
+            <w:r>
+              <w:t xml:space="preserve">19.2</w:t>
+            </w:r>
+          </w:p>
+        </w:tc>
+        <w:tc>
+          <w:tcPr/>
+          <w:p>
+            <w:pPr>
+              <w:pStyle w:val="Compact"/>
+              <w:jc w:val="left"/>
+            </w:pPr>
+            <w:r>
+              <w:t xml:space="preserve">R$ 590.179</w:t>
+            </w:r>
+          </w:p>
+        </w:tc>
+        <w:tc>
+          <w:tcPr/>
+          <w:p>
+            <w:pPr>
+              <w:pStyle w:val="Compact"/>
+              <w:jc w:val="left"/>
+            </w:pPr>
+            <w:r>
+              <w:t xml:space="preserve">12,32%</w:t>
             </w:r>
           </w:p>
         </w:tc>
@@ -6332,43 +6332,43 @@
               <w:jc w:val="left"/>
             </w:pPr>
             <w:r>
-              <w:t xml:space="preserve">7.454 m²</w:t>
-            </w:r>
-          </w:p>
-        </w:tc>
-        <w:tc>
-          <w:tcPr/>
-          <w:p>
-            <w:pPr>
-              <w:pStyle w:val="Compact"/>
-              <w:jc w:val="left"/>
-            </w:pPr>
-            <w:r>
-              <w:t xml:space="preserve">14.1</w:t>
-            </w:r>
-          </w:p>
-        </w:tc>
-        <w:tc>
-          <w:tcPr/>
-          <w:p>
-            <w:pPr>
-              <w:pStyle w:val="Compact"/>
-              <w:jc w:val="left"/>
-            </w:pPr>
-            <w:r>
-              <w:t xml:space="preserve">R$ 430.294</w:t>
-            </w:r>
-          </w:p>
-        </w:tc>
-        <w:tc>
-          <w:tcPr/>
-          <w:p>
-            <w:pPr>
-              <w:pStyle w:val="Compact"/>
-              <w:jc w:val="left"/>
-            </w:pPr>
-            <w:r>
-              <w:t xml:space="preserve">8,98%</w:t>
+              <w:t xml:space="preserve">10.524 m²</w:t>
+            </w:r>
+          </w:p>
+        </w:tc>
+        <w:tc>
+          <w:tcPr/>
+          <w:p>
+            <w:pPr>
+              <w:pStyle w:val="Compact"/>
+              <w:jc w:val="left"/>
+            </w:pPr>
+            <w:r>
+              <w:t xml:space="preserve">19.9</w:t>
+            </w:r>
+          </w:p>
+        </w:tc>
+        <w:tc>
+          <w:tcPr/>
+          <w:p>
+            <w:pPr>
+              <w:pStyle w:val="Compact"/>
+              <w:jc w:val="left"/>
+            </w:pPr>
+            <w:r>
+              <w:t xml:space="preserve">R$ 607.571</w:t>
+            </w:r>
+          </w:p>
+        </w:tc>
+        <w:tc>
+          <w:tcPr/>
+          <w:p>
+            <w:pPr>
+              <w:pStyle w:val="Compact"/>
+              <w:jc w:val="left"/>
+            </w:pPr>
+            <w:r>
+              <w:t xml:space="preserve">12,68%</w:t>
             </w:r>
           </w:p>
         </w:tc>
@@ -6410,7 +6410,7 @@
                 <w:bCs/>
                 <w:b/>
               </w:rPr>
-              <w:t xml:space="preserve">1.004.985 peças + 19.112 m²</w:t>
+              <w:t xml:space="preserve">1.001.419 peças + 19.490 m²</w:t>
             </w:r>
           </w:p>
         </w:tc>
@@ -6426,7 +6426,7 @@
                 <w:bCs/>
                 <w:b/>
               </w:rPr>
-              <w:t xml:space="preserve">173.0</w:t>
+              <w:t xml:space="preserve">173.5</w:t>
             </w:r>
           </w:p>
         </w:tc>
@@ -6479,7 +6479,7 @@
         <w:t xml:space="preserve"> </w:t>
       </w:r>
       <w:r>
-        <w:t xml:space="preserve">Os 173,0 dias de produção do plano equivalem a</w:t>
+        <w:t xml:space="preserve">Os 173,5 dias de produção do plano equivalem a</w:t>
       </w:r>
       <w:r>
         <w:t xml:space="preserve"> </w:t>
@@ -6505,7 +6505,7 @@
           <w:bCs/>
           <w:b/>
         </w:rPr>
-        <w:t xml:space="preserve">folga de ≈40 dias efetivos/ano</w:t>
+        <w:t xml:space="preserve">folga de ≈34 dias efetivos/ano</w:t>
       </w:r>
       <w:r>
         <w:t xml:space="preserve"> </w:t>
@@ -6521,7 +6521,7 @@
           <w:bCs/>
           <w:b/>
         </w:rPr>
-        <w:t xml:space="preserve">R$ 5.732.361/ano</w:t>
+        <w:t xml:space="preserve">R$ 5.717.703/ano</w:t>
       </w:r>
       <w:r>
         <w:t xml:space="preserve"> </w:t>
@@ -6545,30 +6545,30 @@
         <w:t xml:space="preserve"> </w:t>
       </w:r>
       <w:r>
-        <w:t xml:space="preserve">As quantidades implicam shares consistentes: ≈989 mil peças de alvenaria =</w:t>
-      </w:r>
-      <w:r>
-        <w:t xml:space="preserve"> </w:t>
-      </w:r>
-      <w:r>
-        <w:rPr>
-          <w:bCs/>
-          <w:b/>
-        </w:rPr>
-        <w:t xml:space="preserve">16–25% do mercado regional de 4 a 6 milhões de blocos-eq/ano</w:t>
-      </w:r>
-      <w:r>
-        <w:t xml:space="preserve">, e 17.157 m² de piso =</w:t>
-      </w:r>
-      <w:r>
-        <w:t xml:space="preserve"> </w:t>
-      </w:r>
-      <w:r>
-        <w:rPr>
-          <w:bCs/>
-          <w:b/>
-        </w:rPr>
-        <w:t xml:space="preserve">11–25% do mercado de 70 a 150 mil m²/ano</w:t>
+        <w:t xml:space="preserve">As quantidades implicam shares consistentes: ≈1.001 mil peças de alvenaria =</w:t>
+      </w:r>
+      <w:r>
+        <w:t xml:space="preserve"> </w:t>
+      </w:r>
+      <w:r>
+        <w:rPr>
+          <w:bCs/>
+          <w:b/>
+        </w:rPr>
+        <w:t xml:space="preserve">17–25% do mercado regional de 4 a 6 milhões de blocos-eq/ano</w:t>
+      </w:r>
+      <w:r>
+        <w:t xml:space="preserve">, e 19.490 m² de piso =</w:t>
+      </w:r>
+      <w:r>
+        <w:t xml:space="preserve"> </w:t>
+      </w:r>
+      <w:r>
+        <w:rPr>
+          <w:bCs/>
+          <w:b/>
+        </w:rPr>
+        <w:t xml:space="preserve">13–28% do mercado de 70 a 150 mil m²/ano</w:t>
       </w:r>
       <w:r>
         <w:t xml:space="preserve"> </w:t>
@@ -6626,7 +6626,7 @@
               <w:jc w:val="left"/>
             </w:pPr>
             <w:r>
-              <w:t xml:space="preserve">% da capacidade EFETIVA (R$ 5,73 mi — §3.7)</w:t>
+              <w:t xml:space="preserve">% da capacidade EFETIVA (R$ 5,72 mi — §3.7)</w:t>
             </w:r>
           </w:p>
         </w:tc>
@@ -15226,7 +15226,7 @@
           <w:bCs/>
           <w:b/>
         </w:rPr>
-        <w:t xml:space="preserve">28,1%</w:t>
+        <w:t xml:space="preserve">28,5%</w:t>
       </w:r>
       <w:r>
         <w:t xml:space="preserve"> </w:t>
@@ -15603,7 +15603,7 @@
         <w:t xml:space="preserve"> </w:t>
       </w:r>
       <w:r>
-        <w:t xml:space="preserve">sobre a receita (derivada de 28,1% no mix do §5.4 — Apêndice A):</w:t>
+        <w:t xml:space="preserve">sobre a receita (derivada de 28,5% no mix do §5.4 — Apêndice A):</w:t>
       </w:r>
     </w:p>
     <w:p>
@@ -16204,23 +16204,23 @@
         <w:t xml:space="preserve"> </w:t>
       </w:r>
       <w:r>
-        <w:t xml:space="preserve">A ancoragem dos preços no insumo SINAPI-ES (§6.4) derrubou a margem de contribuição de 30,2% para 28,1% e elevou o custo total projetado de 82,8% para</w:t>
-      </w:r>
-      <w:r>
-        <w:t xml:space="preserve"> </w:t>
-      </w:r>
-      <w:r>
-        <w:rPr>
-          <w:bCs/>
-          <w:b/>
-        </w:rPr>
-        <w:t xml:space="preserve">85,0% da receita</w:t>
-      </w:r>
-      <w:r>
-        <w:t xml:space="preserve"> </w:t>
-      </w:r>
-      <w:r>
-        <w:t xml:space="preserve">— meio ponto acima do teto de 84,39% da faixa de custo padrão de referência do banco. A consequência prática é dupla e precisa ser dita ao analista sem rodeio: o EBITDA de regime cai de R$ 813 mil para R$ 717 mil, e o DSCR da estrutura recomendada cai de 1,36–1,47× para 1,20–1,30×. O projeto continua pagando o serviço da dívida na estrutura de 12 anos, mas a folga encolheu — e as alavancas de recuperação estão identificadas: enriquecer o mix (canaletas e estrutural têm margem acima da média), praticar o prêmio de 50 MPa no paver de 8 cm (não computado na receita) e otimizar o regime tributário, já premissado no topo (15%).</w:t>
+        <w:t xml:space="preserve">A ancoragem dos preços no insumo SINAPI-ES (§6.4) derrubou a margem de contribuição de 30,2% para 28,5% e elevou o custo total projetado de 82,8% para</w:t>
+      </w:r>
+      <w:r>
+        <w:t xml:space="preserve"> </w:t>
+      </w:r>
+      <w:r>
+        <w:rPr>
+          <w:bCs/>
+          <w:b/>
+        </w:rPr>
+        <w:t xml:space="preserve">84,6% da receita</w:t>
+      </w:r>
+      <w:r>
+        <w:t xml:space="preserve"> </w:t>
+      </w:r>
+      <w:r>
+        <w:t xml:space="preserve">— praticamente no teto de 84,39% da faixa de custo padrão de referência do banco. A consequência prática é dupla e precisa ser dita ao analista sem rodeio: o EBITDA de regime cai de R$ 813 mil para R$ 717 mil, e o DSCR da estrutura recomendada cai de 1,36–1,47× para 1,20–1,30×. O projeto continua pagando o serviço da dívida na estrutura de 12 anos, mas a folga encolheu — e as alavancas de recuperação estão identificadas: enriquecer o mix (canaletas e estrutural têm margem acima da média), praticar o prêmio de 50 MPa no paver de 8 cm (não computado na receita) e otimizar o regime tributário, já premissado no topo (15%).</w:t>
       </w:r>
     </w:p>
     <w:p>
@@ -17114,7 +17114,7 @@
               <w:jc w:val="left"/>
             </w:pPr>
             <w:r>
-              <w:t xml:space="preserve">≥28% (derivada: 28,1% — §13.2)</w:t>
+              <w:t xml:space="preserve">≥28% (derivada: 28,5% — §13.2)</w:t>
             </w:r>
           </w:p>
         </w:tc>
@@ -18281,7 +18281,7 @@
         <w:t xml:space="preserve">Economia do negócio</w:t>
       </w:r>
       <w:r>
-        <w:t xml:space="preserve">: plano-base limitado ao teto de pequena empresa (R$ 4,79 milhões/ano — LC 123), vendendo ≈1.005 mil peças de alvenaria + 19.112 m² de piso intertravado com</w:t>
+        <w:t xml:space="preserve">: plano-base limitado ao teto de pequena empresa (R$ 4,79 milhões/ano — LC 123), vendendo ≈1.001 mil peças de alvenaria + 19.490 m² de piso intertravado com</w:t>
       </w:r>
       <w:r>
         <w:t xml:space="preserve"> </w:t>
